--- a/frontend/static/examples/實習履歷(空白).docx
+++ b/frontend/static/examples/實習履歷(空白).docx
@@ -438,8 +438,8 @@
         <w:rPr>
           <w:rFonts w:ascii="標楷體" w:eastAsia="標楷體" w:hAnsi="標楷體"/>
           <w:b/>
-          <w:sz w:val="40"/>
-          <w:szCs w:val="40"/>
+          <w:sz w:val="32"/>
+          <w:szCs w:val="32"/>
         </w:rPr>
       </w:pPr>
       <w:r>
@@ -449,7 +449,7 @@
           <w:sz w:val="40"/>
           <w:szCs w:val="40"/>
         </w:rPr>
-        <w:t>實習期間：中華民國1</w:t>
+        <w:t>實習期間：</w:t>
       </w:r>
       <w:r>
         <w:rPr>
@@ -458,110 +458,184 @@
           <w:sz w:val="40"/>
           <w:szCs w:val="40"/>
         </w:rPr>
-        <w:t>1</w:t>
+        <w:t xml:space="preserve">中華民國 </w:t>
       </w:r>
       <w:r>
         <w:rPr>
-          <w:rFonts w:ascii="標楷體" w:eastAsia="標楷體" w:hAnsi="標楷體" w:hint="eastAsia"/>
+          <w:rFonts w:ascii="標楷體" w:eastAsia="標楷體" w:hAnsi="標楷體"/>
+          <w:sz w:val="40"/>
+          <w:szCs w:val="40"/>
+        </w:rPr>
+        <w:t xml:space="preserve">{{ </w:t>
+      </w:r>
+      <w:proofErr w:type="spellStart"/>
+      <w:r>
+        <w:rPr>
+          <w:rFonts w:ascii="標楷體" w:eastAsia="標楷體" w:hAnsi="標楷體"/>
+          <w:sz w:val="40"/>
+          <w:szCs w:val="40"/>
+        </w:rPr>
+        <w:t>InternStartYear_TW</w:t>
+      </w:r>
+      <w:proofErr w:type="spellEnd"/>
+      <w:r>
+        <w:rPr>
+          <w:rFonts w:ascii="標楷體" w:eastAsia="標楷體" w:hAnsi="標楷體"/>
+          <w:sz w:val="40"/>
+          <w:szCs w:val="40"/>
+        </w:rPr>
+        <w:t xml:space="preserve"> }}</w:t>
+      </w:r>
+      <w:r>
+        <w:rPr>
+          <w:rFonts w:ascii="標楷體" w:eastAsia="標楷體" w:hAnsi="標楷體"/>
           <w:b/>
           <w:sz w:val="40"/>
           <w:szCs w:val="40"/>
         </w:rPr>
-        <w:t>3</w:t>
+        <w:t xml:space="preserve"> 年 </w:t>
       </w:r>
       <w:r>
         <w:rPr>
-          <w:rFonts w:ascii="標楷體" w:eastAsia="標楷體" w:hAnsi="標楷體" w:hint="eastAsia"/>
+          <w:rFonts w:ascii="標楷體" w:eastAsia="標楷體" w:hAnsi="標楷體"/>
+          <w:sz w:val="40"/>
+          <w:szCs w:val="40"/>
+        </w:rPr>
+        <w:lastRenderedPageBreak/>
+        <w:t xml:space="preserve">{{ </w:t>
+      </w:r>
+      <w:proofErr w:type="spellStart"/>
+      <w:r>
+        <w:rPr>
+          <w:rFonts w:ascii="標楷體" w:eastAsia="標楷體" w:hAnsi="標楷體"/>
+          <w:sz w:val="40"/>
+          <w:szCs w:val="40"/>
+        </w:rPr>
+        <w:t>InternStartMonth</w:t>
+      </w:r>
+      <w:proofErr w:type="spellEnd"/>
+      <w:r>
+        <w:rPr>
+          <w:rFonts w:ascii="標楷體" w:eastAsia="標楷體" w:hAnsi="標楷體"/>
+          <w:sz w:val="40"/>
+          <w:szCs w:val="40"/>
+        </w:rPr>
+        <w:t xml:space="preserve"> }}</w:t>
+      </w:r>
+      <w:r>
+        <w:rPr>
+          <w:rFonts w:ascii="標楷體" w:eastAsia="標楷體" w:hAnsi="標楷體"/>
           <w:b/>
           <w:sz w:val="40"/>
           <w:szCs w:val="40"/>
         </w:rPr>
-        <w:t>年</w:t>
+        <w:t xml:space="preserve"> 月 </w:t>
       </w:r>
       <w:r>
         <w:rPr>
-          <w:rFonts w:ascii="標楷體" w:eastAsia="標楷體" w:hAnsi="標楷體" w:hint="eastAsia"/>
+          <w:rFonts w:ascii="標楷體" w:eastAsia="標楷體" w:hAnsi="標楷體"/>
+          <w:sz w:val="40"/>
+          <w:szCs w:val="40"/>
+        </w:rPr>
+        <w:t xml:space="preserve">{{ </w:t>
+      </w:r>
+      <w:proofErr w:type="spellStart"/>
+      <w:r>
+        <w:rPr>
+          <w:rFonts w:ascii="標楷體" w:eastAsia="標楷體" w:hAnsi="標楷體"/>
+          <w:sz w:val="40"/>
+          <w:szCs w:val="40"/>
+        </w:rPr>
+        <w:t>InternStartDay</w:t>
+      </w:r>
+      <w:proofErr w:type="spellEnd"/>
+      <w:r>
+        <w:rPr>
+          <w:rFonts w:ascii="標楷體" w:eastAsia="標楷體" w:hAnsi="標楷體"/>
+          <w:sz w:val="40"/>
+          <w:szCs w:val="40"/>
+        </w:rPr>
+        <w:t xml:space="preserve"> }}</w:t>
+      </w:r>
+      <w:r>
+        <w:rPr>
+          <w:rFonts w:ascii="標楷體" w:eastAsia="標楷體" w:hAnsi="標楷體"/>
           <w:b/>
           <w:sz w:val="40"/>
           <w:szCs w:val="40"/>
         </w:rPr>
-        <w:t>2</w:t>
+        <w:t xml:space="preserve"> 日至 </w:t>
       </w:r>
       <w:r>
         <w:rPr>
-          <w:rFonts w:ascii="標楷體" w:eastAsia="標楷體" w:hAnsi="標楷體" w:hint="eastAsia"/>
+          <w:rFonts w:ascii="標楷體" w:eastAsia="標楷體" w:hAnsi="標楷體"/>
+          <w:sz w:val="40"/>
+          <w:szCs w:val="40"/>
+        </w:rPr>
+        <w:t xml:space="preserve">{{ </w:t>
+      </w:r>
+      <w:proofErr w:type="spellStart"/>
+      <w:r>
+        <w:rPr>
+          <w:rFonts w:ascii="標楷體" w:eastAsia="標楷體" w:hAnsi="標楷體"/>
+          <w:sz w:val="40"/>
+          <w:szCs w:val="40"/>
+        </w:rPr>
+        <w:t>InternEndMonth</w:t>
+      </w:r>
+      <w:proofErr w:type="spellEnd"/>
+      <w:r>
+        <w:rPr>
+          <w:rFonts w:ascii="標楷體" w:eastAsia="標楷體" w:hAnsi="標楷體"/>
+          <w:sz w:val="40"/>
+          <w:szCs w:val="40"/>
+        </w:rPr>
+        <w:t xml:space="preserve"> }}</w:t>
+      </w:r>
+      <w:r>
+        <w:rPr>
+          <w:rFonts w:ascii="標楷體" w:eastAsia="標楷體" w:hAnsi="標楷體"/>
           <w:b/>
           <w:sz w:val="40"/>
           <w:szCs w:val="40"/>
         </w:rPr>
-        <w:t>月</w:t>
+        <w:t xml:space="preserve"> 月 </w:t>
       </w:r>
       <w:r>
         <w:rPr>
-          <w:rFonts w:ascii="標楷體" w:eastAsia="標楷體" w:hAnsi="標楷體" w:hint="eastAsia"/>
+          <w:rFonts w:ascii="標楷體" w:eastAsia="標楷體" w:hAnsi="標楷體"/>
+          <w:sz w:val="40"/>
+          <w:szCs w:val="40"/>
+        </w:rPr>
+        <w:t xml:space="preserve">{{ </w:t>
+      </w:r>
+      <w:proofErr w:type="spellStart"/>
+      <w:r>
+        <w:rPr>
+          <w:rFonts w:ascii="標楷體" w:eastAsia="標楷體" w:hAnsi="標楷體"/>
+          <w:sz w:val="40"/>
+          <w:szCs w:val="40"/>
+        </w:rPr>
+        <w:t>InternEndDay</w:t>
+      </w:r>
+      <w:proofErr w:type="spellEnd"/>
+      <w:r>
+        <w:rPr>
+          <w:rFonts w:ascii="標楷體" w:eastAsia="標楷體" w:hAnsi="標楷體"/>
+          <w:sz w:val="40"/>
+          <w:szCs w:val="40"/>
+        </w:rPr>
+        <w:t xml:space="preserve"> }}</w:t>
+      </w:r>
+      <w:r>
+        <w:rPr>
+          <w:rFonts w:ascii="標楷體" w:eastAsia="標楷體" w:hAnsi="標楷體"/>
           <w:b/>
           <w:sz w:val="40"/>
           <w:szCs w:val="40"/>
         </w:rPr>
-        <w:t>19</w:t>
+        <w:t xml:space="preserve"> 日</w:t>
       </w:r>
-      <w:r>
-        <w:rPr>
-          <w:rFonts w:ascii="標楷體" w:eastAsia="標楷體" w:hAnsi="標楷體" w:hint="eastAsia"/>
-          <w:b/>
-          <w:sz w:val="40"/>
-          <w:szCs w:val="40"/>
-        </w:rPr>
-        <w:t>日至</w:t>
-      </w:r>
-      <w:r>
-        <w:rPr>
-          <w:rFonts w:ascii="標楷體" w:eastAsia="標楷體" w:hAnsi="標楷體" w:hint="eastAsia"/>
-          <w:b/>
-          <w:sz w:val="40"/>
-          <w:szCs w:val="40"/>
-        </w:rPr>
-        <w:t>6</w:t>
-      </w:r>
-      <w:r>
-        <w:rPr>
-          <w:rFonts w:ascii="標楷體" w:eastAsia="標楷體" w:hAnsi="標楷體" w:hint="eastAsia"/>
-          <w:b/>
-          <w:sz w:val="40"/>
-          <w:szCs w:val="40"/>
-        </w:rPr>
-        <w:t>月</w:t>
-      </w:r>
-      <w:r>
-        <w:rPr>
-          <w:rFonts w:ascii="標楷體" w:eastAsia="標楷體" w:hAnsi="標楷體" w:hint="eastAsia"/>
-          <w:b/>
-          <w:sz w:val="40"/>
-          <w:szCs w:val="40"/>
-        </w:rPr>
-        <w:t>21</w:t>
-      </w:r>
-      <w:r>
-        <w:rPr>
-          <w:rFonts w:ascii="標楷體" w:eastAsia="標楷體" w:hAnsi="標楷體" w:hint="eastAsia"/>
-          <w:b/>
-          <w:sz w:val="40"/>
-          <w:szCs w:val="40"/>
-        </w:rPr>
-        <w:t>日</w:t>
-      </w:r>
-    </w:p>
-    <w:p>
-      <w:pPr>
-        <w:spacing w:line="520" w:lineRule="exact"/>
-        <w:jc w:val="center"/>
-        <w:rPr>
-          <w:rFonts w:ascii="標楷體" w:eastAsia="標楷體" w:hAnsi="標楷體"/>
-          <w:b/>
-          <w:sz w:val="32"/>
-          <w:szCs w:val="32"/>
-        </w:rPr>
-      </w:pPr>
       <w:r>
         <w:rPr>
           <w:rFonts w:ascii="標楷體" w:eastAsia="標楷體" w:hAnsi="標楷體"/>
@@ -2538,6 +2612,7 @@
               <w:rPr>
                 <w:rFonts w:ascii="標楷體" w:eastAsia="標楷體" w:hAnsi="標楷體"/>
               </w:rPr>
+              <w:lastRenderedPageBreak/>
               <w:t>{{ CourseName_</w:t>
             </w:r>
             <w:r>
@@ -2571,14 +2646,7 @@
               <w:rPr>
                 <w:rFonts w:ascii="標楷體" w:eastAsia="標楷體" w:hAnsi="標楷體"/>
               </w:rPr>
-              <w:t>{{ Cr</w:t>
-            </w:r>
-            <w:r>
-              <w:rPr>
-                <w:rFonts w:ascii="標楷體" w:eastAsia="標楷體" w:hAnsi="標楷體"/>
-              </w:rPr>
-              <w:lastRenderedPageBreak/>
-              <w:t>edits_</w:t>
+              <w:t>{{ Credits_</w:t>
             </w:r>
             <w:r>
               <w:rPr>
@@ -2611,7 +2679,6 @@
               <w:rPr>
                 <w:rFonts w:ascii="標楷體" w:eastAsia="標楷體" w:hAnsi="標楷體"/>
               </w:rPr>
-              <w:lastRenderedPageBreak/>
               <w:t>{{ CourseName_</w:t>
             </w:r>
             <w:r>
@@ -2645,14 +2712,7 @@
               <w:rPr>
                 <w:rFonts w:ascii="標楷體" w:eastAsia="標楷體" w:hAnsi="標楷體"/>
               </w:rPr>
-              <w:t>{{ Cr</w:t>
-            </w:r>
-            <w:r>
-              <w:rPr>
-                <w:rFonts w:ascii="標楷體" w:eastAsia="標楷體" w:hAnsi="標楷體"/>
-              </w:rPr>
-              <w:lastRenderedPageBreak/>
-              <w:t>edits_</w:t>
+              <w:t>{{ Credits_</w:t>
             </w:r>
             <w:r>
               <w:rPr>
@@ -2685,7 +2745,6 @@
               <w:rPr>
                 <w:rFonts w:ascii="標楷體" w:eastAsia="標楷體" w:hAnsi="標楷體"/>
               </w:rPr>
-              <w:lastRenderedPageBreak/>
               <w:t>{{ CourseName_</w:t>
             </w:r>
             <w:r>
@@ -2718,14 +2777,7 @@
               <w:rPr>
                 <w:rFonts w:ascii="標楷體" w:eastAsia="標楷體" w:hAnsi="標楷體"/>
               </w:rPr>
-              <w:t>{{ Cr</w:t>
-            </w:r>
-            <w:r>
-              <w:rPr>
-                <w:rFonts w:ascii="標楷體" w:eastAsia="標楷體" w:hAnsi="標楷體"/>
-              </w:rPr>
-              <w:lastRenderedPageBreak/>
-              <w:t>edits_</w:t>
+              <w:t>{{ Credits_</w:t>
             </w:r>
             <w:r>
               <w:rPr>
@@ -2763,7 +2815,6 @@
               <w:rPr>
                 <w:rFonts w:ascii="標楷體" w:eastAsia="標楷體" w:hAnsi="標楷體"/>
               </w:rPr>
-              <w:lastRenderedPageBreak/>
               <w:t>{{ CourseName_</w:t>
             </w:r>
             <w:r>
@@ -8102,13 +8153,49 @@
       </w:pPr>
       <w:r>
         <w:rPr>
-          <w:rFonts w:ascii="標楷體" w:eastAsia="標楷體" w:hAnsi="標楷體" w:hint="eastAsia"/>
+          <w:rFonts w:ascii="標楷體" w:eastAsia="標楷體" w:hAnsi="標楷體"/>
           <w:b/>
           <w:bCs/>
           <w:sz w:val="32"/>
           <w:szCs w:val="32"/>
         </w:rPr>
-        <w:t>(查詢區間：1112至1121學期)</w:t>
+        <w:t>(查詢區間：</w:t>
+      </w:r>
+      <w:r>
+        <w:rPr>
+          <w:rFonts w:ascii="標楷體" w:eastAsia="標楷體" w:hAnsi="標楷體"/>
+          <w:sz w:val="32"/>
+          <w:szCs w:val="32"/>
+        </w:rPr>
+        <w:t>{{ PrevSemester_1 }}</w:t>
+      </w:r>
+      <w:r>
+        <w:rPr>
+          <w:rFonts w:ascii="標楷體" w:eastAsia="標楷體" w:hAnsi="標楷體"/>
+          <w:b/>
+          <w:bCs/>
+          <w:sz w:val="32"/>
+          <w:szCs w:val="32"/>
+        </w:rPr>
+        <w:t xml:space="preserve"> 至 </w:t>
+      </w:r>
+      <w:r>
+        <w:rPr>
+          <w:rFonts w:ascii="標楷體" w:eastAsia="標楷體" w:hAnsi="標楷體"/>
+          <w:sz w:val="32"/>
+          <w:szCs w:val="32"/>
+        </w:rPr>
+        <w:t>{{ PrevSemester_2 }}</w:t>
+      </w:r>
+      <w:r>
+        <w:rPr>
+          <w:rFonts w:ascii="標楷體" w:eastAsia="標楷體" w:hAnsi="標楷體"/>
+          <w:b/>
+          <w:bCs/>
+          <w:sz w:val="32"/>
+          <w:szCs w:val="32"/>
+        </w:rPr>
+        <w:t xml:space="preserve"> 學期)</w:t>
       </w:r>
     </w:p>
     <w:p>

--- a/frontend/static/examples/實習履歷(空白).docx
+++ b/frontend/static/examples/實習履歷(空白).docx
@@ -701,7 +701,7 @@
     </w:p>
     <w:tbl>
       <w:tblPr>
-        <w:tblW w:w="10201" w:type="dxa"/>
+        <w:tblW w:w="17096" w:type="dxa"/>
         <w:jc w:val="center"/>
         <w:tblBorders>
           <w:top w:val="single" w:sz="4" w:space="0" w:color="auto"/>
@@ -719,19 +719,33 @@
         <w:tblLook w:val="0000" w:firstRow="0" w:lastRow="0" w:firstColumn="0" w:lastColumn="0" w:noHBand="0" w:noVBand="0"/>
       </w:tblPr>
       <w:tblGrid>
-        <w:gridCol w:w="1326"/>
-        <w:gridCol w:w="794"/>
-        <w:gridCol w:w="292"/>
-        <w:gridCol w:w="135"/>
-        <w:gridCol w:w="755"/>
-        <w:gridCol w:w="659"/>
-        <w:gridCol w:w="1136"/>
-        <w:gridCol w:w="994"/>
-        <w:gridCol w:w="708"/>
-        <w:gridCol w:w="848"/>
+        <w:gridCol w:w="1558"/>
+        <w:gridCol w:w="278"/>
+        <w:gridCol w:w="207"/>
+        <w:gridCol w:w="785"/>
+        <w:gridCol w:w="568"/>
+        <w:gridCol w:w="207"/>
+        <w:gridCol w:w="219"/>
+        <w:gridCol w:w="287"/>
+        <w:gridCol w:w="580"/>
+        <w:gridCol w:w="974"/>
+        <w:gridCol w:w="90"/>
+        <w:gridCol w:w="478"/>
+        <w:gridCol w:w="7"/>
+        <w:gridCol w:w="276"/>
+        <w:gridCol w:w="726"/>
+        <w:gridCol w:w="267"/>
+        <w:gridCol w:w="651"/>
+        <w:gridCol w:w="625"/>
+        <w:gridCol w:w="6"/>
+        <w:gridCol w:w="95"/>
+        <w:gridCol w:w="267"/>
+        <w:gridCol w:w="1276"/>
+        <w:gridCol w:w="6"/>
+        <w:gridCol w:w="1638"/>
+        <w:gridCol w:w="2048"/>
         <w:gridCol w:w="567"/>
-        <w:gridCol w:w="1279"/>
-        <w:gridCol w:w="708"/>
+        <w:gridCol w:w="2410"/>
       </w:tblGrid>
       <w:tr>
         <w:trPr>
@@ -741,15 +755,13 @@
         </w:trPr>
         <w:tc>
           <w:tcPr>
-            <w:tcW w:w="2122" w:type="dxa"/>
-            <w:gridSpan w:val="2"/>
+            <w:tcW w:w="1558" w:type="dxa"/>
             <w:tcBorders>
               <w:top w:val="single" w:sz="4" w:space="0" w:color="auto"/>
               <w:left w:val="single" w:sz="4" w:space="0" w:color="auto"/>
               <w:bottom w:val="nil"/>
               <w:right w:val="nil"/>
             </w:tcBorders>
-            <w:vAlign w:val="center"/>
           </w:tcPr>
           <w:p>
             <w:pPr>
@@ -759,31 +771,53 @@
                 <w:bCs/>
               </w:rPr>
             </w:pPr>
-            <w:bookmarkStart w:id="0" w:name="_Hlk213595918"/>
-            <w:r>
+          </w:p>
+        </w:tc>
+        <w:tc>
+          <w:tcPr>
+            <w:tcW w:w="2264" w:type="dxa"/>
+            <w:gridSpan w:val="6"/>
+            <w:tcBorders>
+              <w:top w:val="single" w:sz="4" w:space="0" w:color="auto"/>
+              <w:left w:val="single" w:sz="4" w:space="0" w:color="auto"/>
+              <w:bottom w:val="nil"/>
+              <w:right w:val="nil"/>
+            </w:tcBorders>
+            <w:vAlign w:val="center"/>
+          </w:tcPr>
+          <w:p>
+            <w:pPr>
               <w:rPr>
                 <w:rFonts w:ascii="標楷體" w:eastAsia="標楷體" w:hAnsi="標楷體"/>
                 <w:b/>
                 <w:bCs/>
               </w:rPr>
-              <w:t xml:space="preserve">學號：{{ </w:t>
-            </w:r>
-            <w:proofErr w:type="spellStart"/>
+            </w:pPr>
+            <w:bookmarkStart w:id="0" w:name="_Hlk213595918"/>
             <w:r>
               <w:rPr>
                 <w:rFonts w:ascii="標楷體" w:eastAsia="標楷體" w:hAnsi="標楷體"/>
                 <w:b/>
                 <w:bCs/>
               </w:rPr>
-              <w:t>StuID</w:t>
-            </w:r>
-            <w:proofErr w:type="spellEnd"/>
+              <w:t xml:space="preserve">學號：{{ </w:t>
+            </w:r>
+            <w:proofErr w:type="spellStart"/>
             <w:r>
               <w:rPr>
                 <w:rFonts w:ascii="標楷體" w:eastAsia="標楷體" w:hAnsi="標楷體"/>
                 <w:b/>
                 <w:bCs/>
               </w:rPr>
+              <w:t>StuID</w:t>
+            </w:r>
+            <w:proofErr w:type="spellEnd"/>
+            <w:r>
+              <w:rPr>
+                <w:rFonts w:ascii="標楷體" w:eastAsia="標楷體" w:hAnsi="標楷體"/>
+                <w:b/>
+                <w:bCs/>
+              </w:rPr>
               <w:t xml:space="preserve"> }}</w:t>
             </w:r>
             <w:bookmarkEnd w:id="0"/>
@@ -791,7 +825,78 @@
         </w:tc>
         <w:tc>
           <w:tcPr>
-            <w:tcW w:w="1842" w:type="dxa"/>
+            <w:tcW w:w="2416" w:type="dxa"/>
+            <w:gridSpan w:val="6"/>
+            <w:tcBorders>
+              <w:top w:val="single" w:sz="4" w:space="0" w:color="auto"/>
+              <w:left w:val="nil"/>
+              <w:bottom w:val="nil"/>
+              <w:right w:val="nil"/>
+            </w:tcBorders>
+            <w:vAlign w:val="center"/>
+          </w:tcPr>
+          <w:p>
+            <w:pPr>
+              <w:rPr>
+                <w:rFonts w:ascii="標楷體" w:eastAsia="標楷體" w:hAnsi="標楷體"/>
+                <w:b/>
+                <w:bCs/>
+              </w:rPr>
+            </w:pPr>
+            <w:bookmarkStart w:id="1" w:name="_Hlk213595943"/>
+            <w:r>
+              <w:rPr>
+                <w:rFonts w:ascii="標楷體" w:eastAsia="標楷體" w:hAnsi="標楷體"/>
+                <w:b/>
+                <w:bCs/>
+              </w:rPr>
+              <w:t xml:space="preserve">姓名：{{ </w:t>
+            </w:r>
+            <w:proofErr w:type="spellStart"/>
+            <w:r>
+              <w:rPr>
+                <w:rFonts w:ascii="標楷體" w:eastAsia="標楷體" w:hAnsi="標楷體"/>
+                <w:b/>
+                <w:bCs/>
+              </w:rPr>
+              <w:t>StuName</w:t>
+            </w:r>
+            <w:proofErr w:type="spellEnd"/>
+            <w:r>
+              <w:rPr>
+                <w:rFonts w:ascii="標楷體" w:eastAsia="標楷體" w:hAnsi="標楷體"/>
+                <w:b/>
+                <w:bCs/>
+              </w:rPr>
+              <w:t xml:space="preserve"> }}</w:t>
+            </w:r>
+            <w:bookmarkEnd w:id="1"/>
+          </w:p>
+        </w:tc>
+        <w:tc>
+          <w:tcPr>
+            <w:tcW w:w="2551" w:type="dxa"/>
+            <w:gridSpan w:val="6"/>
+            <w:tcBorders>
+              <w:top w:val="single" w:sz="4" w:space="0" w:color="auto"/>
+              <w:left w:val="nil"/>
+              <w:bottom w:val="nil"/>
+              <w:right w:val="nil"/>
+            </w:tcBorders>
+          </w:tcPr>
+          <w:p>
+            <w:pPr>
+              <w:rPr>
+                <w:rFonts w:ascii="標楷體" w:eastAsia="標楷體" w:hAnsi="標楷體"/>
+                <w:b/>
+                <w:bCs/>
+              </w:rPr>
+            </w:pPr>
+          </w:p>
+        </w:tc>
+        <w:tc>
+          <w:tcPr>
+            <w:tcW w:w="1644" w:type="dxa"/>
             <w:gridSpan w:val="4"/>
             <w:tcBorders>
               <w:top w:val="single" w:sz="4" w:space="0" w:color="auto"/>
@@ -799,7 +904,6 @@
               <w:bottom w:val="nil"/>
               <w:right w:val="nil"/>
             </w:tcBorders>
-            <w:vAlign w:val="center"/>
           </w:tcPr>
           <w:p>
             <w:pPr>
@@ -809,40 +913,12 @@
                 <w:bCs/>
               </w:rPr>
             </w:pPr>
-            <w:bookmarkStart w:id="1" w:name="_Hlk213595943"/>
-            <w:r>
-              <w:rPr>
-                <w:rFonts w:ascii="標楷體" w:eastAsia="標楷體" w:hAnsi="標楷體"/>
-                <w:b/>
-                <w:bCs/>
-              </w:rPr>
-              <w:t xml:space="preserve">姓名：{{ </w:t>
-            </w:r>
-            <w:proofErr w:type="spellStart"/>
-            <w:r>
-              <w:rPr>
-                <w:rFonts w:ascii="標楷體" w:eastAsia="標楷體" w:hAnsi="標楷體"/>
-                <w:b/>
-                <w:bCs/>
-              </w:rPr>
-              <w:t>StuName</w:t>
-            </w:r>
-            <w:proofErr w:type="spellEnd"/>
-            <w:r>
-              <w:rPr>
-                <w:rFonts w:ascii="標楷體" w:eastAsia="標楷體" w:hAnsi="標楷體"/>
-                <w:b/>
-                <w:bCs/>
-              </w:rPr>
-              <w:t xml:space="preserve"> }}</w:t>
-            </w:r>
-            <w:bookmarkEnd w:id="1"/>
           </w:p>
         </w:tc>
         <w:tc>
           <w:tcPr>
             <w:tcW w:w="4253" w:type="dxa"/>
-            <w:gridSpan w:val="5"/>
+            <w:gridSpan w:val="3"/>
             <w:tcBorders>
               <w:top w:val="single" w:sz="4" w:space="0" w:color="auto"/>
               <w:left w:val="nil"/>
@@ -982,8 +1058,7 @@
         </w:tc>
         <w:tc>
           <w:tcPr>
-            <w:tcW w:w="1984" w:type="dxa"/>
-            <w:gridSpan w:val="2"/>
+            <w:tcW w:w="2410" w:type="dxa"/>
             <w:tcBorders>
               <w:top w:val="single" w:sz="4" w:space="0" w:color="auto"/>
               <w:left w:val="nil"/>
@@ -1027,7 +1102,7 @@
               <mc:AlternateContent>
                 <mc:Choice Requires="wps">
                   <w:drawing>
-                    <wp:anchor distT="0" distB="0" distL="114300" distR="114300" simplePos="0" relativeHeight="251659264" behindDoc="0" locked="0" layoutInCell="1" allowOverlap="1" wp14:anchorId="3A4171C6" wp14:editId="4D61D3B5">
+                    <wp:anchor distT="0" distB="0" distL="114300" distR="114300" simplePos="0" relativeHeight="251665408" behindDoc="0" locked="0" layoutInCell="1" allowOverlap="1" wp14:anchorId="3A4171C6" wp14:editId="4D61D3B5">
                       <wp:simplePos x="0" y="0"/>
                       <wp:positionH relativeFrom="column">
                         <wp:posOffset>-99060</wp:posOffset>
@@ -1095,7 +1170,7 @@
                 </mc:Choice>
                 <mc:Fallback>
                   <w:pict>
-                    <v:rect w14:anchorId="24674753" id="矩形 3" o:spid="_x0000_s1026" style="position:absolute;margin-left:-7.8pt;margin-top:18.75pt;width:88.2pt;height:106.2pt;z-index:251659264;visibility:visible;mso-wrap-style:square;mso-width-percent:0;mso-height-percent:0;mso-wrap-distance-left:9pt;mso-wrap-distance-top:0;mso-wrap-distance-right:9pt;mso-wrap-distance-bottom:0;mso-position-horizontal:absolute;mso-position-horizontal-relative:text;mso-position-vertical:absolute;mso-position-vertical-relative:text;mso-width-percent:0;mso-height-percent:0;mso-width-relative:margin;mso-height-relative:margin;v-text-anchor:middle" o:gfxdata="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" filled="f" strokecolor="black [3213]" strokeweight="1pt"/>
+                    <v:rect w14:anchorId="22D1D964" id="矩形 3" o:spid="_x0000_s1026" style="position:absolute;margin-left:-7.8pt;margin-top:18.75pt;width:88.2pt;height:106.2pt;z-index:251665408;visibility:visible;mso-wrap-style:square;mso-width-percent:0;mso-height-percent:0;mso-wrap-distance-left:9pt;mso-wrap-distance-top:0;mso-wrap-distance-right:9pt;mso-wrap-distance-bottom:0;mso-position-horizontal:absolute;mso-position-horizontal-relative:text;mso-position-vertical:absolute;mso-position-vertical-relative:text;mso-width-percent:0;mso-height-percent:0;mso-width-relative:margin;mso-height-relative:margin;v-text-anchor:middle" o:gfxdata="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" filled="f" strokecolor="black [3213]" strokeweight="1pt"/>
                   </w:pict>
                 </mc:Fallback>
               </mc:AlternateContent>
@@ -1134,8 +1209,8 @@
         </w:trPr>
         <w:tc>
           <w:tcPr>
-            <w:tcW w:w="3302" w:type="dxa"/>
-            <w:gridSpan w:val="5"/>
+            <w:tcW w:w="2828" w:type="dxa"/>
+            <w:gridSpan w:val="4"/>
             <w:tcBorders>
               <w:top w:val="nil"/>
               <w:left w:val="single" w:sz="4" w:space="0" w:color="auto"/>
@@ -1201,8 +1276,68 @@
         </w:tc>
         <w:tc>
           <w:tcPr>
-            <w:tcW w:w="6899" w:type="dxa"/>
-            <w:gridSpan w:val="8"/>
+            <w:tcW w:w="994" w:type="dxa"/>
+            <w:gridSpan w:val="3"/>
+            <w:tcBorders>
+              <w:top w:val="nil"/>
+              <w:left w:val="nil"/>
+              <w:bottom w:val="nil"/>
+              <w:right w:val="nil"/>
+            </w:tcBorders>
+          </w:tcPr>
+          <w:p>
+            <w:pPr>
+              <w:rPr>
+                <w:rFonts w:ascii="標楷體" w:eastAsia="標楷體" w:hAnsi="標楷體" w:hint="eastAsia"/>
+                <w:b/>
+              </w:rPr>
+            </w:pPr>
+          </w:p>
+        </w:tc>
+        <w:tc>
+          <w:tcPr>
+            <w:tcW w:w="2692" w:type="dxa"/>
+            <w:gridSpan w:val="7"/>
+            <w:tcBorders>
+              <w:top w:val="nil"/>
+              <w:left w:val="nil"/>
+              <w:bottom w:val="nil"/>
+              <w:right w:val="nil"/>
+            </w:tcBorders>
+          </w:tcPr>
+          <w:p>
+            <w:pPr>
+              <w:rPr>
+                <w:rFonts w:ascii="標楷體" w:eastAsia="標楷體" w:hAnsi="標楷體" w:hint="eastAsia"/>
+                <w:b/>
+              </w:rPr>
+            </w:pPr>
+          </w:p>
+        </w:tc>
+        <w:tc>
+          <w:tcPr>
+            <w:tcW w:w="1644" w:type="dxa"/>
+            <w:gridSpan w:val="3"/>
+            <w:tcBorders>
+              <w:top w:val="nil"/>
+              <w:left w:val="nil"/>
+              <w:bottom w:val="nil"/>
+              <w:right w:val="nil"/>
+            </w:tcBorders>
+          </w:tcPr>
+          <w:p>
+            <w:pPr>
+              <w:rPr>
+                <w:rFonts w:ascii="標楷體" w:eastAsia="標楷體" w:hAnsi="標楷體" w:hint="eastAsia"/>
+                <w:b/>
+              </w:rPr>
+            </w:pPr>
+          </w:p>
+        </w:tc>
+        <w:tc>
+          <w:tcPr>
+            <w:tcW w:w="8938" w:type="dxa"/>
+            <w:gridSpan w:val="10"/>
             <w:tcBorders>
               <w:top w:val="nil"/>
               <w:left w:val="nil"/>
@@ -1248,8 +1383,7 @@
         </w:trPr>
         <w:tc>
           <w:tcPr>
-            <w:tcW w:w="10201" w:type="dxa"/>
-            <w:gridSpan w:val="13"/>
+            <w:tcW w:w="1558" w:type="dxa"/>
             <w:tcBorders>
               <w:top w:val="nil"/>
               <w:left w:val="single" w:sz="4" w:space="0" w:color="auto"/>
@@ -1265,6 +1399,69 @@
                 <w:bCs/>
               </w:rPr>
             </w:pPr>
+          </w:p>
+        </w:tc>
+        <w:tc>
+          <w:tcPr>
+            <w:tcW w:w="2551" w:type="dxa"/>
+            <w:gridSpan w:val="7"/>
+            <w:tcBorders>
+              <w:top w:val="nil"/>
+              <w:left w:val="single" w:sz="4" w:space="0" w:color="auto"/>
+              <w:bottom w:val="single" w:sz="4" w:space="0" w:color="auto"/>
+              <w:right w:val="single" w:sz="4" w:space="0" w:color="auto"/>
+            </w:tcBorders>
+          </w:tcPr>
+          <w:p>
+            <w:pPr>
+              <w:rPr>
+                <w:rFonts w:ascii="標楷體" w:eastAsia="標楷體" w:hAnsi="標楷體"/>
+                <w:b/>
+                <w:bCs/>
+              </w:rPr>
+            </w:pPr>
+          </w:p>
+        </w:tc>
+        <w:tc>
+          <w:tcPr>
+            <w:tcW w:w="1644" w:type="dxa"/>
+            <w:gridSpan w:val="3"/>
+            <w:tcBorders>
+              <w:top w:val="nil"/>
+              <w:left w:val="single" w:sz="4" w:space="0" w:color="auto"/>
+              <w:bottom w:val="single" w:sz="4" w:space="0" w:color="auto"/>
+              <w:right w:val="single" w:sz="4" w:space="0" w:color="auto"/>
+            </w:tcBorders>
+          </w:tcPr>
+          <w:p>
+            <w:pPr>
+              <w:rPr>
+                <w:rFonts w:ascii="標楷體" w:eastAsia="標楷體" w:hAnsi="標楷體"/>
+                <w:b/>
+                <w:bCs/>
+              </w:rPr>
+            </w:pPr>
+          </w:p>
+        </w:tc>
+        <w:tc>
+          <w:tcPr>
+            <w:tcW w:w="11343" w:type="dxa"/>
+            <w:gridSpan w:val="16"/>
+            <w:tcBorders>
+              <w:top w:val="nil"/>
+              <w:left w:val="single" w:sz="4" w:space="0" w:color="auto"/>
+              <w:bottom w:val="single" w:sz="4" w:space="0" w:color="auto"/>
+              <w:right w:val="single" w:sz="4" w:space="0" w:color="auto"/>
+            </w:tcBorders>
+          </w:tcPr>
+          <w:p>
+            <w:pPr>
+              <w:rPr>
+                <w:rFonts w:ascii="標楷體" w:eastAsia="標楷體" w:hAnsi="標楷體"/>
+                <w:b/>
+                <w:bCs/>
+              </w:rPr>
+            </w:pPr>
             <w:r>
               <w:rPr>
                 <w:rFonts w:ascii="標楷體" w:eastAsia="標楷體" w:hAnsi="標楷體"/>
@@ -1283,11 +1480,64 @@
         </w:trPr>
         <w:tc>
           <w:tcPr>
-            <w:tcW w:w="10201" w:type="dxa"/>
-            <w:gridSpan w:val="13"/>
+            <w:tcW w:w="1558" w:type="dxa"/>
             <w:tcBorders>
               <w:top w:val="single" w:sz="4" w:space="0" w:color="auto"/>
             </w:tcBorders>
+          </w:tcPr>
+          <w:p>
+            <w:pPr>
+              <w:jc w:val="center"/>
+              <w:rPr>
+                <w:rFonts w:ascii="標楷體" w:eastAsia="標楷體" w:hAnsi="標楷體" w:hint="eastAsia"/>
+                <w:b/>
+              </w:rPr>
+            </w:pPr>
+          </w:p>
+        </w:tc>
+        <w:tc>
+          <w:tcPr>
+            <w:tcW w:w="2551" w:type="dxa"/>
+            <w:gridSpan w:val="7"/>
+            <w:tcBorders>
+              <w:top w:val="single" w:sz="4" w:space="0" w:color="auto"/>
+            </w:tcBorders>
+          </w:tcPr>
+          <w:p>
+            <w:pPr>
+              <w:jc w:val="center"/>
+              <w:rPr>
+                <w:rFonts w:ascii="標楷體" w:eastAsia="標楷體" w:hAnsi="標楷體" w:hint="eastAsia"/>
+                <w:b/>
+              </w:rPr>
+            </w:pPr>
+          </w:p>
+        </w:tc>
+        <w:tc>
+          <w:tcPr>
+            <w:tcW w:w="1644" w:type="dxa"/>
+            <w:gridSpan w:val="3"/>
+            <w:tcBorders>
+              <w:top w:val="single" w:sz="4" w:space="0" w:color="auto"/>
+            </w:tcBorders>
+          </w:tcPr>
+          <w:p>
+            <w:pPr>
+              <w:jc w:val="center"/>
+              <w:rPr>
+                <w:rFonts w:ascii="標楷體" w:eastAsia="標楷體" w:hAnsi="標楷體" w:hint="eastAsia"/>
+                <w:b/>
+              </w:rPr>
+            </w:pPr>
+          </w:p>
+        </w:tc>
+        <w:tc>
+          <w:tcPr>
+            <w:tcW w:w="11343" w:type="dxa"/>
+            <w:gridSpan w:val="16"/>
+            <w:tcBorders>
+              <w:top w:val="single" w:sz="4" w:space="0" w:color="auto"/>
+            </w:tcBorders>
             <w:vAlign w:val="center"/>
           </w:tcPr>
           <w:p>
@@ -1310,12 +1560,98 @@
       </w:tr>
       <w:tr>
         <w:trPr>
+          <w:gridAfter w:val="3"/>
+          <w:wAfter w:w="5025" w:type="dxa"/>
           <w:trHeight w:val="357"/>
           <w:jc w:val="center"/>
         </w:trPr>
         <w:tc>
           <w:tcPr>
-            <w:tcW w:w="2547" w:type="dxa"/>
+            <w:tcW w:w="1836" w:type="dxa"/>
+            <w:gridSpan w:val="2"/>
+            <w:shd w:val="clear" w:color="auto" w:fill="D9D9D9"/>
+          </w:tcPr>
+          <w:p>
+            <w:pPr>
+              <w:jc w:val="center"/>
+              <w:rPr>
+                <w:rFonts w:ascii="標楷體" w:eastAsia="標楷體" w:hAnsi="標楷體"/>
+              </w:rPr>
+            </w:pPr>
+            <w:r>
+              <w:rPr>
+                <w:rFonts w:ascii="標楷體" w:eastAsia="標楷體" w:hAnsi="標楷體" w:hint="eastAsia"/>
+              </w:rPr>
+              <w:t>科目名稱</w:t>
+            </w:r>
+          </w:p>
+        </w:tc>
+        <w:tc>
+          <w:tcPr>
+            <w:tcW w:w="992" w:type="dxa"/>
+            <w:gridSpan w:val="2"/>
+            <w:shd w:val="clear" w:color="auto" w:fill="D9D9D9"/>
+          </w:tcPr>
+          <w:p>
+            <w:pPr>
+              <w:jc w:val="center"/>
+              <w:rPr>
+                <w:rFonts w:ascii="標楷體" w:eastAsia="標楷體" w:hAnsi="標楷體"/>
+              </w:rPr>
+            </w:pPr>
+            <w:r>
+              <w:rPr>
+                <w:rFonts w:ascii="標楷體" w:eastAsia="標楷體" w:hAnsi="標楷體" w:hint="eastAsia"/>
+              </w:rPr>
+              <w:t>學分</w:t>
+            </w:r>
+          </w:p>
+        </w:tc>
+        <w:tc>
+          <w:tcPr>
+            <w:tcW w:w="994" w:type="dxa"/>
+            <w:gridSpan w:val="3"/>
+            <w:shd w:val="clear" w:color="auto" w:fill="D9D9D9"/>
+          </w:tcPr>
+          <w:p>
+            <w:pPr>
+              <w:jc w:val="center"/>
+              <w:rPr>
+                <w:rFonts w:ascii="標楷體" w:eastAsia="標楷體" w:hAnsi="標楷體" w:hint="eastAsia"/>
+              </w:rPr>
+            </w:pPr>
+            <w:r>
+              <w:rPr>
+                <w:rFonts w:ascii="標楷體" w:eastAsia="標楷體" w:hAnsi="標楷體" w:hint="eastAsia"/>
+              </w:rPr>
+              <w:t>成績</w:t>
+            </w:r>
+          </w:p>
+        </w:tc>
+        <w:tc>
+          <w:tcPr>
+            <w:tcW w:w="1841" w:type="dxa"/>
+            <w:gridSpan w:val="3"/>
+            <w:shd w:val="clear" w:color="auto" w:fill="D9D9D9"/>
+          </w:tcPr>
+          <w:p>
+            <w:pPr>
+              <w:jc w:val="center"/>
+              <w:rPr>
+                <w:rFonts w:ascii="標楷體" w:eastAsia="標楷體" w:hAnsi="標楷體"/>
+              </w:rPr>
+            </w:pPr>
+            <w:r>
+              <w:rPr>
+                <w:rFonts w:ascii="標楷體" w:eastAsia="標楷體" w:hAnsi="標楷體" w:hint="eastAsia"/>
+              </w:rPr>
+              <w:t>科目名稱</w:t>
+            </w:r>
+          </w:p>
+        </w:tc>
+        <w:tc>
+          <w:tcPr>
+            <w:tcW w:w="851" w:type="dxa"/>
             <w:gridSpan w:val="4"/>
             <w:shd w:val="clear" w:color="auto" w:fill="D9D9D9"/>
           </w:tcPr>
@@ -1330,13 +1666,56 @@
               <w:rPr>
                 <w:rFonts w:ascii="標楷體" w:eastAsia="標楷體" w:hAnsi="標楷體" w:hint="eastAsia"/>
               </w:rPr>
+              <w:t>學分</w:t>
+            </w:r>
+          </w:p>
+        </w:tc>
+        <w:tc>
+          <w:tcPr>
+            <w:tcW w:w="993" w:type="dxa"/>
+            <w:gridSpan w:val="2"/>
+            <w:shd w:val="clear" w:color="auto" w:fill="D9D9D9"/>
+          </w:tcPr>
+          <w:p>
+            <w:pPr>
+              <w:jc w:val="center"/>
+              <w:rPr>
+                <w:rFonts w:ascii="標楷體" w:eastAsia="標楷體" w:hAnsi="標楷體" w:hint="eastAsia"/>
+              </w:rPr>
+            </w:pPr>
+            <w:r>
+              <w:rPr>
+                <w:rFonts w:ascii="標楷體" w:eastAsia="標楷體" w:hAnsi="標楷體" w:hint="eastAsia"/>
+              </w:rPr>
+              <w:t>成績</w:t>
+            </w:r>
+          </w:p>
+        </w:tc>
+        <w:tc>
+          <w:tcPr>
+            <w:tcW w:w="1276" w:type="dxa"/>
+            <w:gridSpan w:val="2"/>
+            <w:shd w:val="clear" w:color="auto" w:fill="D9D9D9"/>
+          </w:tcPr>
+          <w:p>
+            <w:pPr>
+              <w:jc w:val="center"/>
+              <w:rPr>
+                <w:rFonts w:ascii="標楷體" w:eastAsia="標楷體" w:hAnsi="標楷體"/>
+              </w:rPr>
+            </w:pPr>
+            <w:r>
+              <w:rPr>
+                <w:rFonts w:ascii="標楷體" w:eastAsia="標楷體" w:hAnsi="標楷體" w:hint="eastAsia"/>
+              </w:rPr>
               <w:t>科目名稱</w:t>
             </w:r>
           </w:p>
         </w:tc>
         <w:tc>
           <w:tcPr>
-            <w:tcW w:w="755" w:type="dxa"/>
+            <w:tcW w:w="1644" w:type="dxa"/>
+            <w:gridSpan w:val="4"/>
             <w:shd w:val="clear" w:color="auto" w:fill="D9D9D9"/>
           </w:tcPr>
           <w:p>
@@ -1356,97 +1735,137 @@
         </w:tc>
         <w:tc>
           <w:tcPr>
-            <w:tcW w:w="2789" w:type="dxa"/>
-            <w:gridSpan w:val="3"/>
+            <w:tcW w:w="1644" w:type="dxa"/>
+            <w:gridSpan w:val="2"/>
             <w:shd w:val="clear" w:color="auto" w:fill="D9D9D9"/>
           </w:tcPr>
           <w:p>
             <w:pPr>
               <w:jc w:val="center"/>
               <w:rPr>
-                <w:rFonts w:ascii="標楷體" w:eastAsia="標楷體" w:hAnsi="標楷體"/>
-              </w:rPr>
-            </w:pPr>
-            <w:r>
-              <w:rPr>
                 <w:rFonts w:ascii="標楷體" w:eastAsia="標楷體" w:hAnsi="標楷體" w:hint="eastAsia"/>
               </w:rPr>
-              <w:t>科目名稱</w:t>
-            </w:r>
-          </w:p>
-        </w:tc>
-        <w:tc>
-          <w:tcPr>
-            <w:tcW w:w="708" w:type="dxa"/>
-            <w:shd w:val="clear" w:color="auto" w:fill="D9D9D9"/>
-          </w:tcPr>
-          <w:p>
-            <w:pPr>
-              <w:jc w:val="center"/>
-              <w:rPr>
-                <w:rFonts w:ascii="標楷體" w:eastAsia="標楷體" w:hAnsi="標楷體"/>
-              </w:rPr>
             </w:pPr>
             <w:r>
               <w:rPr>
                 <w:rFonts w:ascii="標楷體" w:eastAsia="標楷體" w:hAnsi="標楷體" w:hint="eastAsia"/>
               </w:rPr>
-              <w:t>學分</w:t>
-            </w:r>
-          </w:p>
-        </w:tc>
-        <w:tc>
-          <w:tcPr>
-            <w:tcW w:w="2694" w:type="dxa"/>
-            <w:gridSpan w:val="3"/>
-            <w:shd w:val="clear" w:color="auto" w:fill="D9D9D9"/>
-          </w:tcPr>
-          <w:p>
-            <w:pPr>
-              <w:jc w:val="center"/>
-              <w:rPr>
-                <w:rFonts w:ascii="標楷體" w:eastAsia="標楷體" w:hAnsi="標楷體"/>
-              </w:rPr>
-            </w:pPr>
-            <w:r>
-              <w:rPr>
-                <w:rFonts w:ascii="標楷體" w:eastAsia="標楷體" w:hAnsi="標楷體" w:hint="eastAsia"/>
-              </w:rPr>
-              <w:t>科目名稱</w:t>
-            </w:r>
-          </w:p>
-        </w:tc>
-        <w:tc>
-          <w:tcPr>
-            <w:tcW w:w="708" w:type="dxa"/>
-            <w:shd w:val="clear" w:color="auto" w:fill="D9D9D9"/>
-          </w:tcPr>
-          <w:p>
-            <w:pPr>
-              <w:jc w:val="center"/>
-              <w:rPr>
-                <w:rFonts w:ascii="標楷體" w:eastAsia="標楷體" w:hAnsi="標楷體"/>
-              </w:rPr>
-            </w:pPr>
-            <w:r>
-              <w:rPr>
-                <w:rFonts w:ascii="標楷體" w:eastAsia="標楷體" w:hAnsi="標楷體" w:hint="eastAsia"/>
-              </w:rPr>
-              <w:t>學分</w:t>
+              <w:t>成績</w:t>
             </w:r>
           </w:p>
         </w:tc>
       </w:tr>
       <w:tr>
         <w:trPr>
+          <w:gridAfter w:val="3"/>
+          <w:wAfter w:w="5025" w:type="dxa"/>
           <w:trHeight w:val="369"/>
           <w:jc w:val="center"/>
         </w:trPr>
         <w:tc>
           <w:tcPr>
-            <w:tcW w:w="2547" w:type="dxa"/>
+            <w:tcW w:w="1836" w:type="dxa"/>
+            <w:gridSpan w:val="2"/>
+            <w:vAlign w:val="center"/>
+          </w:tcPr>
+          <w:p>
+            <w:pPr>
+              <w:jc w:val="both"/>
+              <w:rPr>
+                <w:rFonts w:ascii="標楷體" w:eastAsia="標楷體" w:hAnsi="標楷體"/>
+              </w:rPr>
+            </w:pPr>
+            <w:r>
+              <w:rPr>
+                <w:rFonts w:ascii="標楷體" w:eastAsia="標楷體" w:hAnsi="標楷體"/>
+              </w:rPr>
+              <w:t>{{ CourseName_1_1 }}</w:t>
+            </w:r>
+          </w:p>
+        </w:tc>
+        <w:tc>
+          <w:tcPr>
+            <w:tcW w:w="992" w:type="dxa"/>
+            <w:gridSpan w:val="2"/>
+            <w:shd w:val="clear" w:color="auto" w:fill="auto"/>
+            <w:vAlign w:val="center"/>
+          </w:tcPr>
+          <w:p>
+            <w:pPr>
+              <w:jc w:val="center"/>
+              <w:rPr>
+                <w:rFonts w:ascii="標楷體" w:eastAsia="標楷體" w:hAnsi="標楷體"/>
+              </w:rPr>
+            </w:pPr>
+            <w:r>
+              <w:rPr>
+                <w:rFonts w:ascii="標楷體" w:eastAsia="標楷體" w:hAnsi="標楷體"/>
+              </w:rPr>
+              <w:t>{{ Credits_1_1 }}</w:t>
+            </w:r>
+          </w:p>
+        </w:tc>
+        <w:tc>
+          <w:tcPr>
+            <w:tcW w:w="994" w:type="dxa"/>
+            <w:gridSpan w:val="3"/>
+          </w:tcPr>
+          <w:p>
+            <w:pPr>
+              <w:jc w:val="both"/>
+              <w:rPr>
+                <w:rFonts w:ascii="標楷體" w:eastAsia="標楷體" w:hAnsi="標楷體"/>
+              </w:rPr>
+            </w:pPr>
+          </w:p>
+        </w:tc>
+        <w:tc>
+          <w:tcPr>
+            <w:tcW w:w="1841" w:type="dxa"/>
+            <w:gridSpan w:val="3"/>
+            <w:vAlign w:val="center"/>
+          </w:tcPr>
+          <w:p>
+            <w:pPr>
+              <w:jc w:val="both"/>
+              <w:rPr>
+                <w:rFonts w:ascii="標楷體" w:eastAsia="標楷體" w:hAnsi="標楷體"/>
+              </w:rPr>
+            </w:pPr>
+            <w:r>
+              <w:rPr>
+                <w:rFonts w:ascii="標楷體" w:eastAsia="標楷體" w:hAnsi="標楷體"/>
+              </w:rPr>
+              <w:t>{{ CourseName_1_2 }}</w:t>
+            </w:r>
+          </w:p>
+        </w:tc>
+        <w:tc>
+          <w:tcPr>
+            <w:tcW w:w="851" w:type="dxa"/>
             <w:gridSpan w:val="4"/>
-            <w:vAlign w:val="center"/>
+            <w:shd w:val="clear" w:color="auto" w:fill="auto"/>
+            <w:vAlign w:val="center"/>
+          </w:tcPr>
+          <w:p>
+            <w:pPr>
+              <w:jc w:val="center"/>
+              <w:rPr>
+                <w:rFonts w:ascii="標楷體" w:eastAsia="標楷體" w:hAnsi="標楷體"/>
+              </w:rPr>
+            </w:pPr>
+            <w:r>
+              <w:rPr>
+                <w:rFonts w:ascii="標楷體" w:eastAsia="標楷體" w:hAnsi="標楷體"/>
+              </w:rPr>
+              <w:t>{{ Credits_1_2 }}</w:t>
+            </w:r>
+          </w:p>
+        </w:tc>
+        <w:tc>
+          <w:tcPr>
+            <w:tcW w:w="993" w:type="dxa"/>
+            <w:gridSpan w:val="2"/>
           </w:tcPr>
           <w:p>
             <w:pPr>
@@ -1455,17 +1874,33 @@
                 <w:rFonts w:ascii="標楷體" w:eastAsia="標楷體" w:hAnsi="標楷體"/>
               </w:rPr>
             </w:pPr>
-            <w:r>
-              <w:rPr>
-                <w:rFonts w:ascii="標楷體" w:eastAsia="標楷體" w:hAnsi="標楷體"/>
-              </w:rPr>
-              <w:t>{{ CourseName_1_1 }}</w:t>
-            </w:r>
-          </w:p>
-        </w:tc>
-        <w:tc>
-          <w:tcPr>
-            <w:tcW w:w="755" w:type="dxa"/>
+          </w:p>
+        </w:tc>
+        <w:tc>
+          <w:tcPr>
+            <w:tcW w:w="1276" w:type="dxa"/>
+            <w:gridSpan w:val="2"/>
+            <w:vAlign w:val="center"/>
+          </w:tcPr>
+          <w:p>
+            <w:pPr>
+              <w:jc w:val="both"/>
+              <w:rPr>
+                <w:rFonts w:ascii="標楷體" w:eastAsia="標楷體" w:hAnsi="標楷體"/>
+              </w:rPr>
+            </w:pPr>
+            <w:r>
+              <w:rPr>
+                <w:rFonts w:ascii="標楷體" w:eastAsia="標楷體" w:hAnsi="標楷體"/>
+              </w:rPr>
+              <w:t>{{ CourseName_1_3 }}</w:t>
+            </w:r>
+          </w:p>
+        </w:tc>
+        <w:tc>
+          <w:tcPr>
+            <w:tcW w:w="1644" w:type="dxa"/>
+            <w:gridSpan w:val="4"/>
             <w:shd w:val="clear" w:color="auto" w:fill="auto"/>
             <w:vAlign w:val="center"/>
           </w:tcPr>
@@ -1480,90 +1915,6 @@
               <w:rPr>
                 <w:rFonts w:ascii="標楷體" w:eastAsia="標楷體" w:hAnsi="標楷體"/>
               </w:rPr>
-              <w:t>{{ Credits_1_1 }}</w:t>
-            </w:r>
-          </w:p>
-        </w:tc>
-        <w:tc>
-          <w:tcPr>
-            <w:tcW w:w="2789" w:type="dxa"/>
-            <w:gridSpan w:val="3"/>
-            <w:vAlign w:val="center"/>
-          </w:tcPr>
-          <w:p>
-            <w:pPr>
-              <w:jc w:val="both"/>
-              <w:rPr>
-                <w:rFonts w:ascii="標楷體" w:eastAsia="標楷體" w:hAnsi="標楷體"/>
-              </w:rPr>
-            </w:pPr>
-            <w:r>
-              <w:rPr>
-                <w:rFonts w:ascii="標楷體" w:eastAsia="標楷體" w:hAnsi="標楷體"/>
-              </w:rPr>
-              <w:t>{{ CourseName_1_2 }}</w:t>
-            </w:r>
-          </w:p>
-        </w:tc>
-        <w:tc>
-          <w:tcPr>
-            <w:tcW w:w="708" w:type="dxa"/>
-            <w:shd w:val="clear" w:color="auto" w:fill="auto"/>
-            <w:vAlign w:val="center"/>
-          </w:tcPr>
-          <w:p>
-            <w:pPr>
-              <w:jc w:val="center"/>
-              <w:rPr>
-                <w:rFonts w:ascii="標楷體" w:eastAsia="標楷體" w:hAnsi="標楷體"/>
-              </w:rPr>
-            </w:pPr>
-            <w:r>
-              <w:rPr>
-                <w:rFonts w:ascii="標楷體" w:eastAsia="標楷體" w:hAnsi="標楷體"/>
-              </w:rPr>
-              <w:t>{{ Credits_1_2 }}</w:t>
-            </w:r>
-          </w:p>
-        </w:tc>
-        <w:tc>
-          <w:tcPr>
-            <w:tcW w:w="2694" w:type="dxa"/>
-            <w:gridSpan w:val="3"/>
-            <w:vAlign w:val="center"/>
-          </w:tcPr>
-          <w:p>
-            <w:pPr>
-              <w:jc w:val="both"/>
-              <w:rPr>
-                <w:rFonts w:ascii="標楷體" w:eastAsia="標楷體" w:hAnsi="標楷體"/>
-              </w:rPr>
-            </w:pPr>
-            <w:r>
-              <w:rPr>
-                <w:rFonts w:ascii="標楷體" w:eastAsia="標楷體" w:hAnsi="標楷體"/>
-              </w:rPr>
-              <w:t>{{ CourseName_1_3 }}</w:t>
-            </w:r>
-          </w:p>
-        </w:tc>
-        <w:tc>
-          <w:tcPr>
-            <w:tcW w:w="708" w:type="dxa"/>
-            <w:shd w:val="clear" w:color="auto" w:fill="auto"/>
-            <w:vAlign w:val="center"/>
-          </w:tcPr>
-          <w:p>
-            <w:pPr>
-              <w:jc w:val="center"/>
-              <w:rPr>
-                <w:rFonts w:ascii="標楷體" w:eastAsia="標楷體" w:hAnsi="標楷體"/>
-              </w:rPr>
-            </w:pPr>
-            <w:r>
-              <w:rPr>
-                <w:rFonts w:ascii="標楷體" w:eastAsia="標楷體" w:hAnsi="標楷體"/>
-              </w:rPr>
               <w:t>{{ Credits_1_</w:t>
             </w:r>
             <w:r>
@@ -1578,18 +1929,181 @@
               </w:rPr>
               <w:t xml:space="preserve"> }}</w:t>
             </w:r>
+          </w:p>
+        </w:tc>
+        <w:tc>
+          <w:tcPr>
+            <w:tcW w:w="1644" w:type="dxa"/>
+            <w:gridSpan w:val="2"/>
+          </w:tcPr>
+          <w:p>
+            <w:pPr>
+              <w:jc w:val="center"/>
+              <w:rPr>
+                <w:rFonts w:ascii="標楷體" w:eastAsia="標楷體" w:hAnsi="標楷體"/>
+              </w:rPr>
+            </w:pPr>
           </w:p>
         </w:tc>
       </w:tr>
       <w:tr>
         <w:trPr>
+          <w:gridAfter w:val="3"/>
+          <w:wAfter w:w="5025" w:type="dxa"/>
           <w:trHeight w:val="308"/>
           <w:jc w:val="center"/>
         </w:trPr>
         <w:tc>
           <w:tcPr>
-            <w:tcW w:w="2547" w:type="dxa"/>
+            <w:tcW w:w="1836" w:type="dxa"/>
+            <w:gridSpan w:val="2"/>
+          </w:tcPr>
+          <w:p>
+            <w:pPr>
+              <w:jc w:val="both"/>
+              <w:rPr>
+                <w:rFonts w:ascii="標楷體" w:eastAsia="標楷體" w:hAnsi="標楷體"/>
+              </w:rPr>
+            </w:pPr>
+            <w:r>
+              <w:rPr>
+                <w:rFonts w:ascii="標楷體" w:eastAsia="標楷體" w:hAnsi="標楷體"/>
+              </w:rPr>
+              <w:t>{{ CourseName_</w:t>
+            </w:r>
+            <w:r>
+              <w:rPr>
+                <w:rFonts w:ascii="標楷體" w:eastAsia="標楷體" w:hAnsi="標楷體"/>
+              </w:rPr>
+              <w:t>2</w:t>
+            </w:r>
+            <w:r>
+              <w:rPr>
+                <w:rFonts w:ascii="標楷體" w:eastAsia="標楷體" w:hAnsi="標楷體"/>
+              </w:rPr>
+              <w:t>_1 }}</w:t>
+            </w:r>
+          </w:p>
+        </w:tc>
+        <w:tc>
+          <w:tcPr>
+            <w:tcW w:w="992" w:type="dxa"/>
+            <w:gridSpan w:val="2"/>
+            <w:shd w:val="clear" w:color="auto" w:fill="auto"/>
+            <w:vAlign w:val="center"/>
+          </w:tcPr>
+          <w:p>
+            <w:pPr>
+              <w:jc w:val="center"/>
+              <w:rPr>
+                <w:rFonts w:ascii="標楷體" w:eastAsia="標楷體" w:hAnsi="標楷體"/>
+              </w:rPr>
+            </w:pPr>
+            <w:r>
+              <w:rPr>
+                <w:rFonts w:ascii="標楷體" w:eastAsia="標楷體" w:hAnsi="標楷體"/>
+              </w:rPr>
+              <w:t>{{ Credits_</w:t>
+            </w:r>
+            <w:r>
+              <w:rPr>
+                <w:rFonts w:ascii="標楷體" w:eastAsia="標楷體" w:hAnsi="標楷體"/>
+              </w:rPr>
+              <w:t>2</w:t>
+            </w:r>
+            <w:r>
+              <w:rPr>
+                <w:rFonts w:ascii="標楷體" w:eastAsia="標楷體" w:hAnsi="標楷體"/>
+              </w:rPr>
+              <w:t>_1 }}</w:t>
+            </w:r>
+          </w:p>
+        </w:tc>
+        <w:tc>
+          <w:tcPr>
+            <w:tcW w:w="994" w:type="dxa"/>
+            <w:gridSpan w:val="3"/>
+          </w:tcPr>
+          <w:p>
+            <w:pPr>
+              <w:jc w:val="both"/>
+              <w:rPr>
+                <w:rFonts w:ascii="標楷體" w:eastAsia="標楷體" w:hAnsi="標楷體"/>
+              </w:rPr>
+            </w:pPr>
+          </w:p>
+        </w:tc>
+        <w:tc>
+          <w:tcPr>
+            <w:tcW w:w="1841" w:type="dxa"/>
+            <w:gridSpan w:val="3"/>
+            <w:vAlign w:val="center"/>
+          </w:tcPr>
+          <w:p>
+            <w:pPr>
+              <w:jc w:val="both"/>
+              <w:rPr>
+                <w:rFonts w:ascii="標楷體" w:eastAsia="標楷體" w:hAnsi="標楷體"/>
+              </w:rPr>
+            </w:pPr>
+            <w:r>
+              <w:rPr>
+                <w:rFonts w:ascii="標楷體" w:eastAsia="標楷體" w:hAnsi="標楷體"/>
+              </w:rPr>
+              <w:t>{{ CourseName_</w:t>
+            </w:r>
+            <w:r>
+              <w:rPr>
+                <w:rFonts w:ascii="標楷體" w:eastAsia="標楷體" w:hAnsi="標楷體"/>
+              </w:rPr>
+              <w:t>2</w:t>
+            </w:r>
+            <w:r>
+              <w:rPr>
+                <w:rFonts w:ascii="標楷體" w:eastAsia="標楷體" w:hAnsi="標楷體"/>
+              </w:rPr>
+              <w:t>_2 }}</w:t>
+            </w:r>
+          </w:p>
+        </w:tc>
+        <w:tc>
+          <w:tcPr>
+            <w:tcW w:w="851" w:type="dxa"/>
             <w:gridSpan w:val="4"/>
+            <w:shd w:val="clear" w:color="auto" w:fill="auto"/>
+            <w:vAlign w:val="center"/>
+          </w:tcPr>
+          <w:p>
+            <w:pPr>
+              <w:jc w:val="center"/>
+              <w:rPr>
+                <w:rFonts w:ascii="標楷體" w:eastAsia="標楷體" w:hAnsi="標楷體"/>
+              </w:rPr>
+            </w:pPr>
+            <w:r>
+              <w:rPr>
+                <w:rFonts w:ascii="標楷體" w:eastAsia="標楷體" w:hAnsi="標楷體"/>
+              </w:rPr>
+              <w:t>{{ Credits_</w:t>
+            </w:r>
+            <w:r>
+              <w:rPr>
+                <w:rFonts w:ascii="標楷體" w:eastAsia="標楷體" w:hAnsi="標楷體"/>
+              </w:rPr>
+              <w:t>2</w:t>
+            </w:r>
+            <w:r>
+              <w:rPr>
+                <w:rFonts w:ascii="標楷體" w:eastAsia="標楷體" w:hAnsi="標楷體"/>
+              </w:rPr>
+              <w:t>_2 }}</w:t>
+            </w:r>
+          </w:p>
+        </w:tc>
+        <w:tc>
+          <w:tcPr>
+            <w:tcW w:w="993" w:type="dxa"/>
+            <w:gridSpan w:val="2"/>
           </w:tcPr>
           <w:p>
             <w:pPr>
@@ -1598,6 +2112,21 @@
                 <w:rFonts w:ascii="標楷體" w:eastAsia="標楷體" w:hAnsi="標楷體"/>
               </w:rPr>
             </w:pPr>
+          </w:p>
+        </w:tc>
+        <w:tc>
+          <w:tcPr>
+            <w:tcW w:w="1276" w:type="dxa"/>
+            <w:gridSpan w:val="2"/>
+            <w:vAlign w:val="center"/>
+          </w:tcPr>
+          <w:p>
+            <w:pPr>
+              <w:jc w:val="both"/>
+              <w:rPr>
+                <w:rFonts w:ascii="標楷體" w:eastAsia="標楷體" w:hAnsi="標楷體"/>
+              </w:rPr>
+            </w:pPr>
             <w:r>
               <w:rPr>
                 <w:rFonts w:ascii="標楷體" w:eastAsia="標楷體" w:hAnsi="標楷體"/>
@@ -1614,15 +2143,15 @@
               <w:rPr>
                 <w:rFonts w:ascii="標楷體" w:eastAsia="標楷體" w:hAnsi="標楷體"/>
               </w:rPr>
-              <w:t>_1 }}</w:t>
-            </w:r>
-          </w:p>
-        </w:tc>
-        <w:tc>
-          <w:tcPr>
-            <w:tcW w:w="755" w:type="dxa"/>
+              <w:t>_3 }}</w:t>
+            </w:r>
+          </w:p>
+        </w:tc>
+        <w:tc>
+          <w:tcPr>
+            <w:tcW w:w="1644" w:type="dxa"/>
+            <w:gridSpan w:val="4"/>
             <w:shd w:val="clear" w:color="auto" w:fill="auto"/>
-            <w:vAlign w:val="center"/>
           </w:tcPr>
           <w:p>
             <w:pPr>
@@ -1647,151 +2176,183 @@
               <w:rPr>
                 <w:rFonts w:ascii="標楷體" w:eastAsia="標楷體" w:hAnsi="標楷體"/>
               </w:rPr>
-              <w:t>_1 }}</w:t>
-            </w:r>
-          </w:p>
-        </w:tc>
-        <w:tc>
-          <w:tcPr>
-            <w:tcW w:w="2789" w:type="dxa"/>
-            <w:gridSpan w:val="3"/>
-            <w:vAlign w:val="center"/>
-          </w:tcPr>
-          <w:p>
-            <w:pPr>
-              <w:jc w:val="both"/>
-              <w:rPr>
-                <w:rFonts w:ascii="標楷體" w:eastAsia="標楷體" w:hAnsi="標楷體"/>
-              </w:rPr>
-            </w:pPr>
-            <w:r>
-              <w:rPr>
-                <w:rFonts w:ascii="標楷體" w:eastAsia="標楷體" w:hAnsi="標楷體"/>
-              </w:rPr>
-              <w:t>{{ CourseName_</w:t>
-            </w:r>
-            <w:r>
-              <w:rPr>
-                <w:rFonts w:ascii="標楷體" w:eastAsia="標楷體" w:hAnsi="標楷體"/>
-              </w:rPr>
-              <w:t>2</w:t>
-            </w:r>
-            <w:r>
-              <w:rPr>
-                <w:rFonts w:ascii="標楷體" w:eastAsia="標楷體" w:hAnsi="標楷體"/>
-              </w:rPr>
-              <w:t>_2 }}</w:t>
-            </w:r>
-          </w:p>
-        </w:tc>
-        <w:tc>
-          <w:tcPr>
-            <w:tcW w:w="708" w:type="dxa"/>
-            <w:shd w:val="clear" w:color="auto" w:fill="auto"/>
-            <w:vAlign w:val="center"/>
-          </w:tcPr>
-          <w:p>
-            <w:pPr>
-              <w:jc w:val="center"/>
-              <w:rPr>
-                <w:rFonts w:ascii="標楷體" w:eastAsia="標楷體" w:hAnsi="標楷體"/>
-              </w:rPr>
-            </w:pPr>
-            <w:r>
-              <w:rPr>
-                <w:rFonts w:ascii="標楷體" w:eastAsia="標楷體" w:hAnsi="標楷體"/>
-              </w:rPr>
-              <w:t>{{ Credits_</w:t>
-            </w:r>
-            <w:r>
-              <w:rPr>
-                <w:rFonts w:ascii="標楷體" w:eastAsia="標楷體" w:hAnsi="標楷體"/>
-              </w:rPr>
-              <w:t>2</w:t>
-            </w:r>
-            <w:r>
-              <w:rPr>
-                <w:rFonts w:ascii="標楷體" w:eastAsia="標楷體" w:hAnsi="標楷體"/>
-              </w:rPr>
-              <w:t>_2 }}</w:t>
-            </w:r>
-          </w:p>
-        </w:tc>
-        <w:tc>
-          <w:tcPr>
-            <w:tcW w:w="2694" w:type="dxa"/>
-            <w:gridSpan w:val="3"/>
-            <w:vAlign w:val="center"/>
-          </w:tcPr>
-          <w:p>
-            <w:pPr>
-              <w:jc w:val="both"/>
-              <w:rPr>
-                <w:rFonts w:ascii="標楷體" w:eastAsia="標楷體" w:hAnsi="標楷體"/>
-              </w:rPr>
-            </w:pPr>
-            <w:r>
-              <w:rPr>
-                <w:rFonts w:ascii="標楷體" w:eastAsia="標楷體" w:hAnsi="標楷體"/>
-              </w:rPr>
-              <w:t>{{ CourseName_</w:t>
-            </w:r>
-            <w:r>
-              <w:rPr>
-                <w:rFonts w:ascii="標楷體" w:eastAsia="標楷體" w:hAnsi="標楷體"/>
-              </w:rPr>
-              <w:t>2</w:t>
-            </w:r>
-            <w:r>
-              <w:rPr>
-                <w:rFonts w:ascii="標楷體" w:eastAsia="標楷體" w:hAnsi="標楷體"/>
-              </w:rPr>
               <w:t>_3 }}</w:t>
             </w:r>
           </w:p>
         </w:tc>
         <w:tc>
           <w:tcPr>
-            <w:tcW w:w="708" w:type="dxa"/>
-            <w:shd w:val="clear" w:color="auto" w:fill="auto"/>
-          </w:tcPr>
-          <w:p>
-            <w:pPr>
-              <w:jc w:val="center"/>
-              <w:rPr>
-                <w:rFonts w:ascii="標楷體" w:eastAsia="標楷體" w:hAnsi="標楷體"/>
-              </w:rPr>
-            </w:pPr>
-            <w:r>
-              <w:rPr>
-                <w:rFonts w:ascii="標楷體" w:eastAsia="標楷體" w:hAnsi="標楷體"/>
-              </w:rPr>
-              <w:t>{{ Credits_</w:t>
-            </w:r>
-            <w:r>
-              <w:rPr>
-                <w:rFonts w:ascii="標楷體" w:eastAsia="標楷體" w:hAnsi="標楷體"/>
-              </w:rPr>
-              <w:t>2</w:t>
-            </w:r>
-            <w:r>
-              <w:rPr>
-                <w:rFonts w:ascii="標楷體" w:eastAsia="標楷體" w:hAnsi="標楷體"/>
-              </w:rPr>
-              <w:t>_3 }}</w:t>
-            </w:r>
+            <w:tcW w:w="1644" w:type="dxa"/>
+            <w:gridSpan w:val="2"/>
+          </w:tcPr>
+          <w:p>
+            <w:pPr>
+              <w:jc w:val="center"/>
+              <w:rPr>
+                <w:rFonts w:ascii="標楷體" w:eastAsia="標楷體" w:hAnsi="標楷體"/>
+              </w:rPr>
+            </w:pPr>
           </w:p>
         </w:tc>
       </w:tr>
       <w:tr>
         <w:trPr>
+          <w:gridAfter w:val="3"/>
+          <w:wAfter w:w="5025" w:type="dxa"/>
           <w:trHeight w:val="308"/>
           <w:jc w:val="center"/>
         </w:trPr>
         <w:tc>
           <w:tcPr>
-            <w:tcW w:w="2547" w:type="dxa"/>
+            <w:tcW w:w="1836" w:type="dxa"/>
+            <w:gridSpan w:val="2"/>
+          </w:tcPr>
+          <w:p>
+            <w:pPr>
+              <w:jc w:val="both"/>
+              <w:rPr>
+                <w:rFonts w:ascii="標楷體" w:eastAsia="標楷體" w:hAnsi="標楷體"/>
+              </w:rPr>
+            </w:pPr>
+            <w:r>
+              <w:rPr>
+                <w:rFonts w:ascii="標楷體" w:eastAsia="標楷體" w:hAnsi="標楷體"/>
+              </w:rPr>
+              <w:t>{{ CourseName_</w:t>
+            </w:r>
+            <w:r>
+              <w:rPr>
+                <w:rFonts w:ascii="標楷體" w:eastAsia="標楷體" w:hAnsi="標楷體"/>
+              </w:rPr>
+              <w:t>3</w:t>
+            </w:r>
+            <w:r>
+              <w:rPr>
+                <w:rFonts w:ascii="標楷體" w:eastAsia="標楷體" w:hAnsi="標楷體"/>
+              </w:rPr>
+              <w:t>_1 }}</w:t>
+            </w:r>
+          </w:p>
+        </w:tc>
+        <w:tc>
+          <w:tcPr>
+            <w:tcW w:w="992" w:type="dxa"/>
+            <w:gridSpan w:val="2"/>
+            <w:shd w:val="clear" w:color="auto" w:fill="auto"/>
+            <w:vAlign w:val="center"/>
+          </w:tcPr>
+          <w:p>
+            <w:pPr>
+              <w:jc w:val="center"/>
+              <w:rPr>
+                <w:rFonts w:ascii="標楷體" w:eastAsia="標楷體" w:hAnsi="標楷體"/>
+              </w:rPr>
+            </w:pPr>
+            <w:r>
+              <w:rPr>
+                <w:rFonts w:ascii="標楷體" w:eastAsia="標楷體" w:hAnsi="標楷體"/>
+              </w:rPr>
+              <w:t>{{ Credits_</w:t>
+            </w:r>
+            <w:r>
+              <w:rPr>
+                <w:rFonts w:ascii="標楷體" w:eastAsia="標楷體" w:hAnsi="標楷體"/>
+              </w:rPr>
+              <w:t>3</w:t>
+            </w:r>
+            <w:r>
+              <w:rPr>
+                <w:rFonts w:ascii="標楷體" w:eastAsia="標楷體" w:hAnsi="標楷體"/>
+              </w:rPr>
+              <w:t>_1 }}</w:t>
+            </w:r>
+          </w:p>
+        </w:tc>
+        <w:tc>
+          <w:tcPr>
+            <w:tcW w:w="994" w:type="dxa"/>
+            <w:gridSpan w:val="3"/>
+          </w:tcPr>
+          <w:p>
+            <w:pPr>
+              <w:jc w:val="both"/>
+              <w:rPr>
+                <w:rFonts w:ascii="標楷體" w:eastAsia="標楷體" w:hAnsi="標楷體"/>
+              </w:rPr>
+            </w:pPr>
+          </w:p>
+        </w:tc>
+        <w:tc>
+          <w:tcPr>
+            <w:tcW w:w="1841" w:type="dxa"/>
+            <w:gridSpan w:val="3"/>
+            <w:vAlign w:val="center"/>
+          </w:tcPr>
+          <w:p>
+            <w:pPr>
+              <w:jc w:val="both"/>
+              <w:rPr>
+                <w:rFonts w:ascii="標楷體" w:eastAsia="標楷體" w:hAnsi="標楷體"/>
+              </w:rPr>
+            </w:pPr>
+            <w:r>
+              <w:rPr>
+                <w:rFonts w:ascii="標楷體" w:eastAsia="標楷體" w:hAnsi="標楷體"/>
+              </w:rPr>
+              <w:t>{{ CourseName_</w:t>
+            </w:r>
+            <w:r>
+              <w:rPr>
+                <w:rFonts w:ascii="標楷體" w:eastAsia="標楷體" w:hAnsi="標楷體"/>
+              </w:rPr>
+              <w:t>3</w:t>
+            </w:r>
+            <w:r>
+              <w:rPr>
+                <w:rFonts w:ascii="標楷體" w:eastAsia="標楷體" w:hAnsi="標楷體"/>
+              </w:rPr>
+              <w:t>_2 }}</w:t>
+            </w:r>
+          </w:p>
+        </w:tc>
+        <w:tc>
+          <w:tcPr>
+            <w:tcW w:w="851" w:type="dxa"/>
             <w:gridSpan w:val="4"/>
+            <w:shd w:val="clear" w:color="auto" w:fill="auto"/>
+            <w:vAlign w:val="center"/>
+          </w:tcPr>
+          <w:p>
+            <w:pPr>
+              <w:jc w:val="center"/>
+              <w:rPr>
+                <w:rFonts w:ascii="標楷體" w:eastAsia="標楷體" w:hAnsi="標楷體"/>
+              </w:rPr>
+            </w:pPr>
+            <w:r>
+              <w:rPr>
+                <w:rFonts w:ascii="標楷體" w:eastAsia="標楷體" w:hAnsi="標楷體"/>
+              </w:rPr>
+              <w:t>{{ Credits_</w:t>
+            </w:r>
+            <w:r>
+              <w:rPr>
+                <w:rFonts w:ascii="標楷體" w:eastAsia="標楷體" w:hAnsi="標楷體"/>
+              </w:rPr>
+              <w:t>3</w:t>
+            </w:r>
+            <w:r>
+              <w:rPr>
+                <w:rFonts w:ascii="標楷體" w:eastAsia="標楷體" w:hAnsi="標楷體"/>
+              </w:rPr>
+              <w:t>_2 }}</w:t>
+            </w:r>
+          </w:p>
+        </w:tc>
+        <w:tc>
+          <w:tcPr>
+            <w:tcW w:w="993" w:type="dxa"/>
+            <w:gridSpan w:val="2"/>
           </w:tcPr>
           <w:p>
             <w:pPr>
@@ -1800,6 +2361,21 @@
                 <w:rFonts w:ascii="標楷體" w:eastAsia="標楷體" w:hAnsi="標楷體"/>
               </w:rPr>
             </w:pPr>
+          </w:p>
+        </w:tc>
+        <w:tc>
+          <w:tcPr>
+            <w:tcW w:w="1276" w:type="dxa"/>
+            <w:gridSpan w:val="2"/>
+            <w:vAlign w:val="center"/>
+          </w:tcPr>
+          <w:p>
+            <w:pPr>
+              <w:jc w:val="both"/>
+              <w:rPr>
+                <w:rFonts w:ascii="標楷體" w:eastAsia="標楷體" w:hAnsi="標楷體"/>
+              </w:rPr>
+            </w:pPr>
             <w:r>
               <w:rPr>
                 <w:rFonts w:ascii="標楷體" w:eastAsia="標楷體" w:hAnsi="標楷體"/>
@@ -1816,15 +2392,15 @@
               <w:rPr>
                 <w:rFonts w:ascii="標楷體" w:eastAsia="標楷體" w:hAnsi="標楷體"/>
               </w:rPr>
-              <w:t>_1 }}</w:t>
-            </w:r>
-          </w:p>
-        </w:tc>
-        <w:tc>
-          <w:tcPr>
-            <w:tcW w:w="755" w:type="dxa"/>
+              <w:t>_3 }}</w:t>
+            </w:r>
+          </w:p>
+        </w:tc>
+        <w:tc>
+          <w:tcPr>
+            <w:tcW w:w="1644" w:type="dxa"/>
+            <w:gridSpan w:val="4"/>
             <w:shd w:val="clear" w:color="auto" w:fill="auto"/>
-            <w:vAlign w:val="center"/>
           </w:tcPr>
           <w:p>
             <w:pPr>
@@ -1849,151 +2425,183 @@
               <w:rPr>
                 <w:rFonts w:ascii="標楷體" w:eastAsia="標楷體" w:hAnsi="標楷體"/>
               </w:rPr>
-              <w:t>_1 }}</w:t>
-            </w:r>
-          </w:p>
-        </w:tc>
-        <w:tc>
-          <w:tcPr>
-            <w:tcW w:w="2789" w:type="dxa"/>
-            <w:gridSpan w:val="3"/>
-            <w:vAlign w:val="center"/>
-          </w:tcPr>
-          <w:p>
-            <w:pPr>
-              <w:jc w:val="both"/>
-              <w:rPr>
-                <w:rFonts w:ascii="標楷體" w:eastAsia="標楷體" w:hAnsi="標楷體"/>
-              </w:rPr>
-            </w:pPr>
-            <w:r>
-              <w:rPr>
-                <w:rFonts w:ascii="標楷體" w:eastAsia="標楷體" w:hAnsi="標楷體"/>
-              </w:rPr>
-              <w:t>{{ CourseName_</w:t>
-            </w:r>
-            <w:r>
-              <w:rPr>
-                <w:rFonts w:ascii="標楷體" w:eastAsia="標楷體" w:hAnsi="標楷體"/>
-              </w:rPr>
-              <w:t>3</w:t>
-            </w:r>
-            <w:r>
-              <w:rPr>
-                <w:rFonts w:ascii="標楷體" w:eastAsia="標楷體" w:hAnsi="標楷體"/>
-              </w:rPr>
-              <w:t>_2 }}</w:t>
-            </w:r>
-          </w:p>
-        </w:tc>
-        <w:tc>
-          <w:tcPr>
-            <w:tcW w:w="708" w:type="dxa"/>
-            <w:shd w:val="clear" w:color="auto" w:fill="auto"/>
-            <w:vAlign w:val="center"/>
-          </w:tcPr>
-          <w:p>
-            <w:pPr>
-              <w:jc w:val="center"/>
-              <w:rPr>
-                <w:rFonts w:ascii="標楷體" w:eastAsia="標楷體" w:hAnsi="標楷體"/>
-              </w:rPr>
-            </w:pPr>
-            <w:r>
-              <w:rPr>
-                <w:rFonts w:ascii="標楷體" w:eastAsia="標楷體" w:hAnsi="標楷體"/>
-              </w:rPr>
-              <w:t>{{ Credits_</w:t>
-            </w:r>
-            <w:r>
-              <w:rPr>
-                <w:rFonts w:ascii="標楷體" w:eastAsia="標楷體" w:hAnsi="標楷體"/>
-              </w:rPr>
-              <w:t>3</w:t>
-            </w:r>
-            <w:r>
-              <w:rPr>
-                <w:rFonts w:ascii="標楷體" w:eastAsia="標楷體" w:hAnsi="標楷體"/>
-              </w:rPr>
-              <w:t>_2 }}</w:t>
-            </w:r>
-          </w:p>
-        </w:tc>
-        <w:tc>
-          <w:tcPr>
-            <w:tcW w:w="2694" w:type="dxa"/>
-            <w:gridSpan w:val="3"/>
-            <w:vAlign w:val="center"/>
-          </w:tcPr>
-          <w:p>
-            <w:pPr>
-              <w:jc w:val="both"/>
-              <w:rPr>
-                <w:rFonts w:ascii="標楷體" w:eastAsia="標楷體" w:hAnsi="標楷體"/>
-              </w:rPr>
-            </w:pPr>
-            <w:r>
-              <w:rPr>
-                <w:rFonts w:ascii="標楷體" w:eastAsia="標楷體" w:hAnsi="標楷體"/>
-              </w:rPr>
-              <w:t>{{ CourseName_</w:t>
-            </w:r>
-            <w:r>
-              <w:rPr>
-                <w:rFonts w:ascii="標楷體" w:eastAsia="標楷體" w:hAnsi="標楷體"/>
-              </w:rPr>
-              <w:t>3</w:t>
-            </w:r>
-            <w:r>
-              <w:rPr>
-                <w:rFonts w:ascii="標楷體" w:eastAsia="標楷體" w:hAnsi="標楷體"/>
-              </w:rPr>
               <w:t>_3 }}</w:t>
             </w:r>
           </w:p>
         </w:tc>
         <w:tc>
           <w:tcPr>
-            <w:tcW w:w="708" w:type="dxa"/>
-            <w:shd w:val="clear" w:color="auto" w:fill="auto"/>
-          </w:tcPr>
-          <w:p>
-            <w:pPr>
-              <w:jc w:val="center"/>
-              <w:rPr>
-                <w:rFonts w:ascii="標楷體" w:eastAsia="標楷體" w:hAnsi="標楷體"/>
-              </w:rPr>
-            </w:pPr>
-            <w:r>
-              <w:rPr>
-                <w:rFonts w:ascii="標楷體" w:eastAsia="標楷體" w:hAnsi="標楷體"/>
-              </w:rPr>
-              <w:t>{{ Credits_</w:t>
-            </w:r>
-            <w:r>
-              <w:rPr>
-                <w:rFonts w:ascii="標楷體" w:eastAsia="標楷體" w:hAnsi="標楷體"/>
-              </w:rPr>
-              <w:t>3</w:t>
-            </w:r>
-            <w:r>
-              <w:rPr>
-                <w:rFonts w:ascii="標楷體" w:eastAsia="標楷體" w:hAnsi="標楷體"/>
-              </w:rPr>
-              <w:t>_3 }}</w:t>
-            </w:r>
+            <w:tcW w:w="1644" w:type="dxa"/>
+            <w:gridSpan w:val="2"/>
+          </w:tcPr>
+          <w:p>
+            <w:pPr>
+              <w:jc w:val="center"/>
+              <w:rPr>
+                <w:rFonts w:ascii="標楷體" w:eastAsia="標楷體" w:hAnsi="標楷體"/>
+              </w:rPr>
+            </w:pPr>
           </w:p>
         </w:tc>
       </w:tr>
       <w:tr>
         <w:trPr>
+          <w:gridAfter w:val="3"/>
+          <w:wAfter w:w="5025" w:type="dxa"/>
           <w:trHeight w:val="406"/>
           <w:jc w:val="center"/>
         </w:trPr>
         <w:tc>
           <w:tcPr>
-            <w:tcW w:w="2547" w:type="dxa"/>
+            <w:tcW w:w="1836" w:type="dxa"/>
+            <w:gridSpan w:val="2"/>
+          </w:tcPr>
+          <w:p>
+            <w:pPr>
+              <w:jc w:val="both"/>
+              <w:rPr>
+                <w:rFonts w:ascii="標楷體" w:eastAsia="標楷體" w:hAnsi="標楷體"/>
+              </w:rPr>
+            </w:pPr>
+            <w:r>
+              <w:rPr>
+                <w:rFonts w:ascii="標楷體" w:eastAsia="標楷體" w:hAnsi="標楷體"/>
+              </w:rPr>
+              <w:t>{{ CourseName_</w:t>
+            </w:r>
+            <w:r>
+              <w:rPr>
+                <w:rFonts w:ascii="標楷體" w:eastAsia="標楷體" w:hAnsi="標楷體"/>
+              </w:rPr>
+              <w:t>4</w:t>
+            </w:r>
+            <w:r>
+              <w:rPr>
+                <w:rFonts w:ascii="標楷體" w:eastAsia="標楷體" w:hAnsi="標楷體"/>
+              </w:rPr>
+              <w:t>_1 }}</w:t>
+            </w:r>
+          </w:p>
+        </w:tc>
+        <w:tc>
+          <w:tcPr>
+            <w:tcW w:w="992" w:type="dxa"/>
+            <w:gridSpan w:val="2"/>
+            <w:shd w:val="clear" w:color="auto" w:fill="auto"/>
+            <w:vAlign w:val="center"/>
+          </w:tcPr>
+          <w:p>
+            <w:pPr>
+              <w:jc w:val="center"/>
+              <w:rPr>
+                <w:rFonts w:ascii="標楷體" w:eastAsia="標楷體" w:hAnsi="標楷體"/>
+              </w:rPr>
+            </w:pPr>
+            <w:r>
+              <w:rPr>
+                <w:rFonts w:ascii="標楷體" w:eastAsia="標楷體" w:hAnsi="標楷體"/>
+              </w:rPr>
+              <w:t>{{ Credits_</w:t>
+            </w:r>
+            <w:r>
+              <w:rPr>
+                <w:rFonts w:ascii="標楷體" w:eastAsia="標楷體" w:hAnsi="標楷體"/>
+              </w:rPr>
+              <w:t>4</w:t>
+            </w:r>
+            <w:r>
+              <w:rPr>
+                <w:rFonts w:ascii="標楷體" w:eastAsia="標楷體" w:hAnsi="標楷體"/>
+              </w:rPr>
+              <w:t>_1 }}</w:t>
+            </w:r>
+          </w:p>
+        </w:tc>
+        <w:tc>
+          <w:tcPr>
+            <w:tcW w:w="994" w:type="dxa"/>
+            <w:gridSpan w:val="3"/>
+          </w:tcPr>
+          <w:p>
+            <w:pPr>
+              <w:jc w:val="both"/>
+              <w:rPr>
+                <w:rFonts w:ascii="標楷體" w:eastAsia="標楷體" w:hAnsi="標楷體"/>
+              </w:rPr>
+            </w:pPr>
+          </w:p>
+        </w:tc>
+        <w:tc>
+          <w:tcPr>
+            <w:tcW w:w="1841" w:type="dxa"/>
+            <w:gridSpan w:val="3"/>
+            <w:vAlign w:val="center"/>
+          </w:tcPr>
+          <w:p>
+            <w:pPr>
+              <w:jc w:val="both"/>
+              <w:rPr>
+                <w:rFonts w:ascii="標楷體" w:eastAsia="標楷體" w:hAnsi="標楷體"/>
+              </w:rPr>
+            </w:pPr>
+            <w:r>
+              <w:rPr>
+                <w:rFonts w:ascii="標楷體" w:eastAsia="標楷體" w:hAnsi="標楷體"/>
+              </w:rPr>
+              <w:t>{{ CourseName_</w:t>
+            </w:r>
+            <w:r>
+              <w:rPr>
+                <w:rFonts w:ascii="標楷體" w:eastAsia="標楷體" w:hAnsi="標楷體"/>
+              </w:rPr>
+              <w:t>4</w:t>
+            </w:r>
+            <w:r>
+              <w:rPr>
+                <w:rFonts w:ascii="標楷體" w:eastAsia="標楷體" w:hAnsi="標楷體"/>
+              </w:rPr>
+              <w:t>_2 }}</w:t>
+            </w:r>
+          </w:p>
+        </w:tc>
+        <w:tc>
+          <w:tcPr>
+            <w:tcW w:w="851" w:type="dxa"/>
             <w:gridSpan w:val="4"/>
+            <w:shd w:val="clear" w:color="auto" w:fill="auto"/>
+            <w:vAlign w:val="center"/>
+          </w:tcPr>
+          <w:p>
+            <w:pPr>
+              <w:jc w:val="center"/>
+              <w:rPr>
+                <w:rFonts w:ascii="標楷體" w:eastAsia="標楷體" w:hAnsi="標楷體"/>
+              </w:rPr>
+            </w:pPr>
+            <w:r>
+              <w:rPr>
+                <w:rFonts w:ascii="標楷體" w:eastAsia="標楷體" w:hAnsi="標楷體"/>
+              </w:rPr>
+              <w:t>{{ Credits_</w:t>
+            </w:r>
+            <w:r>
+              <w:rPr>
+                <w:rFonts w:ascii="標楷體" w:eastAsia="標楷體" w:hAnsi="標楷體"/>
+              </w:rPr>
+              <w:t>4</w:t>
+            </w:r>
+            <w:r>
+              <w:rPr>
+                <w:rFonts w:ascii="標楷體" w:eastAsia="標楷體" w:hAnsi="標楷體"/>
+              </w:rPr>
+              <w:t>_2 }}</w:t>
+            </w:r>
+          </w:p>
+        </w:tc>
+        <w:tc>
+          <w:tcPr>
+            <w:tcW w:w="993" w:type="dxa"/>
+            <w:gridSpan w:val="2"/>
           </w:tcPr>
           <w:p>
             <w:pPr>
@@ -2002,6 +2610,21 @@
                 <w:rFonts w:ascii="標楷體" w:eastAsia="標楷體" w:hAnsi="標楷體"/>
               </w:rPr>
             </w:pPr>
+          </w:p>
+        </w:tc>
+        <w:tc>
+          <w:tcPr>
+            <w:tcW w:w="1276" w:type="dxa"/>
+            <w:gridSpan w:val="2"/>
+            <w:vAlign w:val="center"/>
+          </w:tcPr>
+          <w:p>
+            <w:pPr>
+              <w:jc w:val="both"/>
+              <w:rPr>
+                <w:rFonts w:ascii="標楷體" w:eastAsia="標楷體" w:hAnsi="標楷體"/>
+              </w:rPr>
+            </w:pPr>
             <w:r>
               <w:rPr>
                 <w:rFonts w:ascii="標楷體" w:eastAsia="標楷體" w:hAnsi="標楷體"/>
@@ -2018,15 +2641,15 @@
               <w:rPr>
                 <w:rFonts w:ascii="標楷體" w:eastAsia="標楷體" w:hAnsi="標楷體"/>
               </w:rPr>
-              <w:t>_1 }}</w:t>
-            </w:r>
-          </w:p>
-        </w:tc>
-        <w:tc>
-          <w:tcPr>
-            <w:tcW w:w="755" w:type="dxa"/>
+              <w:t>_3 }}</w:t>
+            </w:r>
+          </w:p>
+        </w:tc>
+        <w:tc>
+          <w:tcPr>
+            <w:tcW w:w="1644" w:type="dxa"/>
+            <w:gridSpan w:val="4"/>
             <w:shd w:val="clear" w:color="auto" w:fill="auto"/>
-            <w:vAlign w:val="center"/>
           </w:tcPr>
           <w:p>
             <w:pPr>
@@ -2051,151 +2674,183 @@
               <w:rPr>
                 <w:rFonts w:ascii="標楷體" w:eastAsia="標楷體" w:hAnsi="標楷體"/>
               </w:rPr>
-              <w:t>_1 }}</w:t>
-            </w:r>
-          </w:p>
-        </w:tc>
-        <w:tc>
-          <w:tcPr>
-            <w:tcW w:w="2789" w:type="dxa"/>
-            <w:gridSpan w:val="3"/>
-            <w:vAlign w:val="center"/>
-          </w:tcPr>
-          <w:p>
-            <w:pPr>
-              <w:jc w:val="both"/>
-              <w:rPr>
-                <w:rFonts w:ascii="標楷體" w:eastAsia="標楷體" w:hAnsi="標楷體"/>
-              </w:rPr>
-            </w:pPr>
-            <w:r>
-              <w:rPr>
-                <w:rFonts w:ascii="標楷體" w:eastAsia="標楷體" w:hAnsi="標楷體"/>
-              </w:rPr>
-              <w:t>{{ CourseName_</w:t>
-            </w:r>
-            <w:r>
-              <w:rPr>
-                <w:rFonts w:ascii="標楷體" w:eastAsia="標楷體" w:hAnsi="標楷體"/>
-              </w:rPr>
-              <w:t>4</w:t>
-            </w:r>
-            <w:r>
-              <w:rPr>
-                <w:rFonts w:ascii="標楷體" w:eastAsia="標楷體" w:hAnsi="標楷體"/>
-              </w:rPr>
-              <w:t>_2 }}</w:t>
-            </w:r>
-          </w:p>
-        </w:tc>
-        <w:tc>
-          <w:tcPr>
-            <w:tcW w:w="708" w:type="dxa"/>
-            <w:shd w:val="clear" w:color="auto" w:fill="auto"/>
-            <w:vAlign w:val="center"/>
-          </w:tcPr>
-          <w:p>
-            <w:pPr>
-              <w:jc w:val="center"/>
-              <w:rPr>
-                <w:rFonts w:ascii="標楷體" w:eastAsia="標楷體" w:hAnsi="標楷體"/>
-              </w:rPr>
-            </w:pPr>
-            <w:r>
-              <w:rPr>
-                <w:rFonts w:ascii="標楷體" w:eastAsia="標楷體" w:hAnsi="標楷體"/>
-              </w:rPr>
-              <w:t>{{ Credits_</w:t>
-            </w:r>
-            <w:r>
-              <w:rPr>
-                <w:rFonts w:ascii="標楷體" w:eastAsia="標楷體" w:hAnsi="標楷體"/>
-              </w:rPr>
-              <w:t>4</w:t>
-            </w:r>
-            <w:r>
-              <w:rPr>
-                <w:rFonts w:ascii="標楷體" w:eastAsia="標楷體" w:hAnsi="標楷體"/>
-              </w:rPr>
-              <w:t>_2 }}</w:t>
-            </w:r>
-          </w:p>
-        </w:tc>
-        <w:tc>
-          <w:tcPr>
-            <w:tcW w:w="2694" w:type="dxa"/>
-            <w:gridSpan w:val="3"/>
-            <w:vAlign w:val="center"/>
-          </w:tcPr>
-          <w:p>
-            <w:pPr>
-              <w:jc w:val="both"/>
-              <w:rPr>
-                <w:rFonts w:ascii="標楷體" w:eastAsia="標楷體" w:hAnsi="標楷體"/>
-              </w:rPr>
-            </w:pPr>
-            <w:r>
-              <w:rPr>
-                <w:rFonts w:ascii="標楷體" w:eastAsia="標楷體" w:hAnsi="標楷體"/>
-              </w:rPr>
-              <w:t>{{ CourseName_</w:t>
-            </w:r>
-            <w:r>
-              <w:rPr>
-                <w:rFonts w:ascii="標楷體" w:eastAsia="標楷體" w:hAnsi="標楷體"/>
-              </w:rPr>
-              <w:t>4</w:t>
-            </w:r>
-            <w:r>
-              <w:rPr>
-                <w:rFonts w:ascii="標楷體" w:eastAsia="標楷體" w:hAnsi="標楷體"/>
-              </w:rPr>
               <w:t>_3 }}</w:t>
             </w:r>
           </w:p>
         </w:tc>
         <w:tc>
           <w:tcPr>
-            <w:tcW w:w="708" w:type="dxa"/>
-            <w:shd w:val="clear" w:color="auto" w:fill="auto"/>
-          </w:tcPr>
-          <w:p>
-            <w:pPr>
-              <w:jc w:val="center"/>
-              <w:rPr>
-                <w:rFonts w:ascii="標楷體" w:eastAsia="標楷體" w:hAnsi="標楷體"/>
-              </w:rPr>
-            </w:pPr>
-            <w:r>
-              <w:rPr>
-                <w:rFonts w:ascii="標楷體" w:eastAsia="標楷體" w:hAnsi="標楷體"/>
-              </w:rPr>
-              <w:t>{{ Credits_</w:t>
-            </w:r>
-            <w:r>
-              <w:rPr>
-                <w:rFonts w:ascii="標楷體" w:eastAsia="標楷體" w:hAnsi="標楷體"/>
-              </w:rPr>
-              <w:t>4</w:t>
-            </w:r>
-            <w:r>
-              <w:rPr>
-                <w:rFonts w:ascii="標楷體" w:eastAsia="標楷體" w:hAnsi="標楷體"/>
-              </w:rPr>
-              <w:t>_3 }}</w:t>
-            </w:r>
+            <w:tcW w:w="1644" w:type="dxa"/>
+            <w:gridSpan w:val="2"/>
+          </w:tcPr>
+          <w:p>
+            <w:pPr>
+              <w:jc w:val="center"/>
+              <w:rPr>
+                <w:rFonts w:ascii="標楷體" w:eastAsia="標楷體" w:hAnsi="標楷體"/>
+              </w:rPr>
+            </w:pPr>
           </w:p>
         </w:tc>
       </w:tr>
       <w:tr>
         <w:trPr>
+          <w:gridAfter w:val="3"/>
+          <w:wAfter w:w="5025" w:type="dxa"/>
           <w:trHeight w:val="406"/>
           <w:jc w:val="center"/>
         </w:trPr>
         <w:tc>
           <w:tcPr>
-            <w:tcW w:w="2547" w:type="dxa"/>
+            <w:tcW w:w="1836" w:type="dxa"/>
+            <w:gridSpan w:val="2"/>
+          </w:tcPr>
+          <w:p>
+            <w:pPr>
+              <w:jc w:val="both"/>
+              <w:rPr>
+                <w:rFonts w:ascii="標楷體" w:eastAsia="標楷體" w:hAnsi="標楷體"/>
+              </w:rPr>
+            </w:pPr>
+            <w:r>
+              <w:rPr>
+                <w:rFonts w:ascii="標楷體" w:eastAsia="標楷體" w:hAnsi="標楷體"/>
+              </w:rPr>
+              <w:t>{{ CourseName_</w:t>
+            </w:r>
+            <w:r>
+              <w:rPr>
+                <w:rFonts w:ascii="標楷體" w:eastAsia="標楷體" w:hAnsi="標楷體"/>
+              </w:rPr>
+              <w:t>5</w:t>
+            </w:r>
+            <w:r>
+              <w:rPr>
+                <w:rFonts w:ascii="標楷體" w:eastAsia="標楷體" w:hAnsi="標楷體"/>
+              </w:rPr>
+              <w:t>_1 }}</w:t>
+            </w:r>
+          </w:p>
+        </w:tc>
+        <w:tc>
+          <w:tcPr>
+            <w:tcW w:w="992" w:type="dxa"/>
+            <w:gridSpan w:val="2"/>
+            <w:shd w:val="clear" w:color="auto" w:fill="auto"/>
+            <w:vAlign w:val="center"/>
+          </w:tcPr>
+          <w:p>
+            <w:pPr>
+              <w:jc w:val="center"/>
+              <w:rPr>
+                <w:rFonts w:ascii="標楷體" w:eastAsia="標楷體" w:hAnsi="標楷體"/>
+              </w:rPr>
+            </w:pPr>
+            <w:r>
+              <w:rPr>
+                <w:rFonts w:ascii="標楷體" w:eastAsia="標楷體" w:hAnsi="標楷體"/>
+              </w:rPr>
+              <w:t>{{ Credits_</w:t>
+            </w:r>
+            <w:r>
+              <w:rPr>
+                <w:rFonts w:ascii="標楷體" w:eastAsia="標楷體" w:hAnsi="標楷體"/>
+              </w:rPr>
+              <w:t>5</w:t>
+            </w:r>
+            <w:r>
+              <w:rPr>
+                <w:rFonts w:ascii="標楷體" w:eastAsia="標楷體" w:hAnsi="標楷體"/>
+              </w:rPr>
+              <w:t>_1 }}</w:t>
+            </w:r>
+          </w:p>
+        </w:tc>
+        <w:tc>
+          <w:tcPr>
+            <w:tcW w:w="994" w:type="dxa"/>
+            <w:gridSpan w:val="3"/>
+          </w:tcPr>
+          <w:p>
+            <w:pPr>
+              <w:jc w:val="both"/>
+              <w:rPr>
+                <w:rFonts w:ascii="標楷體" w:eastAsia="標楷體" w:hAnsi="標楷體"/>
+              </w:rPr>
+            </w:pPr>
+          </w:p>
+        </w:tc>
+        <w:tc>
+          <w:tcPr>
+            <w:tcW w:w="1841" w:type="dxa"/>
+            <w:gridSpan w:val="3"/>
+            <w:vAlign w:val="center"/>
+          </w:tcPr>
+          <w:p>
+            <w:pPr>
+              <w:jc w:val="both"/>
+              <w:rPr>
+                <w:rFonts w:ascii="標楷體" w:eastAsia="標楷體" w:hAnsi="標楷體"/>
+              </w:rPr>
+            </w:pPr>
+            <w:r>
+              <w:rPr>
+                <w:rFonts w:ascii="標楷體" w:eastAsia="標楷體" w:hAnsi="標楷體"/>
+              </w:rPr>
+              <w:t>{{ CourseName_</w:t>
+            </w:r>
+            <w:r>
+              <w:rPr>
+                <w:rFonts w:ascii="標楷體" w:eastAsia="標楷體" w:hAnsi="標楷體"/>
+              </w:rPr>
+              <w:t>5</w:t>
+            </w:r>
+            <w:r>
+              <w:rPr>
+                <w:rFonts w:ascii="標楷體" w:eastAsia="標楷體" w:hAnsi="標楷體"/>
+              </w:rPr>
+              <w:t>_2 }}</w:t>
+            </w:r>
+          </w:p>
+        </w:tc>
+        <w:tc>
+          <w:tcPr>
+            <w:tcW w:w="851" w:type="dxa"/>
             <w:gridSpan w:val="4"/>
+            <w:shd w:val="clear" w:color="auto" w:fill="auto"/>
+            <w:vAlign w:val="center"/>
+          </w:tcPr>
+          <w:p>
+            <w:pPr>
+              <w:jc w:val="center"/>
+              <w:rPr>
+                <w:rFonts w:ascii="標楷體" w:eastAsia="標楷體" w:hAnsi="標楷體"/>
+              </w:rPr>
+            </w:pPr>
+            <w:r>
+              <w:rPr>
+                <w:rFonts w:ascii="標楷體" w:eastAsia="標楷體" w:hAnsi="標楷體"/>
+              </w:rPr>
+              <w:t>{{ Credits_</w:t>
+            </w:r>
+            <w:r>
+              <w:rPr>
+                <w:rFonts w:ascii="標楷體" w:eastAsia="標楷體" w:hAnsi="標楷體"/>
+              </w:rPr>
+              <w:t>5</w:t>
+            </w:r>
+            <w:r>
+              <w:rPr>
+                <w:rFonts w:ascii="標楷體" w:eastAsia="標楷體" w:hAnsi="標楷體"/>
+              </w:rPr>
+              <w:t>_2 }}</w:t>
+            </w:r>
+          </w:p>
+        </w:tc>
+        <w:tc>
+          <w:tcPr>
+            <w:tcW w:w="993" w:type="dxa"/>
+            <w:gridSpan w:val="2"/>
           </w:tcPr>
           <w:p>
             <w:pPr>
@@ -2204,6 +2859,21 @@
                 <w:rFonts w:ascii="標楷體" w:eastAsia="標楷體" w:hAnsi="標楷體"/>
               </w:rPr>
             </w:pPr>
+          </w:p>
+        </w:tc>
+        <w:tc>
+          <w:tcPr>
+            <w:tcW w:w="1276" w:type="dxa"/>
+            <w:gridSpan w:val="2"/>
+            <w:vAlign w:val="center"/>
+          </w:tcPr>
+          <w:p>
+            <w:pPr>
+              <w:jc w:val="both"/>
+              <w:rPr>
+                <w:rFonts w:ascii="標楷體" w:eastAsia="標楷體" w:hAnsi="標楷體"/>
+              </w:rPr>
+            </w:pPr>
             <w:r>
               <w:rPr>
                 <w:rFonts w:ascii="標楷體" w:eastAsia="標楷體" w:hAnsi="標楷體"/>
@@ -2220,15 +2890,15 @@
               <w:rPr>
                 <w:rFonts w:ascii="標楷體" w:eastAsia="標楷體" w:hAnsi="標楷體"/>
               </w:rPr>
-              <w:t>_1 }}</w:t>
-            </w:r>
-          </w:p>
-        </w:tc>
-        <w:tc>
-          <w:tcPr>
-            <w:tcW w:w="755" w:type="dxa"/>
+              <w:t>_3 }}</w:t>
+            </w:r>
+          </w:p>
+        </w:tc>
+        <w:tc>
+          <w:tcPr>
+            <w:tcW w:w="1644" w:type="dxa"/>
+            <w:gridSpan w:val="4"/>
             <w:shd w:val="clear" w:color="auto" w:fill="auto"/>
-            <w:vAlign w:val="center"/>
           </w:tcPr>
           <w:p>
             <w:pPr>
@@ -2253,151 +2923,183 @@
               <w:rPr>
                 <w:rFonts w:ascii="標楷體" w:eastAsia="標楷體" w:hAnsi="標楷體"/>
               </w:rPr>
-              <w:t>_1 }}</w:t>
-            </w:r>
-          </w:p>
-        </w:tc>
-        <w:tc>
-          <w:tcPr>
-            <w:tcW w:w="2789" w:type="dxa"/>
-            <w:gridSpan w:val="3"/>
-            <w:vAlign w:val="center"/>
-          </w:tcPr>
-          <w:p>
-            <w:pPr>
-              <w:jc w:val="both"/>
-              <w:rPr>
-                <w:rFonts w:ascii="標楷體" w:eastAsia="標楷體" w:hAnsi="標楷體"/>
-              </w:rPr>
-            </w:pPr>
-            <w:r>
-              <w:rPr>
-                <w:rFonts w:ascii="標楷體" w:eastAsia="標楷體" w:hAnsi="標楷體"/>
-              </w:rPr>
-              <w:t>{{ CourseName_</w:t>
-            </w:r>
-            <w:r>
-              <w:rPr>
-                <w:rFonts w:ascii="標楷體" w:eastAsia="標楷體" w:hAnsi="標楷體"/>
-              </w:rPr>
-              <w:t>5</w:t>
-            </w:r>
-            <w:r>
-              <w:rPr>
-                <w:rFonts w:ascii="標楷體" w:eastAsia="標楷體" w:hAnsi="標楷體"/>
-              </w:rPr>
-              <w:t>_2 }}</w:t>
-            </w:r>
-          </w:p>
-        </w:tc>
-        <w:tc>
-          <w:tcPr>
-            <w:tcW w:w="708" w:type="dxa"/>
-            <w:shd w:val="clear" w:color="auto" w:fill="auto"/>
-            <w:vAlign w:val="center"/>
-          </w:tcPr>
-          <w:p>
-            <w:pPr>
-              <w:jc w:val="center"/>
-              <w:rPr>
-                <w:rFonts w:ascii="標楷體" w:eastAsia="標楷體" w:hAnsi="標楷體"/>
-              </w:rPr>
-            </w:pPr>
-            <w:r>
-              <w:rPr>
-                <w:rFonts w:ascii="標楷體" w:eastAsia="標楷體" w:hAnsi="標楷體"/>
-              </w:rPr>
-              <w:t>{{ Credits_</w:t>
-            </w:r>
-            <w:r>
-              <w:rPr>
-                <w:rFonts w:ascii="標楷體" w:eastAsia="標楷體" w:hAnsi="標楷體"/>
-              </w:rPr>
-              <w:t>5</w:t>
-            </w:r>
-            <w:r>
-              <w:rPr>
-                <w:rFonts w:ascii="標楷體" w:eastAsia="標楷體" w:hAnsi="標楷體"/>
-              </w:rPr>
-              <w:t>_2 }}</w:t>
-            </w:r>
-          </w:p>
-        </w:tc>
-        <w:tc>
-          <w:tcPr>
-            <w:tcW w:w="2694" w:type="dxa"/>
-            <w:gridSpan w:val="3"/>
-            <w:vAlign w:val="center"/>
-          </w:tcPr>
-          <w:p>
-            <w:pPr>
-              <w:jc w:val="both"/>
-              <w:rPr>
-                <w:rFonts w:ascii="標楷體" w:eastAsia="標楷體" w:hAnsi="標楷體"/>
-              </w:rPr>
-            </w:pPr>
-            <w:r>
-              <w:rPr>
-                <w:rFonts w:ascii="標楷體" w:eastAsia="標楷體" w:hAnsi="標楷體"/>
-              </w:rPr>
-              <w:t>{{ CourseName_</w:t>
-            </w:r>
-            <w:r>
-              <w:rPr>
-                <w:rFonts w:ascii="標楷體" w:eastAsia="標楷體" w:hAnsi="標楷體"/>
-              </w:rPr>
-              <w:t>5</w:t>
-            </w:r>
-            <w:r>
-              <w:rPr>
-                <w:rFonts w:ascii="標楷體" w:eastAsia="標楷體" w:hAnsi="標楷體"/>
-              </w:rPr>
               <w:t>_3 }}</w:t>
             </w:r>
           </w:p>
         </w:tc>
         <w:tc>
           <w:tcPr>
-            <w:tcW w:w="708" w:type="dxa"/>
-            <w:shd w:val="clear" w:color="auto" w:fill="auto"/>
-          </w:tcPr>
-          <w:p>
-            <w:pPr>
-              <w:jc w:val="center"/>
-              <w:rPr>
-                <w:rFonts w:ascii="標楷體" w:eastAsia="標楷體" w:hAnsi="標楷體"/>
-              </w:rPr>
-            </w:pPr>
-            <w:r>
-              <w:rPr>
-                <w:rFonts w:ascii="標楷體" w:eastAsia="標楷體" w:hAnsi="標楷體"/>
-              </w:rPr>
-              <w:t>{{ Credits_</w:t>
-            </w:r>
-            <w:r>
-              <w:rPr>
-                <w:rFonts w:ascii="標楷體" w:eastAsia="標楷體" w:hAnsi="標楷體"/>
-              </w:rPr>
-              <w:t>5</w:t>
-            </w:r>
-            <w:r>
-              <w:rPr>
-                <w:rFonts w:ascii="標楷體" w:eastAsia="標楷體" w:hAnsi="標楷體"/>
-              </w:rPr>
-              <w:t>_3 }}</w:t>
-            </w:r>
+            <w:tcW w:w="1644" w:type="dxa"/>
+            <w:gridSpan w:val="2"/>
+          </w:tcPr>
+          <w:p>
+            <w:pPr>
+              <w:jc w:val="center"/>
+              <w:rPr>
+                <w:rFonts w:ascii="標楷體" w:eastAsia="標楷體" w:hAnsi="標楷體"/>
+              </w:rPr>
+            </w:pPr>
           </w:p>
         </w:tc>
       </w:tr>
       <w:tr>
         <w:trPr>
+          <w:gridAfter w:val="3"/>
+          <w:wAfter w:w="5025" w:type="dxa"/>
           <w:trHeight w:val="406"/>
           <w:jc w:val="center"/>
         </w:trPr>
         <w:tc>
           <w:tcPr>
-            <w:tcW w:w="2547" w:type="dxa"/>
+            <w:tcW w:w="1836" w:type="dxa"/>
+            <w:gridSpan w:val="2"/>
+          </w:tcPr>
+          <w:p>
+            <w:pPr>
+              <w:jc w:val="both"/>
+              <w:rPr>
+                <w:rFonts w:ascii="標楷體" w:eastAsia="標楷體" w:hAnsi="標楷體"/>
+              </w:rPr>
+            </w:pPr>
+            <w:r>
+              <w:rPr>
+                <w:rFonts w:ascii="標楷體" w:eastAsia="標楷體" w:hAnsi="標楷體"/>
+              </w:rPr>
+              <w:t>{{ CourseName_</w:t>
+            </w:r>
+            <w:r>
+              <w:rPr>
+                <w:rFonts w:ascii="標楷體" w:eastAsia="標楷體" w:hAnsi="標楷體"/>
+              </w:rPr>
+              <w:t>6</w:t>
+            </w:r>
+            <w:r>
+              <w:rPr>
+                <w:rFonts w:ascii="標楷體" w:eastAsia="標楷體" w:hAnsi="標楷體"/>
+              </w:rPr>
+              <w:t>_1 }}</w:t>
+            </w:r>
+          </w:p>
+        </w:tc>
+        <w:tc>
+          <w:tcPr>
+            <w:tcW w:w="992" w:type="dxa"/>
+            <w:gridSpan w:val="2"/>
+            <w:shd w:val="clear" w:color="auto" w:fill="auto"/>
+            <w:vAlign w:val="center"/>
+          </w:tcPr>
+          <w:p>
+            <w:pPr>
+              <w:jc w:val="center"/>
+              <w:rPr>
+                <w:rFonts w:ascii="標楷體" w:eastAsia="標楷體" w:hAnsi="標楷體"/>
+              </w:rPr>
+            </w:pPr>
+            <w:r>
+              <w:rPr>
+                <w:rFonts w:ascii="標楷體" w:eastAsia="標楷體" w:hAnsi="標楷體"/>
+              </w:rPr>
+              <w:t>{{ Credits_</w:t>
+            </w:r>
+            <w:r>
+              <w:rPr>
+                <w:rFonts w:ascii="標楷體" w:eastAsia="標楷體" w:hAnsi="標楷體"/>
+              </w:rPr>
+              <w:t>6</w:t>
+            </w:r>
+            <w:r>
+              <w:rPr>
+                <w:rFonts w:ascii="標楷體" w:eastAsia="標楷體" w:hAnsi="標楷體"/>
+              </w:rPr>
+              <w:t>_1 }}</w:t>
+            </w:r>
+          </w:p>
+        </w:tc>
+        <w:tc>
+          <w:tcPr>
+            <w:tcW w:w="994" w:type="dxa"/>
+            <w:gridSpan w:val="3"/>
+          </w:tcPr>
+          <w:p>
+            <w:pPr>
+              <w:jc w:val="both"/>
+              <w:rPr>
+                <w:rFonts w:ascii="標楷體" w:eastAsia="標楷體" w:hAnsi="標楷體"/>
+              </w:rPr>
+            </w:pPr>
+          </w:p>
+        </w:tc>
+        <w:tc>
+          <w:tcPr>
+            <w:tcW w:w="1841" w:type="dxa"/>
+            <w:gridSpan w:val="3"/>
+            <w:vAlign w:val="center"/>
+          </w:tcPr>
+          <w:p>
+            <w:pPr>
+              <w:jc w:val="both"/>
+              <w:rPr>
+                <w:rFonts w:ascii="標楷體" w:eastAsia="標楷體" w:hAnsi="標楷體"/>
+              </w:rPr>
+            </w:pPr>
+            <w:r>
+              <w:rPr>
+                <w:rFonts w:ascii="標楷體" w:eastAsia="標楷體" w:hAnsi="標楷體"/>
+              </w:rPr>
+              <w:t>{{ CourseName_</w:t>
+            </w:r>
+            <w:r>
+              <w:rPr>
+                <w:rFonts w:ascii="標楷體" w:eastAsia="標楷體" w:hAnsi="標楷體"/>
+              </w:rPr>
+              <w:t>6</w:t>
+            </w:r>
+            <w:r>
+              <w:rPr>
+                <w:rFonts w:ascii="標楷體" w:eastAsia="標楷體" w:hAnsi="標楷體"/>
+              </w:rPr>
+              <w:t>_2 }}</w:t>
+            </w:r>
+          </w:p>
+        </w:tc>
+        <w:tc>
+          <w:tcPr>
+            <w:tcW w:w="851" w:type="dxa"/>
             <w:gridSpan w:val="4"/>
+            <w:shd w:val="clear" w:color="auto" w:fill="auto"/>
+            <w:vAlign w:val="center"/>
+          </w:tcPr>
+          <w:p>
+            <w:pPr>
+              <w:jc w:val="center"/>
+              <w:rPr>
+                <w:rFonts w:ascii="標楷體" w:eastAsia="標楷體" w:hAnsi="標楷體"/>
+              </w:rPr>
+            </w:pPr>
+            <w:r>
+              <w:rPr>
+                <w:rFonts w:ascii="標楷體" w:eastAsia="標楷體" w:hAnsi="標楷體"/>
+              </w:rPr>
+              <w:t>{{ Credits_</w:t>
+            </w:r>
+            <w:r>
+              <w:rPr>
+                <w:rFonts w:ascii="標楷體" w:eastAsia="標楷體" w:hAnsi="標楷體"/>
+              </w:rPr>
+              <w:t>6</w:t>
+            </w:r>
+            <w:r>
+              <w:rPr>
+                <w:rFonts w:ascii="標楷體" w:eastAsia="標楷體" w:hAnsi="標楷體"/>
+              </w:rPr>
+              <w:t>_2 }}</w:t>
+            </w:r>
+          </w:p>
+        </w:tc>
+        <w:tc>
+          <w:tcPr>
+            <w:tcW w:w="993" w:type="dxa"/>
+            <w:gridSpan w:val="2"/>
           </w:tcPr>
           <w:p>
             <w:pPr>
@@ -2406,6 +3108,21 @@
                 <w:rFonts w:ascii="標楷體" w:eastAsia="標楷體" w:hAnsi="標楷體"/>
               </w:rPr>
             </w:pPr>
+          </w:p>
+        </w:tc>
+        <w:tc>
+          <w:tcPr>
+            <w:tcW w:w="1276" w:type="dxa"/>
+            <w:gridSpan w:val="2"/>
+            <w:vAlign w:val="center"/>
+          </w:tcPr>
+          <w:p>
+            <w:pPr>
+              <w:jc w:val="both"/>
+              <w:rPr>
+                <w:rFonts w:ascii="標楷體" w:eastAsia="標楷體" w:hAnsi="標楷體"/>
+              </w:rPr>
+            </w:pPr>
             <w:r>
               <w:rPr>
                 <w:rFonts w:ascii="標楷體" w:eastAsia="標楷體" w:hAnsi="標楷體"/>
@@ -2422,15 +3139,15 @@
               <w:rPr>
                 <w:rFonts w:ascii="標楷體" w:eastAsia="標楷體" w:hAnsi="標楷體"/>
               </w:rPr>
-              <w:t>_1 }}</w:t>
-            </w:r>
-          </w:p>
-        </w:tc>
-        <w:tc>
-          <w:tcPr>
-            <w:tcW w:w="755" w:type="dxa"/>
+              <w:t>_3 }}</w:t>
+            </w:r>
+          </w:p>
+        </w:tc>
+        <w:tc>
+          <w:tcPr>
+            <w:tcW w:w="1644" w:type="dxa"/>
+            <w:gridSpan w:val="4"/>
             <w:shd w:val="clear" w:color="auto" w:fill="auto"/>
-            <w:vAlign w:val="center"/>
           </w:tcPr>
           <w:p>
             <w:pPr>
@@ -2455,151 +3172,183 @@
               <w:rPr>
                 <w:rFonts w:ascii="標楷體" w:eastAsia="標楷體" w:hAnsi="標楷體"/>
               </w:rPr>
-              <w:t>_1 }}</w:t>
-            </w:r>
-          </w:p>
-        </w:tc>
-        <w:tc>
-          <w:tcPr>
-            <w:tcW w:w="2789" w:type="dxa"/>
-            <w:gridSpan w:val="3"/>
-            <w:vAlign w:val="center"/>
-          </w:tcPr>
-          <w:p>
-            <w:pPr>
-              <w:jc w:val="both"/>
-              <w:rPr>
-                <w:rFonts w:ascii="標楷體" w:eastAsia="標楷體" w:hAnsi="標楷體"/>
-              </w:rPr>
-            </w:pPr>
-            <w:r>
-              <w:rPr>
-                <w:rFonts w:ascii="標楷體" w:eastAsia="標楷體" w:hAnsi="標楷體"/>
-              </w:rPr>
-              <w:t>{{ CourseName_</w:t>
-            </w:r>
-            <w:r>
-              <w:rPr>
-                <w:rFonts w:ascii="標楷體" w:eastAsia="標楷體" w:hAnsi="標楷體"/>
-              </w:rPr>
-              <w:t>6</w:t>
-            </w:r>
-            <w:r>
-              <w:rPr>
-                <w:rFonts w:ascii="標楷體" w:eastAsia="標楷體" w:hAnsi="標楷體"/>
-              </w:rPr>
-              <w:t>_2 }}</w:t>
-            </w:r>
-          </w:p>
-        </w:tc>
-        <w:tc>
-          <w:tcPr>
-            <w:tcW w:w="708" w:type="dxa"/>
-            <w:shd w:val="clear" w:color="auto" w:fill="auto"/>
-            <w:vAlign w:val="center"/>
-          </w:tcPr>
-          <w:p>
-            <w:pPr>
-              <w:jc w:val="center"/>
-              <w:rPr>
-                <w:rFonts w:ascii="標楷體" w:eastAsia="標楷體" w:hAnsi="標楷體"/>
-              </w:rPr>
-            </w:pPr>
-            <w:r>
-              <w:rPr>
-                <w:rFonts w:ascii="標楷體" w:eastAsia="標楷體" w:hAnsi="標楷體"/>
-              </w:rPr>
-              <w:t>{{ Credits_</w:t>
-            </w:r>
-            <w:r>
-              <w:rPr>
-                <w:rFonts w:ascii="標楷體" w:eastAsia="標楷體" w:hAnsi="標楷體"/>
-              </w:rPr>
-              <w:t>6</w:t>
-            </w:r>
-            <w:r>
-              <w:rPr>
-                <w:rFonts w:ascii="標楷體" w:eastAsia="標楷體" w:hAnsi="標楷體"/>
-              </w:rPr>
-              <w:t>_2 }}</w:t>
-            </w:r>
-          </w:p>
-        </w:tc>
-        <w:tc>
-          <w:tcPr>
-            <w:tcW w:w="2694" w:type="dxa"/>
-            <w:gridSpan w:val="3"/>
-            <w:vAlign w:val="center"/>
-          </w:tcPr>
-          <w:p>
-            <w:pPr>
-              <w:jc w:val="both"/>
-              <w:rPr>
-                <w:rFonts w:ascii="標楷體" w:eastAsia="標楷體" w:hAnsi="標楷體"/>
-              </w:rPr>
-            </w:pPr>
-            <w:r>
-              <w:rPr>
-                <w:rFonts w:ascii="標楷體" w:eastAsia="標楷體" w:hAnsi="標楷體"/>
-              </w:rPr>
-              <w:t>{{ CourseName_</w:t>
-            </w:r>
-            <w:r>
-              <w:rPr>
-                <w:rFonts w:ascii="標楷體" w:eastAsia="標楷體" w:hAnsi="標楷體"/>
-              </w:rPr>
-              <w:t>6</w:t>
-            </w:r>
-            <w:r>
-              <w:rPr>
-                <w:rFonts w:ascii="標楷體" w:eastAsia="標楷體" w:hAnsi="標楷體"/>
-              </w:rPr>
               <w:t>_3 }}</w:t>
             </w:r>
           </w:p>
         </w:tc>
         <w:tc>
           <w:tcPr>
-            <w:tcW w:w="708" w:type="dxa"/>
-            <w:shd w:val="clear" w:color="auto" w:fill="auto"/>
-          </w:tcPr>
-          <w:p>
-            <w:pPr>
-              <w:jc w:val="center"/>
-              <w:rPr>
-                <w:rFonts w:ascii="標楷體" w:eastAsia="標楷體" w:hAnsi="標楷體"/>
-              </w:rPr>
-            </w:pPr>
-            <w:r>
-              <w:rPr>
-                <w:rFonts w:ascii="標楷體" w:eastAsia="標楷體" w:hAnsi="標楷體"/>
-              </w:rPr>
-              <w:t>{{ Credits_</w:t>
-            </w:r>
-            <w:r>
-              <w:rPr>
-                <w:rFonts w:ascii="標楷體" w:eastAsia="標楷體" w:hAnsi="標楷體"/>
-              </w:rPr>
-              <w:t>6</w:t>
-            </w:r>
-            <w:r>
-              <w:rPr>
-                <w:rFonts w:ascii="標楷體" w:eastAsia="標楷體" w:hAnsi="標楷體"/>
-              </w:rPr>
-              <w:t>_3 }}</w:t>
-            </w:r>
+            <w:tcW w:w="1644" w:type="dxa"/>
+            <w:gridSpan w:val="2"/>
+          </w:tcPr>
+          <w:p>
+            <w:pPr>
+              <w:jc w:val="center"/>
+              <w:rPr>
+                <w:rFonts w:ascii="標楷體" w:eastAsia="標楷體" w:hAnsi="標楷體"/>
+              </w:rPr>
+            </w:pPr>
           </w:p>
         </w:tc>
       </w:tr>
       <w:tr>
         <w:trPr>
+          <w:gridAfter w:val="3"/>
+          <w:wAfter w:w="5025" w:type="dxa"/>
           <w:trHeight w:val="406"/>
           <w:jc w:val="center"/>
         </w:trPr>
         <w:tc>
           <w:tcPr>
-            <w:tcW w:w="2547" w:type="dxa"/>
+            <w:tcW w:w="1836" w:type="dxa"/>
+            <w:gridSpan w:val="2"/>
+          </w:tcPr>
+          <w:p>
+            <w:pPr>
+              <w:jc w:val="both"/>
+              <w:rPr>
+                <w:rFonts w:ascii="標楷體" w:eastAsia="標楷體" w:hAnsi="標楷體"/>
+              </w:rPr>
+            </w:pPr>
+            <w:r>
+              <w:rPr>
+                <w:rFonts w:ascii="標楷體" w:eastAsia="標楷體" w:hAnsi="標楷體"/>
+              </w:rPr>
+              <w:t>{{ CourseName_</w:t>
+            </w:r>
+            <w:r>
+              <w:rPr>
+                <w:rFonts w:ascii="標楷體" w:eastAsia="標楷體" w:hAnsi="標楷體"/>
+              </w:rPr>
+              <w:t>7</w:t>
+            </w:r>
+            <w:r>
+              <w:rPr>
+                <w:rFonts w:ascii="標楷體" w:eastAsia="標楷體" w:hAnsi="標楷體"/>
+              </w:rPr>
+              <w:t>_1 }}</w:t>
+            </w:r>
+          </w:p>
+        </w:tc>
+        <w:tc>
+          <w:tcPr>
+            <w:tcW w:w="992" w:type="dxa"/>
+            <w:gridSpan w:val="2"/>
+            <w:shd w:val="clear" w:color="auto" w:fill="auto"/>
+            <w:vAlign w:val="center"/>
+          </w:tcPr>
+          <w:p>
+            <w:pPr>
+              <w:jc w:val="center"/>
+              <w:rPr>
+                <w:rFonts w:ascii="標楷體" w:eastAsia="標楷體" w:hAnsi="標楷體"/>
+              </w:rPr>
+            </w:pPr>
+            <w:r>
+              <w:rPr>
+                <w:rFonts w:ascii="標楷體" w:eastAsia="標楷體" w:hAnsi="標楷體"/>
+              </w:rPr>
+              <w:t>{{ Credits_</w:t>
+            </w:r>
+            <w:r>
+              <w:rPr>
+                <w:rFonts w:ascii="標楷體" w:eastAsia="標楷體" w:hAnsi="標楷體"/>
+              </w:rPr>
+              <w:t>7</w:t>
+            </w:r>
+            <w:r>
+              <w:rPr>
+                <w:rFonts w:ascii="標楷體" w:eastAsia="標楷體" w:hAnsi="標楷體"/>
+              </w:rPr>
+              <w:t>_1 }}</w:t>
+            </w:r>
+          </w:p>
+        </w:tc>
+        <w:tc>
+          <w:tcPr>
+            <w:tcW w:w="994" w:type="dxa"/>
+            <w:gridSpan w:val="3"/>
+          </w:tcPr>
+          <w:p>
+            <w:pPr>
+              <w:jc w:val="both"/>
+              <w:rPr>
+                <w:rFonts w:ascii="標楷體" w:eastAsia="標楷體" w:hAnsi="標楷體"/>
+              </w:rPr>
+            </w:pPr>
+          </w:p>
+        </w:tc>
+        <w:tc>
+          <w:tcPr>
+            <w:tcW w:w="1841" w:type="dxa"/>
+            <w:gridSpan w:val="3"/>
+            <w:vAlign w:val="center"/>
+          </w:tcPr>
+          <w:p>
+            <w:pPr>
+              <w:jc w:val="both"/>
+              <w:rPr>
+                <w:rFonts w:ascii="標楷體" w:eastAsia="標楷體" w:hAnsi="標楷體"/>
+              </w:rPr>
+            </w:pPr>
+            <w:r>
+              <w:rPr>
+                <w:rFonts w:ascii="標楷體" w:eastAsia="標楷體" w:hAnsi="標楷體"/>
+              </w:rPr>
+              <w:t>{{ CourseName_</w:t>
+            </w:r>
+            <w:r>
+              <w:rPr>
+                <w:rFonts w:ascii="標楷體" w:eastAsia="標楷體" w:hAnsi="標楷體"/>
+              </w:rPr>
+              <w:t>7</w:t>
+            </w:r>
+            <w:r>
+              <w:rPr>
+                <w:rFonts w:ascii="標楷體" w:eastAsia="標楷體" w:hAnsi="標楷體"/>
+              </w:rPr>
+              <w:t>_2 }}</w:t>
+            </w:r>
+          </w:p>
+        </w:tc>
+        <w:tc>
+          <w:tcPr>
+            <w:tcW w:w="851" w:type="dxa"/>
             <w:gridSpan w:val="4"/>
+            <w:shd w:val="clear" w:color="auto" w:fill="auto"/>
+            <w:vAlign w:val="center"/>
+          </w:tcPr>
+          <w:p>
+            <w:pPr>
+              <w:jc w:val="center"/>
+              <w:rPr>
+                <w:rFonts w:ascii="標楷體" w:eastAsia="標楷體" w:hAnsi="標楷體"/>
+              </w:rPr>
+            </w:pPr>
+            <w:r>
+              <w:rPr>
+                <w:rFonts w:ascii="標楷體" w:eastAsia="標楷體" w:hAnsi="標楷體"/>
+              </w:rPr>
+              <w:t>{{ Credits_</w:t>
+            </w:r>
+            <w:r>
+              <w:rPr>
+                <w:rFonts w:ascii="標楷體" w:eastAsia="標楷體" w:hAnsi="標楷體"/>
+              </w:rPr>
+              <w:t>7</w:t>
+            </w:r>
+            <w:r>
+              <w:rPr>
+                <w:rFonts w:ascii="標楷體" w:eastAsia="標楷體" w:hAnsi="標楷體"/>
+              </w:rPr>
+              <w:t>_2 }}</w:t>
+            </w:r>
+          </w:p>
+        </w:tc>
+        <w:tc>
+          <w:tcPr>
+            <w:tcW w:w="993" w:type="dxa"/>
+            <w:gridSpan w:val="2"/>
           </w:tcPr>
           <w:p>
             <w:pPr>
@@ -2608,11 +3357,25 @@
                 <w:rFonts w:ascii="標楷體" w:eastAsia="標楷體" w:hAnsi="標楷體"/>
               </w:rPr>
             </w:pPr>
-            <w:r>
-              <w:rPr>
-                <w:rFonts w:ascii="標楷體" w:eastAsia="標楷體" w:hAnsi="標楷體"/>
-              </w:rPr>
-              <w:lastRenderedPageBreak/>
+          </w:p>
+        </w:tc>
+        <w:tc>
+          <w:tcPr>
+            <w:tcW w:w="1276" w:type="dxa"/>
+            <w:gridSpan w:val="2"/>
+            <w:vAlign w:val="center"/>
+          </w:tcPr>
+          <w:p>
+            <w:pPr>
+              <w:jc w:val="both"/>
+              <w:rPr>
+                <w:rFonts w:ascii="標楷體" w:eastAsia="標楷體" w:hAnsi="標楷體"/>
+              </w:rPr>
+            </w:pPr>
+            <w:r>
+              <w:rPr>
+                <w:rFonts w:ascii="標楷體" w:eastAsia="標楷體" w:hAnsi="標楷體"/>
+              </w:rPr>
               <w:t>{{ CourseName_</w:t>
             </w:r>
             <w:r>
@@ -2625,15 +3388,15 @@
               <w:rPr>
                 <w:rFonts w:ascii="標楷體" w:eastAsia="標楷體" w:hAnsi="標楷體"/>
               </w:rPr>
-              <w:t>_1 }}</w:t>
-            </w:r>
-          </w:p>
-        </w:tc>
-        <w:tc>
-          <w:tcPr>
-            <w:tcW w:w="755" w:type="dxa"/>
+              <w:t>_3 }}</w:t>
+            </w:r>
+          </w:p>
+        </w:tc>
+        <w:tc>
+          <w:tcPr>
+            <w:tcW w:w="1644" w:type="dxa"/>
+            <w:gridSpan w:val="4"/>
             <w:shd w:val="clear" w:color="auto" w:fill="auto"/>
-            <w:vAlign w:val="center"/>
           </w:tcPr>
           <w:p>
             <w:pPr>
@@ -2658,151 +3421,183 @@
               <w:rPr>
                 <w:rFonts w:ascii="標楷體" w:eastAsia="標楷體" w:hAnsi="標楷體"/>
               </w:rPr>
-              <w:t>_1 }}</w:t>
-            </w:r>
-          </w:p>
-        </w:tc>
-        <w:tc>
-          <w:tcPr>
-            <w:tcW w:w="2789" w:type="dxa"/>
-            <w:gridSpan w:val="3"/>
-            <w:vAlign w:val="center"/>
-          </w:tcPr>
-          <w:p>
-            <w:pPr>
-              <w:jc w:val="both"/>
-              <w:rPr>
-                <w:rFonts w:ascii="標楷體" w:eastAsia="標楷體" w:hAnsi="標楷體"/>
-              </w:rPr>
-            </w:pPr>
-            <w:r>
-              <w:rPr>
-                <w:rFonts w:ascii="標楷體" w:eastAsia="標楷體" w:hAnsi="標楷體"/>
-              </w:rPr>
-              <w:t>{{ CourseName_</w:t>
-            </w:r>
-            <w:r>
-              <w:rPr>
-                <w:rFonts w:ascii="標楷體" w:eastAsia="標楷體" w:hAnsi="標楷體"/>
-              </w:rPr>
-              <w:t>7</w:t>
-            </w:r>
-            <w:r>
-              <w:rPr>
-                <w:rFonts w:ascii="標楷體" w:eastAsia="標楷體" w:hAnsi="標楷體"/>
-              </w:rPr>
-              <w:t>_2 }}</w:t>
-            </w:r>
-          </w:p>
-        </w:tc>
-        <w:tc>
-          <w:tcPr>
-            <w:tcW w:w="708" w:type="dxa"/>
-            <w:shd w:val="clear" w:color="auto" w:fill="auto"/>
-            <w:vAlign w:val="center"/>
-          </w:tcPr>
-          <w:p>
-            <w:pPr>
-              <w:jc w:val="center"/>
-              <w:rPr>
-                <w:rFonts w:ascii="標楷體" w:eastAsia="標楷體" w:hAnsi="標楷體"/>
-              </w:rPr>
-            </w:pPr>
-            <w:r>
-              <w:rPr>
-                <w:rFonts w:ascii="標楷體" w:eastAsia="標楷體" w:hAnsi="標楷體"/>
-              </w:rPr>
-              <w:t>{{ Credits_</w:t>
-            </w:r>
-            <w:r>
-              <w:rPr>
-                <w:rFonts w:ascii="標楷體" w:eastAsia="標楷體" w:hAnsi="標楷體"/>
-              </w:rPr>
-              <w:t>7</w:t>
-            </w:r>
-            <w:r>
-              <w:rPr>
-                <w:rFonts w:ascii="標楷體" w:eastAsia="標楷體" w:hAnsi="標楷體"/>
-              </w:rPr>
-              <w:t>_2 }}</w:t>
-            </w:r>
-          </w:p>
-        </w:tc>
-        <w:tc>
-          <w:tcPr>
-            <w:tcW w:w="2694" w:type="dxa"/>
-            <w:gridSpan w:val="3"/>
-            <w:vAlign w:val="center"/>
-          </w:tcPr>
-          <w:p>
-            <w:pPr>
-              <w:jc w:val="both"/>
-              <w:rPr>
-                <w:rFonts w:ascii="標楷體" w:eastAsia="標楷體" w:hAnsi="標楷體"/>
-              </w:rPr>
-            </w:pPr>
-            <w:r>
-              <w:rPr>
-                <w:rFonts w:ascii="標楷體" w:eastAsia="標楷體" w:hAnsi="標楷體"/>
-              </w:rPr>
-              <w:t>{{ CourseName_</w:t>
-            </w:r>
-            <w:r>
-              <w:rPr>
-                <w:rFonts w:ascii="標楷體" w:eastAsia="標楷體" w:hAnsi="標楷體"/>
-              </w:rPr>
-              <w:t>7</w:t>
-            </w:r>
-            <w:r>
-              <w:rPr>
-                <w:rFonts w:ascii="標楷體" w:eastAsia="標楷體" w:hAnsi="標楷體"/>
-              </w:rPr>
               <w:t>_3 }}</w:t>
             </w:r>
           </w:p>
         </w:tc>
         <w:tc>
           <w:tcPr>
-            <w:tcW w:w="708" w:type="dxa"/>
-            <w:shd w:val="clear" w:color="auto" w:fill="auto"/>
-          </w:tcPr>
-          <w:p>
-            <w:pPr>
-              <w:jc w:val="center"/>
-              <w:rPr>
-                <w:rFonts w:ascii="標楷體" w:eastAsia="標楷體" w:hAnsi="標楷體"/>
-              </w:rPr>
-            </w:pPr>
-            <w:r>
-              <w:rPr>
-                <w:rFonts w:ascii="標楷體" w:eastAsia="標楷體" w:hAnsi="標楷體"/>
-              </w:rPr>
-              <w:t>{{ Credits_</w:t>
-            </w:r>
-            <w:r>
-              <w:rPr>
-                <w:rFonts w:ascii="標楷體" w:eastAsia="標楷體" w:hAnsi="標楷體"/>
-              </w:rPr>
-              <w:t>7</w:t>
-            </w:r>
-            <w:r>
-              <w:rPr>
-                <w:rFonts w:ascii="標楷體" w:eastAsia="標楷體" w:hAnsi="標楷體"/>
-              </w:rPr>
-              <w:t>_3 }}</w:t>
-            </w:r>
+            <w:tcW w:w="1644" w:type="dxa"/>
+            <w:gridSpan w:val="2"/>
+          </w:tcPr>
+          <w:p>
+            <w:pPr>
+              <w:jc w:val="center"/>
+              <w:rPr>
+                <w:rFonts w:ascii="標楷體" w:eastAsia="標楷體" w:hAnsi="標楷體"/>
+              </w:rPr>
+            </w:pPr>
           </w:p>
         </w:tc>
       </w:tr>
       <w:tr>
         <w:trPr>
+          <w:gridAfter w:val="3"/>
+          <w:wAfter w:w="5025" w:type="dxa"/>
           <w:trHeight w:val="406"/>
           <w:jc w:val="center"/>
         </w:trPr>
         <w:tc>
           <w:tcPr>
-            <w:tcW w:w="2547" w:type="dxa"/>
+            <w:tcW w:w="1836" w:type="dxa"/>
+            <w:gridSpan w:val="2"/>
+          </w:tcPr>
+          <w:p>
+            <w:pPr>
+              <w:jc w:val="both"/>
+              <w:rPr>
+                <w:rFonts w:ascii="標楷體" w:eastAsia="標楷體" w:hAnsi="標楷體"/>
+              </w:rPr>
+            </w:pPr>
+            <w:r>
+              <w:rPr>
+                <w:rFonts w:ascii="標楷體" w:eastAsia="標楷體" w:hAnsi="標楷體"/>
+              </w:rPr>
+              <w:t>{{ CourseName_</w:t>
+            </w:r>
+            <w:r>
+              <w:rPr>
+                <w:rFonts w:ascii="標楷體" w:eastAsia="標楷體" w:hAnsi="標楷體"/>
+              </w:rPr>
+              <w:t>8</w:t>
+            </w:r>
+            <w:r>
+              <w:rPr>
+                <w:rFonts w:ascii="標楷體" w:eastAsia="標楷體" w:hAnsi="標楷體"/>
+              </w:rPr>
+              <w:t>_1 }}</w:t>
+            </w:r>
+          </w:p>
+        </w:tc>
+        <w:tc>
+          <w:tcPr>
+            <w:tcW w:w="992" w:type="dxa"/>
+            <w:gridSpan w:val="2"/>
+            <w:shd w:val="clear" w:color="auto" w:fill="auto"/>
+            <w:vAlign w:val="center"/>
+          </w:tcPr>
+          <w:p>
+            <w:pPr>
+              <w:jc w:val="center"/>
+              <w:rPr>
+                <w:rFonts w:ascii="標楷體" w:eastAsia="標楷體" w:hAnsi="標楷體"/>
+              </w:rPr>
+            </w:pPr>
+            <w:r>
+              <w:rPr>
+                <w:rFonts w:ascii="標楷體" w:eastAsia="標楷體" w:hAnsi="標楷體"/>
+              </w:rPr>
+              <w:t>{{ Credits_</w:t>
+            </w:r>
+            <w:r>
+              <w:rPr>
+                <w:rFonts w:ascii="標楷體" w:eastAsia="標楷體" w:hAnsi="標楷體"/>
+              </w:rPr>
+              <w:t>8</w:t>
+            </w:r>
+            <w:r>
+              <w:rPr>
+                <w:rFonts w:ascii="標楷體" w:eastAsia="標楷體" w:hAnsi="標楷體"/>
+              </w:rPr>
+              <w:t>_1 }}</w:t>
+            </w:r>
+          </w:p>
+        </w:tc>
+        <w:tc>
+          <w:tcPr>
+            <w:tcW w:w="994" w:type="dxa"/>
+            <w:gridSpan w:val="3"/>
+          </w:tcPr>
+          <w:p>
+            <w:pPr>
+              <w:jc w:val="both"/>
+              <w:rPr>
+                <w:rFonts w:ascii="標楷體" w:eastAsia="標楷體" w:hAnsi="標楷體"/>
+              </w:rPr>
+            </w:pPr>
+          </w:p>
+        </w:tc>
+        <w:tc>
+          <w:tcPr>
+            <w:tcW w:w="1841" w:type="dxa"/>
+            <w:gridSpan w:val="3"/>
+            <w:vAlign w:val="center"/>
+          </w:tcPr>
+          <w:p>
+            <w:pPr>
+              <w:jc w:val="both"/>
+              <w:rPr>
+                <w:rFonts w:ascii="標楷體" w:eastAsia="標楷體" w:hAnsi="標楷體"/>
+              </w:rPr>
+            </w:pPr>
+            <w:r>
+              <w:rPr>
+                <w:rFonts w:ascii="標楷體" w:eastAsia="標楷體" w:hAnsi="標楷體"/>
+              </w:rPr>
+              <w:t>{{ CourseName_</w:t>
+            </w:r>
+            <w:r>
+              <w:rPr>
+                <w:rFonts w:ascii="標楷體" w:eastAsia="標楷體" w:hAnsi="標楷體"/>
+              </w:rPr>
+              <w:t>8</w:t>
+            </w:r>
+            <w:r>
+              <w:rPr>
+                <w:rFonts w:ascii="標楷體" w:eastAsia="標楷體" w:hAnsi="標楷體"/>
+              </w:rPr>
+              <w:t>_2 }}</w:t>
+            </w:r>
+          </w:p>
+        </w:tc>
+        <w:tc>
+          <w:tcPr>
+            <w:tcW w:w="851" w:type="dxa"/>
             <w:gridSpan w:val="4"/>
+            <w:shd w:val="clear" w:color="auto" w:fill="auto"/>
+            <w:vAlign w:val="center"/>
+          </w:tcPr>
+          <w:p>
+            <w:pPr>
+              <w:jc w:val="center"/>
+              <w:rPr>
+                <w:rFonts w:ascii="標楷體" w:eastAsia="標楷體" w:hAnsi="標楷體"/>
+              </w:rPr>
+            </w:pPr>
+            <w:r>
+              <w:rPr>
+                <w:rFonts w:ascii="標楷體" w:eastAsia="標楷體" w:hAnsi="標楷體"/>
+              </w:rPr>
+              <w:t>{{ Credits_</w:t>
+            </w:r>
+            <w:r>
+              <w:rPr>
+                <w:rFonts w:ascii="標楷體" w:eastAsia="標楷體" w:hAnsi="標楷體"/>
+              </w:rPr>
+              <w:t>8</w:t>
+            </w:r>
+            <w:r>
+              <w:rPr>
+                <w:rFonts w:ascii="標楷體" w:eastAsia="標楷體" w:hAnsi="標楷體"/>
+              </w:rPr>
+              <w:t>_2 }}</w:t>
+            </w:r>
+          </w:p>
+        </w:tc>
+        <w:tc>
+          <w:tcPr>
+            <w:tcW w:w="993" w:type="dxa"/>
+            <w:gridSpan w:val="2"/>
           </w:tcPr>
           <w:p>
             <w:pPr>
@@ -2811,6 +3606,21 @@
                 <w:rFonts w:ascii="標楷體" w:eastAsia="標楷體" w:hAnsi="標楷體"/>
               </w:rPr>
             </w:pPr>
+          </w:p>
+        </w:tc>
+        <w:tc>
+          <w:tcPr>
+            <w:tcW w:w="1276" w:type="dxa"/>
+            <w:gridSpan w:val="2"/>
+            <w:vAlign w:val="center"/>
+          </w:tcPr>
+          <w:p>
+            <w:pPr>
+              <w:jc w:val="both"/>
+              <w:rPr>
+                <w:rFonts w:ascii="標楷體" w:eastAsia="標楷體" w:hAnsi="標楷體"/>
+              </w:rPr>
+            </w:pPr>
             <w:r>
               <w:rPr>
                 <w:rFonts w:ascii="標楷體" w:eastAsia="標楷體" w:hAnsi="標楷體"/>
@@ -2827,15 +3637,15 @@
               <w:rPr>
                 <w:rFonts w:ascii="標楷體" w:eastAsia="標楷體" w:hAnsi="標楷體"/>
               </w:rPr>
-              <w:t>_1 }}</w:t>
-            </w:r>
-          </w:p>
-        </w:tc>
-        <w:tc>
-          <w:tcPr>
-            <w:tcW w:w="755" w:type="dxa"/>
+              <w:t>_3 }}</w:t>
+            </w:r>
+          </w:p>
+        </w:tc>
+        <w:tc>
+          <w:tcPr>
+            <w:tcW w:w="1644" w:type="dxa"/>
+            <w:gridSpan w:val="4"/>
             <w:shd w:val="clear" w:color="auto" w:fill="auto"/>
-            <w:vAlign w:val="center"/>
           </w:tcPr>
           <w:p>
             <w:pPr>
@@ -2860,164 +3670,245 @@
               <w:rPr>
                 <w:rFonts w:ascii="標楷體" w:eastAsia="標楷體" w:hAnsi="標楷體"/>
               </w:rPr>
-              <w:t>_1 }}</w:t>
-            </w:r>
-          </w:p>
-        </w:tc>
-        <w:tc>
-          <w:tcPr>
-            <w:tcW w:w="2789" w:type="dxa"/>
-            <w:gridSpan w:val="3"/>
-            <w:vAlign w:val="center"/>
-          </w:tcPr>
-          <w:p>
-            <w:pPr>
-              <w:jc w:val="both"/>
-              <w:rPr>
-                <w:rFonts w:ascii="標楷體" w:eastAsia="標楷體" w:hAnsi="標楷體"/>
-              </w:rPr>
-            </w:pPr>
-            <w:r>
-              <w:rPr>
-                <w:rFonts w:ascii="標楷體" w:eastAsia="標楷體" w:hAnsi="標楷體"/>
-              </w:rPr>
-              <w:t>{{ CourseName_</w:t>
-            </w:r>
-            <w:r>
-              <w:rPr>
-                <w:rFonts w:ascii="標楷體" w:eastAsia="標楷體" w:hAnsi="標楷體"/>
-              </w:rPr>
-              <w:t>8</w:t>
-            </w:r>
-            <w:r>
-              <w:rPr>
-                <w:rFonts w:ascii="標楷體" w:eastAsia="標楷體" w:hAnsi="標楷體"/>
-              </w:rPr>
-              <w:t>_2 }}</w:t>
-            </w:r>
-          </w:p>
-        </w:tc>
-        <w:tc>
-          <w:tcPr>
-            <w:tcW w:w="708" w:type="dxa"/>
-            <w:shd w:val="clear" w:color="auto" w:fill="auto"/>
-            <w:vAlign w:val="center"/>
-          </w:tcPr>
-          <w:p>
-            <w:pPr>
-              <w:jc w:val="center"/>
-              <w:rPr>
-                <w:rFonts w:ascii="標楷體" w:eastAsia="標楷體" w:hAnsi="標楷體"/>
-              </w:rPr>
-            </w:pPr>
-            <w:r>
-              <w:rPr>
-                <w:rFonts w:ascii="標楷體" w:eastAsia="標楷體" w:hAnsi="標楷體"/>
-              </w:rPr>
-              <w:t>{{ Credits_</w:t>
-            </w:r>
-            <w:r>
-              <w:rPr>
-                <w:rFonts w:ascii="標楷體" w:eastAsia="標楷體" w:hAnsi="標楷體"/>
-              </w:rPr>
-              <w:t>8</w:t>
-            </w:r>
-            <w:r>
-              <w:rPr>
-                <w:rFonts w:ascii="標楷體" w:eastAsia="標楷體" w:hAnsi="標楷體"/>
-              </w:rPr>
-              <w:t>_2 }}</w:t>
-            </w:r>
-          </w:p>
-        </w:tc>
-        <w:tc>
-          <w:tcPr>
-            <w:tcW w:w="2694" w:type="dxa"/>
-            <w:gridSpan w:val="3"/>
-            <w:vAlign w:val="center"/>
-          </w:tcPr>
-          <w:p>
-            <w:pPr>
-              <w:jc w:val="both"/>
-              <w:rPr>
-                <w:rFonts w:ascii="標楷體" w:eastAsia="標楷體" w:hAnsi="標楷體"/>
-              </w:rPr>
-            </w:pPr>
-            <w:r>
-              <w:rPr>
-                <w:rFonts w:ascii="標楷體" w:eastAsia="標楷體" w:hAnsi="標楷體"/>
-              </w:rPr>
-              <w:t>{{ CourseName_</w:t>
-            </w:r>
-            <w:r>
-              <w:rPr>
-                <w:rFonts w:ascii="標楷體" w:eastAsia="標楷體" w:hAnsi="標楷體"/>
-              </w:rPr>
-              <w:t>8</w:t>
-            </w:r>
-            <w:r>
-              <w:rPr>
-                <w:rFonts w:ascii="標楷體" w:eastAsia="標楷體" w:hAnsi="標楷體"/>
-              </w:rPr>
               <w:t>_3 }}</w:t>
             </w:r>
           </w:p>
         </w:tc>
         <w:tc>
           <w:tcPr>
-            <w:tcW w:w="708" w:type="dxa"/>
-            <w:shd w:val="clear" w:color="auto" w:fill="auto"/>
-          </w:tcPr>
-          <w:p>
-            <w:pPr>
-              <w:jc w:val="center"/>
-              <w:rPr>
-                <w:rFonts w:ascii="標楷體" w:eastAsia="標楷體" w:hAnsi="標楷體"/>
-              </w:rPr>
-            </w:pPr>
-            <w:r>
-              <w:rPr>
-                <w:rFonts w:ascii="標楷體" w:eastAsia="標楷體" w:hAnsi="標楷體"/>
-              </w:rPr>
-              <w:t>{{ Credits_</w:t>
-            </w:r>
-            <w:r>
-              <w:rPr>
-                <w:rFonts w:ascii="標楷體" w:eastAsia="標楷體" w:hAnsi="標楷體"/>
-              </w:rPr>
-              <w:t>8</w:t>
-            </w:r>
-            <w:r>
-              <w:rPr>
-                <w:rFonts w:ascii="標楷體" w:eastAsia="標楷體" w:hAnsi="標楷體"/>
-              </w:rPr>
-              <w:t>_3 }}</w:t>
-            </w:r>
+            <w:tcW w:w="1644" w:type="dxa"/>
+            <w:gridSpan w:val="2"/>
+          </w:tcPr>
+          <w:p>
+            <w:pPr>
+              <w:jc w:val="center"/>
+              <w:rPr>
+                <w:rFonts w:ascii="標楷體" w:eastAsia="標楷體" w:hAnsi="標楷體"/>
+              </w:rPr>
+            </w:pPr>
           </w:p>
         </w:tc>
       </w:tr>
       <w:tr>
         <w:trPr>
+          <w:gridAfter w:val="3"/>
+          <w:wAfter w:w="5025" w:type="dxa"/>
           <w:trHeight w:val="406"/>
           <w:jc w:val="center"/>
         </w:trPr>
         <w:tc>
           <w:tcPr>
-            <w:tcW w:w="2547" w:type="dxa"/>
+            <w:tcW w:w="1836" w:type="dxa"/>
+            <w:gridSpan w:val="2"/>
+          </w:tcPr>
+          <w:p>
+            <w:pPr>
+              <w:jc w:val="both"/>
+              <w:rPr>
+                <w:rFonts w:ascii="標楷體" w:eastAsia="標楷體" w:hAnsi="標楷體"/>
+              </w:rPr>
+            </w:pPr>
+            <w:r>
+              <w:rPr>
+                <w:rFonts w:ascii="標楷體" w:eastAsia="標楷體" w:hAnsi="標楷體"/>
+              </w:rPr>
+              <w:lastRenderedPageBreak/>
+              <w:t>{{ CourseName_</w:t>
+            </w:r>
+            <w:r>
+              <w:rPr>
+                <w:rFonts w:ascii="標楷體" w:eastAsia="標楷體" w:hAnsi="標楷體"/>
+              </w:rPr>
+              <w:t>9</w:t>
+            </w:r>
+            <w:r>
+              <w:rPr>
+                <w:rFonts w:ascii="標楷體" w:eastAsia="標楷體" w:hAnsi="標楷體"/>
+              </w:rPr>
+              <w:t>_1 }}</w:t>
+            </w:r>
+          </w:p>
+        </w:tc>
+        <w:tc>
+          <w:tcPr>
+            <w:tcW w:w="992" w:type="dxa"/>
+            <w:gridSpan w:val="2"/>
+            <w:shd w:val="clear" w:color="auto" w:fill="auto"/>
+            <w:vAlign w:val="center"/>
+          </w:tcPr>
+          <w:p>
+            <w:pPr>
+              <w:jc w:val="center"/>
+              <w:rPr>
+                <w:rFonts w:ascii="標楷體" w:eastAsia="標楷體" w:hAnsi="標楷體"/>
+              </w:rPr>
+            </w:pPr>
+            <w:r>
+              <w:rPr>
+                <w:rFonts w:ascii="標楷體" w:eastAsia="標楷體" w:hAnsi="標楷體"/>
+              </w:rPr>
+              <w:t>{{ Credits_</w:t>
+            </w:r>
+            <w:r>
+              <w:rPr>
+                <w:rFonts w:ascii="標楷體" w:eastAsia="標楷體" w:hAnsi="標楷體"/>
+              </w:rPr>
+              <w:t>9</w:t>
+            </w:r>
+            <w:r>
+              <w:rPr>
+                <w:rFonts w:ascii="標楷體" w:eastAsia="標楷體" w:hAnsi="標楷體"/>
+              </w:rPr>
+              <w:t>_1 }}</w:t>
+            </w:r>
+          </w:p>
+        </w:tc>
+        <w:tc>
+          <w:tcPr>
+            <w:tcW w:w="994" w:type="dxa"/>
+            <w:gridSpan w:val="3"/>
+          </w:tcPr>
+          <w:p>
+            <w:pPr>
+              <w:jc w:val="both"/>
+              <w:rPr>
+                <w:rFonts w:ascii="標楷體" w:eastAsia="標楷體" w:hAnsi="標楷體"/>
+              </w:rPr>
+            </w:pPr>
+          </w:p>
+        </w:tc>
+        <w:tc>
+          <w:tcPr>
+            <w:tcW w:w="2409" w:type="dxa"/>
+            <w:gridSpan w:val="5"/>
+            <w:vAlign w:val="center"/>
+          </w:tcPr>
+          <w:p>
+            <w:pPr>
+              <w:jc w:val="both"/>
+              <w:rPr>
+                <w:rFonts w:ascii="標楷體" w:eastAsia="標楷體" w:hAnsi="標楷體"/>
+              </w:rPr>
+            </w:pPr>
+            <w:r>
+              <w:rPr>
+                <w:rFonts w:ascii="標楷體" w:eastAsia="標楷體" w:hAnsi="標楷體"/>
+              </w:rPr>
+              <w:t>{{ CourseName_</w:t>
+            </w:r>
+            <w:r>
+              <w:rPr>
+                <w:rFonts w:ascii="標楷體" w:eastAsia="標楷體" w:hAnsi="標楷體"/>
+              </w:rPr>
+              <w:t>9</w:t>
+            </w:r>
+            <w:r>
+              <w:rPr>
+                <w:rFonts w:ascii="標楷體" w:eastAsia="標楷體" w:hAnsi="標楷體"/>
+              </w:rPr>
+              <w:t>_2 }}</w:t>
+            </w:r>
+          </w:p>
+        </w:tc>
+        <w:tc>
+          <w:tcPr>
+            <w:tcW w:w="283" w:type="dxa"/>
+            <w:gridSpan w:val="2"/>
+            <w:shd w:val="clear" w:color="auto" w:fill="auto"/>
+            <w:vAlign w:val="center"/>
+          </w:tcPr>
+          <w:p>
+            <w:pPr>
+              <w:jc w:val="center"/>
+              <w:rPr>
+                <w:rFonts w:ascii="標楷體" w:eastAsia="標楷體" w:hAnsi="標楷體"/>
+              </w:rPr>
+            </w:pPr>
+            <w:r>
+              <w:rPr>
+                <w:rFonts w:ascii="標楷體" w:eastAsia="標楷體" w:hAnsi="標楷體"/>
+              </w:rPr>
+              <w:t>{{ Credits_</w:t>
+            </w:r>
+            <w:r>
+              <w:rPr>
+                <w:rFonts w:ascii="標楷體" w:eastAsia="標楷體" w:hAnsi="標楷體"/>
+              </w:rPr>
+              <w:t>9</w:t>
+            </w:r>
+            <w:r>
+              <w:rPr>
+                <w:rFonts w:ascii="標楷體" w:eastAsia="標楷體" w:hAnsi="標楷體"/>
+              </w:rPr>
+              <w:t>_2 }}</w:t>
+            </w:r>
+          </w:p>
+        </w:tc>
+        <w:tc>
+          <w:tcPr>
+            <w:tcW w:w="993" w:type="dxa"/>
+            <w:gridSpan w:val="2"/>
+          </w:tcPr>
+          <w:p>
+            <w:pPr>
+              <w:jc w:val="both"/>
+              <w:rPr>
+                <w:rFonts w:ascii="標楷體" w:eastAsia="標楷體" w:hAnsi="標楷體"/>
+              </w:rPr>
+            </w:pPr>
+          </w:p>
+        </w:tc>
+        <w:tc>
+          <w:tcPr>
+            <w:tcW w:w="1276" w:type="dxa"/>
+            <w:gridSpan w:val="2"/>
+            <w:vAlign w:val="center"/>
+          </w:tcPr>
+          <w:p>
+            <w:pPr>
+              <w:jc w:val="both"/>
+              <w:rPr>
+                <w:rFonts w:ascii="標楷體" w:eastAsia="標楷體" w:hAnsi="標楷體"/>
+              </w:rPr>
+            </w:pPr>
+            <w:r>
+              <w:rPr>
+                <w:rFonts w:ascii="標楷體" w:eastAsia="標楷體" w:hAnsi="標楷體"/>
+              </w:rPr>
+              <w:t>{{ CourseName_</w:t>
+            </w:r>
+            <w:r>
+              <w:rPr>
+                <w:rFonts w:ascii="標楷體" w:eastAsia="標楷體" w:hAnsi="標楷體"/>
+              </w:rPr>
+              <w:t>9</w:t>
+            </w:r>
+            <w:r>
+              <w:rPr>
+                <w:rFonts w:ascii="標楷體" w:eastAsia="標楷體" w:hAnsi="標楷體"/>
+              </w:rPr>
+              <w:t>_3 }}</w:t>
+            </w:r>
+          </w:p>
+        </w:tc>
+        <w:tc>
+          <w:tcPr>
+            <w:tcW w:w="1644" w:type="dxa"/>
             <w:gridSpan w:val="4"/>
-          </w:tcPr>
-          <w:p>
-            <w:pPr>
-              <w:jc w:val="both"/>
-              <w:rPr>
-                <w:rFonts w:ascii="標楷體" w:eastAsia="標楷體" w:hAnsi="標楷體"/>
-              </w:rPr>
-            </w:pPr>
-            <w:r>
-              <w:rPr>
-                <w:rFonts w:ascii="標楷體" w:eastAsia="標楷體" w:hAnsi="標楷體"/>
-              </w:rPr>
-              <w:t>{{ CourseName_</w:t>
+            <w:shd w:val="clear" w:color="auto" w:fill="auto"/>
+          </w:tcPr>
+          <w:p>
+            <w:pPr>
+              <w:jc w:val="center"/>
+              <w:rPr>
+                <w:rFonts w:ascii="標楷體" w:eastAsia="標楷體" w:hAnsi="標楷體"/>
+              </w:rPr>
+            </w:pPr>
+            <w:r>
+              <w:rPr>
+                <w:rFonts w:ascii="標楷體" w:eastAsia="標楷體" w:hAnsi="標楷體"/>
+              </w:rPr>
+              <w:t>{{ Credits_</w:t>
             </w:r>
             <w:r>
               <w:rPr>
@@ -3029,197 +3920,244 @@
               <w:rPr>
                 <w:rFonts w:ascii="標楷體" w:eastAsia="標楷體" w:hAnsi="標楷體"/>
               </w:rPr>
-              <w:t>_1 }}</w:t>
-            </w:r>
-          </w:p>
-        </w:tc>
-        <w:tc>
-          <w:tcPr>
-            <w:tcW w:w="755" w:type="dxa"/>
-            <w:shd w:val="clear" w:color="auto" w:fill="auto"/>
-            <w:vAlign w:val="center"/>
-          </w:tcPr>
-          <w:p>
-            <w:pPr>
-              <w:jc w:val="center"/>
-              <w:rPr>
-                <w:rFonts w:ascii="標楷體" w:eastAsia="標楷體" w:hAnsi="標楷體"/>
-              </w:rPr>
-            </w:pPr>
-            <w:r>
-              <w:rPr>
-                <w:rFonts w:ascii="標楷體" w:eastAsia="標楷體" w:hAnsi="標楷體"/>
-              </w:rPr>
-              <w:t>{{ Credits_</w:t>
-            </w:r>
-            <w:r>
-              <w:rPr>
-                <w:rFonts w:ascii="標楷體" w:eastAsia="標楷體" w:hAnsi="標楷體"/>
-              </w:rPr>
-              <w:t>9</w:t>
-            </w:r>
-            <w:r>
-              <w:rPr>
-                <w:rFonts w:ascii="標楷體" w:eastAsia="標楷體" w:hAnsi="標楷體"/>
-              </w:rPr>
-              <w:t>_1 }}</w:t>
-            </w:r>
-          </w:p>
-        </w:tc>
-        <w:tc>
-          <w:tcPr>
-            <w:tcW w:w="2789" w:type="dxa"/>
-            <w:gridSpan w:val="3"/>
-            <w:vAlign w:val="center"/>
-          </w:tcPr>
-          <w:p>
-            <w:pPr>
-              <w:jc w:val="both"/>
-              <w:rPr>
-                <w:rFonts w:ascii="標楷體" w:eastAsia="標楷體" w:hAnsi="標楷體"/>
-              </w:rPr>
-            </w:pPr>
-            <w:r>
-              <w:rPr>
-                <w:rFonts w:ascii="標楷體" w:eastAsia="標楷體" w:hAnsi="標楷體"/>
-              </w:rPr>
-              <w:t>{{ CourseName_</w:t>
-            </w:r>
-            <w:r>
-              <w:rPr>
-                <w:rFonts w:ascii="標楷體" w:eastAsia="標楷體" w:hAnsi="標楷體"/>
-              </w:rPr>
-              <w:t>9</w:t>
-            </w:r>
-            <w:r>
-              <w:rPr>
-                <w:rFonts w:ascii="標楷體" w:eastAsia="標楷體" w:hAnsi="標楷體"/>
-              </w:rPr>
-              <w:t>_2 }}</w:t>
-            </w:r>
-          </w:p>
-        </w:tc>
-        <w:tc>
-          <w:tcPr>
-            <w:tcW w:w="708" w:type="dxa"/>
-            <w:shd w:val="clear" w:color="auto" w:fill="auto"/>
-            <w:vAlign w:val="center"/>
-          </w:tcPr>
-          <w:p>
-            <w:pPr>
-              <w:jc w:val="center"/>
-              <w:rPr>
-                <w:rFonts w:ascii="標楷體" w:eastAsia="標楷體" w:hAnsi="標楷體"/>
-              </w:rPr>
-            </w:pPr>
-            <w:r>
-              <w:rPr>
-                <w:rFonts w:ascii="標楷體" w:eastAsia="標楷體" w:hAnsi="標楷體"/>
-              </w:rPr>
-              <w:t>{{ Credits_</w:t>
-            </w:r>
-            <w:r>
-              <w:rPr>
-                <w:rFonts w:ascii="標楷體" w:eastAsia="標楷體" w:hAnsi="標楷體"/>
-              </w:rPr>
-              <w:t>9</w:t>
-            </w:r>
-            <w:r>
-              <w:rPr>
-                <w:rFonts w:ascii="標楷體" w:eastAsia="標楷體" w:hAnsi="標楷體"/>
-              </w:rPr>
-              <w:t>_2 }}</w:t>
-            </w:r>
-          </w:p>
-        </w:tc>
-        <w:tc>
-          <w:tcPr>
-            <w:tcW w:w="2694" w:type="dxa"/>
-            <w:gridSpan w:val="3"/>
-            <w:vAlign w:val="center"/>
-          </w:tcPr>
-          <w:p>
-            <w:pPr>
-              <w:jc w:val="both"/>
-              <w:rPr>
-                <w:rFonts w:ascii="標楷體" w:eastAsia="標楷體" w:hAnsi="標楷體"/>
-              </w:rPr>
-            </w:pPr>
-            <w:r>
-              <w:rPr>
-                <w:rFonts w:ascii="標楷體" w:eastAsia="標楷體" w:hAnsi="標楷體"/>
-              </w:rPr>
-              <w:t>{{ CourseName_</w:t>
-            </w:r>
-            <w:r>
-              <w:rPr>
-                <w:rFonts w:ascii="標楷體" w:eastAsia="標楷體" w:hAnsi="標楷體"/>
-              </w:rPr>
-              <w:t>9</w:t>
-            </w:r>
-            <w:r>
-              <w:rPr>
-                <w:rFonts w:ascii="標楷體" w:eastAsia="標楷體" w:hAnsi="標楷體"/>
-              </w:rPr>
               <w:t>_3 }}</w:t>
             </w:r>
           </w:p>
         </w:tc>
         <w:tc>
           <w:tcPr>
-            <w:tcW w:w="708" w:type="dxa"/>
-            <w:shd w:val="clear" w:color="auto" w:fill="auto"/>
-          </w:tcPr>
-          <w:p>
-            <w:pPr>
-              <w:jc w:val="center"/>
-              <w:rPr>
-                <w:rFonts w:ascii="標楷體" w:eastAsia="標楷體" w:hAnsi="標楷體"/>
-              </w:rPr>
-            </w:pPr>
-            <w:r>
-              <w:rPr>
-                <w:rFonts w:ascii="標楷體" w:eastAsia="標楷體" w:hAnsi="標楷體"/>
-              </w:rPr>
-              <w:t>{{ Credits_</w:t>
-            </w:r>
-            <w:r>
-              <w:rPr>
-                <w:rFonts w:ascii="標楷體" w:eastAsia="標楷體" w:hAnsi="標楷體"/>
-              </w:rPr>
-              <w:t>9</w:t>
-            </w:r>
-            <w:r>
-              <w:rPr>
-                <w:rFonts w:ascii="標楷體" w:eastAsia="標楷體" w:hAnsi="標楷體"/>
-              </w:rPr>
-              <w:t>_3 }}</w:t>
-            </w:r>
+            <w:tcW w:w="1644" w:type="dxa"/>
+            <w:gridSpan w:val="2"/>
+          </w:tcPr>
+          <w:p>
+            <w:pPr>
+              <w:jc w:val="center"/>
+              <w:rPr>
+                <w:rFonts w:ascii="標楷體" w:eastAsia="標楷體" w:hAnsi="標楷體"/>
+              </w:rPr>
+            </w:pPr>
           </w:p>
         </w:tc>
       </w:tr>
       <w:tr>
         <w:trPr>
+          <w:gridAfter w:val="3"/>
+          <w:wAfter w:w="5025" w:type="dxa"/>
           <w:trHeight w:val="406"/>
           <w:jc w:val="center"/>
         </w:trPr>
         <w:tc>
           <w:tcPr>
-            <w:tcW w:w="2547" w:type="dxa"/>
+            <w:tcW w:w="1836" w:type="dxa"/>
+            <w:gridSpan w:val="2"/>
+          </w:tcPr>
+          <w:p>
+            <w:pPr>
+              <w:jc w:val="both"/>
+              <w:rPr>
+                <w:rFonts w:ascii="標楷體" w:eastAsia="標楷體" w:hAnsi="標楷體"/>
+              </w:rPr>
+            </w:pPr>
+            <w:r>
+              <w:rPr>
+                <w:rFonts w:ascii="標楷體" w:eastAsia="標楷體" w:hAnsi="標楷體"/>
+              </w:rPr>
+              <w:t>{{ CourseName_1</w:t>
+            </w:r>
+            <w:r>
+              <w:rPr>
+                <w:rFonts w:ascii="標楷體" w:eastAsia="標楷體" w:hAnsi="標楷體"/>
+              </w:rPr>
+              <w:t>0</w:t>
+            </w:r>
+            <w:r>
+              <w:rPr>
+                <w:rFonts w:ascii="標楷體" w:eastAsia="標楷體" w:hAnsi="標楷體"/>
+              </w:rPr>
+              <w:t>_1 }}</w:t>
+            </w:r>
+          </w:p>
+        </w:tc>
+        <w:tc>
+          <w:tcPr>
+            <w:tcW w:w="992" w:type="dxa"/>
+            <w:gridSpan w:val="2"/>
+            <w:shd w:val="clear" w:color="auto" w:fill="auto"/>
+            <w:vAlign w:val="center"/>
+          </w:tcPr>
+          <w:p>
+            <w:pPr>
+              <w:jc w:val="center"/>
+              <w:rPr>
+                <w:rFonts w:ascii="標楷體" w:eastAsia="標楷體" w:hAnsi="標楷體"/>
+              </w:rPr>
+            </w:pPr>
+            <w:r>
+              <w:rPr>
+                <w:rFonts w:ascii="標楷體" w:eastAsia="標楷體" w:hAnsi="標楷體"/>
+              </w:rPr>
+              <w:t>{{ Credits_1</w:t>
+            </w:r>
+            <w:r>
+              <w:rPr>
+                <w:rFonts w:ascii="標楷體" w:eastAsia="標楷體" w:hAnsi="標楷體"/>
+              </w:rPr>
+              <w:t>0</w:t>
+            </w:r>
+            <w:r>
+              <w:rPr>
+                <w:rFonts w:ascii="標楷體" w:eastAsia="標楷體" w:hAnsi="標楷體"/>
+              </w:rPr>
+              <w:t>_1 }}</w:t>
+            </w:r>
+          </w:p>
+        </w:tc>
+        <w:tc>
+          <w:tcPr>
+            <w:tcW w:w="994" w:type="dxa"/>
+            <w:gridSpan w:val="3"/>
+          </w:tcPr>
+          <w:p>
+            <w:pPr>
+              <w:jc w:val="both"/>
+              <w:rPr>
+                <w:rFonts w:ascii="標楷體" w:eastAsia="標楷體" w:hAnsi="標楷體"/>
+              </w:rPr>
+            </w:pPr>
+          </w:p>
+        </w:tc>
+        <w:tc>
+          <w:tcPr>
+            <w:tcW w:w="2409" w:type="dxa"/>
+            <w:gridSpan w:val="5"/>
+            <w:vAlign w:val="center"/>
+          </w:tcPr>
+          <w:p>
+            <w:pPr>
+              <w:jc w:val="both"/>
+              <w:rPr>
+                <w:rFonts w:ascii="標楷體" w:eastAsia="標楷體" w:hAnsi="標楷體"/>
+              </w:rPr>
+            </w:pPr>
+            <w:r>
+              <w:rPr>
+                <w:rFonts w:ascii="標楷體" w:eastAsia="標楷體" w:hAnsi="標楷體"/>
+              </w:rPr>
+              <w:t>{{ CourseName_1</w:t>
+            </w:r>
+            <w:r>
+              <w:rPr>
+                <w:rFonts w:ascii="標楷體" w:eastAsia="標楷體" w:hAnsi="標楷體"/>
+              </w:rPr>
+              <w:t>0</w:t>
+            </w:r>
+            <w:r>
+              <w:rPr>
+                <w:rFonts w:ascii="標楷體" w:eastAsia="標楷體" w:hAnsi="標楷體"/>
+              </w:rPr>
+              <w:t>_2 }}</w:t>
+            </w:r>
+          </w:p>
+        </w:tc>
+        <w:tc>
+          <w:tcPr>
+            <w:tcW w:w="283" w:type="dxa"/>
+            <w:gridSpan w:val="2"/>
+            <w:shd w:val="clear" w:color="auto" w:fill="auto"/>
+            <w:vAlign w:val="center"/>
+          </w:tcPr>
+          <w:p>
+            <w:pPr>
+              <w:jc w:val="center"/>
+              <w:rPr>
+                <w:rFonts w:ascii="標楷體" w:eastAsia="標楷體" w:hAnsi="標楷體"/>
+              </w:rPr>
+            </w:pPr>
+            <w:r>
+              <w:rPr>
+                <w:rFonts w:ascii="標楷體" w:eastAsia="標楷體" w:hAnsi="標楷體"/>
+              </w:rPr>
+              <w:t>{{ Credits_1</w:t>
+            </w:r>
+            <w:r>
+              <w:rPr>
+                <w:rFonts w:ascii="標楷體" w:eastAsia="標楷體" w:hAnsi="標楷體"/>
+              </w:rPr>
+              <w:t>0</w:t>
+            </w:r>
+            <w:r>
+              <w:rPr>
+                <w:rFonts w:ascii="標楷體" w:eastAsia="標楷體" w:hAnsi="標楷體"/>
+              </w:rPr>
+              <w:t>_2 }}</w:t>
+            </w:r>
+          </w:p>
+        </w:tc>
+        <w:tc>
+          <w:tcPr>
+            <w:tcW w:w="993" w:type="dxa"/>
+            <w:gridSpan w:val="2"/>
+          </w:tcPr>
+          <w:p>
+            <w:pPr>
+              <w:jc w:val="both"/>
+              <w:rPr>
+                <w:rFonts w:ascii="標楷體" w:eastAsia="標楷體" w:hAnsi="標楷體"/>
+              </w:rPr>
+            </w:pPr>
+          </w:p>
+        </w:tc>
+        <w:tc>
+          <w:tcPr>
+            <w:tcW w:w="1276" w:type="dxa"/>
+            <w:gridSpan w:val="2"/>
+            <w:vAlign w:val="center"/>
+          </w:tcPr>
+          <w:p>
+            <w:pPr>
+              <w:jc w:val="both"/>
+              <w:rPr>
+                <w:rFonts w:ascii="標楷體" w:eastAsia="標楷體" w:hAnsi="標楷體"/>
+              </w:rPr>
+            </w:pPr>
+            <w:r>
+              <w:rPr>
+                <w:rFonts w:ascii="標楷體" w:eastAsia="標楷體" w:hAnsi="標楷體"/>
+              </w:rPr>
+              <w:t>{{ CourseName_</w:t>
+            </w:r>
+            <w:r>
+              <w:rPr>
+                <w:rFonts w:ascii="標楷體" w:eastAsia="標楷體" w:hAnsi="標楷體"/>
+              </w:rPr>
+              <w:t>10</w:t>
+            </w:r>
+            <w:r>
+              <w:rPr>
+                <w:rFonts w:ascii="標楷體" w:eastAsia="標楷體" w:hAnsi="標楷體"/>
+              </w:rPr>
+              <w:t>_3 }}</w:t>
+            </w:r>
+          </w:p>
+        </w:tc>
+        <w:tc>
+          <w:tcPr>
+            <w:tcW w:w="1644" w:type="dxa"/>
             <w:gridSpan w:val="4"/>
-          </w:tcPr>
-          <w:p>
-            <w:pPr>
-              <w:jc w:val="both"/>
-              <w:rPr>
-                <w:rFonts w:ascii="標楷體" w:eastAsia="標楷體" w:hAnsi="標楷體"/>
-              </w:rPr>
-            </w:pPr>
-            <w:r>
-              <w:rPr>
-                <w:rFonts w:ascii="標楷體" w:eastAsia="標楷體" w:hAnsi="標楷體"/>
-              </w:rPr>
-              <w:t>{{ CourseName_1</w:t>
+            <w:shd w:val="clear" w:color="auto" w:fill="auto"/>
+          </w:tcPr>
+          <w:p>
+            <w:pPr>
+              <w:jc w:val="center"/>
+              <w:rPr>
+                <w:rFonts w:ascii="標楷體" w:eastAsia="標楷體" w:hAnsi="標楷體"/>
+              </w:rPr>
+            </w:pPr>
+            <w:r>
+              <w:rPr>
+                <w:rFonts w:ascii="標楷體" w:eastAsia="標楷體" w:hAnsi="標楷體"/>
+              </w:rPr>
+              <w:t>{{ Credits_1</w:t>
             </w:r>
             <w:r>
               <w:rPr>
@@ -3231,172 +4169,22 @@
               <w:rPr>
                 <w:rFonts w:ascii="標楷體" w:eastAsia="標楷體" w:hAnsi="標楷體"/>
               </w:rPr>
-              <w:t>_1 }}</w:t>
-            </w:r>
-          </w:p>
-        </w:tc>
-        <w:tc>
-          <w:tcPr>
-            <w:tcW w:w="755" w:type="dxa"/>
-            <w:shd w:val="clear" w:color="auto" w:fill="auto"/>
-            <w:vAlign w:val="center"/>
-          </w:tcPr>
-          <w:p>
-            <w:pPr>
-              <w:jc w:val="center"/>
-              <w:rPr>
-                <w:rFonts w:ascii="標楷體" w:eastAsia="標楷體" w:hAnsi="標楷體"/>
-              </w:rPr>
-            </w:pPr>
-            <w:r>
-              <w:rPr>
-                <w:rFonts w:ascii="標楷體" w:eastAsia="標楷體" w:hAnsi="標楷體"/>
-              </w:rPr>
-              <w:t>{{ Credits_1</w:t>
-            </w:r>
-            <w:r>
-              <w:rPr>
-                <w:rFonts w:ascii="標楷體" w:eastAsia="標楷體" w:hAnsi="標楷體"/>
-              </w:rPr>
-              <w:t>0</w:t>
-            </w:r>
-            <w:r>
-              <w:rPr>
-                <w:rFonts w:ascii="標楷體" w:eastAsia="標楷體" w:hAnsi="標楷體"/>
-              </w:rPr>
-              <w:t>_1 }}</w:t>
-            </w:r>
-          </w:p>
-        </w:tc>
-        <w:tc>
-          <w:tcPr>
-            <w:tcW w:w="2789" w:type="dxa"/>
-            <w:gridSpan w:val="3"/>
-            <w:vAlign w:val="center"/>
-          </w:tcPr>
-          <w:p>
-            <w:pPr>
-              <w:jc w:val="both"/>
-              <w:rPr>
-                <w:rFonts w:ascii="標楷體" w:eastAsia="標楷體" w:hAnsi="標楷體"/>
-              </w:rPr>
-            </w:pPr>
-            <w:r>
-              <w:rPr>
-                <w:rFonts w:ascii="標楷體" w:eastAsia="標楷體" w:hAnsi="標楷體"/>
-              </w:rPr>
-              <w:t>{{ CourseName_1</w:t>
-            </w:r>
-            <w:r>
-              <w:rPr>
-                <w:rFonts w:ascii="標楷體" w:eastAsia="標楷體" w:hAnsi="標楷體"/>
-              </w:rPr>
-              <w:t>0</w:t>
-            </w:r>
-            <w:r>
-              <w:rPr>
-                <w:rFonts w:ascii="標楷體" w:eastAsia="標楷體" w:hAnsi="標楷體"/>
-              </w:rPr>
-              <w:t>_2 }}</w:t>
-            </w:r>
-          </w:p>
-        </w:tc>
-        <w:tc>
-          <w:tcPr>
-            <w:tcW w:w="708" w:type="dxa"/>
-            <w:shd w:val="clear" w:color="auto" w:fill="auto"/>
-            <w:vAlign w:val="center"/>
-          </w:tcPr>
-          <w:p>
-            <w:pPr>
-              <w:jc w:val="center"/>
-              <w:rPr>
-                <w:rFonts w:ascii="標楷體" w:eastAsia="標楷體" w:hAnsi="標楷體"/>
-              </w:rPr>
-            </w:pPr>
-            <w:r>
-              <w:rPr>
-                <w:rFonts w:ascii="標楷體" w:eastAsia="標楷體" w:hAnsi="標楷體"/>
-              </w:rPr>
-              <w:t>{{ Credits_1</w:t>
-            </w:r>
-            <w:r>
-              <w:rPr>
-                <w:rFonts w:ascii="標楷體" w:eastAsia="標楷體" w:hAnsi="標楷體"/>
-              </w:rPr>
-              <w:t>0</w:t>
-            </w:r>
-            <w:r>
-              <w:rPr>
-                <w:rFonts w:ascii="標楷體" w:eastAsia="標楷體" w:hAnsi="標楷體"/>
-              </w:rPr>
-              <w:t>_2 }}</w:t>
-            </w:r>
-          </w:p>
-        </w:tc>
-        <w:tc>
-          <w:tcPr>
-            <w:tcW w:w="2694" w:type="dxa"/>
-            <w:gridSpan w:val="3"/>
-            <w:vAlign w:val="center"/>
-          </w:tcPr>
-          <w:p>
-            <w:pPr>
-              <w:jc w:val="both"/>
-              <w:rPr>
-                <w:rFonts w:ascii="標楷體" w:eastAsia="標楷體" w:hAnsi="標楷體"/>
-              </w:rPr>
-            </w:pPr>
-            <w:r>
-              <w:rPr>
-                <w:rFonts w:ascii="標楷體" w:eastAsia="標楷體" w:hAnsi="標楷體"/>
-              </w:rPr>
-              <w:t>{{ CourseName_</w:t>
-            </w:r>
-            <w:r>
-              <w:rPr>
-                <w:rFonts w:ascii="標楷體" w:eastAsia="標楷體" w:hAnsi="標楷體"/>
-              </w:rPr>
-              <w:t>10</w:t>
-            </w:r>
-            <w:r>
-              <w:rPr>
-                <w:rFonts w:ascii="標楷體" w:eastAsia="標楷體" w:hAnsi="標楷體"/>
-              </w:rPr>
               <w:t>_3 }}</w:t>
             </w:r>
           </w:p>
         </w:tc>
         <w:tc>
           <w:tcPr>
-            <w:tcW w:w="708" w:type="dxa"/>
-            <w:shd w:val="clear" w:color="auto" w:fill="auto"/>
-          </w:tcPr>
-          <w:p>
-            <w:pPr>
-              <w:jc w:val="center"/>
-              <w:rPr>
-                <w:rFonts w:ascii="標楷體" w:eastAsia="標楷體" w:hAnsi="標楷體"/>
-              </w:rPr>
-            </w:pPr>
-            <w:r>
-              <w:rPr>
-                <w:rFonts w:ascii="標楷體" w:eastAsia="標楷體" w:hAnsi="標楷體"/>
-              </w:rPr>
-              <w:t>{{ Credits_1</w:t>
-            </w:r>
-            <w:r>
-              <w:rPr>
-                <w:rFonts w:ascii="標楷體" w:eastAsia="標楷體" w:hAnsi="標楷體"/>
-              </w:rPr>
-              <w:t>0</w:t>
-            </w:r>
-            <w:r>
-              <w:rPr>
-                <w:rFonts w:ascii="標楷體" w:eastAsia="標楷體" w:hAnsi="標楷體"/>
-              </w:rPr>
-              <w:t>_3 }}</w:t>
-            </w:r>
+            <w:tcW w:w="1644" w:type="dxa"/>
+            <w:gridSpan w:val="2"/>
+          </w:tcPr>
+          <w:p>
+            <w:pPr>
+              <w:jc w:val="center"/>
+              <w:rPr>
+                <w:rFonts w:ascii="標楷體" w:eastAsia="標楷體" w:hAnsi="標楷體"/>
+              </w:rPr>
+            </w:pPr>
           </w:p>
         </w:tc>
       </w:tr>
@@ -3407,44 +4195,86 @@
         </w:trPr>
         <w:tc>
           <w:tcPr>
-            <w:tcW w:w="2415" w:type="dxa"/>
-            <w:gridSpan w:val="3"/>
-            <w:vAlign w:val="center"/>
-          </w:tcPr>
-          <w:p>
-            <w:pPr>
-              <w:jc w:val="center"/>
-              <w:rPr>
-                <w:rFonts w:ascii="標楷體" w:eastAsia="標楷體" w:hAnsi="標楷體"/>
-                <w:b/>
-              </w:rPr>
-            </w:pPr>
-            <w:r>
+            <w:tcW w:w="1558" w:type="dxa"/>
+          </w:tcPr>
+          <w:p>
+            <w:pPr>
+              <w:jc w:val="center"/>
               <w:rPr>
                 <w:rFonts w:ascii="標楷體" w:eastAsia="標楷體" w:hAnsi="標楷體" w:hint="eastAsia"/>
                 <w:b/>
               </w:rPr>
+            </w:pPr>
+          </w:p>
+        </w:tc>
+        <w:tc>
+          <w:tcPr>
+            <w:tcW w:w="3131" w:type="dxa"/>
+            <w:gridSpan w:val="8"/>
+            <w:vAlign w:val="center"/>
+          </w:tcPr>
+          <w:p>
+            <w:pPr>
+              <w:jc w:val="center"/>
+              <w:rPr>
+                <w:rFonts w:ascii="標楷體" w:eastAsia="標楷體" w:hAnsi="標楷體"/>
+                <w:b/>
+              </w:rPr>
+            </w:pPr>
+            <w:r>
+              <w:rPr>
+                <w:rFonts w:ascii="標楷體" w:eastAsia="標楷體" w:hAnsi="標楷體" w:hint="eastAsia"/>
+                <w:b/>
+              </w:rPr>
               <w:t>操行平均成績</w:t>
             </w:r>
           </w:p>
         </w:tc>
         <w:tc>
           <w:tcPr>
-            <w:tcW w:w="7786" w:type="dxa"/>
-            <w:gridSpan w:val="10"/>
-            <w:vAlign w:val="center"/>
-          </w:tcPr>
-          <w:p>
-            <w:pPr>
-              <w:jc w:val="center"/>
-              <w:rPr>
-                <w:rFonts w:ascii="標楷體" w:eastAsia="標楷體" w:hAnsi="標楷體"/>
-              </w:rPr>
-            </w:pPr>
-            <w:r>
+            <w:tcW w:w="2551" w:type="dxa"/>
+            <w:gridSpan w:val="6"/>
+          </w:tcPr>
+          <w:p>
+            <w:pPr>
+              <w:jc w:val="center"/>
               <w:rPr>
                 <w:rFonts w:ascii="標楷體" w:eastAsia="標楷體" w:hAnsi="標楷體" w:hint="eastAsia"/>
               </w:rPr>
+            </w:pPr>
+          </w:p>
+        </w:tc>
+        <w:tc>
+          <w:tcPr>
+            <w:tcW w:w="1644" w:type="dxa"/>
+            <w:gridSpan w:val="5"/>
+          </w:tcPr>
+          <w:p>
+            <w:pPr>
+              <w:jc w:val="center"/>
+              <w:rPr>
+                <w:rFonts w:ascii="標楷體" w:eastAsia="標楷體" w:hAnsi="標楷體" w:hint="eastAsia"/>
+              </w:rPr>
+            </w:pPr>
+          </w:p>
+        </w:tc>
+        <w:tc>
+          <w:tcPr>
+            <w:tcW w:w="8212" w:type="dxa"/>
+            <w:gridSpan w:val="7"/>
+            <w:vAlign w:val="center"/>
+          </w:tcPr>
+          <w:p>
+            <w:pPr>
+              <w:jc w:val="center"/>
+              <w:rPr>
+                <w:rFonts w:ascii="標楷體" w:eastAsia="標楷體" w:hAnsi="標楷體"/>
+              </w:rPr>
+            </w:pPr>
+            <w:r>
+              <w:rPr>
+                <w:rFonts w:ascii="標楷體" w:eastAsia="標楷體" w:hAnsi="標楷體" w:hint="eastAsia"/>
+              </w:rPr>
               <w:t xml:space="preserve">{{ </w:t>
             </w:r>
             <w:proofErr w:type="spellStart"/>
@@ -3519,13 +4349,7 @@
               <w:rPr>
                 <w:rFonts w:ascii="標楷體" w:eastAsia="標楷體" w:hAnsi="標楷體" w:hint="eastAsia"/>
               </w:rPr>
-              <w:t>丙</w:t>
-            </w:r>
-            <w:r>
-              <w:rPr>
-                <w:rFonts w:ascii="標楷體" w:eastAsia="標楷體" w:hAnsi="標楷體" w:hint="eastAsia"/>
-              </w:rPr>
-              <w:t xml:space="preserve">  </w:t>
+              <w:t xml:space="preserve">丙  </w:t>
             </w:r>
             <w:r>
               <w:rPr>
@@ -3557,8 +4381,52 @@
         </w:trPr>
         <w:tc>
           <w:tcPr>
-            <w:tcW w:w="10201" w:type="dxa"/>
-            <w:gridSpan w:val="13"/>
+            <w:tcW w:w="1558" w:type="dxa"/>
+          </w:tcPr>
+          <w:p>
+            <w:pPr>
+              <w:jc w:val="center"/>
+              <w:rPr>
+                <w:rFonts w:ascii="標楷體" w:eastAsia="標楷體" w:hAnsi="標楷體" w:hint="eastAsia"/>
+                <w:b/>
+              </w:rPr>
+            </w:pPr>
+          </w:p>
+        </w:tc>
+        <w:tc>
+          <w:tcPr>
+            <w:tcW w:w="2551" w:type="dxa"/>
+            <w:gridSpan w:val="7"/>
+          </w:tcPr>
+          <w:p>
+            <w:pPr>
+              <w:jc w:val="center"/>
+              <w:rPr>
+                <w:rFonts w:ascii="標楷體" w:eastAsia="標楷體" w:hAnsi="標楷體" w:hint="eastAsia"/>
+                <w:b/>
+              </w:rPr>
+            </w:pPr>
+          </w:p>
+        </w:tc>
+        <w:tc>
+          <w:tcPr>
+            <w:tcW w:w="1644" w:type="dxa"/>
+            <w:gridSpan w:val="3"/>
+          </w:tcPr>
+          <w:p>
+            <w:pPr>
+              <w:jc w:val="center"/>
+              <w:rPr>
+                <w:rFonts w:ascii="標楷體" w:eastAsia="標楷體" w:hAnsi="標楷體" w:hint="eastAsia"/>
+                <w:b/>
+              </w:rPr>
+            </w:pPr>
+          </w:p>
+        </w:tc>
+        <w:tc>
+          <w:tcPr>
+            <w:tcW w:w="11343" w:type="dxa"/>
+            <w:gridSpan w:val="16"/>
             <w:vAlign w:val="center"/>
           </w:tcPr>
           <w:p>
@@ -3587,7 +4455,91 @@
         </w:trPr>
         <w:tc>
           <w:tcPr>
-            <w:tcW w:w="2550" w:type="dxa"/>
+            <w:tcW w:w="1836" w:type="dxa"/>
+            <w:gridSpan w:val="2"/>
+            <w:vAlign w:val="center"/>
+          </w:tcPr>
+          <w:p>
+            <w:pPr>
+              <w:jc w:val="center"/>
+              <w:rPr>
+                <w:rFonts w:ascii="標楷體" w:eastAsia="標楷體" w:hAnsi="標楷體"/>
+              </w:rPr>
+            </w:pPr>
+            <w:r>
+              <w:rPr>
+                <w:rFonts w:ascii="標楷體" w:eastAsia="標楷體" w:hAnsi="標楷體" w:hint="eastAsia"/>
+              </w:rPr>
+              <w:t>勞動部</w:t>
+            </w:r>
+          </w:p>
+        </w:tc>
+        <w:tc>
+          <w:tcPr>
+            <w:tcW w:w="1560" w:type="dxa"/>
+            <w:gridSpan w:val="3"/>
+          </w:tcPr>
+          <w:p>
+            <w:pPr>
+              <w:jc w:val="center"/>
+              <w:rPr>
+                <w:rFonts w:ascii="標楷體" w:eastAsia="標楷體" w:hAnsi="標楷體" w:hint="eastAsia"/>
+              </w:rPr>
+            </w:pPr>
+          </w:p>
+        </w:tc>
+        <w:tc>
+          <w:tcPr>
+            <w:tcW w:w="3118" w:type="dxa"/>
+            <w:gridSpan w:val="9"/>
+            <w:vAlign w:val="center"/>
+          </w:tcPr>
+          <w:p>
+            <w:pPr>
+              <w:jc w:val="center"/>
+              <w:rPr>
+                <w:rFonts w:ascii="標楷體" w:eastAsia="標楷體" w:hAnsi="標楷體"/>
+              </w:rPr>
+            </w:pPr>
+            <w:r>
+              <w:rPr>
+                <w:rFonts w:ascii="標楷體" w:eastAsia="標楷體" w:hAnsi="標楷體" w:hint="eastAsia"/>
+              </w:rPr>
+              <w:t>國際證照</w:t>
+            </w:r>
+          </w:p>
+        </w:tc>
+        <w:tc>
+          <w:tcPr>
+            <w:tcW w:w="993" w:type="dxa"/>
+            <w:gridSpan w:val="2"/>
+          </w:tcPr>
+          <w:p>
+            <w:pPr>
+              <w:jc w:val="center"/>
+              <w:rPr>
+                <w:rFonts w:ascii="標楷體" w:eastAsia="標楷體" w:hAnsi="標楷體" w:hint="eastAsia"/>
+              </w:rPr>
+            </w:pPr>
+          </w:p>
+        </w:tc>
+        <w:tc>
+          <w:tcPr>
+            <w:tcW w:w="1644" w:type="dxa"/>
+            <w:gridSpan w:val="5"/>
+          </w:tcPr>
+          <w:p>
+            <w:pPr>
+              <w:jc w:val="center"/>
+              <w:rPr>
+                <w:rFonts w:ascii="標楷體" w:eastAsia="標楷體" w:hAnsi="標楷體" w:hint="eastAsia"/>
+              </w:rPr>
+            </w:pPr>
+          </w:p>
+        </w:tc>
+        <w:tc>
+          <w:tcPr>
+            <w:tcW w:w="4968" w:type="dxa"/>
             <w:gridSpan w:val="4"/>
             <w:vAlign w:val="center"/>
           </w:tcPr>
@@ -3602,56 +4554,14 @@
               <w:rPr>
                 <w:rFonts w:ascii="標楷體" w:eastAsia="標楷體" w:hAnsi="標楷體" w:hint="eastAsia"/>
               </w:rPr>
-              <w:t>勞動部</w:t>
-            </w:r>
-          </w:p>
-        </w:tc>
-        <w:tc>
-          <w:tcPr>
-            <w:tcW w:w="2550" w:type="dxa"/>
-            <w:gridSpan w:val="3"/>
-            <w:vAlign w:val="center"/>
-          </w:tcPr>
-          <w:p>
-            <w:pPr>
-              <w:jc w:val="center"/>
-              <w:rPr>
-                <w:rFonts w:ascii="標楷體" w:eastAsia="標楷體" w:hAnsi="標楷體"/>
-              </w:rPr>
-            </w:pPr>
-            <w:r>
-              <w:rPr>
-                <w:rFonts w:ascii="標楷體" w:eastAsia="標楷體" w:hAnsi="標楷體" w:hint="eastAsia"/>
-              </w:rPr>
-              <w:t>國際證照</w:t>
-            </w:r>
-          </w:p>
-        </w:tc>
-        <w:tc>
-          <w:tcPr>
-            <w:tcW w:w="2550" w:type="dxa"/>
-            <w:gridSpan w:val="3"/>
-            <w:vAlign w:val="center"/>
-          </w:tcPr>
-          <w:p>
-            <w:pPr>
-              <w:jc w:val="center"/>
-              <w:rPr>
-                <w:rFonts w:ascii="標楷體" w:eastAsia="標楷體" w:hAnsi="標楷體"/>
-              </w:rPr>
-            </w:pPr>
-            <w:r>
-              <w:rPr>
-                <w:rFonts w:ascii="標楷體" w:eastAsia="標楷體" w:hAnsi="標楷體" w:hint="eastAsia"/>
-              </w:rPr>
               <w:t>國內證照</w:t>
             </w:r>
           </w:p>
         </w:tc>
         <w:tc>
           <w:tcPr>
-            <w:tcW w:w="2551" w:type="dxa"/>
-            <w:gridSpan w:val="3"/>
+            <w:tcW w:w="2977" w:type="dxa"/>
+            <w:gridSpan w:val="2"/>
             <w:vAlign w:val="center"/>
           </w:tcPr>
           <w:p>
@@ -3677,7 +4587,89 @@
         </w:trPr>
         <w:tc>
           <w:tcPr>
-            <w:tcW w:w="2550" w:type="dxa"/>
+            <w:tcW w:w="1836" w:type="dxa"/>
+            <w:gridSpan w:val="2"/>
+          </w:tcPr>
+          <w:p>
+            <w:pPr>
+              <w:jc w:val="center"/>
+              <w:rPr>
+                <w:rFonts w:ascii="標楷體" w:eastAsia="標楷體" w:hAnsi="標楷體"/>
+              </w:rPr>
+            </w:pPr>
+            <w:r>
+              <w:rPr>
+                <w:rFonts w:ascii="標楷體" w:eastAsia="標楷體" w:hAnsi="標楷體"/>
+              </w:rPr>
+              <w:t>{{ LaborCerts_1 }}</w:t>
+            </w:r>
+          </w:p>
+        </w:tc>
+        <w:tc>
+          <w:tcPr>
+            <w:tcW w:w="1560" w:type="dxa"/>
+            <w:gridSpan w:val="3"/>
+          </w:tcPr>
+          <w:p>
+            <w:pPr>
+              <w:jc w:val="center"/>
+              <w:rPr>
+                <w:rFonts w:ascii="標楷體" w:eastAsia="標楷體" w:hAnsi="標楷體"/>
+              </w:rPr>
+            </w:pPr>
+          </w:p>
+        </w:tc>
+        <w:tc>
+          <w:tcPr>
+            <w:tcW w:w="3118" w:type="dxa"/>
+            <w:gridSpan w:val="9"/>
+          </w:tcPr>
+          <w:p>
+            <w:pPr>
+              <w:jc w:val="center"/>
+              <w:rPr>
+                <w:rFonts w:ascii="標楷體" w:eastAsia="標楷體" w:hAnsi="標楷體"/>
+              </w:rPr>
+            </w:pPr>
+            <w:r>
+              <w:rPr>
+                <w:rFonts w:ascii="標楷體" w:eastAsia="標楷體" w:hAnsi="標楷體"/>
+              </w:rPr>
+              <w:t>{{ IntlCerts_1}}</w:t>
+            </w:r>
+          </w:p>
+        </w:tc>
+        <w:tc>
+          <w:tcPr>
+            <w:tcW w:w="993" w:type="dxa"/>
+            <w:gridSpan w:val="2"/>
+          </w:tcPr>
+          <w:p>
+            <w:pPr>
+              <w:jc w:val="center"/>
+              <w:rPr>
+                <w:rFonts w:ascii="標楷體" w:eastAsia="標楷體" w:hAnsi="標楷體"/>
+              </w:rPr>
+            </w:pPr>
+          </w:p>
+        </w:tc>
+        <w:tc>
+          <w:tcPr>
+            <w:tcW w:w="1644" w:type="dxa"/>
+            <w:gridSpan w:val="5"/>
+          </w:tcPr>
+          <w:p>
+            <w:pPr>
+              <w:jc w:val="center"/>
+              <w:rPr>
+                <w:rFonts w:ascii="標楷體" w:eastAsia="標楷體" w:hAnsi="標楷體"/>
+              </w:rPr>
+            </w:pPr>
+          </w:p>
+        </w:tc>
+        <w:tc>
+          <w:tcPr>
+            <w:tcW w:w="4968" w:type="dxa"/>
             <w:gridSpan w:val="4"/>
           </w:tcPr>
           <w:p>
@@ -3691,115 +4683,27 @@
               <w:rPr>
                 <w:rFonts w:ascii="標楷體" w:eastAsia="標楷體" w:hAnsi="標楷體"/>
               </w:rPr>
-              <w:t>{{ LaborCerts</w:t>
-            </w:r>
-            <w:r>
-              <w:rPr>
-                <w:rFonts w:ascii="標楷體" w:eastAsia="標楷體" w:hAnsi="標楷體"/>
-              </w:rPr>
-              <w:t>_</w:t>
-            </w:r>
-            <w:r>
-              <w:rPr>
-                <w:rFonts w:ascii="標楷體" w:eastAsia="標楷體" w:hAnsi="標楷體"/>
-              </w:rPr>
-              <w:t>1 }}</w:t>
-            </w:r>
-          </w:p>
-        </w:tc>
-        <w:tc>
-          <w:tcPr>
-            <w:tcW w:w="2550" w:type="dxa"/>
-            <w:gridSpan w:val="3"/>
-          </w:tcPr>
-          <w:p>
-            <w:pPr>
-              <w:jc w:val="center"/>
-              <w:rPr>
-                <w:rFonts w:ascii="標楷體" w:eastAsia="標楷體" w:hAnsi="標楷體"/>
-              </w:rPr>
-            </w:pPr>
-            <w:r>
-              <w:rPr>
-                <w:rFonts w:ascii="標楷體" w:eastAsia="標楷體" w:hAnsi="標楷體"/>
-              </w:rPr>
-              <w:t>{{ IntlCerts</w:t>
-            </w:r>
-            <w:r>
-              <w:rPr>
-                <w:rFonts w:ascii="標楷體" w:eastAsia="標楷體" w:hAnsi="標楷體"/>
-              </w:rPr>
-              <w:t>_1</w:t>
-            </w:r>
-            <w:r>
-              <w:rPr>
-                <w:rFonts w:ascii="標楷體" w:eastAsia="標楷體" w:hAnsi="標楷體"/>
-              </w:rPr>
-              <w:t>}}</w:t>
-            </w:r>
-          </w:p>
-        </w:tc>
-        <w:tc>
-          <w:tcPr>
-            <w:tcW w:w="2550" w:type="dxa"/>
-            <w:gridSpan w:val="3"/>
-          </w:tcPr>
-          <w:p>
-            <w:pPr>
-              <w:jc w:val="center"/>
-              <w:rPr>
-                <w:rFonts w:ascii="標楷體" w:eastAsia="標楷體" w:hAnsi="標楷體"/>
-              </w:rPr>
-            </w:pPr>
-            <w:r>
-              <w:rPr>
-                <w:rFonts w:ascii="標楷體" w:eastAsia="標楷體" w:hAnsi="標楷體"/>
-              </w:rPr>
-              <w:t>{{ LocalCerts</w:t>
-            </w:r>
-            <w:r>
-              <w:rPr>
-                <w:rFonts w:ascii="標楷體" w:eastAsia="標楷體" w:hAnsi="標楷體"/>
-              </w:rPr>
-              <w:t>_1</w:t>
-            </w:r>
-            <w:r>
-              <w:rPr>
-                <w:rFonts w:ascii="標楷體" w:eastAsia="標楷體" w:hAnsi="標楷體"/>
-              </w:rPr>
-              <w:t>}}</w:t>
-            </w:r>
-          </w:p>
-        </w:tc>
-        <w:tc>
-          <w:tcPr>
-            <w:tcW w:w="2551" w:type="dxa"/>
-            <w:gridSpan w:val="3"/>
-          </w:tcPr>
-          <w:p>
-            <w:pPr>
-              <w:jc w:val="center"/>
-              <w:rPr>
-                <w:rFonts w:ascii="標楷體" w:eastAsia="標楷體" w:hAnsi="標楷體"/>
-              </w:rPr>
-            </w:pPr>
-            <w:r>
-              <w:rPr>
-                <w:rFonts w:ascii="標楷體" w:eastAsia="標楷體" w:hAnsi="標楷體"/>
-              </w:rPr>
-              <w:t>{{ OtherCerts</w:t>
-            </w:r>
-            <w:r>
-              <w:rPr>
-                <w:rFonts w:ascii="標楷體" w:eastAsia="標楷體" w:hAnsi="標楷體"/>
-              </w:rPr>
-              <w:t>_1</w:t>
-            </w:r>
-            <w:r>
-              <w:rPr>
-                <w:rFonts w:ascii="標楷體" w:eastAsia="標楷體" w:hAnsi="標楷體"/>
-              </w:rPr>
-              <w:t>}}</w:t>
+              <w:t>{{ LocalCerts_1}}</w:t>
+            </w:r>
+          </w:p>
+        </w:tc>
+        <w:tc>
+          <w:tcPr>
+            <w:tcW w:w="2977" w:type="dxa"/>
+            <w:gridSpan w:val="2"/>
+          </w:tcPr>
+          <w:p>
+            <w:pPr>
+              <w:jc w:val="center"/>
+              <w:rPr>
+                <w:rFonts w:ascii="標楷體" w:eastAsia="標楷體" w:hAnsi="標楷體"/>
+              </w:rPr>
+            </w:pPr>
+            <w:r>
+              <w:rPr>
+                <w:rFonts w:ascii="標楷體" w:eastAsia="標楷體" w:hAnsi="標楷體"/>
+              </w:rPr>
+              <w:t>{{ OtherCerts_1}}</w:t>
             </w:r>
           </w:p>
         </w:tc>
@@ -3811,7 +4715,89 @@
         </w:trPr>
         <w:tc>
           <w:tcPr>
-            <w:tcW w:w="2550" w:type="dxa"/>
+            <w:tcW w:w="1836" w:type="dxa"/>
+            <w:gridSpan w:val="2"/>
+          </w:tcPr>
+          <w:p>
+            <w:pPr>
+              <w:jc w:val="center"/>
+              <w:rPr>
+                <w:rFonts w:ascii="標楷體" w:eastAsia="標楷體" w:hAnsi="標楷體"/>
+              </w:rPr>
+            </w:pPr>
+            <w:r>
+              <w:rPr>
+                <w:rFonts w:ascii="標楷體" w:eastAsia="標楷體" w:hAnsi="標楷體"/>
+              </w:rPr>
+              <w:t>{{ LaborCerts_2 }}</w:t>
+            </w:r>
+          </w:p>
+        </w:tc>
+        <w:tc>
+          <w:tcPr>
+            <w:tcW w:w="1560" w:type="dxa"/>
+            <w:gridSpan w:val="3"/>
+          </w:tcPr>
+          <w:p>
+            <w:pPr>
+              <w:jc w:val="center"/>
+              <w:rPr>
+                <w:rFonts w:ascii="標楷體" w:eastAsia="標楷體" w:hAnsi="標楷體"/>
+              </w:rPr>
+            </w:pPr>
+          </w:p>
+        </w:tc>
+        <w:tc>
+          <w:tcPr>
+            <w:tcW w:w="3118" w:type="dxa"/>
+            <w:gridSpan w:val="9"/>
+          </w:tcPr>
+          <w:p>
+            <w:pPr>
+              <w:jc w:val="center"/>
+              <w:rPr>
+                <w:rFonts w:ascii="標楷體" w:eastAsia="標楷體" w:hAnsi="標楷體"/>
+              </w:rPr>
+            </w:pPr>
+            <w:r>
+              <w:rPr>
+                <w:rFonts w:ascii="標楷體" w:eastAsia="標楷體" w:hAnsi="標楷體"/>
+              </w:rPr>
+              <w:t>{{ IntlCerts_2}}</w:t>
+            </w:r>
+          </w:p>
+        </w:tc>
+        <w:tc>
+          <w:tcPr>
+            <w:tcW w:w="993" w:type="dxa"/>
+            <w:gridSpan w:val="2"/>
+          </w:tcPr>
+          <w:p>
+            <w:pPr>
+              <w:jc w:val="center"/>
+              <w:rPr>
+                <w:rFonts w:ascii="標楷體" w:eastAsia="標楷體" w:hAnsi="標楷體"/>
+              </w:rPr>
+            </w:pPr>
+          </w:p>
+        </w:tc>
+        <w:tc>
+          <w:tcPr>
+            <w:tcW w:w="1644" w:type="dxa"/>
+            <w:gridSpan w:val="5"/>
+          </w:tcPr>
+          <w:p>
+            <w:pPr>
+              <w:jc w:val="center"/>
+              <w:rPr>
+                <w:rFonts w:ascii="標楷體" w:eastAsia="標楷體" w:hAnsi="標楷體"/>
+              </w:rPr>
+            </w:pPr>
+          </w:p>
+        </w:tc>
+        <w:tc>
+          <w:tcPr>
+            <w:tcW w:w="4968" w:type="dxa"/>
             <w:gridSpan w:val="4"/>
           </w:tcPr>
           <w:p>
@@ -3825,115 +4811,27 @@
               <w:rPr>
                 <w:rFonts w:ascii="標楷體" w:eastAsia="標楷體" w:hAnsi="標楷體"/>
               </w:rPr>
-              <w:t>{{ LaborCerts</w:t>
-            </w:r>
-            <w:r>
-              <w:rPr>
-                <w:rFonts w:ascii="標楷體" w:eastAsia="標楷體" w:hAnsi="標楷體"/>
-              </w:rPr>
-              <w:t>_</w:t>
-            </w:r>
-            <w:r>
-              <w:rPr>
-                <w:rFonts w:ascii="標楷體" w:eastAsia="標楷體" w:hAnsi="標楷體"/>
-              </w:rPr>
-              <w:t>2 }}</w:t>
-            </w:r>
-          </w:p>
-        </w:tc>
-        <w:tc>
-          <w:tcPr>
-            <w:tcW w:w="2550" w:type="dxa"/>
-            <w:gridSpan w:val="3"/>
-          </w:tcPr>
-          <w:p>
-            <w:pPr>
-              <w:jc w:val="center"/>
-              <w:rPr>
-                <w:rFonts w:ascii="標楷體" w:eastAsia="標楷體" w:hAnsi="標楷體"/>
-              </w:rPr>
-            </w:pPr>
-            <w:r>
-              <w:rPr>
-                <w:rFonts w:ascii="標楷體" w:eastAsia="標楷體" w:hAnsi="標楷體"/>
-              </w:rPr>
-              <w:t>{{ IntlCerts</w:t>
-            </w:r>
-            <w:r>
-              <w:rPr>
-                <w:rFonts w:ascii="標楷體" w:eastAsia="標楷體" w:hAnsi="標楷體"/>
-              </w:rPr>
-              <w:t>_2</w:t>
-            </w:r>
-            <w:r>
-              <w:rPr>
-                <w:rFonts w:ascii="標楷體" w:eastAsia="標楷體" w:hAnsi="標楷體"/>
-              </w:rPr>
-              <w:t>}}</w:t>
-            </w:r>
-          </w:p>
-        </w:tc>
-        <w:tc>
-          <w:tcPr>
-            <w:tcW w:w="2550" w:type="dxa"/>
-            <w:gridSpan w:val="3"/>
-          </w:tcPr>
-          <w:p>
-            <w:pPr>
-              <w:jc w:val="center"/>
-              <w:rPr>
-                <w:rFonts w:ascii="標楷體" w:eastAsia="標楷體" w:hAnsi="標楷體"/>
-              </w:rPr>
-            </w:pPr>
-            <w:r>
-              <w:rPr>
-                <w:rFonts w:ascii="標楷體" w:eastAsia="標楷體" w:hAnsi="標楷體"/>
-              </w:rPr>
-              <w:t>{{ LocalCerts</w:t>
-            </w:r>
-            <w:r>
-              <w:rPr>
-                <w:rFonts w:ascii="標楷體" w:eastAsia="標楷體" w:hAnsi="標楷體"/>
-              </w:rPr>
-              <w:t>_2</w:t>
-            </w:r>
-            <w:r>
-              <w:rPr>
-                <w:rFonts w:ascii="標楷體" w:eastAsia="標楷體" w:hAnsi="標楷體"/>
-              </w:rPr>
-              <w:t>}}</w:t>
-            </w:r>
-          </w:p>
-        </w:tc>
-        <w:tc>
-          <w:tcPr>
-            <w:tcW w:w="2551" w:type="dxa"/>
-            <w:gridSpan w:val="3"/>
-          </w:tcPr>
-          <w:p>
-            <w:pPr>
-              <w:jc w:val="center"/>
-              <w:rPr>
-                <w:rFonts w:ascii="標楷體" w:eastAsia="標楷體" w:hAnsi="標楷體"/>
-              </w:rPr>
-            </w:pPr>
-            <w:r>
-              <w:rPr>
-                <w:rFonts w:ascii="標楷體" w:eastAsia="標楷體" w:hAnsi="標楷體"/>
-              </w:rPr>
-              <w:t>{{ OtherCerts</w:t>
-            </w:r>
-            <w:r>
-              <w:rPr>
-                <w:rFonts w:ascii="標楷體" w:eastAsia="標楷體" w:hAnsi="標楷體"/>
-              </w:rPr>
-              <w:t>_2</w:t>
-            </w:r>
-            <w:r>
-              <w:rPr>
-                <w:rFonts w:ascii="標楷體" w:eastAsia="標楷體" w:hAnsi="標楷體"/>
-              </w:rPr>
-              <w:t>}}</w:t>
+              <w:t>{{ LocalCerts_2}}</w:t>
+            </w:r>
+          </w:p>
+        </w:tc>
+        <w:tc>
+          <w:tcPr>
+            <w:tcW w:w="2977" w:type="dxa"/>
+            <w:gridSpan w:val="2"/>
+          </w:tcPr>
+          <w:p>
+            <w:pPr>
+              <w:jc w:val="center"/>
+              <w:rPr>
+                <w:rFonts w:ascii="標楷體" w:eastAsia="標楷體" w:hAnsi="標楷體"/>
+              </w:rPr>
+            </w:pPr>
+            <w:r>
+              <w:rPr>
+                <w:rFonts w:ascii="標楷體" w:eastAsia="標楷體" w:hAnsi="標楷體"/>
+              </w:rPr>
+              <w:t>{{ OtherCerts_2}}</w:t>
             </w:r>
           </w:p>
         </w:tc>
@@ -3945,7 +4843,96 @@
         </w:trPr>
         <w:tc>
           <w:tcPr>
-            <w:tcW w:w="2550" w:type="dxa"/>
+            <w:tcW w:w="1836" w:type="dxa"/>
+            <w:gridSpan w:val="2"/>
+          </w:tcPr>
+          <w:p>
+            <w:pPr>
+              <w:jc w:val="center"/>
+              <w:rPr>
+                <w:rFonts w:ascii="標楷體" w:eastAsia="標楷體" w:hAnsi="標楷體"/>
+              </w:rPr>
+            </w:pPr>
+            <w:r>
+              <w:rPr>
+                <w:rFonts w:ascii="標楷體" w:eastAsia="標楷體" w:hAnsi="標楷體"/>
+              </w:rPr>
+              <w:t>{{ LaborCerts_</w:t>
+            </w:r>
+            <w:r>
+              <w:rPr>
+                <w:rFonts w:ascii="標楷體" w:eastAsia="標楷體" w:hAnsi="標楷體"/>
+              </w:rPr>
+              <w:lastRenderedPageBreak/>
+              <w:t>3 }}</w:t>
+            </w:r>
+          </w:p>
+        </w:tc>
+        <w:tc>
+          <w:tcPr>
+            <w:tcW w:w="1560" w:type="dxa"/>
+            <w:gridSpan w:val="3"/>
+          </w:tcPr>
+          <w:p>
+            <w:pPr>
+              <w:jc w:val="center"/>
+              <w:rPr>
+                <w:rFonts w:ascii="標楷體" w:eastAsia="標楷體" w:hAnsi="標楷體"/>
+              </w:rPr>
+            </w:pPr>
+          </w:p>
+        </w:tc>
+        <w:tc>
+          <w:tcPr>
+            <w:tcW w:w="3118" w:type="dxa"/>
+            <w:gridSpan w:val="9"/>
+          </w:tcPr>
+          <w:p>
+            <w:pPr>
+              <w:jc w:val="center"/>
+              <w:rPr>
+                <w:rFonts w:ascii="標楷體" w:eastAsia="標楷體" w:hAnsi="標楷體"/>
+              </w:rPr>
+            </w:pPr>
+            <w:r>
+              <w:rPr>
+                <w:rFonts w:ascii="標楷體" w:eastAsia="標楷體" w:hAnsi="標楷體"/>
+              </w:rPr>
+              <w:t>{{ IntlCerts_3}}</w:t>
+            </w:r>
+          </w:p>
+        </w:tc>
+        <w:tc>
+          <w:tcPr>
+            <w:tcW w:w="993" w:type="dxa"/>
+            <w:gridSpan w:val="2"/>
+          </w:tcPr>
+          <w:p>
+            <w:pPr>
+              <w:jc w:val="center"/>
+              <w:rPr>
+                <w:rFonts w:ascii="標楷體" w:eastAsia="標楷體" w:hAnsi="標楷體"/>
+              </w:rPr>
+            </w:pPr>
+          </w:p>
+        </w:tc>
+        <w:tc>
+          <w:tcPr>
+            <w:tcW w:w="1644" w:type="dxa"/>
+            <w:gridSpan w:val="5"/>
+          </w:tcPr>
+          <w:p>
+            <w:pPr>
+              <w:jc w:val="center"/>
+              <w:rPr>
+                <w:rFonts w:ascii="標楷體" w:eastAsia="標楷體" w:hAnsi="標楷體"/>
+              </w:rPr>
+            </w:pPr>
+          </w:p>
+        </w:tc>
+        <w:tc>
+          <w:tcPr>
+            <w:tcW w:w="4968" w:type="dxa"/>
             <w:gridSpan w:val="4"/>
           </w:tcPr>
           <w:p>
@@ -3959,121 +4946,27 @@
               <w:rPr>
                 <w:rFonts w:ascii="標楷體" w:eastAsia="標楷體" w:hAnsi="標楷體"/>
               </w:rPr>
-              <w:t>{{ LaborCerts</w:t>
-            </w:r>
-            <w:r>
-              <w:rPr>
-                <w:rFonts w:ascii="標楷體" w:eastAsia="標楷體" w:hAnsi="標楷體"/>
-              </w:rPr>
-              <w:t>_</w:t>
-            </w:r>
-            <w:r>
-              <w:rPr>
-                <w:rFonts w:ascii="標楷體" w:eastAsia="標楷體" w:hAnsi="標楷體"/>
-              </w:rPr>
-              <w:t>3 }}</w:t>
-            </w:r>
-          </w:p>
-        </w:tc>
-        <w:tc>
-          <w:tcPr>
-            <w:tcW w:w="2550" w:type="dxa"/>
-            <w:gridSpan w:val="3"/>
-          </w:tcPr>
-          <w:p>
-            <w:pPr>
-              <w:jc w:val="center"/>
-              <w:rPr>
-                <w:rFonts w:ascii="標楷體" w:eastAsia="標楷體" w:hAnsi="標楷體"/>
-              </w:rPr>
-            </w:pPr>
-            <w:r>
-              <w:rPr>
-                <w:rFonts w:ascii="標楷體" w:eastAsia="標楷體" w:hAnsi="標楷體"/>
-              </w:rPr>
-              <w:t>{{ IntlCert</w:t>
-            </w:r>
-            <w:r>
-              <w:rPr>
-                <w:rFonts w:ascii="標楷體" w:eastAsia="標楷體" w:hAnsi="標楷體"/>
-              </w:rPr>
-              <w:t>s</w:t>
-            </w:r>
-            <w:r>
-              <w:rPr>
-                <w:rFonts w:ascii="標楷體" w:eastAsia="標楷體" w:hAnsi="標楷體"/>
-              </w:rPr>
-              <w:t>_3</w:t>
-            </w:r>
-            <w:r>
-              <w:rPr>
-                <w:rFonts w:ascii="標楷體" w:eastAsia="標楷體" w:hAnsi="標楷體"/>
-              </w:rPr>
-              <w:t>}}</w:t>
-            </w:r>
-          </w:p>
-        </w:tc>
-        <w:tc>
-          <w:tcPr>
-            <w:tcW w:w="2550" w:type="dxa"/>
-            <w:gridSpan w:val="3"/>
-          </w:tcPr>
-          <w:p>
-            <w:pPr>
-              <w:jc w:val="center"/>
-              <w:rPr>
-                <w:rFonts w:ascii="標楷體" w:eastAsia="標楷體" w:hAnsi="標楷體"/>
-              </w:rPr>
-            </w:pPr>
-            <w:r>
-              <w:rPr>
-                <w:rFonts w:ascii="標楷體" w:eastAsia="標楷體" w:hAnsi="標楷體"/>
-              </w:rPr>
-              <w:t>{{ LocalCerts</w:t>
-            </w:r>
-            <w:r>
-              <w:rPr>
-                <w:rFonts w:ascii="標楷體" w:eastAsia="標楷體" w:hAnsi="標楷體"/>
-              </w:rPr>
-              <w:t>_3</w:t>
-            </w:r>
-            <w:r>
-              <w:rPr>
-                <w:rFonts w:ascii="標楷體" w:eastAsia="標楷體" w:hAnsi="標楷體"/>
-              </w:rPr>
-              <w:t>}}</w:t>
-            </w:r>
-          </w:p>
-        </w:tc>
-        <w:tc>
-          <w:tcPr>
-            <w:tcW w:w="2551" w:type="dxa"/>
-            <w:gridSpan w:val="3"/>
-          </w:tcPr>
-          <w:p>
-            <w:pPr>
-              <w:jc w:val="center"/>
-              <w:rPr>
-                <w:rFonts w:ascii="標楷體" w:eastAsia="標楷體" w:hAnsi="標楷體"/>
-              </w:rPr>
-            </w:pPr>
-            <w:r>
-              <w:rPr>
-                <w:rFonts w:ascii="標楷體" w:eastAsia="標楷體" w:hAnsi="標楷體"/>
-              </w:rPr>
-              <w:t>{{ OtherCerts</w:t>
-            </w:r>
-            <w:r>
-              <w:rPr>
-                <w:rFonts w:ascii="標楷體" w:eastAsia="標楷體" w:hAnsi="標楷體"/>
-              </w:rPr>
-              <w:t>_3</w:t>
-            </w:r>
-            <w:r>
-              <w:rPr>
-                <w:rFonts w:ascii="標楷體" w:eastAsia="標楷體" w:hAnsi="標楷體"/>
-              </w:rPr>
-              <w:t>}}</w:t>
+              <w:t>{{ LocalCerts_3}}</w:t>
+            </w:r>
+          </w:p>
+        </w:tc>
+        <w:tc>
+          <w:tcPr>
+            <w:tcW w:w="2977" w:type="dxa"/>
+            <w:gridSpan w:val="2"/>
+          </w:tcPr>
+          <w:p>
+            <w:pPr>
+              <w:jc w:val="center"/>
+              <w:rPr>
+                <w:rFonts w:ascii="標楷體" w:eastAsia="標楷體" w:hAnsi="標楷體"/>
+              </w:rPr>
+            </w:pPr>
+            <w:r>
+              <w:rPr>
+                <w:rFonts w:ascii="標楷體" w:eastAsia="標楷體" w:hAnsi="標楷體"/>
+              </w:rPr>
+              <w:t>{{ OtherCerts_3}}</w:t>
             </w:r>
           </w:p>
         </w:tc>
@@ -4085,7 +4978,89 @@
         </w:trPr>
         <w:tc>
           <w:tcPr>
-            <w:tcW w:w="2550" w:type="dxa"/>
+            <w:tcW w:w="1836" w:type="dxa"/>
+            <w:gridSpan w:val="2"/>
+          </w:tcPr>
+          <w:p>
+            <w:pPr>
+              <w:jc w:val="center"/>
+              <w:rPr>
+                <w:rFonts w:ascii="標楷體" w:eastAsia="標楷體" w:hAnsi="標楷體"/>
+              </w:rPr>
+            </w:pPr>
+            <w:r>
+              <w:rPr>
+                <w:rFonts w:ascii="標楷體" w:eastAsia="標楷體" w:hAnsi="標楷體"/>
+              </w:rPr>
+              <w:t>{{ LaborCerts_4 }}</w:t>
+            </w:r>
+          </w:p>
+        </w:tc>
+        <w:tc>
+          <w:tcPr>
+            <w:tcW w:w="1560" w:type="dxa"/>
+            <w:gridSpan w:val="3"/>
+          </w:tcPr>
+          <w:p>
+            <w:pPr>
+              <w:jc w:val="center"/>
+              <w:rPr>
+                <w:rFonts w:ascii="標楷體" w:eastAsia="標楷體" w:hAnsi="標楷體"/>
+              </w:rPr>
+            </w:pPr>
+          </w:p>
+        </w:tc>
+        <w:tc>
+          <w:tcPr>
+            <w:tcW w:w="3118" w:type="dxa"/>
+            <w:gridSpan w:val="9"/>
+          </w:tcPr>
+          <w:p>
+            <w:pPr>
+              <w:jc w:val="center"/>
+              <w:rPr>
+                <w:rFonts w:ascii="標楷體" w:eastAsia="標楷體" w:hAnsi="標楷體"/>
+              </w:rPr>
+            </w:pPr>
+            <w:r>
+              <w:rPr>
+                <w:rFonts w:ascii="標楷體" w:eastAsia="標楷體" w:hAnsi="標楷體"/>
+              </w:rPr>
+              <w:t>{{ IntlCerts_4}}</w:t>
+            </w:r>
+          </w:p>
+        </w:tc>
+        <w:tc>
+          <w:tcPr>
+            <w:tcW w:w="993" w:type="dxa"/>
+            <w:gridSpan w:val="2"/>
+          </w:tcPr>
+          <w:p>
+            <w:pPr>
+              <w:jc w:val="center"/>
+              <w:rPr>
+                <w:rFonts w:ascii="標楷體" w:eastAsia="標楷體" w:hAnsi="標楷體"/>
+              </w:rPr>
+            </w:pPr>
+          </w:p>
+        </w:tc>
+        <w:tc>
+          <w:tcPr>
+            <w:tcW w:w="1644" w:type="dxa"/>
+            <w:gridSpan w:val="5"/>
+          </w:tcPr>
+          <w:p>
+            <w:pPr>
+              <w:jc w:val="center"/>
+              <w:rPr>
+                <w:rFonts w:ascii="標楷體" w:eastAsia="標楷體" w:hAnsi="標楷體"/>
+              </w:rPr>
+            </w:pPr>
+          </w:p>
+        </w:tc>
+        <w:tc>
+          <w:tcPr>
+            <w:tcW w:w="4968" w:type="dxa"/>
             <w:gridSpan w:val="4"/>
           </w:tcPr>
           <w:p>
@@ -4099,115 +5074,27 @@
               <w:rPr>
                 <w:rFonts w:ascii="標楷體" w:eastAsia="標楷體" w:hAnsi="標楷體"/>
               </w:rPr>
-              <w:t>{{ LaborCerts</w:t>
-            </w:r>
-            <w:r>
-              <w:rPr>
-                <w:rFonts w:ascii="標楷體" w:eastAsia="標楷體" w:hAnsi="標楷體"/>
-              </w:rPr>
-              <w:t>_4</w:t>
-            </w:r>
-            <w:r>
-              <w:rPr>
-                <w:rFonts w:ascii="標楷體" w:eastAsia="標楷體" w:hAnsi="標楷體"/>
-              </w:rPr>
-              <w:t xml:space="preserve"> }}</w:t>
-            </w:r>
-          </w:p>
-        </w:tc>
-        <w:tc>
-          <w:tcPr>
-            <w:tcW w:w="2550" w:type="dxa"/>
-            <w:gridSpan w:val="3"/>
-          </w:tcPr>
-          <w:p>
-            <w:pPr>
-              <w:jc w:val="center"/>
-              <w:rPr>
-                <w:rFonts w:ascii="標楷體" w:eastAsia="標楷體" w:hAnsi="標楷體"/>
-              </w:rPr>
-            </w:pPr>
-            <w:r>
-              <w:rPr>
-                <w:rFonts w:ascii="標楷體" w:eastAsia="標楷體" w:hAnsi="標楷體"/>
-              </w:rPr>
-              <w:t>{{ IntlCerts</w:t>
-            </w:r>
-            <w:r>
-              <w:rPr>
-                <w:rFonts w:ascii="標楷體" w:eastAsia="標楷體" w:hAnsi="標楷體"/>
-              </w:rPr>
-              <w:t>_4</w:t>
-            </w:r>
-            <w:r>
-              <w:rPr>
-                <w:rFonts w:ascii="標楷體" w:eastAsia="標楷體" w:hAnsi="標楷體"/>
-              </w:rPr>
-              <w:t>}}</w:t>
-            </w:r>
-          </w:p>
-        </w:tc>
-        <w:tc>
-          <w:tcPr>
-            <w:tcW w:w="2550" w:type="dxa"/>
-            <w:gridSpan w:val="3"/>
-          </w:tcPr>
-          <w:p>
-            <w:pPr>
-              <w:jc w:val="center"/>
-              <w:rPr>
-                <w:rFonts w:ascii="標楷體" w:eastAsia="標楷體" w:hAnsi="標楷體"/>
-              </w:rPr>
-            </w:pPr>
-            <w:r>
-              <w:rPr>
-                <w:rFonts w:ascii="標楷體" w:eastAsia="標楷體" w:hAnsi="標楷體"/>
-              </w:rPr>
-              <w:t>{{ LocalCerts</w:t>
-            </w:r>
-            <w:r>
-              <w:rPr>
-                <w:rFonts w:ascii="標楷體" w:eastAsia="標楷體" w:hAnsi="標楷體"/>
-              </w:rPr>
-              <w:t>_4</w:t>
-            </w:r>
-            <w:r>
-              <w:rPr>
-                <w:rFonts w:ascii="標楷體" w:eastAsia="標楷體" w:hAnsi="標楷體"/>
-              </w:rPr>
-              <w:t>}}</w:t>
-            </w:r>
-          </w:p>
-        </w:tc>
-        <w:tc>
-          <w:tcPr>
-            <w:tcW w:w="2551" w:type="dxa"/>
-            <w:gridSpan w:val="3"/>
-          </w:tcPr>
-          <w:p>
-            <w:pPr>
-              <w:jc w:val="center"/>
-              <w:rPr>
-                <w:rFonts w:ascii="標楷體" w:eastAsia="標楷體" w:hAnsi="標楷體"/>
-              </w:rPr>
-            </w:pPr>
-            <w:r>
-              <w:rPr>
-                <w:rFonts w:ascii="標楷體" w:eastAsia="標楷體" w:hAnsi="標楷體"/>
-              </w:rPr>
-              <w:t>{{ OtherCerts</w:t>
-            </w:r>
-            <w:r>
-              <w:rPr>
-                <w:rFonts w:ascii="標楷體" w:eastAsia="標楷體" w:hAnsi="標楷體"/>
-              </w:rPr>
-              <w:t>_4</w:t>
-            </w:r>
-            <w:r>
-              <w:rPr>
-                <w:rFonts w:ascii="標楷體" w:eastAsia="標楷體" w:hAnsi="標楷體"/>
-              </w:rPr>
-              <w:t>}}</w:t>
+              <w:t>{{ LocalCerts_4}}</w:t>
+            </w:r>
+          </w:p>
+        </w:tc>
+        <w:tc>
+          <w:tcPr>
+            <w:tcW w:w="2977" w:type="dxa"/>
+            <w:gridSpan w:val="2"/>
+          </w:tcPr>
+          <w:p>
+            <w:pPr>
+              <w:jc w:val="center"/>
+              <w:rPr>
+                <w:rFonts w:ascii="標楷體" w:eastAsia="標楷體" w:hAnsi="標楷體"/>
+              </w:rPr>
+            </w:pPr>
+            <w:r>
+              <w:rPr>
+                <w:rFonts w:ascii="標楷體" w:eastAsia="標楷體" w:hAnsi="標楷體"/>
+              </w:rPr>
+              <w:t>{{ OtherCerts_4}}</w:t>
             </w:r>
           </w:p>
         </w:tc>
@@ -4219,7 +5106,89 @@
         </w:trPr>
         <w:tc>
           <w:tcPr>
-            <w:tcW w:w="2550" w:type="dxa"/>
+            <w:tcW w:w="1836" w:type="dxa"/>
+            <w:gridSpan w:val="2"/>
+          </w:tcPr>
+          <w:p>
+            <w:pPr>
+              <w:jc w:val="center"/>
+              <w:rPr>
+                <w:rFonts w:ascii="標楷體" w:eastAsia="標楷體" w:hAnsi="標楷體"/>
+              </w:rPr>
+            </w:pPr>
+            <w:r>
+              <w:rPr>
+                <w:rFonts w:ascii="標楷體" w:eastAsia="標楷體" w:hAnsi="標楷體"/>
+              </w:rPr>
+              <w:t>{{ LaborCerts_5 }}</w:t>
+            </w:r>
+          </w:p>
+        </w:tc>
+        <w:tc>
+          <w:tcPr>
+            <w:tcW w:w="1560" w:type="dxa"/>
+            <w:gridSpan w:val="3"/>
+          </w:tcPr>
+          <w:p>
+            <w:pPr>
+              <w:jc w:val="center"/>
+              <w:rPr>
+                <w:rFonts w:ascii="標楷體" w:eastAsia="標楷體" w:hAnsi="標楷體"/>
+              </w:rPr>
+            </w:pPr>
+          </w:p>
+        </w:tc>
+        <w:tc>
+          <w:tcPr>
+            <w:tcW w:w="3118" w:type="dxa"/>
+            <w:gridSpan w:val="9"/>
+          </w:tcPr>
+          <w:p>
+            <w:pPr>
+              <w:jc w:val="center"/>
+              <w:rPr>
+                <w:rFonts w:ascii="標楷體" w:eastAsia="標楷體" w:hAnsi="標楷體"/>
+              </w:rPr>
+            </w:pPr>
+            <w:r>
+              <w:rPr>
+                <w:rFonts w:ascii="標楷體" w:eastAsia="標楷體" w:hAnsi="標楷體"/>
+              </w:rPr>
+              <w:t>{{ IntlCerts_5}}</w:t>
+            </w:r>
+          </w:p>
+        </w:tc>
+        <w:tc>
+          <w:tcPr>
+            <w:tcW w:w="993" w:type="dxa"/>
+            <w:gridSpan w:val="2"/>
+          </w:tcPr>
+          <w:p>
+            <w:pPr>
+              <w:jc w:val="center"/>
+              <w:rPr>
+                <w:rFonts w:ascii="標楷體" w:eastAsia="標楷體" w:hAnsi="標楷體"/>
+              </w:rPr>
+            </w:pPr>
+          </w:p>
+        </w:tc>
+        <w:tc>
+          <w:tcPr>
+            <w:tcW w:w="1644" w:type="dxa"/>
+            <w:gridSpan w:val="5"/>
+          </w:tcPr>
+          <w:p>
+            <w:pPr>
+              <w:jc w:val="center"/>
+              <w:rPr>
+                <w:rFonts w:ascii="標楷體" w:eastAsia="標楷體" w:hAnsi="標楷體"/>
+              </w:rPr>
+            </w:pPr>
+          </w:p>
+        </w:tc>
+        <w:tc>
+          <w:tcPr>
+            <w:tcW w:w="4968" w:type="dxa"/>
             <w:gridSpan w:val="4"/>
           </w:tcPr>
           <w:p>
@@ -4233,115 +5202,27 @@
               <w:rPr>
                 <w:rFonts w:ascii="標楷體" w:eastAsia="標楷體" w:hAnsi="標楷體"/>
               </w:rPr>
-              <w:t>{{ LaborCerts</w:t>
-            </w:r>
-            <w:r>
-              <w:rPr>
-                <w:rFonts w:ascii="標楷體" w:eastAsia="標楷體" w:hAnsi="標楷體"/>
-              </w:rPr>
-              <w:t>_5</w:t>
-            </w:r>
-            <w:r>
-              <w:rPr>
-                <w:rFonts w:ascii="標楷體" w:eastAsia="標楷體" w:hAnsi="標楷體"/>
-              </w:rPr>
-              <w:t xml:space="preserve"> }}</w:t>
-            </w:r>
-          </w:p>
-        </w:tc>
-        <w:tc>
-          <w:tcPr>
-            <w:tcW w:w="2550" w:type="dxa"/>
-            <w:gridSpan w:val="3"/>
-          </w:tcPr>
-          <w:p>
-            <w:pPr>
-              <w:jc w:val="center"/>
-              <w:rPr>
-                <w:rFonts w:ascii="標楷體" w:eastAsia="標楷體" w:hAnsi="標楷體"/>
-              </w:rPr>
-            </w:pPr>
-            <w:r>
-              <w:rPr>
-                <w:rFonts w:ascii="標楷體" w:eastAsia="標楷體" w:hAnsi="標楷體"/>
-              </w:rPr>
-              <w:t>{{ IntlCerts</w:t>
-            </w:r>
-            <w:r>
-              <w:rPr>
-                <w:rFonts w:ascii="標楷體" w:eastAsia="標楷體" w:hAnsi="標楷體"/>
-              </w:rPr>
-              <w:t>_5</w:t>
-            </w:r>
-            <w:r>
-              <w:rPr>
-                <w:rFonts w:ascii="標楷體" w:eastAsia="標楷體" w:hAnsi="標楷體"/>
-              </w:rPr>
-              <w:t>}}</w:t>
-            </w:r>
-          </w:p>
-        </w:tc>
-        <w:tc>
-          <w:tcPr>
-            <w:tcW w:w="2550" w:type="dxa"/>
-            <w:gridSpan w:val="3"/>
-          </w:tcPr>
-          <w:p>
-            <w:pPr>
-              <w:jc w:val="center"/>
-              <w:rPr>
-                <w:rFonts w:ascii="標楷體" w:eastAsia="標楷體" w:hAnsi="標楷體"/>
-              </w:rPr>
-            </w:pPr>
-            <w:r>
-              <w:rPr>
-                <w:rFonts w:ascii="標楷體" w:eastAsia="標楷體" w:hAnsi="標楷體"/>
-              </w:rPr>
-              <w:t>{{ LocalCerts</w:t>
-            </w:r>
-            <w:r>
-              <w:rPr>
-                <w:rFonts w:ascii="標楷體" w:eastAsia="標楷體" w:hAnsi="標楷體"/>
-              </w:rPr>
-              <w:t>_5</w:t>
-            </w:r>
-            <w:r>
-              <w:rPr>
-                <w:rFonts w:ascii="標楷體" w:eastAsia="標楷體" w:hAnsi="標楷體"/>
-              </w:rPr>
-              <w:t>}}</w:t>
-            </w:r>
-          </w:p>
-        </w:tc>
-        <w:tc>
-          <w:tcPr>
-            <w:tcW w:w="2551" w:type="dxa"/>
-            <w:gridSpan w:val="3"/>
-          </w:tcPr>
-          <w:p>
-            <w:pPr>
-              <w:jc w:val="center"/>
-              <w:rPr>
-                <w:rFonts w:ascii="標楷體" w:eastAsia="標楷體" w:hAnsi="標楷體"/>
-              </w:rPr>
-            </w:pPr>
-            <w:r>
-              <w:rPr>
-                <w:rFonts w:ascii="標楷體" w:eastAsia="標楷體" w:hAnsi="標楷體"/>
-              </w:rPr>
-              <w:t>{{ OtherCerts</w:t>
-            </w:r>
-            <w:r>
-              <w:rPr>
-                <w:rFonts w:ascii="標楷體" w:eastAsia="標楷體" w:hAnsi="標楷體"/>
-              </w:rPr>
-              <w:t>_5</w:t>
-            </w:r>
-            <w:r>
-              <w:rPr>
-                <w:rFonts w:ascii="標楷體" w:eastAsia="標楷體" w:hAnsi="標楷體"/>
-              </w:rPr>
-              <w:t>}}</w:t>
+              <w:t>{{ LocalCerts_5}}</w:t>
+            </w:r>
+          </w:p>
+        </w:tc>
+        <w:tc>
+          <w:tcPr>
+            <w:tcW w:w="2977" w:type="dxa"/>
+            <w:gridSpan w:val="2"/>
+          </w:tcPr>
+          <w:p>
+            <w:pPr>
+              <w:jc w:val="center"/>
+              <w:rPr>
+                <w:rFonts w:ascii="標楷體" w:eastAsia="標楷體" w:hAnsi="標楷體"/>
+              </w:rPr>
+            </w:pPr>
+            <w:r>
+              <w:rPr>
+                <w:rFonts w:ascii="標楷體" w:eastAsia="標楷體" w:hAnsi="標楷體"/>
+              </w:rPr>
+              <w:t>{{ OtherCerts_5}}</w:t>
             </w:r>
           </w:p>
         </w:tc>
@@ -4359,7 +5240,8 @@
         </w:trPr>
         <w:tc>
           <w:tcPr>
-            <w:tcW w:w="1327" w:type="dxa"/>
+            <w:tcW w:w="2043" w:type="dxa"/>
+            <w:gridSpan w:val="3"/>
             <w:vAlign w:val="center"/>
           </w:tcPr>
           <w:p>
@@ -4381,14 +5263,28 @@
         </w:tc>
         <w:tc>
           <w:tcPr>
-            <w:tcW w:w="4764" w:type="dxa"/>
-            <w:gridSpan w:val="7"/>
-            <w:vAlign w:val="center"/>
+            <w:tcW w:w="1560" w:type="dxa"/>
+            <w:gridSpan w:val="3"/>
           </w:tcPr>
           <w:p>
             <w:pPr>
               <w:jc w:val="both"/>
               <w:rPr>
+                <w:rFonts w:ascii="標楷體" w:eastAsia="標楷體" w:hAnsi="標楷體" w:hint="eastAsia"/>
+              </w:rPr>
+            </w:pPr>
+          </w:p>
+        </w:tc>
+        <w:tc>
+          <w:tcPr>
+            <w:tcW w:w="2628" w:type="dxa"/>
+            <w:gridSpan w:val="6"/>
+            <w:vAlign w:val="center"/>
+          </w:tcPr>
+          <w:p>
+            <w:pPr>
+              <w:jc w:val="both"/>
+              <w:rPr>
                 <w:rFonts w:ascii="標楷體" w:eastAsia="標楷體" w:hAnsi="標楷體"/>
                 <w:b/>
               </w:rPr>
@@ -4476,76 +5372,96 @@
               <w:rPr>
                 <w:rFonts w:ascii="標楷體" w:eastAsia="標楷體" w:hAnsi="標楷體" w:hint="eastAsia"/>
               </w:rPr>
-              <w:t xml:space="preserve"> </w:t>
+              <w:t xml:space="preserve">     </w:t>
             </w:r>
             <w:r>
               <w:rPr>
                 <w:rFonts w:ascii="標楷體" w:eastAsia="標楷體" w:hAnsi="標楷體" w:hint="eastAsia"/>
               </w:rPr>
-              <w:t xml:space="preserve">    </w:t>
-            </w:r>
-            <w:r>
+              <w:t xml:space="preserve">日語 </w:t>
+            </w:r>
+            <w:r>
+              <w:t xml:space="preserve">{{ </w:t>
+            </w:r>
+            <w:proofErr w:type="spellStart"/>
+            <w:r>
+              <w:t>Jp_Jing</w:t>
+            </w:r>
+            <w:proofErr w:type="spellEnd"/>
+            <w:r>
+              <w:t xml:space="preserve"> }}</w:t>
+            </w:r>
+            <w:r>
+              <w:rPr>
+                <w:rFonts w:ascii="標楷體" w:eastAsia="標楷體" w:hAnsi="標楷體"/>
+              </w:rPr>
+              <w:t>精通</w:t>
+            </w:r>
+            <w:r>
+              <w:t xml:space="preserve">{{ </w:t>
+            </w:r>
+            <w:proofErr w:type="spellStart"/>
+            <w:r>
+              <w:t>Jp_Zhong</w:t>
+            </w:r>
+            <w:proofErr w:type="spellEnd"/>
+            <w:r>
+              <w:t xml:space="preserve"> }}</w:t>
+            </w:r>
+            <w:r>
+              <w:rPr>
+                <w:rFonts w:ascii="標楷體" w:eastAsia="標楷體" w:hAnsi="標楷體"/>
+              </w:rPr>
+              <w:t>中等</w:t>
+            </w:r>
+            <w:r>
+              <w:t xml:space="preserve">{{ </w:t>
+            </w:r>
+            <w:proofErr w:type="spellStart"/>
+            <w:r>
+              <w:t>Jp_Lue</w:t>
+            </w:r>
+            <w:proofErr w:type="spellEnd"/>
+            <w:r>
+              <w:t xml:space="preserve"> }}</w:t>
+            </w:r>
+            <w:r>
+              <w:rPr>
+                <w:rFonts w:ascii="標楷體" w:eastAsia="標楷體" w:hAnsi="標楷體"/>
+              </w:rPr>
+              <w:t>略懂</w:t>
+            </w:r>
+          </w:p>
+        </w:tc>
+        <w:tc>
+          <w:tcPr>
+            <w:tcW w:w="2552" w:type="dxa"/>
+            <w:gridSpan w:val="6"/>
+          </w:tcPr>
+          <w:p>
+            <w:pPr>
               <w:rPr>
                 <w:rFonts w:ascii="標楷體" w:eastAsia="標楷體" w:hAnsi="標楷體" w:hint="eastAsia"/>
               </w:rPr>
-              <w:t xml:space="preserve">日語 </w:t>
-            </w:r>
-            <w:r>
-              <w:t xml:space="preserve">{{ </w:t>
-            </w:r>
-            <w:proofErr w:type="spellStart"/>
-            <w:r>
-              <w:t>Jp_Jing</w:t>
-            </w:r>
-            <w:proofErr w:type="spellEnd"/>
-            <w:r>
-              <w:t xml:space="preserve"> }}</w:t>
-            </w:r>
-            <w:r>
-              <w:rPr>
-                <w:rFonts w:ascii="標楷體" w:eastAsia="標楷體" w:hAnsi="標楷體"/>
-              </w:rPr>
-              <w:t>精通</w:t>
-            </w:r>
-            <w:r>
-              <w:t xml:space="preserve">{{ </w:t>
-            </w:r>
-            <w:proofErr w:type="spellStart"/>
-            <w:r>
-              <w:t>Jp_Zhong</w:t>
-            </w:r>
-            <w:proofErr w:type="spellEnd"/>
-            <w:r>
-              <w:t xml:space="preserve"> }}</w:t>
-            </w:r>
-            <w:r>
-              <w:rPr>
-                <w:rFonts w:ascii="標楷體" w:eastAsia="標楷體" w:hAnsi="標楷體"/>
-              </w:rPr>
-              <w:t>中等</w:t>
-            </w:r>
-            <w:r>
-              <w:t xml:space="preserve">{{ </w:t>
-            </w:r>
-            <w:proofErr w:type="spellStart"/>
-            <w:r>
-              <w:t>Jp_Lue</w:t>
-            </w:r>
-            <w:proofErr w:type="spellEnd"/>
-            <w:r>
-              <w:t xml:space="preserve"> }}</w:t>
-            </w:r>
-            <w:r>
-              <w:rPr>
-                <w:rFonts w:ascii="標楷體" w:eastAsia="標楷體" w:hAnsi="標楷體"/>
-              </w:rPr>
-              <w:t>略懂</w:t>
-            </w:r>
-          </w:p>
-        </w:tc>
-        <w:tc>
-          <w:tcPr>
-            <w:tcW w:w="4110" w:type="dxa"/>
+            </w:pPr>
+          </w:p>
+        </w:tc>
+        <w:tc>
+          <w:tcPr>
+            <w:tcW w:w="1644" w:type="dxa"/>
+            <w:gridSpan w:val="4"/>
+          </w:tcPr>
+          <w:p>
+            <w:pPr>
+              <w:rPr>
+                <w:rFonts w:ascii="標楷體" w:eastAsia="標楷體" w:hAnsi="標楷體" w:hint="eastAsia"/>
+              </w:rPr>
+            </w:pPr>
+          </w:p>
+        </w:tc>
+        <w:tc>
+          <w:tcPr>
+            <w:tcW w:w="6669" w:type="dxa"/>
             <w:gridSpan w:val="5"/>
             <w:vAlign w:val="center"/>
           </w:tcPr>
@@ -4856,7 +5772,7 @@
         <w:tblLook w:val="04A0" w:firstRow="1" w:lastRow="0" w:firstColumn="1" w:lastColumn="0" w:noHBand="0" w:noVBand="1"/>
       </w:tblPr>
       <w:tblGrid>
-        <w:gridCol w:w="9968"/>
+        <w:gridCol w:w="10762"/>
       </w:tblGrid>
       <w:tr>
         <w:trPr>
@@ -4926,7 +5842,7 @@
         <w:tblLook w:val="04A0" w:firstRow="1" w:lastRow="0" w:firstColumn="1" w:lastColumn="0" w:noHBand="0" w:noVBand="1"/>
       </w:tblPr>
       <w:tblGrid>
-        <w:gridCol w:w="9968"/>
+        <w:gridCol w:w="10762"/>
       </w:tblGrid>
       <w:tr>
         <w:trPr>
@@ -5608,7 +6524,7 @@
         </w:rPr>
         <w:sectPr>
           <w:pgSz w:w="11906" w:h="16838"/>
-          <w:pgMar w:top="964" w:right="964" w:bottom="964" w:left="964" w:header="851" w:footer="992" w:gutter="0"/>
+          <w:pgMar w:top="964" w:right="567" w:bottom="964" w:left="567" w:header="851" w:footer="992" w:gutter="0"/>
           <w:cols w:space="425"/>
           <w:docGrid w:type="lines" w:linePitch="360"/>
         </w:sectPr>

--- a/frontend/static/examples/實習履歷(空白).docx
+++ b/frontend/static/examples/實習履歷(空白).docx
@@ -438,8 +438,8 @@
         <w:rPr>
           <w:rFonts w:ascii="標楷體" w:eastAsia="標楷體" w:hAnsi="標楷體"/>
           <w:b/>
-          <w:sz w:val="32"/>
-          <w:szCs w:val="32"/>
+          <w:sz w:val="40"/>
+          <w:szCs w:val="40"/>
         </w:rPr>
       </w:pPr>
       <w:r>
@@ -463,6 +463,8 @@
       <w:r>
         <w:rPr>
           <w:rFonts w:ascii="標楷體" w:eastAsia="標楷體" w:hAnsi="標楷體"/>
+          <w:b/>
+          <w:bCs/>
           <w:sz w:val="40"/>
           <w:szCs w:val="40"/>
         </w:rPr>
@@ -472,6 +474,8 @@
       <w:r>
         <w:rPr>
           <w:rFonts w:ascii="標楷體" w:eastAsia="標楷體" w:hAnsi="標楷體"/>
+          <w:b/>
+          <w:bCs/>
           <w:sz w:val="40"/>
           <w:szCs w:val="40"/>
         </w:rPr>
@@ -481,23 +485,18 @@
       <w:r>
         <w:rPr>
           <w:rFonts w:ascii="標楷體" w:eastAsia="標楷體" w:hAnsi="標楷體"/>
+          <w:b/>
+          <w:bCs/>
           <w:sz w:val="40"/>
           <w:szCs w:val="40"/>
         </w:rPr>
-        <w:t xml:space="preserve"> }}</w:t>
+        <w:t xml:space="preserve"> }} 年 </w:t>
       </w:r>
       <w:r>
         <w:rPr>
           <w:rFonts w:ascii="標楷體" w:eastAsia="標楷體" w:hAnsi="標楷體"/>
           <w:b/>
-          <w:sz w:val="40"/>
-          <w:szCs w:val="40"/>
-        </w:rPr>
-        <w:t xml:space="preserve"> 年 </w:t>
-      </w:r>
-      <w:r>
-        <w:rPr>
-          <w:rFonts w:ascii="標楷體" w:eastAsia="標楷體" w:hAnsi="標楷體"/>
+          <w:bCs/>
           <w:sz w:val="40"/>
           <w:szCs w:val="40"/>
         </w:rPr>
@@ -508,6 +507,8 @@
       <w:r>
         <w:rPr>
           <w:rFonts w:ascii="標楷體" w:eastAsia="標楷體" w:hAnsi="標楷體"/>
+          <w:b/>
+          <w:bCs/>
           <w:sz w:val="40"/>
           <w:szCs w:val="40"/>
         </w:rPr>
@@ -517,32 +518,19 @@
       <w:r>
         <w:rPr>
           <w:rFonts w:ascii="標楷體" w:eastAsia="標楷體" w:hAnsi="標楷體"/>
+          <w:b/>
+          <w:bCs/>
           <w:sz w:val="40"/>
           <w:szCs w:val="40"/>
         </w:rPr>
-        <w:t xml:space="preserve"> }}</w:t>
-      </w:r>
-      <w:r>
-        <w:rPr>
-          <w:rFonts w:ascii="標楷體" w:eastAsia="標楷體" w:hAnsi="標楷體"/>
-          <w:b/>
-          <w:sz w:val="40"/>
-          <w:szCs w:val="40"/>
-        </w:rPr>
-        <w:t xml:space="preserve"> 月 </w:t>
-      </w:r>
-      <w:r>
-        <w:rPr>
-          <w:rFonts w:ascii="標楷體" w:eastAsia="標楷體" w:hAnsi="標楷體"/>
-          <w:sz w:val="40"/>
-          <w:szCs w:val="40"/>
-        </w:rPr>
-        <w:t xml:space="preserve">{{ </w:t>
+        <w:t xml:space="preserve"> }} 月 {{ </w:t>
       </w:r>
       <w:proofErr w:type="spellStart"/>
       <w:r>
         <w:rPr>
           <w:rFonts w:ascii="標楷體" w:eastAsia="標楷體" w:hAnsi="標楷體"/>
+          <w:b/>
+          <w:bCs/>
           <w:sz w:val="40"/>
           <w:szCs w:val="40"/>
         </w:rPr>
@@ -552,32 +540,19 @@
       <w:r>
         <w:rPr>
           <w:rFonts w:ascii="標楷體" w:eastAsia="標楷體" w:hAnsi="標楷體"/>
+          <w:b/>
+          <w:bCs/>
           <w:sz w:val="40"/>
           <w:szCs w:val="40"/>
         </w:rPr>
-        <w:t xml:space="preserve"> }}</w:t>
-      </w:r>
-      <w:r>
-        <w:rPr>
-          <w:rFonts w:ascii="標楷體" w:eastAsia="標楷體" w:hAnsi="標楷體"/>
-          <w:b/>
-          <w:sz w:val="40"/>
-          <w:szCs w:val="40"/>
-        </w:rPr>
-        <w:t xml:space="preserve"> 日至 </w:t>
-      </w:r>
-      <w:r>
-        <w:rPr>
-          <w:rFonts w:ascii="標楷體" w:eastAsia="標楷體" w:hAnsi="標楷體"/>
-          <w:sz w:val="40"/>
-          <w:szCs w:val="40"/>
-        </w:rPr>
-        <w:t xml:space="preserve">{{ </w:t>
+        <w:t xml:space="preserve"> }} 日至 {{ </w:t>
       </w:r>
       <w:proofErr w:type="spellStart"/>
       <w:r>
         <w:rPr>
           <w:rFonts w:ascii="標楷體" w:eastAsia="標楷體" w:hAnsi="標楷體"/>
+          <w:b/>
+          <w:bCs/>
           <w:sz w:val="40"/>
           <w:szCs w:val="40"/>
         </w:rPr>
@@ -587,32 +562,19 @@
       <w:r>
         <w:rPr>
           <w:rFonts w:ascii="標楷體" w:eastAsia="標楷體" w:hAnsi="標楷體"/>
+          <w:b/>
+          <w:bCs/>
           <w:sz w:val="40"/>
           <w:szCs w:val="40"/>
         </w:rPr>
-        <w:t xml:space="preserve"> }}</w:t>
-      </w:r>
-      <w:r>
-        <w:rPr>
-          <w:rFonts w:ascii="標楷體" w:eastAsia="標楷體" w:hAnsi="標楷體"/>
-          <w:b/>
-          <w:sz w:val="40"/>
-          <w:szCs w:val="40"/>
-        </w:rPr>
-        <w:t xml:space="preserve"> 月 </w:t>
-      </w:r>
-      <w:r>
-        <w:rPr>
-          <w:rFonts w:ascii="標楷體" w:eastAsia="標楷體" w:hAnsi="標楷體"/>
-          <w:sz w:val="40"/>
-          <w:szCs w:val="40"/>
-        </w:rPr>
-        <w:t xml:space="preserve">{{ </w:t>
+        <w:t xml:space="preserve"> }} 月 {{ </w:t>
       </w:r>
       <w:proofErr w:type="spellStart"/>
       <w:r>
         <w:rPr>
           <w:rFonts w:ascii="標楷體" w:eastAsia="標楷體" w:hAnsi="標楷體"/>
+          <w:b/>
+          <w:bCs/>
           <w:sz w:val="40"/>
           <w:szCs w:val="40"/>
         </w:rPr>
@@ -622,20 +584,25 @@
       <w:r>
         <w:rPr>
           <w:rFonts w:ascii="標楷體" w:eastAsia="標楷體" w:hAnsi="標楷體"/>
+          <w:b/>
+          <w:bCs/>
           <w:sz w:val="40"/>
           <w:szCs w:val="40"/>
         </w:rPr>
-        <w:t xml:space="preserve"> }}</w:t>
+        <w:t xml:space="preserve"> }} 日</w:t>
       </w:r>
-      <w:r>
+    </w:p>
+    <w:p>
+      <w:pPr>
+        <w:spacing w:line="520" w:lineRule="exact"/>
+        <w:jc w:val="center"/>
         <w:rPr>
           <w:rFonts w:ascii="標楷體" w:eastAsia="標楷體" w:hAnsi="標楷體"/>
           <w:b/>
-          <w:sz w:val="40"/>
-          <w:szCs w:val="40"/>
-        </w:rPr>
-        <w:t xml:space="preserve"> 日</w:t>
-      </w:r>
+          <w:sz w:val="32"/>
+          <w:szCs w:val="32"/>
+        </w:rPr>
+      </w:pPr>
       <w:r>
         <w:rPr>
           <w:rFonts w:ascii="標楷體" w:eastAsia="標楷體" w:hAnsi="標楷體"/>
@@ -701,7 +668,7 @@
     </w:p>
     <w:tbl>
       <w:tblPr>
-        <w:tblW w:w="17096" w:type="dxa"/>
+        <w:tblW w:w="10201" w:type="dxa"/>
         <w:jc w:val="center"/>
         <w:tblBorders>
           <w:top w:val="single" w:sz="4" w:space="0" w:color="auto"/>
@@ -719,33 +686,19 @@
         <w:tblLook w:val="0000" w:firstRow="0" w:lastRow="0" w:firstColumn="0" w:lastColumn="0" w:noHBand="0" w:noVBand="0"/>
       </w:tblPr>
       <w:tblGrid>
-        <w:gridCol w:w="1558"/>
-        <w:gridCol w:w="278"/>
-        <w:gridCol w:w="207"/>
-        <w:gridCol w:w="785"/>
-        <w:gridCol w:w="568"/>
-        <w:gridCol w:w="207"/>
-        <w:gridCol w:w="219"/>
-        <w:gridCol w:w="287"/>
-        <w:gridCol w:w="580"/>
-        <w:gridCol w:w="974"/>
-        <w:gridCol w:w="90"/>
-        <w:gridCol w:w="478"/>
-        <w:gridCol w:w="7"/>
-        <w:gridCol w:w="276"/>
-        <w:gridCol w:w="726"/>
-        <w:gridCol w:w="267"/>
-        <w:gridCol w:w="651"/>
-        <w:gridCol w:w="625"/>
-        <w:gridCol w:w="6"/>
-        <w:gridCol w:w="95"/>
-        <w:gridCol w:w="267"/>
-        <w:gridCol w:w="1276"/>
-        <w:gridCol w:w="6"/>
-        <w:gridCol w:w="1638"/>
-        <w:gridCol w:w="2048"/>
+        <w:gridCol w:w="1326"/>
+        <w:gridCol w:w="794"/>
+        <w:gridCol w:w="292"/>
+        <w:gridCol w:w="135"/>
+        <w:gridCol w:w="755"/>
+        <w:gridCol w:w="659"/>
+        <w:gridCol w:w="1136"/>
+        <w:gridCol w:w="994"/>
+        <w:gridCol w:w="708"/>
+        <w:gridCol w:w="848"/>
         <w:gridCol w:w="567"/>
-        <w:gridCol w:w="2410"/>
+        <w:gridCol w:w="1279"/>
+        <w:gridCol w:w="708"/>
       </w:tblGrid>
       <w:tr>
         <w:trPr>
@@ -755,13 +708,15 @@
         </w:trPr>
         <w:tc>
           <w:tcPr>
-            <w:tcW w:w="1558" w:type="dxa"/>
+            <w:tcW w:w="2122" w:type="dxa"/>
+            <w:gridSpan w:val="2"/>
             <w:tcBorders>
               <w:top w:val="single" w:sz="4" w:space="0" w:color="auto"/>
               <w:left w:val="single" w:sz="4" w:space="0" w:color="auto"/>
               <w:bottom w:val="nil"/>
               <w:right w:val="nil"/>
             </w:tcBorders>
+            <w:vAlign w:val="center"/>
           </w:tcPr>
           <w:p>
             <w:pPr>
@@ -771,53 +726,31 @@
                 <w:bCs/>
               </w:rPr>
             </w:pPr>
-          </w:p>
-        </w:tc>
-        <w:tc>
-          <w:tcPr>
-            <w:tcW w:w="2264" w:type="dxa"/>
-            <w:gridSpan w:val="6"/>
-            <w:tcBorders>
-              <w:top w:val="single" w:sz="4" w:space="0" w:color="auto"/>
-              <w:left w:val="single" w:sz="4" w:space="0" w:color="auto"/>
-              <w:bottom w:val="nil"/>
-              <w:right w:val="nil"/>
-            </w:tcBorders>
-            <w:vAlign w:val="center"/>
-          </w:tcPr>
-          <w:p>
-            <w:pPr>
+            <w:bookmarkStart w:id="0" w:name="_Hlk213595918"/>
+            <w:r>
               <w:rPr>
                 <w:rFonts w:ascii="標楷體" w:eastAsia="標楷體" w:hAnsi="標楷體"/>
                 <w:b/>
                 <w:bCs/>
               </w:rPr>
-            </w:pPr>
-            <w:bookmarkStart w:id="0" w:name="_Hlk213595918"/>
+              <w:t xml:space="preserve">學號：{{ </w:t>
+            </w:r>
+            <w:proofErr w:type="spellStart"/>
             <w:r>
               <w:rPr>
                 <w:rFonts w:ascii="標楷體" w:eastAsia="標楷體" w:hAnsi="標楷體"/>
                 <w:b/>
                 <w:bCs/>
               </w:rPr>
-              <w:t xml:space="preserve">學號：{{ </w:t>
-            </w:r>
-            <w:proofErr w:type="spellStart"/>
+              <w:t>StuID</w:t>
+            </w:r>
+            <w:proofErr w:type="spellEnd"/>
             <w:r>
               <w:rPr>
                 <w:rFonts w:ascii="標楷體" w:eastAsia="標楷體" w:hAnsi="標楷體"/>
                 <w:b/>
                 <w:bCs/>
               </w:rPr>
-              <w:t>StuID</w:t>
-            </w:r>
-            <w:proofErr w:type="spellEnd"/>
-            <w:r>
-              <w:rPr>
-                <w:rFonts w:ascii="標楷體" w:eastAsia="標楷體" w:hAnsi="標楷體"/>
-                <w:b/>
-                <w:bCs/>
-              </w:rPr>
               <w:t xml:space="preserve"> }}</w:t>
             </w:r>
             <w:bookmarkEnd w:id="0"/>
@@ -825,78 +758,7 @@
         </w:tc>
         <w:tc>
           <w:tcPr>
-            <w:tcW w:w="2416" w:type="dxa"/>
-            <w:gridSpan w:val="6"/>
-            <w:tcBorders>
-              <w:top w:val="single" w:sz="4" w:space="0" w:color="auto"/>
-              <w:left w:val="nil"/>
-              <w:bottom w:val="nil"/>
-              <w:right w:val="nil"/>
-            </w:tcBorders>
-            <w:vAlign w:val="center"/>
-          </w:tcPr>
-          <w:p>
-            <w:pPr>
-              <w:rPr>
-                <w:rFonts w:ascii="標楷體" w:eastAsia="標楷體" w:hAnsi="標楷體"/>
-                <w:b/>
-                <w:bCs/>
-              </w:rPr>
-            </w:pPr>
-            <w:bookmarkStart w:id="1" w:name="_Hlk213595943"/>
-            <w:r>
-              <w:rPr>
-                <w:rFonts w:ascii="標楷體" w:eastAsia="標楷體" w:hAnsi="標楷體"/>
-                <w:b/>
-                <w:bCs/>
-              </w:rPr>
-              <w:t xml:space="preserve">姓名：{{ </w:t>
-            </w:r>
-            <w:proofErr w:type="spellStart"/>
-            <w:r>
-              <w:rPr>
-                <w:rFonts w:ascii="標楷體" w:eastAsia="標楷體" w:hAnsi="標楷體"/>
-                <w:b/>
-                <w:bCs/>
-              </w:rPr>
-              <w:t>StuName</w:t>
-            </w:r>
-            <w:proofErr w:type="spellEnd"/>
-            <w:r>
-              <w:rPr>
-                <w:rFonts w:ascii="標楷體" w:eastAsia="標楷體" w:hAnsi="標楷體"/>
-                <w:b/>
-                <w:bCs/>
-              </w:rPr>
-              <w:t xml:space="preserve"> }}</w:t>
-            </w:r>
-            <w:bookmarkEnd w:id="1"/>
-          </w:p>
-        </w:tc>
-        <w:tc>
-          <w:tcPr>
-            <w:tcW w:w="2551" w:type="dxa"/>
-            <w:gridSpan w:val="6"/>
-            <w:tcBorders>
-              <w:top w:val="single" w:sz="4" w:space="0" w:color="auto"/>
-              <w:left w:val="nil"/>
-              <w:bottom w:val="nil"/>
-              <w:right w:val="nil"/>
-            </w:tcBorders>
-          </w:tcPr>
-          <w:p>
-            <w:pPr>
-              <w:rPr>
-                <w:rFonts w:ascii="標楷體" w:eastAsia="標楷體" w:hAnsi="標楷體"/>
-                <w:b/>
-                <w:bCs/>
-              </w:rPr>
-            </w:pPr>
-          </w:p>
-        </w:tc>
-        <w:tc>
-          <w:tcPr>
-            <w:tcW w:w="1644" w:type="dxa"/>
+            <w:tcW w:w="1842" w:type="dxa"/>
             <w:gridSpan w:val="4"/>
             <w:tcBorders>
               <w:top w:val="single" w:sz="4" w:space="0" w:color="auto"/>
@@ -904,6 +766,7 @@
               <w:bottom w:val="nil"/>
               <w:right w:val="nil"/>
             </w:tcBorders>
+            <w:vAlign w:val="center"/>
           </w:tcPr>
           <w:p>
             <w:pPr>
@@ -913,12 +776,40 @@
                 <w:bCs/>
               </w:rPr>
             </w:pPr>
+            <w:bookmarkStart w:id="1" w:name="_Hlk213595943"/>
+            <w:r>
+              <w:rPr>
+                <w:rFonts w:ascii="標楷體" w:eastAsia="標楷體" w:hAnsi="標楷體"/>
+                <w:b/>
+                <w:bCs/>
+              </w:rPr>
+              <w:t xml:space="preserve">姓名：{{ </w:t>
+            </w:r>
+            <w:proofErr w:type="spellStart"/>
+            <w:r>
+              <w:rPr>
+                <w:rFonts w:ascii="標楷體" w:eastAsia="標楷體" w:hAnsi="標楷體"/>
+                <w:b/>
+                <w:bCs/>
+              </w:rPr>
+              <w:t>StuName</w:t>
+            </w:r>
+            <w:proofErr w:type="spellEnd"/>
+            <w:r>
+              <w:rPr>
+                <w:rFonts w:ascii="標楷體" w:eastAsia="標楷體" w:hAnsi="標楷體"/>
+                <w:b/>
+                <w:bCs/>
+              </w:rPr>
+              <w:t xml:space="preserve"> }}</w:t>
+            </w:r>
+            <w:bookmarkEnd w:id="1"/>
           </w:p>
         </w:tc>
         <w:tc>
           <w:tcPr>
             <w:tcW w:w="4253" w:type="dxa"/>
-            <w:gridSpan w:val="3"/>
+            <w:gridSpan w:val="5"/>
             <w:tcBorders>
               <w:top w:val="single" w:sz="4" w:space="0" w:color="auto"/>
               <w:left w:val="nil"/>
@@ -1058,7 +949,8 @@
         </w:tc>
         <w:tc>
           <w:tcPr>
-            <w:tcW w:w="2410" w:type="dxa"/>
+            <w:tcW w:w="1984" w:type="dxa"/>
+            <w:gridSpan w:val="2"/>
             <w:tcBorders>
               <w:top w:val="single" w:sz="4" w:space="0" w:color="auto"/>
               <w:left w:val="nil"/>
@@ -1102,7 +994,7 @@
               <mc:AlternateContent>
                 <mc:Choice Requires="wps">
                   <w:drawing>
-                    <wp:anchor distT="0" distB="0" distL="114300" distR="114300" simplePos="0" relativeHeight="251665408" behindDoc="0" locked="0" layoutInCell="1" allowOverlap="1" wp14:anchorId="3A4171C6" wp14:editId="4D61D3B5">
+                    <wp:anchor distT="0" distB="0" distL="114300" distR="114300" simplePos="0" relativeHeight="251659264" behindDoc="0" locked="0" layoutInCell="1" allowOverlap="1" wp14:anchorId="3A4171C6" wp14:editId="4D61D3B5">
                       <wp:simplePos x="0" y="0"/>
                       <wp:positionH relativeFrom="column">
                         <wp:posOffset>-99060</wp:posOffset>
@@ -1170,7 +1062,7 @@
                 </mc:Choice>
                 <mc:Fallback>
                   <w:pict>
-                    <v:rect w14:anchorId="22D1D964" id="矩形 3" o:spid="_x0000_s1026" style="position:absolute;margin-left:-7.8pt;margin-top:18.75pt;width:88.2pt;height:106.2pt;z-index:251665408;visibility:visible;mso-wrap-style:square;mso-width-percent:0;mso-height-percent:0;mso-wrap-distance-left:9pt;mso-wrap-distance-top:0;mso-wrap-distance-right:9pt;mso-wrap-distance-bottom:0;mso-position-horizontal:absolute;mso-position-horizontal-relative:text;mso-position-vertical:absolute;mso-position-vertical-relative:text;mso-width-percent:0;mso-height-percent:0;mso-width-relative:margin;mso-height-relative:margin;v-text-anchor:middle" o:gfxdata="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" filled="f" strokecolor="black [3213]" strokeweight="1pt"/>
+                    <v:rect w14:anchorId="24674753" id="矩形 3" o:spid="_x0000_s1026" style="position:absolute;margin-left:-7.8pt;margin-top:18.75pt;width:88.2pt;height:106.2pt;z-index:251659264;visibility:visible;mso-wrap-style:square;mso-width-percent:0;mso-height-percent:0;mso-wrap-distance-left:9pt;mso-wrap-distance-top:0;mso-wrap-distance-right:9pt;mso-wrap-distance-bottom:0;mso-position-horizontal:absolute;mso-position-horizontal-relative:text;mso-position-vertical:absolute;mso-position-vertical-relative:text;mso-width-percent:0;mso-height-percent:0;mso-width-relative:margin;mso-height-relative:margin;v-text-anchor:middle" o:gfxdata="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" filled="f" strokecolor="black [3213]" strokeweight="1pt"/>
                   </w:pict>
                 </mc:Fallback>
               </mc:AlternateContent>
@@ -1209,8 +1101,8 @@
         </w:trPr>
         <w:tc>
           <w:tcPr>
-            <w:tcW w:w="2828" w:type="dxa"/>
-            <w:gridSpan w:val="4"/>
+            <w:tcW w:w="3302" w:type="dxa"/>
+            <w:gridSpan w:val="5"/>
             <w:tcBorders>
               <w:top w:val="nil"/>
               <w:left w:val="single" w:sz="4" w:space="0" w:color="auto"/>
@@ -1276,68 +1168,8 @@
         </w:tc>
         <w:tc>
           <w:tcPr>
-            <w:tcW w:w="994" w:type="dxa"/>
-            <w:gridSpan w:val="3"/>
-            <w:tcBorders>
-              <w:top w:val="nil"/>
-              <w:left w:val="nil"/>
-              <w:bottom w:val="nil"/>
-              <w:right w:val="nil"/>
-            </w:tcBorders>
-          </w:tcPr>
-          <w:p>
-            <w:pPr>
-              <w:rPr>
-                <w:rFonts w:ascii="標楷體" w:eastAsia="標楷體" w:hAnsi="標楷體" w:hint="eastAsia"/>
-                <w:b/>
-              </w:rPr>
-            </w:pPr>
-          </w:p>
-        </w:tc>
-        <w:tc>
-          <w:tcPr>
-            <w:tcW w:w="2692" w:type="dxa"/>
-            <w:gridSpan w:val="7"/>
-            <w:tcBorders>
-              <w:top w:val="nil"/>
-              <w:left w:val="nil"/>
-              <w:bottom w:val="nil"/>
-              <w:right w:val="nil"/>
-            </w:tcBorders>
-          </w:tcPr>
-          <w:p>
-            <w:pPr>
-              <w:rPr>
-                <w:rFonts w:ascii="標楷體" w:eastAsia="標楷體" w:hAnsi="標楷體" w:hint="eastAsia"/>
-                <w:b/>
-              </w:rPr>
-            </w:pPr>
-          </w:p>
-        </w:tc>
-        <w:tc>
-          <w:tcPr>
-            <w:tcW w:w="1644" w:type="dxa"/>
-            <w:gridSpan w:val="3"/>
-            <w:tcBorders>
-              <w:top w:val="nil"/>
-              <w:left w:val="nil"/>
-              <w:bottom w:val="nil"/>
-              <w:right w:val="nil"/>
-            </w:tcBorders>
-          </w:tcPr>
-          <w:p>
-            <w:pPr>
-              <w:rPr>
-                <w:rFonts w:ascii="標楷體" w:eastAsia="標楷體" w:hAnsi="標楷體" w:hint="eastAsia"/>
-                <w:b/>
-              </w:rPr>
-            </w:pPr>
-          </w:p>
-        </w:tc>
-        <w:tc>
-          <w:tcPr>
-            <w:tcW w:w="8938" w:type="dxa"/>
-            <w:gridSpan w:val="10"/>
+            <w:tcW w:w="6899" w:type="dxa"/>
+            <w:gridSpan w:val="8"/>
             <w:tcBorders>
               <w:top w:val="nil"/>
               <w:left w:val="nil"/>
@@ -1383,7 +1215,8 @@
         </w:trPr>
         <w:tc>
           <w:tcPr>
-            <w:tcW w:w="1558" w:type="dxa"/>
+            <w:tcW w:w="10201" w:type="dxa"/>
+            <w:gridSpan w:val="13"/>
             <w:tcBorders>
               <w:top w:val="nil"/>
               <w:left w:val="single" w:sz="4" w:space="0" w:color="auto"/>
@@ -1399,69 +1232,6 @@
                 <w:bCs/>
               </w:rPr>
             </w:pPr>
-          </w:p>
-        </w:tc>
-        <w:tc>
-          <w:tcPr>
-            <w:tcW w:w="2551" w:type="dxa"/>
-            <w:gridSpan w:val="7"/>
-            <w:tcBorders>
-              <w:top w:val="nil"/>
-              <w:left w:val="single" w:sz="4" w:space="0" w:color="auto"/>
-              <w:bottom w:val="single" w:sz="4" w:space="0" w:color="auto"/>
-              <w:right w:val="single" w:sz="4" w:space="0" w:color="auto"/>
-            </w:tcBorders>
-          </w:tcPr>
-          <w:p>
-            <w:pPr>
-              <w:rPr>
-                <w:rFonts w:ascii="標楷體" w:eastAsia="標楷體" w:hAnsi="標楷體"/>
-                <w:b/>
-                <w:bCs/>
-              </w:rPr>
-            </w:pPr>
-          </w:p>
-        </w:tc>
-        <w:tc>
-          <w:tcPr>
-            <w:tcW w:w="1644" w:type="dxa"/>
-            <w:gridSpan w:val="3"/>
-            <w:tcBorders>
-              <w:top w:val="nil"/>
-              <w:left w:val="single" w:sz="4" w:space="0" w:color="auto"/>
-              <w:bottom w:val="single" w:sz="4" w:space="0" w:color="auto"/>
-              <w:right w:val="single" w:sz="4" w:space="0" w:color="auto"/>
-            </w:tcBorders>
-          </w:tcPr>
-          <w:p>
-            <w:pPr>
-              <w:rPr>
-                <w:rFonts w:ascii="標楷體" w:eastAsia="標楷體" w:hAnsi="標楷體"/>
-                <w:b/>
-                <w:bCs/>
-              </w:rPr>
-            </w:pPr>
-          </w:p>
-        </w:tc>
-        <w:tc>
-          <w:tcPr>
-            <w:tcW w:w="11343" w:type="dxa"/>
-            <w:gridSpan w:val="16"/>
-            <w:tcBorders>
-              <w:top w:val="nil"/>
-              <w:left w:val="single" w:sz="4" w:space="0" w:color="auto"/>
-              <w:bottom w:val="single" w:sz="4" w:space="0" w:color="auto"/>
-              <w:right w:val="single" w:sz="4" w:space="0" w:color="auto"/>
-            </w:tcBorders>
-          </w:tcPr>
-          <w:p>
-            <w:pPr>
-              <w:rPr>
-                <w:rFonts w:ascii="標楷體" w:eastAsia="標楷體" w:hAnsi="標楷體"/>
-                <w:b/>
-                <w:bCs/>
-              </w:rPr>
-            </w:pPr>
             <w:r>
               <w:rPr>
                 <w:rFonts w:ascii="標楷體" w:eastAsia="標楷體" w:hAnsi="標楷體"/>
@@ -1480,64 +1250,11 @@
         </w:trPr>
         <w:tc>
           <w:tcPr>
-            <w:tcW w:w="1558" w:type="dxa"/>
+            <w:tcW w:w="10201" w:type="dxa"/>
+            <w:gridSpan w:val="13"/>
             <w:tcBorders>
               <w:top w:val="single" w:sz="4" w:space="0" w:color="auto"/>
             </w:tcBorders>
-          </w:tcPr>
-          <w:p>
-            <w:pPr>
-              <w:jc w:val="center"/>
-              <w:rPr>
-                <w:rFonts w:ascii="標楷體" w:eastAsia="標楷體" w:hAnsi="標楷體" w:hint="eastAsia"/>
-                <w:b/>
-              </w:rPr>
-            </w:pPr>
-          </w:p>
-        </w:tc>
-        <w:tc>
-          <w:tcPr>
-            <w:tcW w:w="2551" w:type="dxa"/>
-            <w:gridSpan w:val="7"/>
-            <w:tcBorders>
-              <w:top w:val="single" w:sz="4" w:space="0" w:color="auto"/>
-            </w:tcBorders>
-          </w:tcPr>
-          <w:p>
-            <w:pPr>
-              <w:jc w:val="center"/>
-              <w:rPr>
-                <w:rFonts w:ascii="標楷體" w:eastAsia="標楷體" w:hAnsi="標楷體" w:hint="eastAsia"/>
-                <w:b/>
-              </w:rPr>
-            </w:pPr>
-          </w:p>
-        </w:tc>
-        <w:tc>
-          <w:tcPr>
-            <w:tcW w:w="1644" w:type="dxa"/>
-            <w:gridSpan w:val="3"/>
-            <w:tcBorders>
-              <w:top w:val="single" w:sz="4" w:space="0" w:color="auto"/>
-            </w:tcBorders>
-          </w:tcPr>
-          <w:p>
-            <w:pPr>
-              <w:jc w:val="center"/>
-              <w:rPr>
-                <w:rFonts w:ascii="標楷體" w:eastAsia="標楷體" w:hAnsi="標楷體" w:hint="eastAsia"/>
-                <w:b/>
-              </w:rPr>
-            </w:pPr>
-          </w:p>
-        </w:tc>
-        <w:tc>
-          <w:tcPr>
-            <w:tcW w:w="11343" w:type="dxa"/>
-            <w:gridSpan w:val="16"/>
-            <w:tcBorders>
-              <w:top w:val="single" w:sz="4" w:space="0" w:color="auto"/>
-            </w:tcBorders>
             <w:vAlign w:val="center"/>
           </w:tcPr>
           <w:p>
@@ -1560,15 +1277,13 @@
       </w:tr>
       <w:tr>
         <w:trPr>
-          <w:gridAfter w:val="3"/>
-          <w:wAfter w:w="5025" w:type="dxa"/>
           <w:trHeight w:val="357"/>
           <w:jc w:val="center"/>
         </w:trPr>
         <w:tc>
           <w:tcPr>
-            <w:tcW w:w="1836" w:type="dxa"/>
-            <w:gridSpan w:val="2"/>
+            <w:tcW w:w="2547" w:type="dxa"/>
+            <w:gridSpan w:val="4"/>
             <w:shd w:val="clear" w:color="auto" w:fill="D9D9D9"/>
           </w:tcPr>
           <w:p>
@@ -1588,8 +1303,7 @@
         </w:tc>
         <w:tc>
           <w:tcPr>
-            <w:tcW w:w="992" w:type="dxa"/>
-            <w:gridSpan w:val="2"/>
+            <w:tcW w:w="755" w:type="dxa"/>
             <w:shd w:val="clear" w:color="auto" w:fill="D9D9D9"/>
           </w:tcPr>
           <w:p>
@@ -1609,7 +1323,7 @@
         </w:tc>
         <w:tc>
           <w:tcPr>
-            <w:tcW w:w="994" w:type="dxa"/>
+            <w:tcW w:w="2789" w:type="dxa"/>
             <w:gridSpan w:val="3"/>
             <w:shd w:val="clear" w:color="auto" w:fill="D9D9D9"/>
           </w:tcPr>
@@ -1617,20 +1331,40 @@
             <w:pPr>
               <w:jc w:val="center"/>
               <w:rPr>
+                <w:rFonts w:ascii="標楷體" w:eastAsia="標楷體" w:hAnsi="標楷體"/>
+              </w:rPr>
+            </w:pPr>
+            <w:r>
+              <w:rPr>
                 <w:rFonts w:ascii="標楷體" w:eastAsia="標楷體" w:hAnsi="標楷體" w:hint="eastAsia"/>
               </w:rPr>
+              <w:t>科目名稱</w:t>
+            </w:r>
+          </w:p>
+        </w:tc>
+        <w:tc>
+          <w:tcPr>
+            <w:tcW w:w="708" w:type="dxa"/>
+            <w:shd w:val="clear" w:color="auto" w:fill="D9D9D9"/>
+          </w:tcPr>
+          <w:p>
+            <w:pPr>
+              <w:jc w:val="center"/>
+              <w:rPr>
+                <w:rFonts w:ascii="標楷體" w:eastAsia="標楷體" w:hAnsi="標楷體"/>
+              </w:rPr>
             </w:pPr>
             <w:r>
               <w:rPr>
                 <w:rFonts w:ascii="標楷體" w:eastAsia="標楷體" w:hAnsi="標楷體" w:hint="eastAsia"/>
               </w:rPr>
-              <w:t>成績</w:t>
-            </w:r>
-          </w:p>
-        </w:tc>
-        <w:tc>
-          <w:tcPr>
-            <w:tcW w:w="1841" w:type="dxa"/>
+              <w:t>學分</w:t>
+            </w:r>
+          </w:p>
+        </w:tc>
+        <w:tc>
+          <w:tcPr>
+            <w:tcW w:w="2694" w:type="dxa"/>
             <w:gridSpan w:val="3"/>
             <w:shd w:val="clear" w:color="auto" w:fill="D9D9D9"/>
           </w:tcPr>
@@ -1651,8 +1385,7 @@
         </w:tc>
         <w:tc>
           <w:tcPr>
-            <w:tcW w:w="851" w:type="dxa"/>
-            <w:gridSpan w:val="4"/>
+            <w:tcW w:w="708" w:type="dxa"/>
             <w:shd w:val="clear" w:color="auto" w:fill="D9D9D9"/>
           </w:tcPr>
           <w:p>
@@ -1667,105 +1400,19 @@
                 <w:rFonts w:ascii="標楷體" w:eastAsia="標楷體" w:hAnsi="標楷體" w:hint="eastAsia"/>
               </w:rPr>
               <w:t>學分</w:t>
-            </w:r>
-          </w:p>
-        </w:tc>
-        <w:tc>
-          <w:tcPr>
-            <w:tcW w:w="993" w:type="dxa"/>
-            <w:gridSpan w:val="2"/>
-            <w:shd w:val="clear" w:color="auto" w:fill="D9D9D9"/>
-          </w:tcPr>
-          <w:p>
-            <w:pPr>
-              <w:jc w:val="center"/>
-              <w:rPr>
-                <w:rFonts w:ascii="標楷體" w:eastAsia="標楷體" w:hAnsi="標楷體" w:hint="eastAsia"/>
-              </w:rPr>
-            </w:pPr>
-            <w:r>
-              <w:rPr>
-                <w:rFonts w:ascii="標楷體" w:eastAsia="標楷體" w:hAnsi="標楷體" w:hint="eastAsia"/>
-              </w:rPr>
-              <w:t>成績</w:t>
-            </w:r>
-          </w:p>
-        </w:tc>
-        <w:tc>
-          <w:tcPr>
-            <w:tcW w:w="1276" w:type="dxa"/>
-            <w:gridSpan w:val="2"/>
-            <w:shd w:val="clear" w:color="auto" w:fill="D9D9D9"/>
-          </w:tcPr>
-          <w:p>
-            <w:pPr>
-              <w:jc w:val="center"/>
-              <w:rPr>
-                <w:rFonts w:ascii="標楷體" w:eastAsia="標楷體" w:hAnsi="標楷體"/>
-              </w:rPr>
-            </w:pPr>
-            <w:r>
-              <w:rPr>
-                <w:rFonts w:ascii="標楷體" w:eastAsia="標楷體" w:hAnsi="標楷體" w:hint="eastAsia"/>
-              </w:rPr>
-              <w:t>科目名稱</w:t>
-            </w:r>
-          </w:p>
-        </w:tc>
-        <w:tc>
-          <w:tcPr>
-            <w:tcW w:w="1644" w:type="dxa"/>
-            <w:gridSpan w:val="4"/>
-            <w:shd w:val="clear" w:color="auto" w:fill="D9D9D9"/>
-          </w:tcPr>
-          <w:p>
-            <w:pPr>
-              <w:jc w:val="center"/>
-              <w:rPr>
-                <w:rFonts w:ascii="標楷體" w:eastAsia="標楷體" w:hAnsi="標楷體"/>
-              </w:rPr>
-            </w:pPr>
-            <w:r>
-              <w:rPr>
-                <w:rFonts w:ascii="標楷體" w:eastAsia="標楷體" w:hAnsi="標楷體" w:hint="eastAsia"/>
-              </w:rPr>
-              <w:t>學分</w:t>
-            </w:r>
-          </w:p>
-        </w:tc>
-        <w:tc>
-          <w:tcPr>
-            <w:tcW w:w="1644" w:type="dxa"/>
-            <w:gridSpan w:val="2"/>
-            <w:shd w:val="clear" w:color="auto" w:fill="D9D9D9"/>
-          </w:tcPr>
-          <w:p>
-            <w:pPr>
-              <w:jc w:val="center"/>
-              <w:rPr>
-                <w:rFonts w:ascii="標楷體" w:eastAsia="標楷體" w:hAnsi="標楷體" w:hint="eastAsia"/>
-              </w:rPr>
-            </w:pPr>
-            <w:r>
-              <w:rPr>
-                <w:rFonts w:ascii="標楷體" w:eastAsia="標楷體" w:hAnsi="標楷體" w:hint="eastAsia"/>
-              </w:rPr>
-              <w:t>成績</w:t>
             </w:r>
           </w:p>
         </w:tc>
       </w:tr>
       <w:tr>
         <w:trPr>
-          <w:gridAfter w:val="3"/>
-          <w:wAfter w:w="5025" w:type="dxa"/>
           <w:trHeight w:val="369"/>
           <w:jc w:val="center"/>
         </w:trPr>
         <w:tc>
           <w:tcPr>
-            <w:tcW w:w="1836" w:type="dxa"/>
-            <w:gridSpan w:val="2"/>
+            <w:tcW w:w="2547" w:type="dxa"/>
+            <w:gridSpan w:val="4"/>
             <w:vAlign w:val="center"/>
           </w:tcPr>
           <w:p>
@@ -1785,8 +1432,7 @@
         </w:tc>
         <w:tc>
           <w:tcPr>
-            <w:tcW w:w="992" w:type="dxa"/>
-            <w:gridSpan w:val="2"/>
+            <w:tcW w:w="755" w:type="dxa"/>
             <w:shd w:val="clear" w:color="auto" w:fill="auto"/>
             <w:vAlign w:val="center"/>
           </w:tcPr>
@@ -1807,8 +1453,9 @@
         </w:tc>
         <w:tc>
           <w:tcPr>
-            <w:tcW w:w="994" w:type="dxa"/>
+            <w:tcW w:w="2789" w:type="dxa"/>
             <w:gridSpan w:val="3"/>
+            <w:vAlign w:val="center"/>
           </w:tcPr>
           <w:p>
             <w:pPr>
@@ -1817,11 +1464,38 @@
                 <w:rFonts w:ascii="標楷體" w:eastAsia="標楷體" w:hAnsi="標楷體"/>
               </w:rPr>
             </w:pPr>
-          </w:p>
-        </w:tc>
-        <w:tc>
-          <w:tcPr>
-            <w:tcW w:w="1841" w:type="dxa"/>
+            <w:r>
+              <w:rPr>
+                <w:rFonts w:ascii="標楷體" w:eastAsia="標楷體" w:hAnsi="標楷體"/>
+              </w:rPr>
+              <w:t>{{ CourseName_1_2 }}</w:t>
+            </w:r>
+          </w:p>
+        </w:tc>
+        <w:tc>
+          <w:tcPr>
+            <w:tcW w:w="708" w:type="dxa"/>
+            <w:shd w:val="clear" w:color="auto" w:fill="auto"/>
+            <w:vAlign w:val="center"/>
+          </w:tcPr>
+          <w:p>
+            <w:pPr>
+              <w:jc w:val="center"/>
+              <w:rPr>
+                <w:rFonts w:ascii="標楷體" w:eastAsia="標楷體" w:hAnsi="標楷體"/>
+              </w:rPr>
+            </w:pPr>
+            <w:r>
+              <w:rPr>
+                <w:rFonts w:ascii="標楷體" w:eastAsia="標楷體" w:hAnsi="標楷體"/>
+              </w:rPr>
+              <w:t>{{ Credits_1_2 }}</w:t>
+            </w:r>
+          </w:p>
+        </w:tc>
+        <w:tc>
+          <w:tcPr>
+            <w:tcW w:w="2694" w:type="dxa"/>
             <w:gridSpan w:val="3"/>
             <w:vAlign w:val="center"/>
           </w:tcPr>
@@ -1836,14 +1510,13 @@
               <w:rPr>
                 <w:rFonts w:ascii="標楷體" w:eastAsia="標楷體" w:hAnsi="標楷體"/>
               </w:rPr>
-              <w:t>{{ CourseName_1_2 }}</w:t>
-            </w:r>
-          </w:p>
-        </w:tc>
-        <w:tc>
-          <w:tcPr>
-            <w:tcW w:w="851" w:type="dxa"/>
-            <w:gridSpan w:val="4"/>
+              <w:t>{{ CourseName_1_3 }}</w:t>
+            </w:r>
+          </w:p>
+        </w:tc>
+        <w:tc>
+          <w:tcPr>
+            <w:tcW w:w="708" w:type="dxa"/>
             <w:shd w:val="clear" w:color="auto" w:fill="auto"/>
             <w:vAlign w:val="center"/>
           </w:tcPr>
@@ -1858,63 +1531,6 @@
               <w:rPr>
                 <w:rFonts w:ascii="標楷體" w:eastAsia="標楷體" w:hAnsi="標楷體"/>
               </w:rPr>
-              <w:t>{{ Credits_1_2 }}</w:t>
-            </w:r>
-          </w:p>
-        </w:tc>
-        <w:tc>
-          <w:tcPr>
-            <w:tcW w:w="993" w:type="dxa"/>
-            <w:gridSpan w:val="2"/>
-          </w:tcPr>
-          <w:p>
-            <w:pPr>
-              <w:jc w:val="both"/>
-              <w:rPr>
-                <w:rFonts w:ascii="標楷體" w:eastAsia="標楷體" w:hAnsi="標楷體"/>
-              </w:rPr>
-            </w:pPr>
-          </w:p>
-        </w:tc>
-        <w:tc>
-          <w:tcPr>
-            <w:tcW w:w="1276" w:type="dxa"/>
-            <w:gridSpan w:val="2"/>
-            <w:vAlign w:val="center"/>
-          </w:tcPr>
-          <w:p>
-            <w:pPr>
-              <w:jc w:val="both"/>
-              <w:rPr>
-                <w:rFonts w:ascii="標楷體" w:eastAsia="標楷體" w:hAnsi="標楷體"/>
-              </w:rPr>
-            </w:pPr>
-            <w:r>
-              <w:rPr>
-                <w:rFonts w:ascii="標楷體" w:eastAsia="標楷體" w:hAnsi="標楷體"/>
-              </w:rPr>
-              <w:t>{{ CourseName_1_3 }}</w:t>
-            </w:r>
-          </w:p>
-        </w:tc>
-        <w:tc>
-          <w:tcPr>
-            <w:tcW w:w="1644" w:type="dxa"/>
-            <w:gridSpan w:val="4"/>
-            <w:shd w:val="clear" w:color="auto" w:fill="auto"/>
-            <w:vAlign w:val="center"/>
-          </w:tcPr>
-          <w:p>
-            <w:pPr>
-              <w:jc w:val="center"/>
-              <w:rPr>
-                <w:rFonts w:ascii="標楷體" w:eastAsia="標楷體" w:hAnsi="標楷體"/>
-              </w:rPr>
-            </w:pPr>
-            <w:r>
-              <w:rPr>
-                <w:rFonts w:ascii="標楷體" w:eastAsia="標楷體" w:hAnsi="標楷體"/>
-              </w:rPr>
               <w:t>{{ Credits_1_</w:t>
             </w:r>
             <w:r>
@@ -1929,34 +1545,18 @@
               </w:rPr>
               <w:t xml:space="preserve"> }}</w:t>
             </w:r>
-          </w:p>
-        </w:tc>
-        <w:tc>
-          <w:tcPr>
-            <w:tcW w:w="1644" w:type="dxa"/>
-            <w:gridSpan w:val="2"/>
-          </w:tcPr>
-          <w:p>
-            <w:pPr>
-              <w:jc w:val="center"/>
-              <w:rPr>
-                <w:rFonts w:ascii="標楷體" w:eastAsia="標楷體" w:hAnsi="標楷體"/>
-              </w:rPr>
-            </w:pPr>
           </w:p>
         </w:tc>
       </w:tr>
       <w:tr>
         <w:trPr>
-          <w:gridAfter w:val="3"/>
-          <w:wAfter w:w="5025" w:type="dxa"/>
           <w:trHeight w:val="308"/>
           <w:jc w:val="center"/>
         </w:trPr>
         <w:tc>
           <w:tcPr>
-            <w:tcW w:w="1836" w:type="dxa"/>
-            <w:gridSpan w:val="2"/>
+            <w:tcW w:w="2547" w:type="dxa"/>
+            <w:gridSpan w:val="4"/>
           </w:tcPr>
           <w:p>
             <w:pPr>
@@ -1987,8 +1587,7 @@
         </w:tc>
         <w:tc>
           <w:tcPr>
-            <w:tcW w:w="992" w:type="dxa"/>
-            <w:gridSpan w:val="2"/>
+            <w:tcW w:w="755" w:type="dxa"/>
             <w:shd w:val="clear" w:color="auto" w:fill="auto"/>
             <w:vAlign w:val="center"/>
           </w:tcPr>
@@ -2021,8 +1620,9 @@
         </w:tc>
         <w:tc>
           <w:tcPr>
-            <w:tcW w:w="994" w:type="dxa"/>
+            <w:tcW w:w="2789" w:type="dxa"/>
             <w:gridSpan w:val="3"/>
+            <w:vAlign w:val="center"/>
           </w:tcPr>
           <w:p>
             <w:pPr>
@@ -2031,11 +1631,62 @@
                 <w:rFonts w:ascii="標楷體" w:eastAsia="標楷體" w:hAnsi="標楷體"/>
               </w:rPr>
             </w:pPr>
-          </w:p>
-        </w:tc>
-        <w:tc>
-          <w:tcPr>
-            <w:tcW w:w="1841" w:type="dxa"/>
+            <w:r>
+              <w:rPr>
+                <w:rFonts w:ascii="標楷體" w:eastAsia="標楷體" w:hAnsi="標楷體"/>
+              </w:rPr>
+              <w:t>{{ CourseName_</w:t>
+            </w:r>
+            <w:r>
+              <w:rPr>
+                <w:rFonts w:ascii="標楷體" w:eastAsia="標楷體" w:hAnsi="標楷體"/>
+              </w:rPr>
+              <w:t>2</w:t>
+            </w:r>
+            <w:r>
+              <w:rPr>
+                <w:rFonts w:ascii="標楷體" w:eastAsia="標楷體" w:hAnsi="標楷體"/>
+              </w:rPr>
+              <w:t>_2 }}</w:t>
+            </w:r>
+          </w:p>
+        </w:tc>
+        <w:tc>
+          <w:tcPr>
+            <w:tcW w:w="708" w:type="dxa"/>
+            <w:shd w:val="clear" w:color="auto" w:fill="auto"/>
+            <w:vAlign w:val="center"/>
+          </w:tcPr>
+          <w:p>
+            <w:pPr>
+              <w:jc w:val="center"/>
+              <w:rPr>
+                <w:rFonts w:ascii="標楷體" w:eastAsia="標楷體" w:hAnsi="標楷體"/>
+              </w:rPr>
+            </w:pPr>
+            <w:r>
+              <w:rPr>
+                <w:rFonts w:ascii="標楷體" w:eastAsia="標楷體" w:hAnsi="標楷體"/>
+              </w:rPr>
+              <w:t>{{ Credits_</w:t>
+            </w:r>
+            <w:r>
+              <w:rPr>
+                <w:rFonts w:ascii="標楷體" w:eastAsia="標楷體" w:hAnsi="標楷體"/>
+              </w:rPr>
+              <w:t>2</w:t>
+            </w:r>
+            <w:r>
+              <w:rPr>
+                <w:rFonts w:ascii="標楷體" w:eastAsia="標楷體" w:hAnsi="標楷體"/>
+              </w:rPr>
+              <w:t>_2 }}</w:t>
+            </w:r>
+          </w:p>
+        </w:tc>
+        <w:tc>
+          <w:tcPr>
+            <w:tcW w:w="2694" w:type="dxa"/>
             <w:gridSpan w:val="3"/>
             <w:vAlign w:val="center"/>
           </w:tcPr>
@@ -2062,16 +1713,14 @@
               <w:rPr>
                 <w:rFonts w:ascii="標楷體" w:eastAsia="標楷體" w:hAnsi="標楷體"/>
               </w:rPr>
-              <w:t>_2 }}</w:t>
-            </w:r>
-          </w:p>
-        </w:tc>
-        <w:tc>
-          <w:tcPr>
-            <w:tcW w:w="851" w:type="dxa"/>
-            <w:gridSpan w:val="4"/>
+              <w:t>_3 }}</w:t>
+            </w:r>
+          </w:p>
+        </w:tc>
+        <w:tc>
+          <w:tcPr>
+            <w:tcW w:w="708" w:type="dxa"/>
             <w:shd w:val="clear" w:color="auto" w:fill="auto"/>
-            <w:vAlign w:val="center"/>
           </w:tcPr>
           <w:p>
             <w:pPr>
@@ -2096,116 +1745,20 @@
               <w:rPr>
                 <w:rFonts w:ascii="標楷體" w:eastAsia="標楷體" w:hAnsi="標楷體"/>
               </w:rPr>
-              <w:t>_2 }}</w:t>
-            </w:r>
-          </w:p>
-        </w:tc>
-        <w:tc>
-          <w:tcPr>
-            <w:tcW w:w="993" w:type="dxa"/>
-            <w:gridSpan w:val="2"/>
-          </w:tcPr>
-          <w:p>
-            <w:pPr>
-              <w:jc w:val="both"/>
-              <w:rPr>
-                <w:rFonts w:ascii="標楷體" w:eastAsia="標楷體" w:hAnsi="標楷體"/>
-              </w:rPr>
-            </w:pPr>
-          </w:p>
-        </w:tc>
-        <w:tc>
-          <w:tcPr>
-            <w:tcW w:w="1276" w:type="dxa"/>
-            <w:gridSpan w:val="2"/>
-            <w:vAlign w:val="center"/>
-          </w:tcPr>
-          <w:p>
-            <w:pPr>
-              <w:jc w:val="both"/>
-              <w:rPr>
-                <w:rFonts w:ascii="標楷體" w:eastAsia="標楷體" w:hAnsi="標楷體"/>
-              </w:rPr>
-            </w:pPr>
-            <w:r>
-              <w:rPr>
-                <w:rFonts w:ascii="標楷體" w:eastAsia="標楷體" w:hAnsi="標楷體"/>
-              </w:rPr>
-              <w:t>{{ CourseName_</w:t>
-            </w:r>
-            <w:r>
-              <w:rPr>
-                <w:rFonts w:ascii="標楷體" w:eastAsia="標楷體" w:hAnsi="標楷體"/>
-              </w:rPr>
-              <w:t>2</w:t>
-            </w:r>
-            <w:r>
-              <w:rPr>
-                <w:rFonts w:ascii="標楷體" w:eastAsia="標楷體" w:hAnsi="標楷體"/>
-              </w:rPr>
               <w:t>_3 }}</w:t>
             </w:r>
-          </w:p>
-        </w:tc>
-        <w:tc>
-          <w:tcPr>
-            <w:tcW w:w="1644" w:type="dxa"/>
-            <w:gridSpan w:val="4"/>
-            <w:shd w:val="clear" w:color="auto" w:fill="auto"/>
-          </w:tcPr>
-          <w:p>
-            <w:pPr>
-              <w:jc w:val="center"/>
-              <w:rPr>
-                <w:rFonts w:ascii="標楷體" w:eastAsia="標楷體" w:hAnsi="標楷體"/>
-              </w:rPr>
-            </w:pPr>
-            <w:r>
-              <w:rPr>
-                <w:rFonts w:ascii="標楷體" w:eastAsia="標楷體" w:hAnsi="標楷體"/>
-              </w:rPr>
-              <w:t>{{ Credits_</w:t>
-            </w:r>
-            <w:r>
-              <w:rPr>
-                <w:rFonts w:ascii="標楷體" w:eastAsia="標楷體" w:hAnsi="標楷體"/>
-              </w:rPr>
-              <w:t>2</w:t>
-            </w:r>
-            <w:r>
-              <w:rPr>
-                <w:rFonts w:ascii="標楷體" w:eastAsia="標楷體" w:hAnsi="標楷體"/>
-              </w:rPr>
-              <w:t>_3 }}</w:t>
-            </w:r>
-          </w:p>
-        </w:tc>
-        <w:tc>
-          <w:tcPr>
-            <w:tcW w:w="1644" w:type="dxa"/>
-            <w:gridSpan w:val="2"/>
-          </w:tcPr>
-          <w:p>
-            <w:pPr>
-              <w:jc w:val="center"/>
-              <w:rPr>
-                <w:rFonts w:ascii="標楷體" w:eastAsia="標楷體" w:hAnsi="標楷體"/>
-              </w:rPr>
-            </w:pPr>
           </w:p>
         </w:tc>
       </w:tr>
       <w:tr>
         <w:trPr>
-          <w:gridAfter w:val="3"/>
-          <w:wAfter w:w="5025" w:type="dxa"/>
           <w:trHeight w:val="308"/>
           <w:jc w:val="center"/>
         </w:trPr>
         <w:tc>
           <w:tcPr>
-            <w:tcW w:w="1836" w:type="dxa"/>
-            <w:gridSpan w:val="2"/>
+            <w:tcW w:w="2547" w:type="dxa"/>
+            <w:gridSpan w:val="4"/>
           </w:tcPr>
           <w:p>
             <w:pPr>
@@ -2236,8 +1789,7 @@
         </w:tc>
         <w:tc>
           <w:tcPr>
-            <w:tcW w:w="992" w:type="dxa"/>
-            <w:gridSpan w:val="2"/>
+            <w:tcW w:w="755" w:type="dxa"/>
             <w:shd w:val="clear" w:color="auto" w:fill="auto"/>
             <w:vAlign w:val="center"/>
           </w:tcPr>
@@ -2270,8 +1822,9 @@
         </w:tc>
         <w:tc>
           <w:tcPr>
-            <w:tcW w:w="994" w:type="dxa"/>
+            <w:tcW w:w="2789" w:type="dxa"/>
             <w:gridSpan w:val="3"/>
+            <w:vAlign w:val="center"/>
           </w:tcPr>
           <w:p>
             <w:pPr>
@@ -2280,11 +1833,62 @@
                 <w:rFonts w:ascii="標楷體" w:eastAsia="標楷體" w:hAnsi="標楷體"/>
               </w:rPr>
             </w:pPr>
-          </w:p>
-        </w:tc>
-        <w:tc>
-          <w:tcPr>
-            <w:tcW w:w="1841" w:type="dxa"/>
+            <w:r>
+              <w:rPr>
+                <w:rFonts w:ascii="標楷體" w:eastAsia="標楷體" w:hAnsi="標楷體"/>
+              </w:rPr>
+              <w:t>{{ CourseName_</w:t>
+            </w:r>
+            <w:r>
+              <w:rPr>
+                <w:rFonts w:ascii="標楷體" w:eastAsia="標楷體" w:hAnsi="標楷體"/>
+              </w:rPr>
+              <w:t>3</w:t>
+            </w:r>
+            <w:r>
+              <w:rPr>
+                <w:rFonts w:ascii="標楷體" w:eastAsia="標楷體" w:hAnsi="標楷體"/>
+              </w:rPr>
+              <w:t>_2 }}</w:t>
+            </w:r>
+          </w:p>
+        </w:tc>
+        <w:tc>
+          <w:tcPr>
+            <w:tcW w:w="708" w:type="dxa"/>
+            <w:shd w:val="clear" w:color="auto" w:fill="auto"/>
+            <w:vAlign w:val="center"/>
+          </w:tcPr>
+          <w:p>
+            <w:pPr>
+              <w:jc w:val="center"/>
+              <w:rPr>
+                <w:rFonts w:ascii="標楷體" w:eastAsia="標楷體" w:hAnsi="標楷體"/>
+              </w:rPr>
+            </w:pPr>
+            <w:r>
+              <w:rPr>
+                <w:rFonts w:ascii="標楷體" w:eastAsia="標楷體" w:hAnsi="標楷體"/>
+              </w:rPr>
+              <w:t>{{ Credits_</w:t>
+            </w:r>
+            <w:r>
+              <w:rPr>
+                <w:rFonts w:ascii="標楷體" w:eastAsia="標楷體" w:hAnsi="標楷體"/>
+              </w:rPr>
+              <w:t>3</w:t>
+            </w:r>
+            <w:r>
+              <w:rPr>
+                <w:rFonts w:ascii="標楷體" w:eastAsia="標楷體" w:hAnsi="標楷體"/>
+              </w:rPr>
+              <w:t>_2 }}</w:t>
+            </w:r>
+          </w:p>
+        </w:tc>
+        <w:tc>
+          <w:tcPr>
+            <w:tcW w:w="2694" w:type="dxa"/>
             <w:gridSpan w:val="3"/>
             <w:vAlign w:val="center"/>
           </w:tcPr>
@@ -2311,16 +1915,14 @@
               <w:rPr>
                 <w:rFonts w:ascii="標楷體" w:eastAsia="標楷體" w:hAnsi="標楷體"/>
               </w:rPr>
-              <w:t>_2 }}</w:t>
-            </w:r>
-          </w:p>
-        </w:tc>
-        <w:tc>
-          <w:tcPr>
-            <w:tcW w:w="851" w:type="dxa"/>
-            <w:gridSpan w:val="4"/>
+              <w:t>_3 }}</w:t>
+            </w:r>
+          </w:p>
+        </w:tc>
+        <w:tc>
+          <w:tcPr>
+            <w:tcW w:w="708" w:type="dxa"/>
             <w:shd w:val="clear" w:color="auto" w:fill="auto"/>
-            <w:vAlign w:val="center"/>
           </w:tcPr>
           <w:p>
             <w:pPr>
@@ -2345,116 +1947,20 @@
               <w:rPr>
                 <w:rFonts w:ascii="標楷體" w:eastAsia="標楷體" w:hAnsi="標楷體"/>
               </w:rPr>
-              <w:t>_2 }}</w:t>
-            </w:r>
-          </w:p>
-        </w:tc>
-        <w:tc>
-          <w:tcPr>
-            <w:tcW w:w="993" w:type="dxa"/>
-            <w:gridSpan w:val="2"/>
-          </w:tcPr>
-          <w:p>
-            <w:pPr>
-              <w:jc w:val="both"/>
-              <w:rPr>
-                <w:rFonts w:ascii="標楷體" w:eastAsia="標楷體" w:hAnsi="標楷體"/>
-              </w:rPr>
-            </w:pPr>
-          </w:p>
-        </w:tc>
-        <w:tc>
-          <w:tcPr>
-            <w:tcW w:w="1276" w:type="dxa"/>
-            <w:gridSpan w:val="2"/>
-            <w:vAlign w:val="center"/>
-          </w:tcPr>
-          <w:p>
-            <w:pPr>
-              <w:jc w:val="both"/>
-              <w:rPr>
-                <w:rFonts w:ascii="標楷體" w:eastAsia="標楷體" w:hAnsi="標楷體"/>
-              </w:rPr>
-            </w:pPr>
-            <w:r>
-              <w:rPr>
-                <w:rFonts w:ascii="標楷體" w:eastAsia="標楷體" w:hAnsi="標楷體"/>
-              </w:rPr>
-              <w:t>{{ CourseName_</w:t>
-            </w:r>
-            <w:r>
-              <w:rPr>
-                <w:rFonts w:ascii="標楷體" w:eastAsia="標楷體" w:hAnsi="標楷體"/>
-              </w:rPr>
-              <w:t>3</w:t>
-            </w:r>
-            <w:r>
-              <w:rPr>
-                <w:rFonts w:ascii="標楷體" w:eastAsia="標楷體" w:hAnsi="標楷體"/>
-              </w:rPr>
               <w:t>_3 }}</w:t>
             </w:r>
-          </w:p>
-        </w:tc>
-        <w:tc>
-          <w:tcPr>
-            <w:tcW w:w="1644" w:type="dxa"/>
-            <w:gridSpan w:val="4"/>
-            <w:shd w:val="clear" w:color="auto" w:fill="auto"/>
-          </w:tcPr>
-          <w:p>
-            <w:pPr>
-              <w:jc w:val="center"/>
-              <w:rPr>
-                <w:rFonts w:ascii="標楷體" w:eastAsia="標楷體" w:hAnsi="標楷體"/>
-              </w:rPr>
-            </w:pPr>
-            <w:r>
-              <w:rPr>
-                <w:rFonts w:ascii="標楷體" w:eastAsia="標楷體" w:hAnsi="標楷體"/>
-              </w:rPr>
-              <w:t>{{ Credits_</w:t>
-            </w:r>
-            <w:r>
-              <w:rPr>
-                <w:rFonts w:ascii="標楷體" w:eastAsia="標楷體" w:hAnsi="標楷體"/>
-              </w:rPr>
-              <w:t>3</w:t>
-            </w:r>
-            <w:r>
-              <w:rPr>
-                <w:rFonts w:ascii="標楷體" w:eastAsia="標楷體" w:hAnsi="標楷體"/>
-              </w:rPr>
-              <w:t>_3 }}</w:t>
-            </w:r>
-          </w:p>
-        </w:tc>
-        <w:tc>
-          <w:tcPr>
-            <w:tcW w:w="1644" w:type="dxa"/>
-            <w:gridSpan w:val="2"/>
-          </w:tcPr>
-          <w:p>
-            <w:pPr>
-              <w:jc w:val="center"/>
-              <w:rPr>
-                <w:rFonts w:ascii="標楷體" w:eastAsia="標楷體" w:hAnsi="標楷體"/>
-              </w:rPr>
-            </w:pPr>
           </w:p>
         </w:tc>
       </w:tr>
       <w:tr>
         <w:trPr>
-          <w:gridAfter w:val="3"/>
-          <w:wAfter w:w="5025" w:type="dxa"/>
           <w:trHeight w:val="406"/>
           <w:jc w:val="center"/>
         </w:trPr>
         <w:tc>
           <w:tcPr>
-            <w:tcW w:w="1836" w:type="dxa"/>
-            <w:gridSpan w:val="2"/>
+            <w:tcW w:w="2547" w:type="dxa"/>
+            <w:gridSpan w:val="4"/>
           </w:tcPr>
           <w:p>
             <w:pPr>
@@ -2485,8 +1991,7 @@
         </w:tc>
         <w:tc>
           <w:tcPr>
-            <w:tcW w:w="992" w:type="dxa"/>
-            <w:gridSpan w:val="2"/>
+            <w:tcW w:w="755" w:type="dxa"/>
             <w:shd w:val="clear" w:color="auto" w:fill="auto"/>
             <w:vAlign w:val="center"/>
           </w:tcPr>
@@ -2519,8 +2024,9 @@
         </w:tc>
         <w:tc>
           <w:tcPr>
-            <w:tcW w:w="994" w:type="dxa"/>
+            <w:tcW w:w="2789" w:type="dxa"/>
             <w:gridSpan w:val="3"/>
+            <w:vAlign w:val="center"/>
           </w:tcPr>
           <w:p>
             <w:pPr>
@@ -2529,11 +2035,62 @@
                 <w:rFonts w:ascii="標楷體" w:eastAsia="標楷體" w:hAnsi="標楷體"/>
               </w:rPr>
             </w:pPr>
-          </w:p>
-        </w:tc>
-        <w:tc>
-          <w:tcPr>
-            <w:tcW w:w="1841" w:type="dxa"/>
+            <w:r>
+              <w:rPr>
+                <w:rFonts w:ascii="標楷體" w:eastAsia="標楷體" w:hAnsi="標楷體"/>
+              </w:rPr>
+              <w:t>{{ CourseName_</w:t>
+            </w:r>
+            <w:r>
+              <w:rPr>
+                <w:rFonts w:ascii="標楷體" w:eastAsia="標楷體" w:hAnsi="標楷體"/>
+              </w:rPr>
+              <w:t>4</w:t>
+            </w:r>
+            <w:r>
+              <w:rPr>
+                <w:rFonts w:ascii="標楷體" w:eastAsia="標楷體" w:hAnsi="標楷體"/>
+              </w:rPr>
+              <w:t>_2 }}</w:t>
+            </w:r>
+          </w:p>
+        </w:tc>
+        <w:tc>
+          <w:tcPr>
+            <w:tcW w:w="708" w:type="dxa"/>
+            <w:shd w:val="clear" w:color="auto" w:fill="auto"/>
+            <w:vAlign w:val="center"/>
+          </w:tcPr>
+          <w:p>
+            <w:pPr>
+              <w:jc w:val="center"/>
+              <w:rPr>
+                <w:rFonts w:ascii="標楷體" w:eastAsia="標楷體" w:hAnsi="標楷體"/>
+              </w:rPr>
+            </w:pPr>
+            <w:r>
+              <w:rPr>
+                <w:rFonts w:ascii="標楷體" w:eastAsia="標楷體" w:hAnsi="標楷體"/>
+              </w:rPr>
+              <w:t>{{ Credits_</w:t>
+            </w:r>
+            <w:r>
+              <w:rPr>
+                <w:rFonts w:ascii="標楷體" w:eastAsia="標楷體" w:hAnsi="標楷體"/>
+              </w:rPr>
+              <w:t>4</w:t>
+            </w:r>
+            <w:r>
+              <w:rPr>
+                <w:rFonts w:ascii="標楷體" w:eastAsia="標楷體" w:hAnsi="標楷體"/>
+              </w:rPr>
+              <w:t>_2 }}</w:t>
+            </w:r>
+          </w:p>
+        </w:tc>
+        <w:tc>
+          <w:tcPr>
+            <w:tcW w:w="2694" w:type="dxa"/>
             <w:gridSpan w:val="3"/>
             <w:vAlign w:val="center"/>
           </w:tcPr>
@@ -2560,16 +2117,14 @@
               <w:rPr>
                 <w:rFonts w:ascii="標楷體" w:eastAsia="標楷體" w:hAnsi="標楷體"/>
               </w:rPr>
-              <w:t>_2 }}</w:t>
-            </w:r>
-          </w:p>
-        </w:tc>
-        <w:tc>
-          <w:tcPr>
-            <w:tcW w:w="851" w:type="dxa"/>
-            <w:gridSpan w:val="4"/>
+              <w:t>_3 }}</w:t>
+            </w:r>
+          </w:p>
+        </w:tc>
+        <w:tc>
+          <w:tcPr>
+            <w:tcW w:w="708" w:type="dxa"/>
             <w:shd w:val="clear" w:color="auto" w:fill="auto"/>
-            <w:vAlign w:val="center"/>
           </w:tcPr>
           <w:p>
             <w:pPr>
@@ -2594,116 +2149,20 @@
               <w:rPr>
                 <w:rFonts w:ascii="標楷體" w:eastAsia="標楷體" w:hAnsi="標楷體"/>
               </w:rPr>
-              <w:t>_2 }}</w:t>
-            </w:r>
-          </w:p>
-        </w:tc>
-        <w:tc>
-          <w:tcPr>
-            <w:tcW w:w="993" w:type="dxa"/>
-            <w:gridSpan w:val="2"/>
-          </w:tcPr>
-          <w:p>
-            <w:pPr>
-              <w:jc w:val="both"/>
-              <w:rPr>
-                <w:rFonts w:ascii="標楷體" w:eastAsia="標楷體" w:hAnsi="標楷體"/>
-              </w:rPr>
-            </w:pPr>
-          </w:p>
-        </w:tc>
-        <w:tc>
-          <w:tcPr>
-            <w:tcW w:w="1276" w:type="dxa"/>
-            <w:gridSpan w:val="2"/>
-            <w:vAlign w:val="center"/>
-          </w:tcPr>
-          <w:p>
-            <w:pPr>
-              <w:jc w:val="both"/>
-              <w:rPr>
-                <w:rFonts w:ascii="標楷體" w:eastAsia="標楷體" w:hAnsi="標楷體"/>
-              </w:rPr>
-            </w:pPr>
-            <w:r>
-              <w:rPr>
-                <w:rFonts w:ascii="標楷體" w:eastAsia="標楷體" w:hAnsi="標楷體"/>
-              </w:rPr>
-              <w:t>{{ CourseName_</w:t>
-            </w:r>
-            <w:r>
-              <w:rPr>
-                <w:rFonts w:ascii="標楷體" w:eastAsia="標楷體" w:hAnsi="標楷體"/>
-              </w:rPr>
-              <w:t>4</w:t>
-            </w:r>
-            <w:r>
-              <w:rPr>
-                <w:rFonts w:ascii="標楷體" w:eastAsia="標楷體" w:hAnsi="標楷體"/>
-              </w:rPr>
               <w:t>_3 }}</w:t>
             </w:r>
-          </w:p>
-        </w:tc>
-        <w:tc>
-          <w:tcPr>
-            <w:tcW w:w="1644" w:type="dxa"/>
-            <w:gridSpan w:val="4"/>
-            <w:shd w:val="clear" w:color="auto" w:fill="auto"/>
-          </w:tcPr>
-          <w:p>
-            <w:pPr>
-              <w:jc w:val="center"/>
-              <w:rPr>
-                <w:rFonts w:ascii="標楷體" w:eastAsia="標楷體" w:hAnsi="標楷體"/>
-              </w:rPr>
-            </w:pPr>
-            <w:r>
-              <w:rPr>
-                <w:rFonts w:ascii="標楷體" w:eastAsia="標楷體" w:hAnsi="標楷體"/>
-              </w:rPr>
-              <w:t>{{ Credits_</w:t>
-            </w:r>
-            <w:r>
-              <w:rPr>
-                <w:rFonts w:ascii="標楷體" w:eastAsia="標楷體" w:hAnsi="標楷體"/>
-              </w:rPr>
-              <w:t>4</w:t>
-            </w:r>
-            <w:r>
-              <w:rPr>
-                <w:rFonts w:ascii="標楷體" w:eastAsia="標楷體" w:hAnsi="標楷體"/>
-              </w:rPr>
-              <w:t>_3 }}</w:t>
-            </w:r>
-          </w:p>
-        </w:tc>
-        <w:tc>
-          <w:tcPr>
-            <w:tcW w:w="1644" w:type="dxa"/>
-            <w:gridSpan w:val="2"/>
-          </w:tcPr>
-          <w:p>
-            <w:pPr>
-              <w:jc w:val="center"/>
-              <w:rPr>
-                <w:rFonts w:ascii="標楷體" w:eastAsia="標楷體" w:hAnsi="標楷體"/>
-              </w:rPr>
-            </w:pPr>
           </w:p>
         </w:tc>
       </w:tr>
       <w:tr>
         <w:trPr>
-          <w:gridAfter w:val="3"/>
-          <w:wAfter w:w="5025" w:type="dxa"/>
           <w:trHeight w:val="406"/>
           <w:jc w:val="center"/>
         </w:trPr>
         <w:tc>
           <w:tcPr>
-            <w:tcW w:w="1836" w:type="dxa"/>
-            <w:gridSpan w:val="2"/>
+            <w:tcW w:w="2547" w:type="dxa"/>
+            <w:gridSpan w:val="4"/>
           </w:tcPr>
           <w:p>
             <w:pPr>
@@ -2734,8 +2193,7 @@
         </w:tc>
         <w:tc>
           <w:tcPr>
-            <w:tcW w:w="992" w:type="dxa"/>
-            <w:gridSpan w:val="2"/>
+            <w:tcW w:w="755" w:type="dxa"/>
             <w:shd w:val="clear" w:color="auto" w:fill="auto"/>
             <w:vAlign w:val="center"/>
           </w:tcPr>
@@ -2768,8 +2226,9 @@
         </w:tc>
         <w:tc>
           <w:tcPr>
-            <w:tcW w:w="994" w:type="dxa"/>
+            <w:tcW w:w="2789" w:type="dxa"/>
             <w:gridSpan w:val="3"/>
+            <w:vAlign w:val="center"/>
           </w:tcPr>
           <w:p>
             <w:pPr>
@@ -2778,11 +2237,62 @@
                 <w:rFonts w:ascii="標楷體" w:eastAsia="標楷體" w:hAnsi="標楷體"/>
               </w:rPr>
             </w:pPr>
-          </w:p>
-        </w:tc>
-        <w:tc>
-          <w:tcPr>
-            <w:tcW w:w="1841" w:type="dxa"/>
+            <w:r>
+              <w:rPr>
+                <w:rFonts w:ascii="標楷體" w:eastAsia="標楷體" w:hAnsi="標楷體"/>
+              </w:rPr>
+              <w:t>{{ CourseName_</w:t>
+            </w:r>
+            <w:r>
+              <w:rPr>
+                <w:rFonts w:ascii="標楷體" w:eastAsia="標楷體" w:hAnsi="標楷體"/>
+              </w:rPr>
+              <w:t>5</w:t>
+            </w:r>
+            <w:r>
+              <w:rPr>
+                <w:rFonts w:ascii="標楷體" w:eastAsia="標楷體" w:hAnsi="標楷體"/>
+              </w:rPr>
+              <w:t>_2 }}</w:t>
+            </w:r>
+          </w:p>
+        </w:tc>
+        <w:tc>
+          <w:tcPr>
+            <w:tcW w:w="708" w:type="dxa"/>
+            <w:shd w:val="clear" w:color="auto" w:fill="auto"/>
+            <w:vAlign w:val="center"/>
+          </w:tcPr>
+          <w:p>
+            <w:pPr>
+              <w:jc w:val="center"/>
+              <w:rPr>
+                <w:rFonts w:ascii="標楷體" w:eastAsia="標楷體" w:hAnsi="標楷體"/>
+              </w:rPr>
+            </w:pPr>
+            <w:r>
+              <w:rPr>
+                <w:rFonts w:ascii="標楷體" w:eastAsia="標楷體" w:hAnsi="標楷體"/>
+              </w:rPr>
+              <w:t>{{ Credits_</w:t>
+            </w:r>
+            <w:r>
+              <w:rPr>
+                <w:rFonts w:ascii="標楷體" w:eastAsia="標楷體" w:hAnsi="標楷體"/>
+              </w:rPr>
+              <w:t>5</w:t>
+            </w:r>
+            <w:r>
+              <w:rPr>
+                <w:rFonts w:ascii="標楷體" w:eastAsia="標楷體" w:hAnsi="標楷體"/>
+              </w:rPr>
+              <w:t>_2 }}</w:t>
+            </w:r>
+          </w:p>
+        </w:tc>
+        <w:tc>
+          <w:tcPr>
+            <w:tcW w:w="2694" w:type="dxa"/>
             <w:gridSpan w:val="3"/>
             <w:vAlign w:val="center"/>
           </w:tcPr>
@@ -2809,16 +2319,14 @@
               <w:rPr>
                 <w:rFonts w:ascii="標楷體" w:eastAsia="標楷體" w:hAnsi="標楷體"/>
               </w:rPr>
-              <w:t>_2 }}</w:t>
-            </w:r>
-          </w:p>
-        </w:tc>
-        <w:tc>
-          <w:tcPr>
-            <w:tcW w:w="851" w:type="dxa"/>
-            <w:gridSpan w:val="4"/>
+              <w:t>_3 }}</w:t>
+            </w:r>
+          </w:p>
+        </w:tc>
+        <w:tc>
+          <w:tcPr>
+            <w:tcW w:w="708" w:type="dxa"/>
             <w:shd w:val="clear" w:color="auto" w:fill="auto"/>
-            <w:vAlign w:val="center"/>
           </w:tcPr>
           <w:p>
             <w:pPr>
@@ -2843,116 +2351,20 @@
               <w:rPr>
                 <w:rFonts w:ascii="標楷體" w:eastAsia="標楷體" w:hAnsi="標楷體"/>
               </w:rPr>
-              <w:t>_2 }}</w:t>
-            </w:r>
-          </w:p>
-        </w:tc>
-        <w:tc>
-          <w:tcPr>
-            <w:tcW w:w="993" w:type="dxa"/>
-            <w:gridSpan w:val="2"/>
-          </w:tcPr>
-          <w:p>
-            <w:pPr>
-              <w:jc w:val="both"/>
-              <w:rPr>
-                <w:rFonts w:ascii="標楷體" w:eastAsia="標楷體" w:hAnsi="標楷體"/>
-              </w:rPr>
-            </w:pPr>
-          </w:p>
-        </w:tc>
-        <w:tc>
-          <w:tcPr>
-            <w:tcW w:w="1276" w:type="dxa"/>
-            <w:gridSpan w:val="2"/>
-            <w:vAlign w:val="center"/>
-          </w:tcPr>
-          <w:p>
-            <w:pPr>
-              <w:jc w:val="both"/>
-              <w:rPr>
-                <w:rFonts w:ascii="標楷體" w:eastAsia="標楷體" w:hAnsi="標楷體"/>
-              </w:rPr>
-            </w:pPr>
-            <w:r>
-              <w:rPr>
-                <w:rFonts w:ascii="標楷體" w:eastAsia="標楷體" w:hAnsi="標楷體"/>
-              </w:rPr>
-              <w:t>{{ CourseName_</w:t>
-            </w:r>
-            <w:r>
-              <w:rPr>
-                <w:rFonts w:ascii="標楷體" w:eastAsia="標楷體" w:hAnsi="標楷體"/>
-              </w:rPr>
-              <w:t>5</w:t>
-            </w:r>
-            <w:r>
-              <w:rPr>
-                <w:rFonts w:ascii="標楷體" w:eastAsia="標楷體" w:hAnsi="標楷體"/>
-              </w:rPr>
               <w:t>_3 }}</w:t>
             </w:r>
-          </w:p>
-        </w:tc>
-        <w:tc>
-          <w:tcPr>
-            <w:tcW w:w="1644" w:type="dxa"/>
-            <w:gridSpan w:val="4"/>
-            <w:shd w:val="clear" w:color="auto" w:fill="auto"/>
-          </w:tcPr>
-          <w:p>
-            <w:pPr>
-              <w:jc w:val="center"/>
-              <w:rPr>
-                <w:rFonts w:ascii="標楷體" w:eastAsia="標楷體" w:hAnsi="標楷體"/>
-              </w:rPr>
-            </w:pPr>
-            <w:r>
-              <w:rPr>
-                <w:rFonts w:ascii="標楷體" w:eastAsia="標楷體" w:hAnsi="標楷體"/>
-              </w:rPr>
-              <w:t>{{ Credits_</w:t>
-            </w:r>
-            <w:r>
-              <w:rPr>
-                <w:rFonts w:ascii="標楷體" w:eastAsia="標楷體" w:hAnsi="標楷體"/>
-              </w:rPr>
-              <w:t>5</w:t>
-            </w:r>
-            <w:r>
-              <w:rPr>
-                <w:rFonts w:ascii="標楷體" w:eastAsia="標楷體" w:hAnsi="標楷體"/>
-              </w:rPr>
-              <w:t>_3 }}</w:t>
-            </w:r>
-          </w:p>
-        </w:tc>
-        <w:tc>
-          <w:tcPr>
-            <w:tcW w:w="1644" w:type="dxa"/>
-            <w:gridSpan w:val="2"/>
-          </w:tcPr>
-          <w:p>
-            <w:pPr>
-              <w:jc w:val="center"/>
-              <w:rPr>
-                <w:rFonts w:ascii="標楷體" w:eastAsia="標楷體" w:hAnsi="標楷體"/>
-              </w:rPr>
-            </w:pPr>
           </w:p>
         </w:tc>
       </w:tr>
       <w:tr>
         <w:trPr>
-          <w:gridAfter w:val="3"/>
-          <w:wAfter w:w="5025" w:type="dxa"/>
           <w:trHeight w:val="406"/>
           <w:jc w:val="center"/>
         </w:trPr>
         <w:tc>
           <w:tcPr>
-            <w:tcW w:w="1836" w:type="dxa"/>
-            <w:gridSpan w:val="2"/>
+            <w:tcW w:w="2547" w:type="dxa"/>
+            <w:gridSpan w:val="4"/>
           </w:tcPr>
           <w:p>
             <w:pPr>
@@ -2983,8 +2395,7 @@
         </w:tc>
         <w:tc>
           <w:tcPr>
-            <w:tcW w:w="992" w:type="dxa"/>
-            <w:gridSpan w:val="2"/>
+            <w:tcW w:w="755" w:type="dxa"/>
             <w:shd w:val="clear" w:color="auto" w:fill="auto"/>
             <w:vAlign w:val="center"/>
           </w:tcPr>
@@ -3017,8 +2428,9 @@
         </w:tc>
         <w:tc>
           <w:tcPr>
-            <w:tcW w:w="994" w:type="dxa"/>
+            <w:tcW w:w="2789" w:type="dxa"/>
             <w:gridSpan w:val="3"/>
+            <w:vAlign w:val="center"/>
           </w:tcPr>
           <w:p>
             <w:pPr>
@@ -3027,11 +2439,62 @@
                 <w:rFonts w:ascii="標楷體" w:eastAsia="標楷體" w:hAnsi="標楷體"/>
               </w:rPr>
             </w:pPr>
-          </w:p>
-        </w:tc>
-        <w:tc>
-          <w:tcPr>
-            <w:tcW w:w="1841" w:type="dxa"/>
+            <w:r>
+              <w:rPr>
+                <w:rFonts w:ascii="標楷體" w:eastAsia="標楷體" w:hAnsi="標楷體"/>
+              </w:rPr>
+              <w:t>{{ CourseName_</w:t>
+            </w:r>
+            <w:r>
+              <w:rPr>
+                <w:rFonts w:ascii="標楷體" w:eastAsia="標楷體" w:hAnsi="標楷體"/>
+              </w:rPr>
+              <w:t>6</w:t>
+            </w:r>
+            <w:r>
+              <w:rPr>
+                <w:rFonts w:ascii="標楷體" w:eastAsia="標楷體" w:hAnsi="標楷體"/>
+              </w:rPr>
+              <w:t>_2 }}</w:t>
+            </w:r>
+          </w:p>
+        </w:tc>
+        <w:tc>
+          <w:tcPr>
+            <w:tcW w:w="708" w:type="dxa"/>
+            <w:shd w:val="clear" w:color="auto" w:fill="auto"/>
+            <w:vAlign w:val="center"/>
+          </w:tcPr>
+          <w:p>
+            <w:pPr>
+              <w:jc w:val="center"/>
+              <w:rPr>
+                <w:rFonts w:ascii="標楷體" w:eastAsia="標楷體" w:hAnsi="標楷體"/>
+              </w:rPr>
+            </w:pPr>
+            <w:r>
+              <w:rPr>
+                <w:rFonts w:ascii="標楷體" w:eastAsia="標楷體" w:hAnsi="標楷體"/>
+              </w:rPr>
+              <w:t>{{ Credits_</w:t>
+            </w:r>
+            <w:r>
+              <w:rPr>
+                <w:rFonts w:ascii="標楷體" w:eastAsia="標楷體" w:hAnsi="標楷體"/>
+              </w:rPr>
+              <w:t>6</w:t>
+            </w:r>
+            <w:r>
+              <w:rPr>
+                <w:rFonts w:ascii="標楷體" w:eastAsia="標楷體" w:hAnsi="標楷體"/>
+              </w:rPr>
+              <w:t>_2 }}</w:t>
+            </w:r>
+          </w:p>
+        </w:tc>
+        <w:tc>
+          <w:tcPr>
+            <w:tcW w:w="2694" w:type="dxa"/>
             <w:gridSpan w:val="3"/>
             <w:vAlign w:val="center"/>
           </w:tcPr>
@@ -3058,16 +2521,14 @@
               <w:rPr>
                 <w:rFonts w:ascii="標楷體" w:eastAsia="標楷體" w:hAnsi="標楷體"/>
               </w:rPr>
-              <w:t>_2 }}</w:t>
-            </w:r>
-          </w:p>
-        </w:tc>
-        <w:tc>
-          <w:tcPr>
-            <w:tcW w:w="851" w:type="dxa"/>
-            <w:gridSpan w:val="4"/>
+              <w:t>_3 }}</w:t>
+            </w:r>
+          </w:p>
+        </w:tc>
+        <w:tc>
+          <w:tcPr>
+            <w:tcW w:w="708" w:type="dxa"/>
             <w:shd w:val="clear" w:color="auto" w:fill="auto"/>
-            <w:vAlign w:val="center"/>
           </w:tcPr>
           <w:p>
             <w:pPr>
@@ -3092,116 +2553,20 @@
               <w:rPr>
                 <w:rFonts w:ascii="標楷體" w:eastAsia="標楷體" w:hAnsi="標楷體"/>
               </w:rPr>
-              <w:t>_2 }}</w:t>
-            </w:r>
-          </w:p>
-        </w:tc>
-        <w:tc>
-          <w:tcPr>
-            <w:tcW w:w="993" w:type="dxa"/>
-            <w:gridSpan w:val="2"/>
-          </w:tcPr>
-          <w:p>
-            <w:pPr>
-              <w:jc w:val="both"/>
-              <w:rPr>
-                <w:rFonts w:ascii="標楷體" w:eastAsia="標楷體" w:hAnsi="標楷體"/>
-              </w:rPr>
-            </w:pPr>
-          </w:p>
-        </w:tc>
-        <w:tc>
-          <w:tcPr>
-            <w:tcW w:w="1276" w:type="dxa"/>
-            <w:gridSpan w:val="2"/>
-            <w:vAlign w:val="center"/>
-          </w:tcPr>
-          <w:p>
-            <w:pPr>
-              <w:jc w:val="both"/>
-              <w:rPr>
-                <w:rFonts w:ascii="標楷體" w:eastAsia="標楷體" w:hAnsi="標楷體"/>
-              </w:rPr>
-            </w:pPr>
-            <w:r>
-              <w:rPr>
-                <w:rFonts w:ascii="標楷體" w:eastAsia="標楷體" w:hAnsi="標楷體"/>
-              </w:rPr>
-              <w:t>{{ CourseName_</w:t>
-            </w:r>
-            <w:r>
-              <w:rPr>
-                <w:rFonts w:ascii="標楷體" w:eastAsia="標楷體" w:hAnsi="標楷體"/>
-              </w:rPr>
-              <w:t>6</w:t>
-            </w:r>
-            <w:r>
-              <w:rPr>
-                <w:rFonts w:ascii="標楷體" w:eastAsia="標楷體" w:hAnsi="標楷體"/>
-              </w:rPr>
               <w:t>_3 }}</w:t>
             </w:r>
-          </w:p>
-        </w:tc>
-        <w:tc>
-          <w:tcPr>
-            <w:tcW w:w="1644" w:type="dxa"/>
-            <w:gridSpan w:val="4"/>
-            <w:shd w:val="clear" w:color="auto" w:fill="auto"/>
-          </w:tcPr>
-          <w:p>
-            <w:pPr>
-              <w:jc w:val="center"/>
-              <w:rPr>
-                <w:rFonts w:ascii="標楷體" w:eastAsia="標楷體" w:hAnsi="標楷體"/>
-              </w:rPr>
-            </w:pPr>
-            <w:r>
-              <w:rPr>
-                <w:rFonts w:ascii="標楷體" w:eastAsia="標楷體" w:hAnsi="標楷體"/>
-              </w:rPr>
-              <w:t>{{ Credits_</w:t>
-            </w:r>
-            <w:r>
-              <w:rPr>
-                <w:rFonts w:ascii="標楷體" w:eastAsia="標楷體" w:hAnsi="標楷體"/>
-              </w:rPr>
-              <w:t>6</w:t>
-            </w:r>
-            <w:r>
-              <w:rPr>
-                <w:rFonts w:ascii="標楷體" w:eastAsia="標楷體" w:hAnsi="標楷體"/>
-              </w:rPr>
-              <w:t>_3 }}</w:t>
-            </w:r>
-          </w:p>
-        </w:tc>
-        <w:tc>
-          <w:tcPr>
-            <w:tcW w:w="1644" w:type="dxa"/>
-            <w:gridSpan w:val="2"/>
-          </w:tcPr>
-          <w:p>
-            <w:pPr>
-              <w:jc w:val="center"/>
-              <w:rPr>
-                <w:rFonts w:ascii="標楷體" w:eastAsia="標楷體" w:hAnsi="標楷體"/>
-              </w:rPr>
-            </w:pPr>
           </w:p>
         </w:tc>
       </w:tr>
       <w:tr>
         <w:trPr>
-          <w:gridAfter w:val="3"/>
-          <w:wAfter w:w="5025" w:type="dxa"/>
           <w:trHeight w:val="406"/>
           <w:jc w:val="center"/>
         </w:trPr>
         <w:tc>
           <w:tcPr>
-            <w:tcW w:w="1836" w:type="dxa"/>
-            <w:gridSpan w:val="2"/>
+            <w:tcW w:w="2547" w:type="dxa"/>
+            <w:gridSpan w:val="4"/>
           </w:tcPr>
           <w:p>
             <w:pPr>
@@ -3232,8 +2597,7 @@
         </w:tc>
         <w:tc>
           <w:tcPr>
-            <w:tcW w:w="992" w:type="dxa"/>
-            <w:gridSpan w:val="2"/>
+            <w:tcW w:w="755" w:type="dxa"/>
             <w:shd w:val="clear" w:color="auto" w:fill="auto"/>
             <w:vAlign w:val="center"/>
           </w:tcPr>
@@ -3248,7 +2612,14 @@
               <w:rPr>
                 <w:rFonts w:ascii="標楷體" w:eastAsia="標楷體" w:hAnsi="標楷體"/>
               </w:rPr>
-              <w:t>{{ Credits_</w:t>
+              <w:t>{{ Cr</w:t>
+            </w:r>
+            <w:r>
+              <w:rPr>
+                <w:rFonts w:ascii="標楷體" w:eastAsia="標楷體" w:hAnsi="標楷體"/>
+              </w:rPr>
+              <w:lastRenderedPageBreak/>
+              <w:t>edits_</w:t>
             </w:r>
             <w:r>
               <w:rPr>
@@ -3266,8 +2637,9 @@
         </w:tc>
         <w:tc>
           <w:tcPr>
-            <w:tcW w:w="994" w:type="dxa"/>
+            <w:tcW w:w="2789" w:type="dxa"/>
             <w:gridSpan w:val="3"/>
+            <w:vAlign w:val="center"/>
           </w:tcPr>
           <w:p>
             <w:pPr>
@@ -3276,11 +2648,70 @@
                 <w:rFonts w:ascii="標楷體" w:eastAsia="標楷體" w:hAnsi="標楷體"/>
               </w:rPr>
             </w:pPr>
-          </w:p>
-        </w:tc>
-        <w:tc>
-          <w:tcPr>
-            <w:tcW w:w="1841" w:type="dxa"/>
+            <w:r>
+              <w:rPr>
+                <w:rFonts w:ascii="標楷體" w:eastAsia="標楷體" w:hAnsi="標楷體"/>
+              </w:rPr>
+              <w:lastRenderedPageBreak/>
+              <w:t>{{ CourseName_</w:t>
+            </w:r>
+            <w:r>
+              <w:rPr>
+                <w:rFonts w:ascii="標楷體" w:eastAsia="標楷體" w:hAnsi="標楷體"/>
+              </w:rPr>
+              <w:t>7</w:t>
+            </w:r>
+            <w:r>
+              <w:rPr>
+                <w:rFonts w:ascii="標楷體" w:eastAsia="標楷體" w:hAnsi="標楷體"/>
+              </w:rPr>
+              <w:t>_2 }}</w:t>
+            </w:r>
+          </w:p>
+        </w:tc>
+        <w:tc>
+          <w:tcPr>
+            <w:tcW w:w="708" w:type="dxa"/>
+            <w:shd w:val="clear" w:color="auto" w:fill="auto"/>
+            <w:vAlign w:val="center"/>
+          </w:tcPr>
+          <w:p>
+            <w:pPr>
+              <w:jc w:val="center"/>
+              <w:rPr>
+                <w:rFonts w:ascii="標楷體" w:eastAsia="標楷體" w:hAnsi="標楷體"/>
+              </w:rPr>
+            </w:pPr>
+            <w:r>
+              <w:rPr>
+                <w:rFonts w:ascii="標楷體" w:eastAsia="標楷體" w:hAnsi="標楷體"/>
+              </w:rPr>
+              <w:t>{{ Cr</w:t>
+            </w:r>
+            <w:r>
+              <w:rPr>
+                <w:rFonts w:ascii="標楷體" w:eastAsia="標楷體" w:hAnsi="標楷體"/>
+              </w:rPr>
+              <w:lastRenderedPageBreak/>
+              <w:t>edits_</w:t>
+            </w:r>
+            <w:r>
+              <w:rPr>
+                <w:rFonts w:ascii="標楷體" w:eastAsia="標楷體" w:hAnsi="標楷體"/>
+              </w:rPr>
+              <w:t>7</w:t>
+            </w:r>
+            <w:r>
+              <w:rPr>
+                <w:rFonts w:ascii="標楷體" w:eastAsia="標楷體" w:hAnsi="標楷體"/>
+              </w:rPr>
+              <w:t>_2 }}</w:t>
+            </w:r>
+          </w:p>
+        </w:tc>
+        <w:tc>
+          <w:tcPr>
+            <w:tcW w:w="2694" w:type="dxa"/>
             <w:gridSpan w:val="3"/>
             <w:vAlign w:val="center"/>
           </w:tcPr>
@@ -3295,6 +2726,7 @@
               <w:rPr>
                 <w:rFonts w:ascii="標楷體" w:eastAsia="標楷體" w:hAnsi="標楷體"/>
               </w:rPr>
+              <w:lastRenderedPageBreak/>
               <w:t>{{ CourseName_</w:t>
             </w:r>
             <w:r>
@@ -3307,29 +2739,34 @@
               <w:rPr>
                 <w:rFonts w:ascii="標楷體" w:eastAsia="標楷體" w:hAnsi="標楷體"/>
               </w:rPr>
-              <w:t>_2 }}</w:t>
-            </w:r>
-          </w:p>
-        </w:tc>
-        <w:tc>
-          <w:tcPr>
-            <w:tcW w:w="851" w:type="dxa"/>
-            <w:gridSpan w:val="4"/>
+              <w:t>_3 }}</w:t>
+            </w:r>
+          </w:p>
+        </w:tc>
+        <w:tc>
+          <w:tcPr>
+            <w:tcW w:w="708" w:type="dxa"/>
             <w:shd w:val="clear" w:color="auto" w:fill="auto"/>
-            <w:vAlign w:val="center"/>
-          </w:tcPr>
-          <w:p>
-            <w:pPr>
-              <w:jc w:val="center"/>
-              <w:rPr>
-                <w:rFonts w:ascii="標楷體" w:eastAsia="標楷體" w:hAnsi="標楷體"/>
-              </w:rPr>
-            </w:pPr>
-            <w:r>
-              <w:rPr>
-                <w:rFonts w:ascii="標楷體" w:eastAsia="標楷體" w:hAnsi="標楷體"/>
-              </w:rPr>
-              <w:t>{{ Credits_</w:t>
+          </w:tcPr>
+          <w:p>
+            <w:pPr>
+              <w:jc w:val="center"/>
+              <w:rPr>
+                <w:rFonts w:ascii="標楷體" w:eastAsia="標楷體" w:hAnsi="標楷體"/>
+              </w:rPr>
+            </w:pPr>
+            <w:r>
+              <w:rPr>
+                <w:rFonts w:ascii="標楷體" w:eastAsia="標楷體" w:hAnsi="標楷體"/>
+              </w:rPr>
+              <w:t>{{ Cr</w:t>
+            </w:r>
+            <w:r>
+              <w:rPr>
+                <w:rFonts w:ascii="標楷體" w:eastAsia="標楷體" w:hAnsi="標楷體"/>
+              </w:rPr>
+              <w:lastRenderedPageBreak/>
+              <w:t>edits_</w:t>
             </w:r>
             <w:r>
               <w:rPr>
@@ -3341,116 +2778,20 @@
               <w:rPr>
                 <w:rFonts w:ascii="標楷體" w:eastAsia="標楷體" w:hAnsi="標楷體"/>
               </w:rPr>
-              <w:t>_2 }}</w:t>
-            </w:r>
-          </w:p>
-        </w:tc>
-        <w:tc>
-          <w:tcPr>
-            <w:tcW w:w="993" w:type="dxa"/>
-            <w:gridSpan w:val="2"/>
-          </w:tcPr>
-          <w:p>
-            <w:pPr>
-              <w:jc w:val="both"/>
-              <w:rPr>
-                <w:rFonts w:ascii="標楷體" w:eastAsia="標楷體" w:hAnsi="標楷體"/>
-              </w:rPr>
-            </w:pPr>
-          </w:p>
-        </w:tc>
-        <w:tc>
-          <w:tcPr>
-            <w:tcW w:w="1276" w:type="dxa"/>
-            <w:gridSpan w:val="2"/>
-            <w:vAlign w:val="center"/>
-          </w:tcPr>
-          <w:p>
-            <w:pPr>
-              <w:jc w:val="both"/>
-              <w:rPr>
-                <w:rFonts w:ascii="標楷體" w:eastAsia="標楷體" w:hAnsi="標楷體"/>
-              </w:rPr>
-            </w:pPr>
-            <w:r>
-              <w:rPr>
-                <w:rFonts w:ascii="標楷體" w:eastAsia="標楷體" w:hAnsi="標楷體"/>
-              </w:rPr>
-              <w:t>{{ CourseName_</w:t>
-            </w:r>
-            <w:r>
-              <w:rPr>
-                <w:rFonts w:ascii="標楷體" w:eastAsia="標楷體" w:hAnsi="標楷體"/>
-              </w:rPr>
-              <w:t>7</w:t>
-            </w:r>
-            <w:r>
-              <w:rPr>
-                <w:rFonts w:ascii="標楷體" w:eastAsia="標楷體" w:hAnsi="標楷體"/>
-              </w:rPr>
               <w:t>_3 }}</w:t>
             </w:r>
-          </w:p>
-        </w:tc>
-        <w:tc>
-          <w:tcPr>
-            <w:tcW w:w="1644" w:type="dxa"/>
-            <w:gridSpan w:val="4"/>
-            <w:shd w:val="clear" w:color="auto" w:fill="auto"/>
-          </w:tcPr>
-          <w:p>
-            <w:pPr>
-              <w:jc w:val="center"/>
-              <w:rPr>
-                <w:rFonts w:ascii="標楷體" w:eastAsia="標楷體" w:hAnsi="標楷體"/>
-              </w:rPr>
-            </w:pPr>
-            <w:r>
-              <w:rPr>
-                <w:rFonts w:ascii="標楷體" w:eastAsia="標楷體" w:hAnsi="標楷體"/>
-              </w:rPr>
-              <w:t>{{ Credits_</w:t>
-            </w:r>
-            <w:r>
-              <w:rPr>
-                <w:rFonts w:ascii="標楷體" w:eastAsia="標楷體" w:hAnsi="標楷體"/>
-              </w:rPr>
-              <w:t>7</w:t>
-            </w:r>
-            <w:r>
-              <w:rPr>
-                <w:rFonts w:ascii="標楷體" w:eastAsia="標楷體" w:hAnsi="標楷體"/>
-              </w:rPr>
-              <w:t>_3 }}</w:t>
-            </w:r>
-          </w:p>
-        </w:tc>
-        <w:tc>
-          <w:tcPr>
-            <w:tcW w:w="1644" w:type="dxa"/>
-            <w:gridSpan w:val="2"/>
-          </w:tcPr>
-          <w:p>
-            <w:pPr>
-              <w:jc w:val="center"/>
-              <w:rPr>
-                <w:rFonts w:ascii="標楷體" w:eastAsia="標楷體" w:hAnsi="標楷體"/>
-              </w:rPr>
-            </w:pPr>
           </w:p>
         </w:tc>
       </w:tr>
       <w:tr>
         <w:trPr>
-          <w:gridAfter w:val="3"/>
-          <w:wAfter w:w="5025" w:type="dxa"/>
           <w:trHeight w:val="406"/>
           <w:jc w:val="center"/>
         </w:trPr>
         <w:tc>
           <w:tcPr>
-            <w:tcW w:w="1836" w:type="dxa"/>
-            <w:gridSpan w:val="2"/>
+            <w:tcW w:w="2547" w:type="dxa"/>
+            <w:gridSpan w:val="4"/>
           </w:tcPr>
           <w:p>
             <w:pPr>
@@ -3463,6 +2804,7 @@
               <w:rPr>
                 <w:rFonts w:ascii="標楷體" w:eastAsia="標楷體" w:hAnsi="標楷體"/>
               </w:rPr>
+              <w:lastRenderedPageBreak/>
               <w:t>{{ CourseName_</w:t>
             </w:r>
             <w:r>
@@ -3481,8 +2823,7 @@
         </w:tc>
         <w:tc>
           <w:tcPr>
-            <w:tcW w:w="992" w:type="dxa"/>
-            <w:gridSpan w:val="2"/>
+            <w:tcW w:w="755" w:type="dxa"/>
             <w:shd w:val="clear" w:color="auto" w:fill="auto"/>
             <w:vAlign w:val="center"/>
           </w:tcPr>
@@ -3515,8 +2856,9 @@
         </w:tc>
         <w:tc>
           <w:tcPr>
-            <w:tcW w:w="994" w:type="dxa"/>
+            <w:tcW w:w="2789" w:type="dxa"/>
             <w:gridSpan w:val="3"/>
+            <w:vAlign w:val="center"/>
           </w:tcPr>
           <w:p>
             <w:pPr>
@@ -3525,11 +2867,62 @@
                 <w:rFonts w:ascii="標楷體" w:eastAsia="標楷體" w:hAnsi="標楷體"/>
               </w:rPr>
             </w:pPr>
-          </w:p>
-        </w:tc>
-        <w:tc>
-          <w:tcPr>
-            <w:tcW w:w="1841" w:type="dxa"/>
+            <w:r>
+              <w:rPr>
+                <w:rFonts w:ascii="標楷體" w:eastAsia="標楷體" w:hAnsi="標楷體"/>
+              </w:rPr>
+              <w:t>{{ CourseName_</w:t>
+            </w:r>
+            <w:r>
+              <w:rPr>
+                <w:rFonts w:ascii="標楷體" w:eastAsia="標楷體" w:hAnsi="標楷體"/>
+              </w:rPr>
+              <w:t>8</w:t>
+            </w:r>
+            <w:r>
+              <w:rPr>
+                <w:rFonts w:ascii="標楷體" w:eastAsia="標楷體" w:hAnsi="標楷體"/>
+              </w:rPr>
+              <w:t>_2 }}</w:t>
+            </w:r>
+          </w:p>
+        </w:tc>
+        <w:tc>
+          <w:tcPr>
+            <w:tcW w:w="708" w:type="dxa"/>
+            <w:shd w:val="clear" w:color="auto" w:fill="auto"/>
+            <w:vAlign w:val="center"/>
+          </w:tcPr>
+          <w:p>
+            <w:pPr>
+              <w:jc w:val="center"/>
+              <w:rPr>
+                <w:rFonts w:ascii="標楷體" w:eastAsia="標楷體" w:hAnsi="標楷體"/>
+              </w:rPr>
+            </w:pPr>
+            <w:r>
+              <w:rPr>
+                <w:rFonts w:ascii="標楷體" w:eastAsia="標楷體" w:hAnsi="標楷體"/>
+              </w:rPr>
+              <w:t>{{ Credits_</w:t>
+            </w:r>
+            <w:r>
+              <w:rPr>
+                <w:rFonts w:ascii="標楷體" w:eastAsia="標楷體" w:hAnsi="標楷體"/>
+              </w:rPr>
+              <w:t>8</w:t>
+            </w:r>
+            <w:r>
+              <w:rPr>
+                <w:rFonts w:ascii="標楷體" w:eastAsia="標楷體" w:hAnsi="標楷體"/>
+              </w:rPr>
+              <w:t>_2 }}</w:t>
+            </w:r>
+          </w:p>
+        </w:tc>
+        <w:tc>
+          <w:tcPr>
+            <w:tcW w:w="2694" w:type="dxa"/>
             <w:gridSpan w:val="3"/>
             <w:vAlign w:val="center"/>
           </w:tcPr>
@@ -3556,16 +2949,14 @@
               <w:rPr>
                 <w:rFonts w:ascii="標楷體" w:eastAsia="標楷體" w:hAnsi="標楷體"/>
               </w:rPr>
-              <w:t>_2 }}</w:t>
-            </w:r>
-          </w:p>
-        </w:tc>
-        <w:tc>
-          <w:tcPr>
-            <w:tcW w:w="851" w:type="dxa"/>
-            <w:gridSpan w:val="4"/>
+              <w:t>_3 }}</w:t>
+            </w:r>
+          </w:p>
+        </w:tc>
+        <w:tc>
+          <w:tcPr>
+            <w:tcW w:w="708" w:type="dxa"/>
             <w:shd w:val="clear" w:color="auto" w:fill="auto"/>
-            <w:vAlign w:val="center"/>
           </w:tcPr>
           <w:p>
             <w:pPr>
@@ -3590,116 +2981,20 @@
               <w:rPr>
                 <w:rFonts w:ascii="標楷體" w:eastAsia="標楷體" w:hAnsi="標楷體"/>
               </w:rPr>
-              <w:t>_2 }}</w:t>
-            </w:r>
-          </w:p>
-        </w:tc>
-        <w:tc>
-          <w:tcPr>
-            <w:tcW w:w="993" w:type="dxa"/>
-            <w:gridSpan w:val="2"/>
-          </w:tcPr>
-          <w:p>
-            <w:pPr>
-              <w:jc w:val="both"/>
-              <w:rPr>
-                <w:rFonts w:ascii="標楷體" w:eastAsia="標楷體" w:hAnsi="標楷體"/>
-              </w:rPr>
-            </w:pPr>
-          </w:p>
-        </w:tc>
-        <w:tc>
-          <w:tcPr>
-            <w:tcW w:w="1276" w:type="dxa"/>
-            <w:gridSpan w:val="2"/>
-            <w:vAlign w:val="center"/>
-          </w:tcPr>
-          <w:p>
-            <w:pPr>
-              <w:jc w:val="both"/>
-              <w:rPr>
-                <w:rFonts w:ascii="標楷體" w:eastAsia="標楷體" w:hAnsi="標楷體"/>
-              </w:rPr>
-            </w:pPr>
-            <w:r>
-              <w:rPr>
-                <w:rFonts w:ascii="標楷體" w:eastAsia="標楷體" w:hAnsi="標楷體"/>
-              </w:rPr>
-              <w:t>{{ CourseName_</w:t>
-            </w:r>
-            <w:r>
-              <w:rPr>
-                <w:rFonts w:ascii="標楷體" w:eastAsia="標楷體" w:hAnsi="標楷體"/>
-              </w:rPr>
-              <w:t>8</w:t>
-            </w:r>
-            <w:r>
-              <w:rPr>
-                <w:rFonts w:ascii="標楷體" w:eastAsia="標楷體" w:hAnsi="標楷體"/>
-              </w:rPr>
               <w:t>_3 }}</w:t>
             </w:r>
-          </w:p>
-        </w:tc>
-        <w:tc>
-          <w:tcPr>
-            <w:tcW w:w="1644" w:type="dxa"/>
-            <w:gridSpan w:val="4"/>
-            <w:shd w:val="clear" w:color="auto" w:fill="auto"/>
-          </w:tcPr>
-          <w:p>
-            <w:pPr>
-              <w:jc w:val="center"/>
-              <w:rPr>
-                <w:rFonts w:ascii="標楷體" w:eastAsia="標楷體" w:hAnsi="標楷體"/>
-              </w:rPr>
-            </w:pPr>
-            <w:r>
-              <w:rPr>
-                <w:rFonts w:ascii="標楷體" w:eastAsia="標楷體" w:hAnsi="標楷體"/>
-              </w:rPr>
-              <w:t>{{ Credits_</w:t>
-            </w:r>
-            <w:r>
-              <w:rPr>
-                <w:rFonts w:ascii="標楷體" w:eastAsia="標楷體" w:hAnsi="標楷體"/>
-              </w:rPr>
-              <w:t>8</w:t>
-            </w:r>
-            <w:r>
-              <w:rPr>
-                <w:rFonts w:ascii="標楷體" w:eastAsia="標楷體" w:hAnsi="標楷體"/>
-              </w:rPr>
-              <w:t>_3 }}</w:t>
-            </w:r>
-          </w:p>
-        </w:tc>
-        <w:tc>
-          <w:tcPr>
-            <w:tcW w:w="1644" w:type="dxa"/>
-            <w:gridSpan w:val="2"/>
-          </w:tcPr>
-          <w:p>
-            <w:pPr>
-              <w:jc w:val="center"/>
-              <w:rPr>
-                <w:rFonts w:ascii="標楷體" w:eastAsia="標楷體" w:hAnsi="標楷體"/>
-              </w:rPr>
-            </w:pPr>
           </w:p>
         </w:tc>
       </w:tr>
       <w:tr>
         <w:trPr>
-          <w:gridAfter w:val="3"/>
-          <w:wAfter w:w="5025" w:type="dxa"/>
           <w:trHeight w:val="406"/>
           <w:jc w:val="center"/>
         </w:trPr>
         <w:tc>
           <w:tcPr>
-            <w:tcW w:w="1836" w:type="dxa"/>
-            <w:gridSpan w:val="2"/>
+            <w:tcW w:w="2547" w:type="dxa"/>
+            <w:gridSpan w:val="4"/>
           </w:tcPr>
           <w:p>
             <w:pPr>
@@ -3712,7 +3007,6 @@
               <w:rPr>
                 <w:rFonts w:ascii="標楷體" w:eastAsia="標楷體" w:hAnsi="標楷體"/>
               </w:rPr>
-              <w:lastRenderedPageBreak/>
               <w:t>{{ CourseName_</w:t>
             </w:r>
             <w:r>
@@ -3731,8 +3025,7 @@
         </w:tc>
         <w:tc>
           <w:tcPr>
-            <w:tcW w:w="992" w:type="dxa"/>
-            <w:gridSpan w:val="2"/>
+            <w:tcW w:w="755" w:type="dxa"/>
             <w:shd w:val="clear" w:color="auto" w:fill="auto"/>
             <w:vAlign w:val="center"/>
           </w:tcPr>
@@ -3765,8 +3058,9 @@
         </w:tc>
         <w:tc>
           <w:tcPr>
-            <w:tcW w:w="994" w:type="dxa"/>
+            <w:tcW w:w="2789" w:type="dxa"/>
             <w:gridSpan w:val="3"/>
+            <w:vAlign w:val="center"/>
           </w:tcPr>
           <w:p>
             <w:pPr>
@@ -3775,12 +3069,63 @@
                 <w:rFonts w:ascii="標楷體" w:eastAsia="標楷體" w:hAnsi="標楷體"/>
               </w:rPr>
             </w:pPr>
-          </w:p>
-        </w:tc>
-        <w:tc>
-          <w:tcPr>
-            <w:tcW w:w="2409" w:type="dxa"/>
-            <w:gridSpan w:val="5"/>
+            <w:r>
+              <w:rPr>
+                <w:rFonts w:ascii="標楷體" w:eastAsia="標楷體" w:hAnsi="標楷體"/>
+              </w:rPr>
+              <w:t>{{ CourseName_</w:t>
+            </w:r>
+            <w:r>
+              <w:rPr>
+                <w:rFonts w:ascii="標楷體" w:eastAsia="標楷體" w:hAnsi="標楷體"/>
+              </w:rPr>
+              <w:t>9</w:t>
+            </w:r>
+            <w:r>
+              <w:rPr>
+                <w:rFonts w:ascii="標楷體" w:eastAsia="標楷體" w:hAnsi="標楷體"/>
+              </w:rPr>
+              <w:t>_2 }}</w:t>
+            </w:r>
+          </w:p>
+        </w:tc>
+        <w:tc>
+          <w:tcPr>
+            <w:tcW w:w="708" w:type="dxa"/>
+            <w:shd w:val="clear" w:color="auto" w:fill="auto"/>
+            <w:vAlign w:val="center"/>
+          </w:tcPr>
+          <w:p>
+            <w:pPr>
+              <w:jc w:val="center"/>
+              <w:rPr>
+                <w:rFonts w:ascii="標楷體" w:eastAsia="標楷體" w:hAnsi="標楷體"/>
+              </w:rPr>
+            </w:pPr>
+            <w:r>
+              <w:rPr>
+                <w:rFonts w:ascii="標楷體" w:eastAsia="標楷體" w:hAnsi="標楷體"/>
+              </w:rPr>
+              <w:t>{{ Credits_</w:t>
+            </w:r>
+            <w:r>
+              <w:rPr>
+                <w:rFonts w:ascii="標楷體" w:eastAsia="標楷體" w:hAnsi="標楷體"/>
+              </w:rPr>
+              <w:t>9</w:t>
+            </w:r>
+            <w:r>
+              <w:rPr>
+                <w:rFonts w:ascii="標楷體" w:eastAsia="標楷體" w:hAnsi="標楷體"/>
+              </w:rPr>
+              <w:t>_2 }}</w:t>
+            </w:r>
+          </w:p>
+        </w:tc>
+        <w:tc>
+          <w:tcPr>
+            <w:tcW w:w="2694" w:type="dxa"/>
+            <w:gridSpan w:val="3"/>
             <w:vAlign w:val="center"/>
           </w:tcPr>
           <w:p>
@@ -3806,16 +3151,14 @@
               <w:rPr>
                 <w:rFonts w:ascii="標楷體" w:eastAsia="標楷體" w:hAnsi="標楷體"/>
               </w:rPr>
-              <w:t>_2 }}</w:t>
-            </w:r>
-          </w:p>
-        </w:tc>
-        <w:tc>
-          <w:tcPr>
-            <w:tcW w:w="283" w:type="dxa"/>
-            <w:gridSpan w:val="2"/>
+              <w:t>_3 }}</w:t>
+            </w:r>
+          </w:p>
+        </w:tc>
+        <w:tc>
+          <w:tcPr>
+            <w:tcW w:w="708" w:type="dxa"/>
             <w:shd w:val="clear" w:color="auto" w:fill="auto"/>
-            <w:vAlign w:val="center"/>
           </w:tcPr>
           <w:p>
             <w:pPr>
@@ -3840,116 +3183,20 @@
               <w:rPr>
                 <w:rFonts w:ascii="標楷體" w:eastAsia="標楷體" w:hAnsi="標楷體"/>
               </w:rPr>
-              <w:t>_2 }}</w:t>
-            </w:r>
-          </w:p>
-        </w:tc>
-        <w:tc>
-          <w:tcPr>
-            <w:tcW w:w="993" w:type="dxa"/>
-            <w:gridSpan w:val="2"/>
-          </w:tcPr>
-          <w:p>
-            <w:pPr>
-              <w:jc w:val="both"/>
-              <w:rPr>
-                <w:rFonts w:ascii="標楷體" w:eastAsia="標楷體" w:hAnsi="標楷體"/>
-              </w:rPr>
-            </w:pPr>
-          </w:p>
-        </w:tc>
-        <w:tc>
-          <w:tcPr>
-            <w:tcW w:w="1276" w:type="dxa"/>
-            <w:gridSpan w:val="2"/>
-            <w:vAlign w:val="center"/>
-          </w:tcPr>
-          <w:p>
-            <w:pPr>
-              <w:jc w:val="both"/>
-              <w:rPr>
-                <w:rFonts w:ascii="標楷體" w:eastAsia="標楷體" w:hAnsi="標楷體"/>
-              </w:rPr>
-            </w:pPr>
-            <w:r>
-              <w:rPr>
-                <w:rFonts w:ascii="標楷體" w:eastAsia="標楷體" w:hAnsi="標楷體"/>
-              </w:rPr>
-              <w:t>{{ CourseName_</w:t>
-            </w:r>
-            <w:r>
-              <w:rPr>
-                <w:rFonts w:ascii="標楷體" w:eastAsia="標楷體" w:hAnsi="標楷體"/>
-              </w:rPr>
-              <w:t>9</w:t>
-            </w:r>
-            <w:r>
-              <w:rPr>
-                <w:rFonts w:ascii="標楷體" w:eastAsia="標楷體" w:hAnsi="標楷體"/>
-              </w:rPr>
               <w:t>_3 }}</w:t>
             </w:r>
-          </w:p>
-        </w:tc>
-        <w:tc>
-          <w:tcPr>
-            <w:tcW w:w="1644" w:type="dxa"/>
-            <w:gridSpan w:val="4"/>
-            <w:shd w:val="clear" w:color="auto" w:fill="auto"/>
-          </w:tcPr>
-          <w:p>
-            <w:pPr>
-              <w:jc w:val="center"/>
-              <w:rPr>
-                <w:rFonts w:ascii="標楷體" w:eastAsia="標楷體" w:hAnsi="標楷體"/>
-              </w:rPr>
-            </w:pPr>
-            <w:r>
-              <w:rPr>
-                <w:rFonts w:ascii="標楷體" w:eastAsia="標楷體" w:hAnsi="標楷體"/>
-              </w:rPr>
-              <w:t>{{ Credits_</w:t>
-            </w:r>
-            <w:r>
-              <w:rPr>
-                <w:rFonts w:ascii="標楷體" w:eastAsia="標楷體" w:hAnsi="標楷體"/>
-              </w:rPr>
-              <w:t>9</w:t>
-            </w:r>
-            <w:r>
-              <w:rPr>
-                <w:rFonts w:ascii="標楷體" w:eastAsia="標楷體" w:hAnsi="標楷體"/>
-              </w:rPr>
-              <w:t>_3 }}</w:t>
-            </w:r>
-          </w:p>
-        </w:tc>
-        <w:tc>
-          <w:tcPr>
-            <w:tcW w:w="1644" w:type="dxa"/>
-            <w:gridSpan w:val="2"/>
-          </w:tcPr>
-          <w:p>
-            <w:pPr>
-              <w:jc w:val="center"/>
-              <w:rPr>
-                <w:rFonts w:ascii="標楷體" w:eastAsia="標楷體" w:hAnsi="標楷體"/>
-              </w:rPr>
-            </w:pPr>
           </w:p>
         </w:tc>
       </w:tr>
       <w:tr>
         <w:trPr>
-          <w:gridAfter w:val="3"/>
-          <w:wAfter w:w="5025" w:type="dxa"/>
           <w:trHeight w:val="406"/>
           <w:jc w:val="center"/>
         </w:trPr>
         <w:tc>
           <w:tcPr>
-            <w:tcW w:w="1836" w:type="dxa"/>
-            <w:gridSpan w:val="2"/>
+            <w:tcW w:w="2547" w:type="dxa"/>
+            <w:gridSpan w:val="4"/>
           </w:tcPr>
           <w:p>
             <w:pPr>
@@ -3980,8 +3227,7 @@
         </w:tc>
         <w:tc>
           <w:tcPr>
-            <w:tcW w:w="992" w:type="dxa"/>
-            <w:gridSpan w:val="2"/>
+            <w:tcW w:w="755" w:type="dxa"/>
             <w:shd w:val="clear" w:color="auto" w:fill="auto"/>
             <w:vAlign w:val="center"/>
           </w:tcPr>
@@ -4014,8 +3260,9 @@
         </w:tc>
         <w:tc>
           <w:tcPr>
-            <w:tcW w:w="994" w:type="dxa"/>
+            <w:tcW w:w="2789" w:type="dxa"/>
             <w:gridSpan w:val="3"/>
+            <w:vAlign w:val="center"/>
           </w:tcPr>
           <w:p>
             <w:pPr>
@@ -4024,12 +3271,63 @@
                 <w:rFonts w:ascii="標楷體" w:eastAsia="標楷體" w:hAnsi="標楷體"/>
               </w:rPr>
             </w:pPr>
-          </w:p>
-        </w:tc>
-        <w:tc>
-          <w:tcPr>
-            <w:tcW w:w="2409" w:type="dxa"/>
-            <w:gridSpan w:val="5"/>
+            <w:r>
+              <w:rPr>
+                <w:rFonts w:ascii="標楷體" w:eastAsia="標楷體" w:hAnsi="標楷體"/>
+              </w:rPr>
+              <w:t>{{ CourseName_1</w:t>
+            </w:r>
+            <w:r>
+              <w:rPr>
+                <w:rFonts w:ascii="標楷體" w:eastAsia="標楷體" w:hAnsi="標楷體"/>
+              </w:rPr>
+              <w:t>0</w:t>
+            </w:r>
+            <w:r>
+              <w:rPr>
+                <w:rFonts w:ascii="標楷體" w:eastAsia="標楷體" w:hAnsi="標楷體"/>
+              </w:rPr>
+              <w:t>_2 }}</w:t>
+            </w:r>
+          </w:p>
+        </w:tc>
+        <w:tc>
+          <w:tcPr>
+            <w:tcW w:w="708" w:type="dxa"/>
+            <w:shd w:val="clear" w:color="auto" w:fill="auto"/>
+            <w:vAlign w:val="center"/>
+          </w:tcPr>
+          <w:p>
+            <w:pPr>
+              <w:jc w:val="center"/>
+              <w:rPr>
+                <w:rFonts w:ascii="標楷體" w:eastAsia="標楷體" w:hAnsi="標楷體"/>
+              </w:rPr>
+            </w:pPr>
+            <w:r>
+              <w:rPr>
+                <w:rFonts w:ascii="標楷體" w:eastAsia="標楷體" w:hAnsi="標楷體"/>
+              </w:rPr>
+              <w:t>{{ Credits_1</w:t>
+            </w:r>
+            <w:r>
+              <w:rPr>
+                <w:rFonts w:ascii="標楷體" w:eastAsia="標楷體" w:hAnsi="標楷體"/>
+              </w:rPr>
+              <w:t>0</w:t>
+            </w:r>
+            <w:r>
+              <w:rPr>
+                <w:rFonts w:ascii="標楷體" w:eastAsia="標楷體" w:hAnsi="標楷體"/>
+              </w:rPr>
+              <w:t>_2 }}</w:t>
+            </w:r>
+          </w:p>
+        </w:tc>
+        <w:tc>
+          <w:tcPr>
+            <w:tcW w:w="2694" w:type="dxa"/>
+            <w:gridSpan w:val="3"/>
             <w:vAlign w:val="center"/>
           </w:tcPr>
           <w:p>
@@ -4043,7 +3341,39 @@
               <w:rPr>
                 <w:rFonts w:ascii="標楷體" w:eastAsia="標楷體" w:hAnsi="標楷體"/>
               </w:rPr>
-              <w:t>{{ CourseName_1</w:t>
+              <w:t>{{ CourseName_</w:t>
+            </w:r>
+            <w:r>
+              <w:rPr>
+                <w:rFonts w:ascii="標楷體" w:eastAsia="標楷體" w:hAnsi="標楷體"/>
+              </w:rPr>
+              <w:t>10</w:t>
+            </w:r>
+            <w:r>
+              <w:rPr>
+                <w:rFonts w:ascii="標楷體" w:eastAsia="標楷體" w:hAnsi="標楷體"/>
+              </w:rPr>
+              <w:t>_3 }}</w:t>
+            </w:r>
+          </w:p>
+        </w:tc>
+        <w:tc>
+          <w:tcPr>
+            <w:tcW w:w="708" w:type="dxa"/>
+            <w:shd w:val="clear" w:color="auto" w:fill="auto"/>
+          </w:tcPr>
+          <w:p>
+            <w:pPr>
+              <w:jc w:val="center"/>
+              <w:rPr>
+                <w:rFonts w:ascii="標楷體" w:eastAsia="標楷體" w:hAnsi="標楷體"/>
+              </w:rPr>
+            </w:pPr>
+            <w:r>
+              <w:rPr>
+                <w:rFonts w:ascii="標楷體" w:eastAsia="標楷體" w:hAnsi="標楷體"/>
+              </w:rPr>
+              <w:t>{{ Credits_1</w:t>
             </w:r>
             <w:r>
               <w:rPr>
@@ -4055,136 +3385,8 @@
               <w:rPr>
                 <w:rFonts w:ascii="標楷體" w:eastAsia="標楷體" w:hAnsi="標楷體"/>
               </w:rPr>
-              <w:t>_2 }}</w:t>
-            </w:r>
-          </w:p>
-        </w:tc>
-        <w:tc>
-          <w:tcPr>
-            <w:tcW w:w="283" w:type="dxa"/>
-            <w:gridSpan w:val="2"/>
-            <w:shd w:val="clear" w:color="auto" w:fill="auto"/>
-            <w:vAlign w:val="center"/>
-          </w:tcPr>
-          <w:p>
-            <w:pPr>
-              <w:jc w:val="center"/>
-              <w:rPr>
-                <w:rFonts w:ascii="標楷體" w:eastAsia="標楷體" w:hAnsi="標楷體"/>
-              </w:rPr>
-            </w:pPr>
-            <w:r>
-              <w:rPr>
-                <w:rFonts w:ascii="標楷體" w:eastAsia="標楷體" w:hAnsi="標楷體"/>
-              </w:rPr>
-              <w:t>{{ Credits_1</w:t>
-            </w:r>
-            <w:r>
-              <w:rPr>
-                <w:rFonts w:ascii="標楷體" w:eastAsia="標楷體" w:hAnsi="標楷體"/>
-              </w:rPr>
-              <w:t>0</w:t>
-            </w:r>
-            <w:r>
-              <w:rPr>
-                <w:rFonts w:ascii="標楷體" w:eastAsia="標楷體" w:hAnsi="標楷體"/>
-              </w:rPr>
-              <w:t>_2 }}</w:t>
-            </w:r>
-          </w:p>
-        </w:tc>
-        <w:tc>
-          <w:tcPr>
-            <w:tcW w:w="993" w:type="dxa"/>
-            <w:gridSpan w:val="2"/>
-          </w:tcPr>
-          <w:p>
-            <w:pPr>
-              <w:jc w:val="both"/>
-              <w:rPr>
-                <w:rFonts w:ascii="標楷體" w:eastAsia="標楷體" w:hAnsi="標楷體"/>
-              </w:rPr>
-            </w:pPr>
-          </w:p>
-        </w:tc>
-        <w:tc>
-          <w:tcPr>
-            <w:tcW w:w="1276" w:type="dxa"/>
-            <w:gridSpan w:val="2"/>
-            <w:vAlign w:val="center"/>
-          </w:tcPr>
-          <w:p>
-            <w:pPr>
-              <w:jc w:val="both"/>
-              <w:rPr>
-                <w:rFonts w:ascii="標楷體" w:eastAsia="標楷體" w:hAnsi="標楷體"/>
-              </w:rPr>
-            </w:pPr>
-            <w:r>
-              <w:rPr>
-                <w:rFonts w:ascii="標楷體" w:eastAsia="標楷體" w:hAnsi="標楷體"/>
-              </w:rPr>
-              <w:t>{{ CourseName_</w:t>
-            </w:r>
-            <w:r>
-              <w:rPr>
-                <w:rFonts w:ascii="標楷體" w:eastAsia="標楷體" w:hAnsi="標楷體"/>
-              </w:rPr>
-              <w:t>10</w:t>
-            </w:r>
-            <w:r>
-              <w:rPr>
-                <w:rFonts w:ascii="標楷體" w:eastAsia="標楷體" w:hAnsi="標楷體"/>
-              </w:rPr>
               <w:t>_3 }}</w:t>
             </w:r>
-          </w:p>
-        </w:tc>
-        <w:tc>
-          <w:tcPr>
-            <w:tcW w:w="1644" w:type="dxa"/>
-            <w:gridSpan w:val="4"/>
-            <w:shd w:val="clear" w:color="auto" w:fill="auto"/>
-          </w:tcPr>
-          <w:p>
-            <w:pPr>
-              <w:jc w:val="center"/>
-              <w:rPr>
-                <w:rFonts w:ascii="標楷體" w:eastAsia="標楷體" w:hAnsi="標楷體"/>
-              </w:rPr>
-            </w:pPr>
-            <w:r>
-              <w:rPr>
-                <w:rFonts w:ascii="標楷體" w:eastAsia="標楷體" w:hAnsi="標楷體"/>
-              </w:rPr>
-              <w:t>{{ Credits_1</w:t>
-            </w:r>
-            <w:r>
-              <w:rPr>
-                <w:rFonts w:ascii="標楷體" w:eastAsia="標楷體" w:hAnsi="標楷體"/>
-              </w:rPr>
-              <w:t>0</w:t>
-            </w:r>
-            <w:r>
-              <w:rPr>
-                <w:rFonts w:ascii="標楷體" w:eastAsia="標楷體" w:hAnsi="標楷體"/>
-              </w:rPr>
-              <w:t>_3 }}</w:t>
-            </w:r>
-          </w:p>
-        </w:tc>
-        <w:tc>
-          <w:tcPr>
-            <w:tcW w:w="1644" w:type="dxa"/>
-            <w:gridSpan w:val="2"/>
-          </w:tcPr>
-          <w:p>
-            <w:pPr>
-              <w:jc w:val="center"/>
-              <w:rPr>
-                <w:rFonts w:ascii="標楷體" w:eastAsia="標楷體" w:hAnsi="標楷體"/>
-              </w:rPr>
-            </w:pPr>
           </w:p>
         </w:tc>
       </w:tr>
@@ -4195,86 +3397,70 @@
         </w:trPr>
         <w:tc>
           <w:tcPr>
-            <w:tcW w:w="1558" w:type="dxa"/>
-          </w:tcPr>
-          <w:p>
-            <w:pPr>
-              <w:jc w:val="center"/>
+            <w:tcW w:w="2415" w:type="dxa"/>
+            <w:gridSpan w:val="3"/>
+            <w:vAlign w:val="center"/>
+          </w:tcPr>
+          <w:p>
+            <w:pPr>
+              <w:jc w:val="center"/>
+              <w:rPr>
+                <w:rFonts w:ascii="標楷體" w:eastAsia="標楷體" w:hAnsi="標楷體"/>
+                <w:b/>
+              </w:rPr>
+            </w:pPr>
+            <w:r>
               <w:rPr>
                 <w:rFonts w:ascii="標楷體" w:eastAsia="標楷體" w:hAnsi="標楷體" w:hint="eastAsia"/>
                 <w:b/>
               </w:rPr>
-            </w:pPr>
-          </w:p>
-        </w:tc>
-        <w:tc>
-          <w:tcPr>
-            <w:tcW w:w="3131" w:type="dxa"/>
-            <w:gridSpan w:val="8"/>
-            <w:vAlign w:val="center"/>
-          </w:tcPr>
-          <w:p>
-            <w:pPr>
-              <w:jc w:val="center"/>
-              <w:rPr>
-                <w:rFonts w:ascii="標楷體" w:eastAsia="標楷體" w:hAnsi="標楷體"/>
-                <w:b/>
+              <w:t>操行平均成績</w:t>
+            </w:r>
+          </w:p>
+        </w:tc>
+        <w:tc>
+          <w:tcPr>
+            <w:tcW w:w="7786" w:type="dxa"/>
+            <w:gridSpan w:val="10"/>
+            <w:vAlign w:val="center"/>
+          </w:tcPr>
+          <w:p>
+            <w:pPr>
+              <w:jc w:val="center"/>
+              <w:rPr>
+                <w:rFonts w:ascii="標楷體" w:eastAsia="標楷體" w:hAnsi="標楷體"/>
               </w:rPr>
             </w:pPr>
             <w:r>
               <w:rPr>
                 <w:rFonts w:ascii="標楷體" w:eastAsia="標楷體" w:hAnsi="標楷體" w:hint="eastAsia"/>
-                <w:b/>
-              </w:rPr>
-              <w:t>操行平均成績</w:t>
-            </w:r>
-          </w:p>
-        </w:tc>
-        <w:tc>
-          <w:tcPr>
-            <w:tcW w:w="2551" w:type="dxa"/>
-            <w:gridSpan w:val="6"/>
-          </w:tcPr>
-          <w:p>
-            <w:pPr>
-              <w:jc w:val="center"/>
+              </w:rPr>
+              <w:t xml:space="preserve">{{ </w:t>
+            </w:r>
+            <w:proofErr w:type="spellStart"/>
+            <w:r>
               <w:rPr>
                 <w:rFonts w:ascii="標楷體" w:eastAsia="標楷體" w:hAnsi="標楷體" w:hint="eastAsia"/>
               </w:rPr>
-            </w:pPr>
-          </w:p>
-        </w:tc>
-        <w:tc>
-          <w:tcPr>
-            <w:tcW w:w="1644" w:type="dxa"/>
-            <w:gridSpan w:val="5"/>
-          </w:tcPr>
-          <w:p>
-            <w:pPr>
-              <w:jc w:val="center"/>
+              <w:t>C_You</w:t>
+            </w:r>
+            <w:proofErr w:type="spellEnd"/>
+            <w:r>
               <w:rPr>
                 <w:rFonts w:ascii="標楷體" w:eastAsia="標楷體" w:hAnsi="標楷體" w:hint="eastAsia"/>
               </w:rPr>
-            </w:pPr>
-          </w:p>
-        </w:tc>
-        <w:tc>
-          <w:tcPr>
-            <w:tcW w:w="8212" w:type="dxa"/>
-            <w:gridSpan w:val="7"/>
-            <w:vAlign w:val="center"/>
-          </w:tcPr>
-          <w:p>
-            <w:pPr>
-              <w:jc w:val="center"/>
-              <w:rPr>
-                <w:rFonts w:ascii="標楷體" w:eastAsia="標楷體" w:hAnsi="標楷體"/>
-              </w:rPr>
-            </w:pPr>
+              <w:t xml:space="preserve"> }} 優 </w:t>
+            </w:r>
             <w:r>
               <w:rPr>
                 <w:rFonts w:ascii="標楷體" w:eastAsia="標楷體" w:hAnsi="標楷體" w:hint="eastAsia"/>
               </w:rPr>
+              <w:t xml:space="preserve"> </w:t>
+            </w:r>
+            <w:r>
+              <w:rPr>
+                <w:rFonts w:ascii="標楷體" w:eastAsia="標楷體" w:hAnsi="標楷體" w:hint="eastAsia"/>
+              </w:rPr>
               <w:t xml:space="preserve">{{ </w:t>
             </w:r>
             <w:proofErr w:type="spellStart"/>
@@ -4282,74 +3468,54 @@
               <w:rPr>
                 <w:rFonts w:ascii="標楷體" w:eastAsia="標楷體" w:hAnsi="標楷體" w:hint="eastAsia"/>
               </w:rPr>
-              <w:t>C_You</w:t>
+              <w:t>C_Jia</w:t>
             </w:r>
             <w:proofErr w:type="spellEnd"/>
             <w:r>
               <w:rPr>
                 <w:rFonts w:ascii="標楷體" w:eastAsia="標楷體" w:hAnsi="標楷體" w:hint="eastAsia"/>
               </w:rPr>
-              <w:t xml:space="preserve"> }} 優 </w:t>
-            </w:r>
+              <w:t xml:space="preserve"> }} 甲  {{ </w:t>
+            </w:r>
+            <w:proofErr w:type="spellStart"/>
             <w:r>
               <w:rPr>
                 <w:rFonts w:ascii="標楷體" w:eastAsia="標楷體" w:hAnsi="標楷體" w:hint="eastAsia"/>
               </w:rPr>
-              <w:t xml:space="preserve"> </w:t>
-            </w:r>
+              <w:t>C_Yi</w:t>
+            </w:r>
+            <w:proofErr w:type="spellEnd"/>
             <w:r>
               <w:rPr>
                 <w:rFonts w:ascii="標楷體" w:eastAsia="標楷體" w:hAnsi="標楷體" w:hint="eastAsia"/>
               </w:rPr>
-              <w:t xml:space="preserve">{{ </w:t>
+              <w:t xml:space="preserve"> }} 乙 {{ </w:t>
             </w:r>
             <w:proofErr w:type="spellStart"/>
             <w:r>
               <w:rPr>
                 <w:rFonts w:ascii="標楷體" w:eastAsia="標楷體" w:hAnsi="標楷體" w:hint="eastAsia"/>
               </w:rPr>
-              <w:t>C_Jia</w:t>
+              <w:t>C_Bing</w:t>
             </w:r>
             <w:proofErr w:type="spellEnd"/>
             <w:r>
               <w:rPr>
                 <w:rFonts w:ascii="標楷體" w:eastAsia="標楷體" w:hAnsi="標楷體" w:hint="eastAsia"/>
               </w:rPr>
-              <w:t xml:space="preserve"> }} 甲  {{ </w:t>
-            </w:r>
-            <w:proofErr w:type="spellStart"/>
+              <w:t xml:space="preserve"> }} </w:t>
+            </w:r>
             <w:r>
               <w:rPr>
                 <w:rFonts w:ascii="標楷體" w:eastAsia="標楷體" w:hAnsi="標楷體" w:hint="eastAsia"/>
               </w:rPr>
-              <w:t>C_Yi</w:t>
-            </w:r>
-            <w:proofErr w:type="spellEnd"/>
+              <w:t>丙</w:t>
+            </w:r>
             <w:r>
               <w:rPr>
                 <w:rFonts w:ascii="標楷體" w:eastAsia="標楷體" w:hAnsi="標楷體" w:hint="eastAsia"/>
               </w:rPr>
-              <w:t xml:space="preserve"> }} 乙 {{ </w:t>
-            </w:r>
-            <w:proofErr w:type="spellStart"/>
-            <w:r>
-              <w:rPr>
-                <w:rFonts w:ascii="標楷體" w:eastAsia="標楷體" w:hAnsi="標楷體" w:hint="eastAsia"/>
-              </w:rPr>
-              <w:t>C_Bing</w:t>
-            </w:r>
-            <w:proofErr w:type="spellEnd"/>
-            <w:r>
-              <w:rPr>
-                <w:rFonts w:ascii="標楷體" w:eastAsia="標楷體" w:hAnsi="標楷體" w:hint="eastAsia"/>
-              </w:rPr>
-              <w:t xml:space="preserve"> }} </w:t>
-            </w:r>
-            <w:r>
-              <w:rPr>
-                <w:rFonts w:ascii="標楷體" w:eastAsia="標楷體" w:hAnsi="標楷體" w:hint="eastAsia"/>
-              </w:rPr>
-              <w:t xml:space="preserve">丙  </w:t>
+              <w:t xml:space="preserve">  </w:t>
             </w:r>
             <w:r>
               <w:rPr>
@@ -4381,52 +3547,8 @@
         </w:trPr>
         <w:tc>
           <w:tcPr>
-            <w:tcW w:w="1558" w:type="dxa"/>
-          </w:tcPr>
-          <w:p>
-            <w:pPr>
-              <w:jc w:val="center"/>
-              <w:rPr>
-                <w:rFonts w:ascii="標楷體" w:eastAsia="標楷體" w:hAnsi="標楷體" w:hint="eastAsia"/>
-                <w:b/>
-              </w:rPr>
-            </w:pPr>
-          </w:p>
-        </w:tc>
-        <w:tc>
-          <w:tcPr>
-            <w:tcW w:w="2551" w:type="dxa"/>
-            <w:gridSpan w:val="7"/>
-          </w:tcPr>
-          <w:p>
-            <w:pPr>
-              <w:jc w:val="center"/>
-              <w:rPr>
-                <w:rFonts w:ascii="標楷體" w:eastAsia="標楷體" w:hAnsi="標楷體" w:hint="eastAsia"/>
-                <w:b/>
-              </w:rPr>
-            </w:pPr>
-          </w:p>
-        </w:tc>
-        <w:tc>
-          <w:tcPr>
-            <w:tcW w:w="1644" w:type="dxa"/>
-            <w:gridSpan w:val="3"/>
-          </w:tcPr>
-          <w:p>
-            <w:pPr>
-              <w:jc w:val="center"/>
-              <w:rPr>
-                <w:rFonts w:ascii="標楷體" w:eastAsia="標楷體" w:hAnsi="標楷體" w:hint="eastAsia"/>
-                <w:b/>
-              </w:rPr>
-            </w:pPr>
-          </w:p>
-        </w:tc>
-        <w:tc>
-          <w:tcPr>
-            <w:tcW w:w="11343" w:type="dxa"/>
-            <w:gridSpan w:val="16"/>
+            <w:tcW w:w="10201" w:type="dxa"/>
+            <w:gridSpan w:val="13"/>
             <w:vAlign w:val="center"/>
           </w:tcPr>
           <w:p>
@@ -4455,8 +3577,8 @@
         </w:trPr>
         <w:tc>
           <w:tcPr>
-            <w:tcW w:w="1836" w:type="dxa"/>
-            <w:gridSpan w:val="2"/>
+            <w:tcW w:w="2550" w:type="dxa"/>
+            <w:gridSpan w:val="4"/>
             <w:vAlign w:val="center"/>
           </w:tcPr>
           <w:p>
@@ -4476,22 +3598,29 @@
         </w:tc>
         <w:tc>
           <w:tcPr>
-            <w:tcW w:w="1560" w:type="dxa"/>
+            <w:tcW w:w="2550" w:type="dxa"/>
             <w:gridSpan w:val="3"/>
-          </w:tcPr>
-          <w:p>
-            <w:pPr>
-              <w:jc w:val="center"/>
+            <w:vAlign w:val="center"/>
+          </w:tcPr>
+          <w:p>
+            <w:pPr>
+              <w:jc w:val="center"/>
+              <w:rPr>
+                <w:rFonts w:ascii="標楷體" w:eastAsia="標楷體" w:hAnsi="標楷體"/>
+              </w:rPr>
+            </w:pPr>
+            <w:r>
               <w:rPr>
                 <w:rFonts w:ascii="標楷體" w:eastAsia="標楷體" w:hAnsi="標楷體" w:hint="eastAsia"/>
               </w:rPr>
-            </w:pPr>
-          </w:p>
-        </w:tc>
-        <w:tc>
-          <w:tcPr>
-            <w:tcW w:w="3118" w:type="dxa"/>
-            <w:gridSpan w:val="9"/>
+              <w:t>國際證照</w:t>
+            </w:r>
+          </w:p>
+        </w:tc>
+        <w:tc>
+          <w:tcPr>
+            <w:tcW w:w="2550" w:type="dxa"/>
+            <w:gridSpan w:val="3"/>
             <w:vAlign w:val="center"/>
           </w:tcPr>
           <w:p>
@@ -4505,63 +3634,14 @@
               <w:rPr>
                 <w:rFonts w:ascii="標楷體" w:eastAsia="標楷體" w:hAnsi="標楷體" w:hint="eastAsia"/>
               </w:rPr>
-              <w:t>國際證照</w:t>
-            </w:r>
-          </w:p>
-        </w:tc>
-        <w:tc>
-          <w:tcPr>
-            <w:tcW w:w="993" w:type="dxa"/>
-            <w:gridSpan w:val="2"/>
-          </w:tcPr>
-          <w:p>
-            <w:pPr>
-              <w:jc w:val="center"/>
-              <w:rPr>
-                <w:rFonts w:ascii="標楷體" w:eastAsia="標楷體" w:hAnsi="標楷體" w:hint="eastAsia"/>
-              </w:rPr>
-            </w:pPr>
-          </w:p>
-        </w:tc>
-        <w:tc>
-          <w:tcPr>
-            <w:tcW w:w="1644" w:type="dxa"/>
-            <w:gridSpan w:val="5"/>
-          </w:tcPr>
-          <w:p>
-            <w:pPr>
-              <w:jc w:val="center"/>
-              <w:rPr>
-                <w:rFonts w:ascii="標楷體" w:eastAsia="標楷體" w:hAnsi="標楷體" w:hint="eastAsia"/>
-              </w:rPr>
-            </w:pPr>
-          </w:p>
-        </w:tc>
-        <w:tc>
-          <w:tcPr>
-            <w:tcW w:w="4968" w:type="dxa"/>
-            <w:gridSpan w:val="4"/>
-            <w:vAlign w:val="center"/>
-          </w:tcPr>
-          <w:p>
-            <w:pPr>
-              <w:jc w:val="center"/>
-              <w:rPr>
-                <w:rFonts w:ascii="標楷體" w:eastAsia="標楷體" w:hAnsi="標楷體"/>
-              </w:rPr>
-            </w:pPr>
-            <w:r>
-              <w:rPr>
-                <w:rFonts w:ascii="標楷體" w:eastAsia="標楷體" w:hAnsi="標楷體" w:hint="eastAsia"/>
-              </w:rPr>
               <w:t>國內證照</w:t>
             </w:r>
           </w:p>
         </w:tc>
         <w:tc>
           <w:tcPr>
-            <w:tcW w:w="2977" w:type="dxa"/>
-            <w:gridSpan w:val="2"/>
+            <w:tcW w:w="2551" w:type="dxa"/>
+            <w:gridSpan w:val="3"/>
             <w:vAlign w:val="center"/>
           </w:tcPr>
           <w:p>
@@ -4587,27 +3667,39 @@
         </w:trPr>
         <w:tc>
           <w:tcPr>
-            <w:tcW w:w="1836" w:type="dxa"/>
-            <w:gridSpan w:val="2"/>
-          </w:tcPr>
-          <w:p>
-            <w:pPr>
-              <w:jc w:val="center"/>
-              <w:rPr>
-                <w:rFonts w:ascii="標楷體" w:eastAsia="標楷體" w:hAnsi="標楷體"/>
-              </w:rPr>
-            </w:pPr>
-            <w:r>
-              <w:rPr>
-                <w:rFonts w:ascii="標楷體" w:eastAsia="標楷體" w:hAnsi="標楷體"/>
-              </w:rPr>
-              <w:t>{{ LaborCerts_1 }}</w:t>
-            </w:r>
-          </w:p>
-        </w:tc>
-        <w:tc>
-          <w:tcPr>
-            <w:tcW w:w="1560" w:type="dxa"/>
+            <w:tcW w:w="2550" w:type="dxa"/>
+            <w:gridSpan w:val="4"/>
+          </w:tcPr>
+          <w:p>
+            <w:pPr>
+              <w:jc w:val="center"/>
+              <w:rPr>
+                <w:rFonts w:ascii="標楷體" w:eastAsia="標楷體" w:hAnsi="標楷體"/>
+              </w:rPr>
+            </w:pPr>
+            <w:r>
+              <w:rPr>
+                <w:rFonts w:ascii="標楷體" w:eastAsia="標楷體" w:hAnsi="標楷體"/>
+              </w:rPr>
+              <w:t>{{ LaborCerts</w:t>
+            </w:r>
+            <w:r>
+              <w:rPr>
+                <w:rFonts w:ascii="標楷體" w:eastAsia="標楷體" w:hAnsi="標楷體"/>
+              </w:rPr>
+              <w:t>_</w:t>
+            </w:r>
+            <w:r>
+              <w:rPr>
+                <w:rFonts w:ascii="標楷體" w:eastAsia="標楷體" w:hAnsi="標楷體"/>
+              </w:rPr>
+              <w:t>1 }}</w:t>
+            </w:r>
+          </w:p>
+        </w:tc>
+        <w:tc>
+          <w:tcPr>
+            <w:tcW w:w="2550" w:type="dxa"/>
             <w:gridSpan w:val="3"/>
           </w:tcPr>
           <w:p>
@@ -4617,93 +3709,87 @@
                 <w:rFonts w:ascii="標楷體" w:eastAsia="標楷體" w:hAnsi="標楷體"/>
               </w:rPr>
             </w:pPr>
-          </w:p>
-        </w:tc>
-        <w:tc>
-          <w:tcPr>
-            <w:tcW w:w="3118" w:type="dxa"/>
-            <w:gridSpan w:val="9"/>
-          </w:tcPr>
-          <w:p>
-            <w:pPr>
-              <w:jc w:val="center"/>
-              <w:rPr>
-                <w:rFonts w:ascii="標楷體" w:eastAsia="標楷體" w:hAnsi="標楷體"/>
-              </w:rPr>
-            </w:pPr>
-            <w:r>
-              <w:rPr>
-                <w:rFonts w:ascii="標楷體" w:eastAsia="標楷體" w:hAnsi="標楷體"/>
-              </w:rPr>
-              <w:t>{{ IntlCerts_1}}</w:t>
-            </w:r>
-          </w:p>
-        </w:tc>
-        <w:tc>
-          <w:tcPr>
-            <w:tcW w:w="993" w:type="dxa"/>
-            <w:gridSpan w:val="2"/>
-          </w:tcPr>
-          <w:p>
-            <w:pPr>
-              <w:jc w:val="center"/>
-              <w:rPr>
-                <w:rFonts w:ascii="標楷體" w:eastAsia="標楷體" w:hAnsi="標楷體"/>
-              </w:rPr>
-            </w:pPr>
-          </w:p>
-        </w:tc>
-        <w:tc>
-          <w:tcPr>
-            <w:tcW w:w="1644" w:type="dxa"/>
-            <w:gridSpan w:val="5"/>
-          </w:tcPr>
-          <w:p>
-            <w:pPr>
-              <w:jc w:val="center"/>
-              <w:rPr>
-                <w:rFonts w:ascii="標楷體" w:eastAsia="標楷體" w:hAnsi="標楷體"/>
-              </w:rPr>
-            </w:pPr>
-          </w:p>
-        </w:tc>
-        <w:tc>
-          <w:tcPr>
-            <w:tcW w:w="4968" w:type="dxa"/>
-            <w:gridSpan w:val="4"/>
-          </w:tcPr>
-          <w:p>
-            <w:pPr>
-              <w:jc w:val="center"/>
-              <w:rPr>
-                <w:rFonts w:ascii="標楷體" w:eastAsia="標楷體" w:hAnsi="標楷體"/>
-              </w:rPr>
-            </w:pPr>
-            <w:r>
-              <w:rPr>
-                <w:rFonts w:ascii="標楷體" w:eastAsia="標楷體" w:hAnsi="標楷體"/>
-              </w:rPr>
-              <w:t>{{ LocalCerts_1}}</w:t>
-            </w:r>
-          </w:p>
-        </w:tc>
-        <w:tc>
-          <w:tcPr>
-            <w:tcW w:w="2977" w:type="dxa"/>
-            <w:gridSpan w:val="2"/>
-          </w:tcPr>
-          <w:p>
-            <w:pPr>
-              <w:jc w:val="center"/>
-              <w:rPr>
-                <w:rFonts w:ascii="標楷體" w:eastAsia="標楷體" w:hAnsi="標楷體"/>
-              </w:rPr>
-            </w:pPr>
-            <w:r>
-              <w:rPr>
-                <w:rFonts w:ascii="標楷體" w:eastAsia="標楷體" w:hAnsi="標楷體"/>
-              </w:rPr>
-              <w:t>{{ OtherCerts_1}}</w:t>
+            <w:r>
+              <w:rPr>
+                <w:rFonts w:ascii="標楷體" w:eastAsia="標楷體" w:hAnsi="標楷體"/>
+              </w:rPr>
+              <w:t>{{ IntlCerts</w:t>
+            </w:r>
+            <w:r>
+              <w:rPr>
+                <w:rFonts w:ascii="標楷體" w:eastAsia="標楷體" w:hAnsi="標楷體"/>
+              </w:rPr>
+              <w:t>_1</w:t>
+            </w:r>
+            <w:r>
+              <w:rPr>
+                <w:rFonts w:ascii="標楷體" w:eastAsia="標楷體" w:hAnsi="標楷體"/>
+              </w:rPr>
+              <w:t>}}</w:t>
+            </w:r>
+          </w:p>
+        </w:tc>
+        <w:tc>
+          <w:tcPr>
+            <w:tcW w:w="2550" w:type="dxa"/>
+            <w:gridSpan w:val="3"/>
+          </w:tcPr>
+          <w:p>
+            <w:pPr>
+              <w:jc w:val="center"/>
+              <w:rPr>
+                <w:rFonts w:ascii="標楷體" w:eastAsia="標楷體" w:hAnsi="標楷體"/>
+              </w:rPr>
+            </w:pPr>
+            <w:r>
+              <w:rPr>
+                <w:rFonts w:ascii="標楷體" w:eastAsia="標楷體" w:hAnsi="標楷體"/>
+              </w:rPr>
+              <w:t>{{ LocalCerts</w:t>
+            </w:r>
+            <w:r>
+              <w:rPr>
+                <w:rFonts w:ascii="標楷體" w:eastAsia="標楷體" w:hAnsi="標楷體"/>
+              </w:rPr>
+              <w:t>_1</w:t>
+            </w:r>
+            <w:r>
+              <w:rPr>
+                <w:rFonts w:ascii="標楷體" w:eastAsia="標楷體" w:hAnsi="標楷體"/>
+              </w:rPr>
+              <w:t>}}</w:t>
+            </w:r>
+          </w:p>
+        </w:tc>
+        <w:tc>
+          <w:tcPr>
+            <w:tcW w:w="2551" w:type="dxa"/>
+            <w:gridSpan w:val="3"/>
+          </w:tcPr>
+          <w:p>
+            <w:pPr>
+              <w:jc w:val="center"/>
+              <w:rPr>
+                <w:rFonts w:ascii="標楷體" w:eastAsia="標楷體" w:hAnsi="標楷體"/>
+              </w:rPr>
+            </w:pPr>
+            <w:r>
+              <w:rPr>
+                <w:rFonts w:ascii="標楷體" w:eastAsia="標楷體" w:hAnsi="標楷體"/>
+              </w:rPr>
+              <w:t>{{ OtherCerts</w:t>
+            </w:r>
+            <w:r>
+              <w:rPr>
+                <w:rFonts w:ascii="標楷體" w:eastAsia="標楷體" w:hAnsi="標楷體"/>
+              </w:rPr>
+              <w:t>_1</w:t>
+            </w:r>
+            <w:r>
+              <w:rPr>
+                <w:rFonts w:ascii="標楷體" w:eastAsia="標楷體" w:hAnsi="標楷體"/>
+              </w:rPr>
+              <w:t>}}</w:t>
             </w:r>
           </w:p>
         </w:tc>
@@ -4715,27 +3801,39 @@
         </w:trPr>
         <w:tc>
           <w:tcPr>
-            <w:tcW w:w="1836" w:type="dxa"/>
-            <w:gridSpan w:val="2"/>
-          </w:tcPr>
-          <w:p>
-            <w:pPr>
-              <w:jc w:val="center"/>
-              <w:rPr>
-                <w:rFonts w:ascii="標楷體" w:eastAsia="標楷體" w:hAnsi="標楷體"/>
-              </w:rPr>
-            </w:pPr>
-            <w:r>
-              <w:rPr>
-                <w:rFonts w:ascii="標楷體" w:eastAsia="標楷體" w:hAnsi="標楷體"/>
-              </w:rPr>
-              <w:t>{{ LaborCerts_2 }}</w:t>
-            </w:r>
-          </w:p>
-        </w:tc>
-        <w:tc>
-          <w:tcPr>
-            <w:tcW w:w="1560" w:type="dxa"/>
+            <w:tcW w:w="2550" w:type="dxa"/>
+            <w:gridSpan w:val="4"/>
+          </w:tcPr>
+          <w:p>
+            <w:pPr>
+              <w:jc w:val="center"/>
+              <w:rPr>
+                <w:rFonts w:ascii="標楷體" w:eastAsia="標楷體" w:hAnsi="標楷體"/>
+              </w:rPr>
+            </w:pPr>
+            <w:r>
+              <w:rPr>
+                <w:rFonts w:ascii="標楷體" w:eastAsia="標楷體" w:hAnsi="標楷體"/>
+              </w:rPr>
+              <w:t>{{ LaborCerts</w:t>
+            </w:r>
+            <w:r>
+              <w:rPr>
+                <w:rFonts w:ascii="標楷體" w:eastAsia="標楷體" w:hAnsi="標楷體"/>
+              </w:rPr>
+              <w:t>_</w:t>
+            </w:r>
+            <w:r>
+              <w:rPr>
+                <w:rFonts w:ascii="標楷體" w:eastAsia="標楷體" w:hAnsi="標楷體"/>
+              </w:rPr>
+              <w:t>2 }}</w:t>
+            </w:r>
+          </w:p>
+        </w:tc>
+        <w:tc>
+          <w:tcPr>
+            <w:tcW w:w="2550" w:type="dxa"/>
             <w:gridSpan w:val="3"/>
           </w:tcPr>
           <w:p>
@@ -4745,93 +3843,87 @@
                 <w:rFonts w:ascii="標楷體" w:eastAsia="標楷體" w:hAnsi="標楷體"/>
               </w:rPr>
             </w:pPr>
-          </w:p>
-        </w:tc>
-        <w:tc>
-          <w:tcPr>
-            <w:tcW w:w="3118" w:type="dxa"/>
-            <w:gridSpan w:val="9"/>
-          </w:tcPr>
-          <w:p>
-            <w:pPr>
-              <w:jc w:val="center"/>
-              <w:rPr>
-                <w:rFonts w:ascii="標楷體" w:eastAsia="標楷體" w:hAnsi="標楷體"/>
-              </w:rPr>
-            </w:pPr>
-            <w:r>
-              <w:rPr>
-                <w:rFonts w:ascii="標楷體" w:eastAsia="標楷體" w:hAnsi="標楷體"/>
-              </w:rPr>
-              <w:t>{{ IntlCerts_2}}</w:t>
-            </w:r>
-          </w:p>
-        </w:tc>
-        <w:tc>
-          <w:tcPr>
-            <w:tcW w:w="993" w:type="dxa"/>
-            <w:gridSpan w:val="2"/>
-          </w:tcPr>
-          <w:p>
-            <w:pPr>
-              <w:jc w:val="center"/>
-              <w:rPr>
-                <w:rFonts w:ascii="標楷體" w:eastAsia="標楷體" w:hAnsi="標楷體"/>
-              </w:rPr>
-            </w:pPr>
-          </w:p>
-        </w:tc>
-        <w:tc>
-          <w:tcPr>
-            <w:tcW w:w="1644" w:type="dxa"/>
-            <w:gridSpan w:val="5"/>
-          </w:tcPr>
-          <w:p>
-            <w:pPr>
-              <w:jc w:val="center"/>
-              <w:rPr>
-                <w:rFonts w:ascii="標楷體" w:eastAsia="標楷體" w:hAnsi="標楷體"/>
-              </w:rPr>
-            </w:pPr>
-          </w:p>
-        </w:tc>
-        <w:tc>
-          <w:tcPr>
-            <w:tcW w:w="4968" w:type="dxa"/>
-            <w:gridSpan w:val="4"/>
-          </w:tcPr>
-          <w:p>
-            <w:pPr>
-              <w:jc w:val="center"/>
-              <w:rPr>
-                <w:rFonts w:ascii="標楷體" w:eastAsia="標楷體" w:hAnsi="標楷體"/>
-              </w:rPr>
-            </w:pPr>
-            <w:r>
-              <w:rPr>
-                <w:rFonts w:ascii="標楷體" w:eastAsia="標楷體" w:hAnsi="標楷體"/>
-              </w:rPr>
-              <w:t>{{ LocalCerts_2}}</w:t>
-            </w:r>
-          </w:p>
-        </w:tc>
-        <w:tc>
-          <w:tcPr>
-            <w:tcW w:w="2977" w:type="dxa"/>
-            <w:gridSpan w:val="2"/>
-          </w:tcPr>
-          <w:p>
-            <w:pPr>
-              <w:jc w:val="center"/>
-              <w:rPr>
-                <w:rFonts w:ascii="標楷體" w:eastAsia="標楷體" w:hAnsi="標楷體"/>
-              </w:rPr>
-            </w:pPr>
-            <w:r>
-              <w:rPr>
-                <w:rFonts w:ascii="標楷體" w:eastAsia="標楷體" w:hAnsi="標楷體"/>
-              </w:rPr>
-              <w:t>{{ OtherCerts_2}}</w:t>
+            <w:r>
+              <w:rPr>
+                <w:rFonts w:ascii="標楷體" w:eastAsia="標楷體" w:hAnsi="標楷體"/>
+              </w:rPr>
+              <w:t>{{ IntlCerts</w:t>
+            </w:r>
+            <w:r>
+              <w:rPr>
+                <w:rFonts w:ascii="標楷體" w:eastAsia="標楷體" w:hAnsi="標楷體"/>
+              </w:rPr>
+              <w:t>_2</w:t>
+            </w:r>
+            <w:r>
+              <w:rPr>
+                <w:rFonts w:ascii="標楷體" w:eastAsia="標楷體" w:hAnsi="標楷體"/>
+              </w:rPr>
+              <w:t>}}</w:t>
+            </w:r>
+          </w:p>
+        </w:tc>
+        <w:tc>
+          <w:tcPr>
+            <w:tcW w:w="2550" w:type="dxa"/>
+            <w:gridSpan w:val="3"/>
+          </w:tcPr>
+          <w:p>
+            <w:pPr>
+              <w:jc w:val="center"/>
+              <w:rPr>
+                <w:rFonts w:ascii="標楷體" w:eastAsia="標楷體" w:hAnsi="標楷體"/>
+              </w:rPr>
+            </w:pPr>
+            <w:r>
+              <w:rPr>
+                <w:rFonts w:ascii="標楷體" w:eastAsia="標楷體" w:hAnsi="標楷體"/>
+              </w:rPr>
+              <w:t>{{ LocalCerts</w:t>
+            </w:r>
+            <w:r>
+              <w:rPr>
+                <w:rFonts w:ascii="標楷體" w:eastAsia="標楷體" w:hAnsi="標楷體"/>
+              </w:rPr>
+              <w:t>_2</w:t>
+            </w:r>
+            <w:r>
+              <w:rPr>
+                <w:rFonts w:ascii="標楷體" w:eastAsia="標楷體" w:hAnsi="標楷體"/>
+              </w:rPr>
+              <w:t>}}</w:t>
+            </w:r>
+          </w:p>
+        </w:tc>
+        <w:tc>
+          <w:tcPr>
+            <w:tcW w:w="2551" w:type="dxa"/>
+            <w:gridSpan w:val="3"/>
+          </w:tcPr>
+          <w:p>
+            <w:pPr>
+              <w:jc w:val="center"/>
+              <w:rPr>
+                <w:rFonts w:ascii="標楷體" w:eastAsia="標楷體" w:hAnsi="標楷體"/>
+              </w:rPr>
+            </w:pPr>
+            <w:r>
+              <w:rPr>
+                <w:rFonts w:ascii="標楷體" w:eastAsia="標楷體" w:hAnsi="標楷體"/>
+              </w:rPr>
+              <w:t>{{ OtherCerts</w:t>
+            </w:r>
+            <w:r>
+              <w:rPr>
+                <w:rFonts w:ascii="標楷體" w:eastAsia="標楷體" w:hAnsi="標楷體"/>
+              </w:rPr>
+              <w:t>_2</w:t>
+            </w:r>
+            <w:r>
+              <w:rPr>
+                <w:rFonts w:ascii="標楷體" w:eastAsia="標楷體" w:hAnsi="標楷體"/>
+              </w:rPr>
+              <w:t>}}</w:t>
             </w:r>
           </w:p>
         </w:tc>
@@ -4843,34 +3935,39 @@
         </w:trPr>
         <w:tc>
           <w:tcPr>
-            <w:tcW w:w="1836" w:type="dxa"/>
-            <w:gridSpan w:val="2"/>
-          </w:tcPr>
-          <w:p>
-            <w:pPr>
-              <w:jc w:val="center"/>
-              <w:rPr>
-                <w:rFonts w:ascii="標楷體" w:eastAsia="標楷體" w:hAnsi="標楷體"/>
-              </w:rPr>
-            </w:pPr>
-            <w:r>
-              <w:rPr>
-                <w:rFonts w:ascii="標楷體" w:eastAsia="標楷體" w:hAnsi="標楷體"/>
-              </w:rPr>
-              <w:t>{{ LaborCerts_</w:t>
-            </w:r>
-            <w:r>
-              <w:rPr>
-                <w:rFonts w:ascii="標楷體" w:eastAsia="標楷體" w:hAnsi="標楷體"/>
-              </w:rPr>
-              <w:lastRenderedPageBreak/>
+            <w:tcW w:w="2550" w:type="dxa"/>
+            <w:gridSpan w:val="4"/>
+          </w:tcPr>
+          <w:p>
+            <w:pPr>
+              <w:jc w:val="center"/>
+              <w:rPr>
+                <w:rFonts w:ascii="標楷體" w:eastAsia="標楷體" w:hAnsi="標楷體"/>
+              </w:rPr>
+            </w:pPr>
+            <w:r>
+              <w:rPr>
+                <w:rFonts w:ascii="標楷體" w:eastAsia="標楷體" w:hAnsi="標楷體"/>
+              </w:rPr>
+              <w:t>{{ LaborCerts</w:t>
+            </w:r>
+            <w:r>
+              <w:rPr>
+                <w:rFonts w:ascii="標楷體" w:eastAsia="標楷體" w:hAnsi="標楷體"/>
+              </w:rPr>
+              <w:t>_</w:t>
+            </w:r>
+            <w:r>
+              <w:rPr>
+                <w:rFonts w:ascii="標楷體" w:eastAsia="標楷體" w:hAnsi="標楷體"/>
+              </w:rPr>
               <w:t>3 }}</w:t>
             </w:r>
           </w:p>
         </w:tc>
         <w:tc>
           <w:tcPr>
-            <w:tcW w:w="1560" w:type="dxa"/>
+            <w:tcW w:w="2550" w:type="dxa"/>
             <w:gridSpan w:val="3"/>
           </w:tcPr>
           <w:p>
@@ -4880,93 +3977,93 @@
                 <w:rFonts w:ascii="標楷體" w:eastAsia="標楷體" w:hAnsi="標楷體"/>
               </w:rPr>
             </w:pPr>
-          </w:p>
-        </w:tc>
-        <w:tc>
-          <w:tcPr>
-            <w:tcW w:w="3118" w:type="dxa"/>
-            <w:gridSpan w:val="9"/>
-          </w:tcPr>
-          <w:p>
-            <w:pPr>
-              <w:jc w:val="center"/>
-              <w:rPr>
-                <w:rFonts w:ascii="標楷體" w:eastAsia="標楷體" w:hAnsi="標楷體"/>
-              </w:rPr>
-            </w:pPr>
-            <w:r>
-              <w:rPr>
-                <w:rFonts w:ascii="標楷體" w:eastAsia="標楷體" w:hAnsi="標楷體"/>
-              </w:rPr>
-              <w:t>{{ IntlCerts_3}}</w:t>
-            </w:r>
-          </w:p>
-        </w:tc>
-        <w:tc>
-          <w:tcPr>
-            <w:tcW w:w="993" w:type="dxa"/>
-            <w:gridSpan w:val="2"/>
-          </w:tcPr>
-          <w:p>
-            <w:pPr>
-              <w:jc w:val="center"/>
-              <w:rPr>
-                <w:rFonts w:ascii="標楷體" w:eastAsia="標楷體" w:hAnsi="標楷體"/>
-              </w:rPr>
-            </w:pPr>
-          </w:p>
-        </w:tc>
-        <w:tc>
-          <w:tcPr>
-            <w:tcW w:w="1644" w:type="dxa"/>
-            <w:gridSpan w:val="5"/>
-          </w:tcPr>
-          <w:p>
-            <w:pPr>
-              <w:jc w:val="center"/>
-              <w:rPr>
-                <w:rFonts w:ascii="標楷體" w:eastAsia="標楷體" w:hAnsi="標楷體"/>
-              </w:rPr>
-            </w:pPr>
-          </w:p>
-        </w:tc>
-        <w:tc>
-          <w:tcPr>
-            <w:tcW w:w="4968" w:type="dxa"/>
-            <w:gridSpan w:val="4"/>
-          </w:tcPr>
-          <w:p>
-            <w:pPr>
-              <w:jc w:val="center"/>
-              <w:rPr>
-                <w:rFonts w:ascii="標楷體" w:eastAsia="標楷體" w:hAnsi="標楷體"/>
-              </w:rPr>
-            </w:pPr>
-            <w:r>
-              <w:rPr>
-                <w:rFonts w:ascii="標楷體" w:eastAsia="標楷體" w:hAnsi="標楷體"/>
-              </w:rPr>
-              <w:t>{{ LocalCerts_3}}</w:t>
-            </w:r>
-          </w:p>
-        </w:tc>
-        <w:tc>
-          <w:tcPr>
-            <w:tcW w:w="2977" w:type="dxa"/>
-            <w:gridSpan w:val="2"/>
-          </w:tcPr>
-          <w:p>
-            <w:pPr>
-              <w:jc w:val="center"/>
-              <w:rPr>
-                <w:rFonts w:ascii="標楷體" w:eastAsia="標楷體" w:hAnsi="標楷體"/>
-              </w:rPr>
-            </w:pPr>
-            <w:r>
-              <w:rPr>
-                <w:rFonts w:ascii="標楷體" w:eastAsia="標楷體" w:hAnsi="標楷體"/>
-              </w:rPr>
-              <w:t>{{ OtherCerts_3}}</w:t>
+            <w:r>
+              <w:rPr>
+                <w:rFonts w:ascii="標楷體" w:eastAsia="標楷體" w:hAnsi="標楷體"/>
+              </w:rPr>
+              <w:t>{{ IntlCert</w:t>
+            </w:r>
+            <w:r>
+              <w:rPr>
+                <w:rFonts w:ascii="標楷體" w:eastAsia="標楷體" w:hAnsi="標楷體"/>
+              </w:rPr>
+              <w:t>s</w:t>
+            </w:r>
+            <w:r>
+              <w:rPr>
+                <w:rFonts w:ascii="標楷體" w:eastAsia="標楷體" w:hAnsi="標楷體"/>
+              </w:rPr>
+              <w:t>_3</w:t>
+            </w:r>
+            <w:r>
+              <w:rPr>
+                <w:rFonts w:ascii="標楷體" w:eastAsia="標楷體" w:hAnsi="標楷體"/>
+              </w:rPr>
+              <w:t>}}</w:t>
+            </w:r>
+          </w:p>
+        </w:tc>
+        <w:tc>
+          <w:tcPr>
+            <w:tcW w:w="2550" w:type="dxa"/>
+            <w:gridSpan w:val="3"/>
+          </w:tcPr>
+          <w:p>
+            <w:pPr>
+              <w:jc w:val="center"/>
+              <w:rPr>
+                <w:rFonts w:ascii="標楷體" w:eastAsia="標楷體" w:hAnsi="標楷體"/>
+              </w:rPr>
+            </w:pPr>
+            <w:r>
+              <w:rPr>
+                <w:rFonts w:ascii="標楷體" w:eastAsia="標楷體" w:hAnsi="標楷體"/>
+              </w:rPr>
+              <w:t>{{ LocalCerts</w:t>
+            </w:r>
+            <w:r>
+              <w:rPr>
+                <w:rFonts w:ascii="標楷體" w:eastAsia="標楷體" w:hAnsi="標楷體"/>
+              </w:rPr>
+              <w:t>_3</w:t>
+            </w:r>
+            <w:r>
+              <w:rPr>
+                <w:rFonts w:ascii="標楷體" w:eastAsia="標楷體" w:hAnsi="標楷體"/>
+              </w:rPr>
+              <w:t>}}</w:t>
+            </w:r>
+          </w:p>
+        </w:tc>
+        <w:tc>
+          <w:tcPr>
+            <w:tcW w:w="2551" w:type="dxa"/>
+            <w:gridSpan w:val="3"/>
+          </w:tcPr>
+          <w:p>
+            <w:pPr>
+              <w:jc w:val="center"/>
+              <w:rPr>
+                <w:rFonts w:ascii="標楷體" w:eastAsia="標楷體" w:hAnsi="標楷體"/>
+              </w:rPr>
+            </w:pPr>
+            <w:r>
+              <w:rPr>
+                <w:rFonts w:ascii="標楷體" w:eastAsia="標楷體" w:hAnsi="標楷體"/>
+              </w:rPr>
+              <w:t>{{ OtherCerts</w:t>
+            </w:r>
+            <w:r>
+              <w:rPr>
+                <w:rFonts w:ascii="標楷體" w:eastAsia="標楷體" w:hAnsi="標楷體"/>
+              </w:rPr>
+              <w:t>_3</w:t>
+            </w:r>
+            <w:r>
+              <w:rPr>
+                <w:rFonts w:ascii="標楷體" w:eastAsia="標楷體" w:hAnsi="標楷體"/>
+              </w:rPr>
+              <w:t>}}</w:t>
             </w:r>
           </w:p>
         </w:tc>
@@ -4978,27 +4075,39 @@
         </w:trPr>
         <w:tc>
           <w:tcPr>
-            <w:tcW w:w="1836" w:type="dxa"/>
-            <w:gridSpan w:val="2"/>
-          </w:tcPr>
-          <w:p>
-            <w:pPr>
-              <w:jc w:val="center"/>
-              <w:rPr>
-                <w:rFonts w:ascii="標楷體" w:eastAsia="標楷體" w:hAnsi="標楷體"/>
-              </w:rPr>
-            </w:pPr>
-            <w:r>
-              <w:rPr>
-                <w:rFonts w:ascii="標楷體" w:eastAsia="標楷體" w:hAnsi="標楷體"/>
-              </w:rPr>
-              <w:t>{{ LaborCerts_4 }}</w:t>
-            </w:r>
-          </w:p>
-        </w:tc>
-        <w:tc>
-          <w:tcPr>
-            <w:tcW w:w="1560" w:type="dxa"/>
+            <w:tcW w:w="2550" w:type="dxa"/>
+            <w:gridSpan w:val="4"/>
+          </w:tcPr>
+          <w:p>
+            <w:pPr>
+              <w:jc w:val="center"/>
+              <w:rPr>
+                <w:rFonts w:ascii="標楷體" w:eastAsia="標楷體" w:hAnsi="標楷體"/>
+              </w:rPr>
+            </w:pPr>
+            <w:r>
+              <w:rPr>
+                <w:rFonts w:ascii="標楷體" w:eastAsia="標楷體" w:hAnsi="標楷體"/>
+              </w:rPr>
+              <w:t>{{ LaborCerts</w:t>
+            </w:r>
+            <w:r>
+              <w:rPr>
+                <w:rFonts w:ascii="標楷體" w:eastAsia="標楷體" w:hAnsi="標楷體"/>
+              </w:rPr>
+              <w:t>_4</w:t>
+            </w:r>
+            <w:r>
+              <w:rPr>
+                <w:rFonts w:ascii="標楷體" w:eastAsia="標楷體" w:hAnsi="標楷體"/>
+              </w:rPr>
+              <w:t xml:space="preserve"> }}</w:t>
+            </w:r>
+          </w:p>
+        </w:tc>
+        <w:tc>
+          <w:tcPr>
+            <w:tcW w:w="2550" w:type="dxa"/>
             <w:gridSpan w:val="3"/>
           </w:tcPr>
           <w:p>
@@ -5008,93 +4117,87 @@
                 <w:rFonts w:ascii="標楷體" w:eastAsia="標楷體" w:hAnsi="標楷體"/>
               </w:rPr>
             </w:pPr>
-          </w:p>
-        </w:tc>
-        <w:tc>
-          <w:tcPr>
-            <w:tcW w:w="3118" w:type="dxa"/>
-            <w:gridSpan w:val="9"/>
-          </w:tcPr>
-          <w:p>
-            <w:pPr>
-              <w:jc w:val="center"/>
-              <w:rPr>
-                <w:rFonts w:ascii="標楷體" w:eastAsia="標楷體" w:hAnsi="標楷體"/>
-              </w:rPr>
-            </w:pPr>
-            <w:r>
-              <w:rPr>
-                <w:rFonts w:ascii="標楷體" w:eastAsia="標楷體" w:hAnsi="標楷體"/>
-              </w:rPr>
-              <w:t>{{ IntlCerts_4}}</w:t>
-            </w:r>
-          </w:p>
-        </w:tc>
-        <w:tc>
-          <w:tcPr>
-            <w:tcW w:w="993" w:type="dxa"/>
-            <w:gridSpan w:val="2"/>
-          </w:tcPr>
-          <w:p>
-            <w:pPr>
-              <w:jc w:val="center"/>
-              <w:rPr>
-                <w:rFonts w:ascii="標楷體" w:eastAsia="標楷體" w:hAnsi="標楷體"/>
-              </w:rPr>
-            </w:pPr>
-          </w:p>
-        </w:tc>
-        <w:tc>
-          <w:tcPr>
-            <w:tcW w:w="1644" w:type="dxa"/>
-            <w:gridSpan w:val="5"/>
-          </w:tcPr>
-          <w:p>
-            <w:pPr>
-              <w:jc w:val="center"/>
-              <w:rPr>
-                <w:rFonts w:ascii="標楷體" w:eastAsia="標楷體" w:hAnsi="標楷體"/>
-              </w:rPr>
-            </w:pPr>
-          </w:p>
-        </w:tc>
-        <w:tc>
-          <w:tcPr>
-            <w:tcW w:w="4968" w:type="dxa"/>
-            <w:gridSpan w:val="4"/>
-          </w:tcPr>
-          <w:p>
-            <w:pPr>
-              <w:jc w:val="center"/>
-              <w:rPr>
-                <w:rFonts w:ascii="標楷體" w:eastAsia="標楷體" w:hAnsi="標楷體"/>
-              </w:rPr>
-            </w:pPr>
-            <w:r>
-              <w:rPr>
-                <w:rFonts w:ascii="標楷體" w:eastAsia="標楷體" w:hAnsi="標楷體"/>
-              </w:rPr>
-              <w:t>{{ LocalCerts_4}}</w:t>
-            </w:r>
-          </w:p>
-        </w:tc>
-        <w:tc>
-          <w:tcPr>
-            <w:tcW w:w="2977" w:type="dxa"/>
-            <w:gridSpan w:val="2"/>
-          </w:tcPr>
-          <w:p>
-            <w:pPr>
-              <w:jc w:val="center"/>
-              <w:rPr>
-                <w:rFonts w:ascii="標楷體" w:eastAsia="標楷體" w:hAnsi="標楷體"/>
-              </w:rPr>
-            </w:pPr>
-            <w:r>
-              <w:rPr>
-                <w:rFonts w:ascii="標楷體" w:eastAsia="標楷體" w:hAnsi="標楷體"/>
-              </w:rPr>
-              <w:t>{{ OtherCerts_4}}</w:t>
+            <w:r>
+              <w:rPr>
+                <w:rFonts w:ascii="標楷體" w:eastAsia="標楷體" w:hAnsi="標楷體"/>
+              </w:rPr>
+              <w:t>{{ IntlCerts</w:t>
+            </w:r>
+            <w:r>
+              <w:rPr>
+                <w:rFonts w:ascii="標楷體" w:eastAsia="標楷體" w:hAnsi="標楷體"/>
+              </w:rPr>
+              <w:t>_4</w:t>
+            </w:r>
+            <w:r>
+              <w:rPr>
+                <w:rFonts w:ascii="標楷體" w:eastAsia="標楷體" w:hAnsi="標楷體"/>
+              </w:rPr>
+              <w:t>}}</w:t>
+            </w:r>
+          </w:p>
+        </w:tc>
+        <w:tc>
+          <w:tcPr>
+            <w:tcW w:w="2550" w:type="dxa"/>
+            <w:gridSpan w:val="3"/>
+          </w:tcPr>
+          <w:p>
+            <w:pPr>
+              <w:jc w:val="center"/>
+              <w:rPr>
+                <w:rFonts w:ascii="標楷體" w:eastAsia="標楷體" w:hAnsi="標楷體"/>
+              </w:rPr>
+            </w:pPr>
+            <w:r>
+              <w:rPr>
+                <w:rFonts w:ascii="標楷體" w:eastAsia="標楷體" w:hAnsi="標楷體"/>
+              </w:rPr>
+              <w:t>{{ LocalCerts</w:t>
+            </w:r>
+            <w:r>
+              <w:rPr>
+                <w:rFonts w:ascii="標楷體" w:eastAsia="標楷體" w:hAnsi="標楷體"/>
+              </w:rPr>
+              <w:t>_4</w:t>
+            </w:r>
+            <w:r>
+              <w:rPr>
+                <w:rFonts w:ascii="標楷體" w:eastAsia="標楷體" w:hAnsi="標楷體"/>
+              </w:rPr>
+              <w:t>}}</w:t>
+            </w:r>
+          </w:p>
+        </w:tc>
+        <w:tc>
+          <w:tcPr>
+            <w:tcW w:w="2551" w:type="dxa"/>
+            <w:gridSpan w:val="3"/>
+          </w:tcPr>
+          <w:p>
+            <w:pPr>
+              <w:jc w:val="center"/>
+              <w:rPr>
+                <w:rFonts w:ascii="標楷體" w:eastAsia="標楷體" w:hAnsi="標楷體"/>
+              </w:rPr>
+            </w:pPr>
+            <w:r>
+              <w:rPr>
+                <w:rFonts w:ascii="標楷體" w:eastAsia="標楷體" w:hAnsi="標楷體"/>
+              </w:rPr>
+              <w:t>{{ OtherCerts</w:t>
+            </w:r>
+            <w:r>
+              <w:rPr>
+                <w:rFonts w:ascii="標楷體" w:eastAsia="標楷體" w:hAnsi="標楷體"/>
+              </w:rPr>
+              <w:t>_4</w:t>
+            </w:r>
+            <w:r>
+              <w:rPr>
+                <w:rFonts w:ascii="標楷體" w:eastAsia="標楷體" w:hAnsi="標楷體"/>
+              </w:rPr>
+              <w:t>}}</w:t>
             </w:r>
           </w:p>
         </w:tc>
@@ -5106,27 +4209,39 @@
         </w:trPr>
         <w:tc>
           <w:tcPr>
-            <w:tcW w:w="1836" w:type="dxa"/>
-            <w:gridSpan w:val="2"/>
-          </w:tcPr>
-          <w:p>
-            <w:pPr>
-              <w:jc w:val="center"/>
-              <w:rPr>
-                <w:rFonts w:ascii="標楷體" w:eastAsia="標楷體" w:hAnsi="標楷體"/>
-              </w:rPr>
-            </w:pPr>
-            <w:r>
-              <w:rPr>
-                <w:rFonts w:ascii="標楷體" w:eastAsia="標楷體" w:hAnsi="標楷體"/>
-              </w:rPr>
-              <w:t>{{ LaborCerts_5 }}</w:t>
-            </w:r>
-          </w:p>
-        </w:tc>
-        <w:tc>
-          <w:tcPr>
-            <w:tcW w:w="1560" w:type="dxa"/>
+            <w:tcW w:w="2550" w:type="dxa"/>
+            <w:gridSpan w:val="4"/>
+          </w:tcPr>
+          <w:p>
+            <w:pPr>
+              <w:jc w:val="center"/>
+              <w:rPr>
+                <w:rFonts w:ascii="標楷體" w:eastAsia="標楷體" w:hAnsi="標楷體"/>
+              </w:rPr>
+            </w:pPr>
+            <w:r>
+              <w:rPr>
+                <w:rFonts w:ascii="標楷體" w:eastAsia="標楷體" w:hAnsi="標楷體"/>
+              </w:rPr>
+              <w:t>{{ LaborCerts</w:t>
+            </w:r>
+            <w:r>
+              <w:rPr>
+                <w:rFonts w:ascii="標楷體" w:eastAsia="標楷體" w:hAnsi="標楷體"/>
+              </w:rPr>
+              <w:t>_5</w:t>
+            </w:r>
+            <w:r>
+              <w:rPr>
+                <w:rFonts w:ascii="標楷體" w:eastAsia="標楷體" w:hAnsi="標楷體"/>
+              </w:rPr>
+              <w:t xml:space="preserve"> }}</w:t>
+            </w:r>
+          </w:p>
+        </w:tc>
+        <w:tc>
+          <w:tcPr>
+            <w:tcW w:w="2550" w:type="dxa"/>
             <w:gridSpan w:val="3"/>
           </w:tcPr>
           <w:p>
@@ -5136,93 +4251,87 @@
                 <w:rFonts w:ascii="標楷體" w:eastAsia="標楷體" w:hAnsi="標楷體"/>
               </w:rPr>
             </w:pPr>
-          </w:p>
-        </w:tc>
-        <w:tc>
-          <w:tcPr>
-            <w:tcW w:w="3118" w:type="dxa"/>
-            <w:gridSpan w:val="9"/>
-          </w:tcPr>
-          <w:p>
-            <w:pPr>
-              <w:jc w:val="center"/>
-              <w:rPr>
-                <w:rFonts w:ascii="標楷體" w:eastAsia="標楷體" w:hAnsi="標楷體"/>
-              </w:rPr>
-            </w:pPr>
-            <w:r>
-              <w:rPr>
-                <w:rFonts w:ascii="標楷體" w:eastAsia="標楷體" w:hAnsi="標楷體"/>
-              </w:rPr>
-              <w:t>{{ IntlCerts_5}}</w:t>
-            </w:r>
-          </w:p>
-        </w:tc>
-        <w:tc>
-          <w:tcPr>
-            <w:tcW w:w="993" w:type="dxa"/>
-            <w:gridSpan w:val="2"/>
-          </w:tcPr>
-          <w:p>
-            <w:pPr>
-              <w:jc w:val="center"/>
-              <w:rPr>
-                <w:rFonts w:ascii="標楷體" w:eastAsia="標楷體" w:hAnsi="標楷體"/>
-              </w:rPr>
-            </w:pPr>
-          </w:p>
-        </w:tc>
-        <w:tc>
-          <w:tcPr>
-            <w:tcW w:w="1644" w:type="dxa"/>
-            <w:gridSpan w:val="5"/>
-          </w:tcPr>
-          <w:p>
-            <w:pPr>
-              <w:jc w:val="center"/>
-              <w:rPr>
-                <w:rFonts w:ascii="標楷體" w:eastAsia="標楷體" w:hAnsi="標楷體"/>
-              </w:rPr>
-            </w:pPr>
-          </w:p>
-        </w:tc>
-        <w:tc>
-          <w:tcPr>
-            <w:tcW w:w="4968" w:type="dxa"/>
-            <w:gridSpan w:val="4"/>
-          </w:tcPr>
-          <w:p>
-            <w:pPr>
-              <w:jc w:val="center"/>
-              <w:rPr>
-                <w:rFonts w:ascii="標楷體" w:eastAsia="標楷體" w:hAnsi="標楷體"/>
-              </w:rPr>
-            </w:pPr>
-            <w:r>
-              <w:rPr>
-                <w:rFonts w:ascii="標楷體" w:eastAsia="標楷體" w:hAnsi="標楷體"/>
-              </w:rPr>
-              <w:t>{{ LocalCerts_5}}</w:t>
-            </w:r>
-          </w:p>
-        </w:tc>
-        <w:tc>
-          <w:tcPr>
-            <w:tcW w:w="2977" w:type="dxa"/>
-            <w:gridSpan w:val="2"/>
-          </w:tcPr>
-          <w:p>
-            <w:pPr>
-              <w:jc w:val="center"/>
-              <w:rPr>
-                <w:rFonts w:ascii="標楷體" w:eastAsia="標楷體" w:hAnsi="標楷體"/>
-              </w:rPr>
-            </w:pPr>
-            <w:r>
-              <w:rPr>
-                <w:rFonts w:ascii="標楷體" w:eastAsia="標楷體" w:hAnsi="標楷體"/>
-              </w:rPr>
-              <w:t>{{ OtherCerts_5}}</w:t>
+            <w:r>
+              <w:rPr>
+                <w:rFonts w:ascii="標楷體" w:eastAsia="標楷體" w:hAnsi="標楷體"/>
+              </w:rPr>
+              <w:t>{{ IntlCerts</w:t>
+            </w:r>
+            <w:r>
+              <w:rPr>
+                <w:rFonts w:ascii="標楷體" w:eastAsia="標楷體" w:hAnsi="標楷體"/>
+              </w:rPr>
+              <w:t>_5</w:t>
+            </w:r>
+            <w:r>
+              <w:rPr>
+                <w:rFonts w:ascii="標楷體" w:eastAsia="標楷體" w:hAnsi="標楷體"/>
+              </w:rPr>
+              <w:t>}}</w:t>
+            </w:r>
+          </w:p>
+        </w:tc>
+        <w:tc>
+          <w:tcPr>
+            <w:tcW w:w="2550" w:type="dxa"/>
+            <w:gridSpan w:val="3"/>
+          </w:tcPr>
+          <w:p>
+            <w:pPr>
+              <w:jc w:val="center"/>
+              <w:rPr>
+                <w:rFonts w:ascii="標楷體" w:eastAsia="標楷體" w:hAnsi="標楷體"/>
+              </w:rPr>
+            </w:pPr>
+            <w:r>
+              <w:rPr>
+                <w:rFonts w:ascii="標楷體" w:eastAsia="標楷體" w:hAnsi="標楷體"/>
+              </w:rPr>
+              <w:t>{{ LocalCerts</w:t>
+            </w:r>
+            <w:r>
+              <w:rPr>
+                <w:rFonts w:ascii="標楷體" w:eastAsia="標楷體" w:hAnsi="標楷體"/>
+              </w:rPr>
+              <w:t>_5</w:t>
+            </w:r>
+            <w:r>
+              <w:rPr>
+                <w:rFonts w:ascii="標楷體" w:eastAsia="標楷體" w:hAnsi="標楷體"/>
+              </w:rPr>
+              <w:t>}}</w:t>
+            </w:r>
+          </w:p>
+        </w:tc>
+        <w:tc>
+          <w:tcPr>
+            <w:tcW w:w="2551" w:type="dxa"/>
+            <w:gridSpan w:val="3"/>
+          </w:tcPr>
+          <w:p>
+            <w:pPr>
+              <w:jc w:val="center"/>
+              <w:rPr>
+                <w:rFonts w:ascii="標楷體" w:eastAsia="標楷體" w:hAnsi="標楷體"/>
+              </w:rPr>
+            </w:pPr>
+            <w:r>
+              <w:rPr>
+                <w:rFonts w:ascii="標楷體" w:eastAsia="標楷體" w:hAnsi="標楷體"/>
+              </w:rPr>
+              <w:t>{{ OtherCerts</w:t>
+            </w:r>
+            <w:r>
+              <w:rPr>
+                <w:rFonts w:ascii="標楷體" w:eastAsia="標楷體" w:hAnsi="標楷體"/>
+              </w:rPr>
+              <w:t>_5</w:t>
+            </w:r>
+            <w:r>
+              <w:rPr>
+                <w:rFonts w:ascii="標楷體" w:eastAsia="標楷體" w:hAnsi="標楷體"/>
+              </w:rPr>
+              <w:t>}}</w:t>
             </w:r>
           </w:p>
         </w:tc>
@@ -5240,8 +4349,7 @@
         </w:trPr>
         <w:tc>
           <w:tcPr>
-            <w:tcW w:w="2043" w:type="dxa"/>
-            <w:gridSpan w:val="3"/>
+            <w:tcW w:w="1327" w:type="dxa"/>
             <w:vAlign w:val="center"/>
           </w:tcPr>
           <w:p>
@@ -5263,63 +4371,125 @@
         </w:tc>
         <w:tc>
           <w:tcPr>
-            <w:tcW w:w="1560" w:type="dxa"/>
-            <w:gridSpan w:val="3"/>
+            <w:tcW w:w="4764" w:type="dxa"/>
+            <w:gridSpan w:val="7"/>
+            <w:vAlign w:val="center"/>
           </w:tcPr>
           <w:p>
             <w:pPr>
               <w:jc w:val="both"/>
               <w:rPr>
+                <w:rFonts w:ascii="標楷體" w:eastAsia="標楷體" w:hAnsi="標楷體"/>
+                <w:b/>
+              </w:rPr>
+            </w:pPr>
+            <w:r>
+              <w:rPr>
                 <w:rFonts w:ascii="標楷體" w:eastAsia="標楷體" w:hAnsi="標楷體" w:hint="eastAsia"/>
               </w:rPr>
-            </w:pPr>
-          </w:p>
-        </w:tc>
-        <w:tc>
-          <w:tcPr>
-            <w:tcW w:w="2628" w:type="dxa"/>
-            <w:gridSpan w:val="6"/>
-            <w:vAlign w:val="center"/>
-          </w:tcPr>
-          <w:p>
-            <w:pPr>
-              <w:jc w:val="both"/>
-              <w:rPr>
-                <w:rFonts w:ascii="標楷體" w:eastAsia="標楷體" w:hAnsi="標楷體"/>
-                <w:b/>
-              </w:rPr>
-            </w:pPr>
+              <w:t xml:space="preserve">     </w:t>
+            </w:r>
             <w:r>
               <w:rPr>
                 <w:rFonts w:ascii="標楷體" w:eastAsia="標楷體" w:hAnsi="標楷體" w:hint="eastAsia"/>
               </w:rPr>
-              <w:t xml:space="preserve">     </w:t>
-            </w:r>
+              <w:t xml:space="preserve">英語 </w:t>
+            </w:r>
+            <w:r>
+              <w:t xml:space="preserve">{{ </w:t>
+            </w:r>
+            <w:proofErr w:type="spellStart"/>
+            <w:r>
+              <w:t>En_Jing</w:t>
+            </w:r>
+            <w:proofErr w:type="spellEnd"/>
+            <w:r>
+              <w:t xml:space="preserve"> </w:t>
+            </w:r>
+            <w:r>
+              <w:rPr>
+                <w:rFonts w:hint="eastAsia"/>
+              </w:rPr>
+              <w:t>}</w:t>
+            </w:r>
+            <w:r>
+              <w:t>}</w:t>
+            </w:r>
+            <w:r>
+              <w:rPr>
+                <w:rFonts w:ascii="標楷體" w:eastAsia="標楷體" w:hAnsi="標楷體"/>
+              </w:rPr>
+              <w:t>精通</w:t>
+            </w:r>
+            <w:r>
+              <w:t xml:space="preserve">{{ </w:t>
+            </w:r>
+            <w:proofErr w:type="spellStart"/>
+            <w:r>
+              <w:t>En_Zhong</w:t>
+            </w:r>
+            <w:proofErr w:type="spellEnd"/>
+            <w:r>
+              <w:t xml:space="preserve"> }}</w:t>
+            </w:r>
+            <w:r>
+              <w:rPr>
+                <w:rFonts w:ascii="標楷體" w:eastAsia="標楷體" w:hAnsi="標楷體"/>
+              </w:rPr>
+              <w:t>中等</w:t>
+            </w:r>
+            <w:r>
+              <w:t xml:space="preserve">{{ </w:t>
+            </w:r>
+            <w:proofErr w:type="spellStart"/>
+            <w:r>
+              <w:t>En_Lue</w:t>
+            </w:r>
+            <w:proofErr w:type="spellEnd"/>
+            <w:r>
+              <w:t xml:space="preserve"> }}</w:t>
+            </w:r>
+            <w:r>
+              <w:rPr>
+                <w:rFonts w:ascii="標楷體" w:eastAsia="標楷體" w:hAnsi="標楷體"/>
+              </w:rPr>
+              <w:t>略懂</w:t>
+            </w:r>
+          </w:p>
+          <w:p>
+            <w:pPr>
+              <w:rPr>
+                <w:rFonts w:ascii="標楷體" w:eastAsia="標楷體" w:hAnsi="標楷體"/>
+              </w:rPr>
+            </w:pPr>
             <w:r>
               <w:rPr>
                 <w:rFonts w:ascii="標楷體" w:eastAsia="標楷體" w:hAnsi="標楷體" w:hint="eastAsia"/>
               </w:rPr>
-              <w:t xml:space="preserve">英語 </w:t>
+              <w:t xml:space="preserve"> </w:t>
+            </w:r>
+            <w:r>
+              <w:rPr>
+                <w:rFonts w:ascii="標楷體" w:eastAsia="標楷體" w:hAnsi="標楷體" w:hint="eastAsia"/>
+              </w:rPr>
+              <w:t xml:space="preserve">    </w:t>
+            </w:r>
+            <w:r>
+              <w:rPr>
+                <w:rFonts w:ascii="標楷體" w:eastAsia="標楷體" w:hAnsi="標楷體" w:hint="eastAsia"/>
+              </w:rPr>
+              <w:t xml:space="preserve">日語 </w:t>
             </w:r>
             <w:r>
               <w:t xml:space="preserve">{{ </w:t>
             </w:r>
             <w:proofErr w:type="spellStart"/>
             <w:r>
-              <w:t>En_Jing</w:t>
+              <w:t>Jp_Jing</w:t>
             </w:r>
             <w:proofErr w:type="spellEnd"/>
             <w:r>
-              <w:t xml:space="preserve"> </w:t>
-            </w:r>
-            <w:r>
-              <w:rPr>
-                <w:rFonts w:hint="eastAsia"/>
-              </w:rPr>
-              <w:t>}</w:t>
-            </w:r>
-            <w:r>
-              <w:t>}</w:t>
+              <w:t xml:space="preserve"> }}</w:t>
             </w:r>
             <w:r>
               <w:rPr>
@@ -5332,7 +4502,7 @@
             </w:r>
             <w:proofErr w:type="spellStart"/>
             <w:r>
-              <w:t>En_Zhong</w:t>
+              <w:t>Jp_Zhong</w:t>
             </w:r>
             <w:proofErr w:type="spellEnd"/>
             <w:r>
@@ -5349,7 +4519,7 @@
             </w:r>
             <w:proofErr w:type="spellStart"/>
             <w:r>
-              <w:t>En_Lue</w:t>
+              <w:t>Jp_Lue</w:t>
             </w:r>
             <w:proofErr w:type="spellEnd"/>
             <w:r>
@@ -5362,106 +4532,10 @@
               <w:t>略懂</w:t>
             </w:r>
           </w:p>
-          <w:p>
-            <w:pPr>
-              <w:rPr>
-                <w:rFonts w:ascii="標楷體" w:eastAsia="標楷體" w:hAnsi="標楷體"/>
-              </w:rPr>
-            </w:pPr>
-            <w:r>
-              <w:rPr>
-                <w:rFonts w:ascii="標楷體" w:eastAsia="標楷體" w:hAnsi="標楷體" w:hint="eastAsia"/>
-              </w:rPr>
-              <w:t xml:space="preserve">     </w:t>
-            </w:r>
-            <w:r>
-              <w:rPr>
-                <w:rFonts w:ascii="標楷體" w:eastAsia="標楷體" w:hAnsi="標楷體" w:hint="eastAsia"/>
-              </w:rPr>
-              <w:t xml:space="preserve">日語 </w:t>
-            </w:r>
-            <w:r>
-              <w:t xml:space="preserve">{{ </w:t>
-            </w:r>
-            <w:proofErr w:type="spellStart"/>
-            <w:r>
-              <w:t>Jp_Jing</w:t>
-            </w:r>
-            <w:proofErr w:type="spellEnd"/>
-            <w:r>
-              <w:t xml:space="preserve"> }}</w:t>
-            </w:r>
-            <w:r>
-              <w:rPr>
-                <w:rFonts w:ascii="標楷體" w:eastAsia="標楷體" w:hAnsi="標楷體"/>
-              </w:rPr>
-              <w:t>精通</w:t>
-            </w:r>
-            <w:r>
-              <w:t xml:space="preserve">{{ </w:t>
-            </w:r>
-            <w:proofErr w:type="spellStart"/>
-            <w:r>
-              <w:t>Jp_Zhong</w:t>
-            </w:r>
-            <w:proofErr w:type="spellEnd"/>
-            <w:r>
-              <w:t xml:space="preserve"> }}</w:t>
-            </w:r>
-            <w:r>
-              <w:rPr>
-                <w:rFonts w:ascii="標楷體" w:eastAsia="標楷體" w:hAnsi="標楷體"/>
-              </w:rPr>
-              <w:t>中等</w:t>
-            </w:r>
-            <w:r>
-              <w:t xml:space="preserve">{{ </w:t>
-            </w:r>
-            <w:proofErr w:type="spellStart"/>
-            <w:r>
-              <w:t>Jp_Lue</w:t>
-            </w:r>
-            <w:proofErr w:type="spellEnd"/>
-            <w:r>
-              <w:t xml:space="preserve"> }}</w:t>
-            </w:r>
-            <w:r>
-              <w:rPr>
-                <w:rFonts w:ascii="標楷體" w:eastAsia="標楷體" w:hAnsi="標楷體"/>
-              </w:rPr>
-              <w:t>略懂</w:t>
-            </w:r>
-          </w:p>
-        </w:tc>
-        <w:tc>
-          <w:tcPr>
-            <w:tcW w:w="2552" w:type="dxa"/>
-            <w:gridSpan w:val="6"/>
-          </w:tcPr>
-          <w:p>
-            <w:pPr>
-              <w:rPr>
-                <w:rFonts w:ascii="標楷體" w:eastAsia="標楷體" w:hAnsi="標楷體" w:hint="eastAsia"/>
-              </w:rPr>
-            </w:pPr>
-          </w:p>
-        </w:tc>
-        <w:tc>
-          <w:tcPr>
-            <w:tcW w:w="1644" w:type="dxa"/>
-            <w:gridSpan w:val="4"/>
-          </w:tcPr>
-          <w:p>
-            <w:pPr>
-              <w:rPr>
-                <w:rFonts w:ascii="標楷體" w:eastAsia="標楷體" w:hAnsi="標楷體" w:hint="eastAsia"/>
-              </w:rPr>
-            </w:pPr>
-          </w:p>
-        </w:tc>
-        <w:tc>
-          <w:tcPr>
-            <w:tcW w:w="6669" w:type="dxa"/>
+        </w:tc>
+        <w:tc>
+          <w:tcPr>
+            <w:tcW w:w="4110" w:type="dxa"/>
             <w:gridSpan w:val="5"/>
             <w:vAlign w:val="center"/>
           </w:tcPr>
@@ -5772,7 +4846,7 @@
         <w:tblLook w:val="04A0" w:firstRow="1" w:lastRow="0" w:firstColumn="1" w:lastColumn="0" w:noHBand="0" w:noVBand="1"/>
       </w:tblPr>
       <w:tblGrid>
-        <w:gridCol w:w="10762"/>
+        <w:gridCol w:w="9968"/>
       </w:tblGrid>
       <w:tr>
         <w:trPr>
@@ -5842,7 +4916,7 @@
         <w:tblLook w:val="04A0" w:firstRow="1" w:lastRow="0" w:firstColumn="1" w:lastColumn="0" w:noHBand="0" w:noVBand="1"/>
       </w:tblPr>
       <w:tblGrid>
-        <w:gridCol w:w="10762"/>
+        <w:gridCol w:w="9968"/>
       </w:tblGrid>
       <w:tr>
         <w:trPr>
@@ -6524,7 +5598,7 @@
         </w:rPr>
         <w:sectPr>
           <w:pgSz w:w="11906" w:h="16838"/>
-          <w:pgMar w:top="964" w:right="567" w:bottom="964" w:left="567" w:header="851" w:footer="992" w:gutter="0"/>
+          <w:pgMar w:top="964" w:right="964" w:bottom="964" w:left="964" w:header="851" w:footer="992" w:gutter="0"/>
           <w:cols w:space="425"/>
           <w:docGrid w:type="lines" w:linePitch="360"/>
         </w:sectPr>
@@ -9079,29 +8153,14 @@
       </w:r>
       <w:r>
         <w:rPr>
-          <w:rFonts w:ascii="標楷體" w:eastAsia="標楷體" w:hAnsi="標楷體"/>
-          <w:sz w:val="32"/>
-          <w:szCs w:val="32"/>
-        </w:rPr>
-        <w:t>{{ PrevSemester_1 }}</w:t>
-      </w:r>
-      <w:r>
-        <w:rPr>
+          <w:rStyle w:val="HTML1"/>
           <w:rFonts w:ascii="標楷體" w:eastAsia="標楷體" w:hAnsi="標楷體"/>
           <w:b/>
           <w:bCs/>
           <w:sz w:val="32"/>
           <w:szCs w:val="32"/>
         </w:rPr>
-        <w:t xml:space="preserve"> 至 </w:t>
-      </w:r>
-      <w:r>
-        <w:rPr>
-          <w:rFonts w:ascii="標楷體" w:eastAsia="標楷體" w:hAnsi="標楷體"/>
-          <w:sz w:val="32"/>
-          <w:szCs w:val="32"/>
-        </w:rPr>
-        <w:t>{{ PrevSemester_2 }}</w:t>
+        <w:t>{{ PrevSemester_1 }}</w:t>
       </w:r>
       <w:r>
         <w:rPr>
@@ -9111,21 +8170,29 @@
           <w:sz w:val="32"/>
           <w:szCs w:val="32"/>
         </w:rPr>
-        <w:t xml:space="preserve"> 學期)</w:t>
+        <w:t xml:space="preserve"> 至 </w:t>
       </w:r>
-    </w:p>
-    <w:p>
-      <w:pPr>
-        <w:snapToGrid w:val="0"/>
-        <w:jc w:val="center"/>
-        <w:rPr>
+      <w:r>
+        <w:rPr>
+          <w:rStyle w:val="HTML1"/>
           <w:rFonts w:ascii="標楷體" w:eastAsia="標楷體" w:hAnsi="標楷體"/>
           <w:b/>
           <w:bCs/>
           <w:sz w:val="32"/>
           <w:szCs w:val="32"/>
         </w:rPr>
-      </w:pPr>
+        <w:t>{{ PrevSemester_2 }}</w:t>
+      </w:r>
+      <w:r>
+        <w:rPr>
+          <w:rFonts w:ascii="標楷體" w:eastAsia="標楷體" w:hAnsi="標楷體"/>
+          <w:b/>
+          <w:bCs/>
+          <w:sz w:val="32"/>
+          <w:szCs w:val="32"/>
+        </w:rPr>
+        <w:t xml:space="preserve"> 學期)</w:t>
+      </w:r>
       <w:r>
         <w:t xml:space="preserve">{{ </w:t>
       </w:r>
